--- a/docs/deliverables/Evidence_Index.docx
+++ b/docs/deliverables/Evidence_Index.docx
@@ -2,7 +2,7 @@
 <file path=word/document.xml><?xml version="1.0" encoding="utf-8"?>
 <w:document xmlns:w="http://schemas.openxmlformats.org/wordprocessingml/2006/main" xmlns:m="http://schemas.openxmlformats.org/officeDocument/2006/math" xmlns:r="http://schemas.openxmlformats.org/officeDocument/2006/relationships" xmlns:o="urn:schemas-microsoft-com:office:office" xmlns:v="urn:schemas-microsoft-com:vml" xmlns:w10="urn:schemas-microsoft-com:office:word" xmlns:a="http://schemas.openxmlformats.org/drawingml/2006/main" xmlns:pic="http://schemas.openxmlformats.org/drawingml/2006/picture" xmlns:wp="http://schemas.openxmlformats.org/drawingml/2006/wordprocessingDrawing">
   <w:body>
-    <w:bookmarkStart w:id="74" w:name="evidence-index"/>
+    <w:bookmarkStart w:id="69" w:name="evidence-index"/>
     <w:p>
       <w:pPr>
         <w:pStyle w:val="Heading1"/>
@@ -113,7 +113,7 @@
         <w:t xml:space="preserve">One page that maps every milestone and deliverable to its proof in the repository. Each link opens either a file or the exact commit that produced it.</w:t>
       </w:r>
     </w:p>
-    <w:bookmarkStart w:id="16" w:name="point-at-everything-links"/>
+    <w:bookmarkStart w:id="9" w:name="point-at-everything-links"/>
     <w:p>
       <w:pPr>
         <w:pStyle w:val="Heading2"/>
@@ -182,8 +182,8 @@
         <w:t xml:space="preserve">Milestone tracker: https://github.com/Samuelkaoma-eng/SKACE-TIME-DATA/blob/main/docs/milestone_tracker.md</w:t>
       </w:r>
     </w:p>
-    <w:bookmarkEnd w:id="16"/>
-    <w:bookmarkStart w:id="57" w:name="milestones-with-proof"/>
+    <w:bookmarkEnd w:id="9"/>
+    <w:bookmarkStart w:id="52" w:name="milestones-with-proof"/>
     <w:p>
       <w:pPr>
         <w:pStyle w:val="Heading2"/>
@@ -303,7 +303,7 @@
             <w:pPr>
               <w:pStyle w:val="Compact"/>
             </w:pPr>
-            <w:hyperlink r:id="rId17">
+            <w:hyperlink r:id="rId10">
               <w:r>
                 <w:rPr>
                   <w:rStyle w:val="VerbatimChar"/>
@@ -319,12 +319,12 @@
             <w:pPr>
               <w:pStyle w:val="Compact"/>
             </w:pPr>
-            <w:hyperlink r:id="rId18">
-              <w:r>
-                <w:rPr>
-                  <w:rStyle w:val="VerbatimChar"/>
-                </w:rPr>
-                <w:t xml:space="preserve">0d399cb</w:t>
+            <w:hyperlink r:id="rId11">
+              <w:r>
+                <w:rPr>
+                  <w:rStyle w:val="VerbatimChar"/>
+                </w:rPr>
+                <w:t xml:space="preserve">25dfe0d</w:t>
               </w:r>
             </w:hyperlink>
           </w:p>
@@ -350,7 +350,7 @@
             <w:r>
               <w:t xml:space="preserve"> </w:t>
             </w:r>
-            <w:hyperlink r:id="rId19">
+            <w:hyperlink r:id="rId12">
               <w:r>
                 <w:rPr>
                   <w:rStyle w:val="VerbatimChar"/>
@@ -390,7 +390,7 @@
             <w:pPr>
               <w:pStyle w:val="Compact"/>
             </w:pPr>
-            <w:hyperlink r:id="rId20">
+            <w:hyperlink r:id="rId13">
               <w:r>
                 <w:rPr>
                   <w:rStyle w:val="VerbatimChar"/>
@@ -406,12 +406,12 @@
             <w:pPr>
               <w:pStyle w:val="Compact"/>
             </w:pPr>
-            <w:hyperlink r:id="rId21">
-              <w:r>
-                <w:rPr>
-                  <w:rStyle w:val="VerbatimChar"/>
-                </w:rPr>
-                <w:t xml:space="preserve">37ae029</w:t>
+            <w:hyperlink r:id="rId14">
+              <w:r>
+                <w:rPr>
+                  <w:rStyle w:val="VerbatimChar"/>
+                </w:rPr>
+                <w:t xml:space="preserve">dd31ba8</w:t>
               </w:r>
             </w:hyperlink>
             <w:r>
@@ -420,12 +420,12 @@
             <w:r>
               <w:t xml:space="preserve"> </w:t>
             </w:r>
-            <w:hyperlink r:id="rId22">
-              <w:r>
-                <w:rPr>
-                  <w:rStyle w:val="VerbatimChar"/>
-                </w:rPr>
-                <w:t xml:space="preserve">96f44db</w:t>
+            <w:hyperlink r:id="rId15">
+              <w:r>
+                <w:rPr>
+                  <w:rStyle w:val="VerbatimChar"/>
+                </w:rPr>
+                <w:t xml:space="preserve">a88df67</w:t>
               </w:r>
             </w:hyperlink>
             <w:r>
@@ -434,23 +434,23 @@
             <w:r>
               <w:t xml:space="preserve"> </w:t>
             </w:r>
-            <w:hyperlink r:id="rId23">
-              <w:r>
-                <w:rPr>
-                  <w:rStyle w:val="VerbatimChar"/>
-                </w:rPr>
-                <w:t xml:space="preserve">c82fd96</w:t>
-              </w:r>
-            </w:hyperlink>
-          </w:p>
-        </w:tc>
-        <w:tc>
-          <w:tcPr/>
-          <w:p>
-            <w:pPr>
-              <w:pStyle w:val="Compact"/>
-            </w:pPr>
-            <w:hyperlink r:id="rId24">
+            <w:hyperlink r:id="rId16">
+              <w:r>
+                <w:rPr>
+                  <w:rStyle w:val="VerbatimChar"/>
+                </w:rPr>
+                <w:t xml:space="preserve">711a9ef</w:t>
+              </w:r>
+            </w:hyperlink>
+          </w:p>
+        </w:tc>
+        <w:tc>
+          <w:tcPr/>
+          <w:p>
+            <w:pPr>
+              <w:pStyle w:val="Compact"/>
+            </w:pPr>
+            <w:hyperlink r:id="rId17">
               <w:r>
                 <w:rPr>
                   <w:rStyle w:val="VerbatimChar"/>
@@ -464,7 +464,7 @@
             <w:r>
               <w:t xml:space="preserve"> </w:t>
             </w:r>
-            <w:hyperlink r:id="rId25">
+            <w:hyperlink r:id="rId18">
               <w:r>
                 <w:rPr>
                   <w:rStyle w:val="VerbatimChar"/>
@@ -478,7 +478,7 @@
             <w:r>
               <w:t xml:space="preserve"> </w:t>
             </w:r>
-            <w:hyperlink r:id="rId26">
+            <w:hyperlink r:id="rId19">
               <w:r>
                 <w:rPr>
                   <w:rStyle w:val="VerbatimChar"/>
@@ -518,7 +518,7 @@
             <w:pPr>
               <w:pStyle w:val="Compact"/>
             </w:pPr>
-            <w:hyperlink r:id="rId17">
+            <w:hyperlink r:id="rId10">
               <w:r>
                 <w:rPr>
                   <w:rStyle w:val="VerbatimChar"/>
@@ -534,12 +534,12 @@
             <w:pPr>
               <w:pStyle w:val="Compact"/>
             </w:pPr>
-            <w:hyperlink r:id="rId18">
-              <w:r>
-                <w:rPr>
-                  <w:rStyle w:val="VerbatimChar"/>
-                </w:rPr>
-                <w:t xml:space="preserve">0d399cb</w:t>
+            <w:hyperlink r:id="rId11">
+              <w:r>
+                <w:rPr>
+                  <w:rStyle w:val="VerbatimChar"/>
+                </w:rPr>
+                <w:t xml:space="preserve">25dfe0d</w:t>
               </w:r>
             </w:hyperlink>
             <w:r>
@@ -548,23 +548,23 @@
             <w:r>
               <w:t xml:space="preserve"> </w:t>
             </w:r>
-            <w:hyperlink r:id="rId27">
-              <w:r>
-                <w:rPr>
-                  <w:rStyle w:val="VerbatimChar"/>
-                </w:rPr>
-                <w:t xml:space="preserve">cad8b7a</w:t>
-              </w:r>
-            </w:hyperlink>
-          </w:p>
-        </w:tc>
-        <w:tc>
-          <w:tcPr/>
-          <w:p>
-            <w:pPr>
-              <w:pStyle w:val="Compact"/>
-            </w:pPr>
-            <w:hyperlink r:id="rId19">
+            <w:hyperlink r:id="rId20">
+              <w:r>
+                <w:rPr>
+                  <w:rStyle w:val="VerbatimChar"/>
+                </w:rPr>
+                <w:t xml:space="preserve">7dbc950</w:t>
+              </w:r>
+            </w:hyperlink>
+          </w:p>
+        </w:tc>
+        <w:tc>
+          <w:tcPr/>
+          <w:p>
+            <w:pPr>
+              <w:pStyle w:val="Compact"/>
+            </w:pPr>
+            <w:hyperlink r:id="rId12">
               <w:r>
                 <w:rPr>
                   <w:rStyle w:val="VerbatimChar"/>
@@ -581,7 +581,7 @@
             <w:r>
               <w:t xml:space="preserve"> </w:t>
             </w:r>
-            <w:hyperlink r:id="rId28">
+            <w:hyperlink r:id="rId21">
               <w:r>
                 <w:rPr>
                   <w:rStyle w:val="VerbatimChar"/>
@@ -598,7 +598,7 @@
             <w:r>
               <w:t xml:space="preserve"> </w:t>
             </w:r>
-            <w:hyperlink r:id="rId29">
+            <w:hyperlink r:id="rId22">
               <w:r>
                 <w:rPr>
                   <w:rStyle w:val="VerbatimChar"/>
@@ -638,7 +638,7 @@
             <w:pPr>
               <w:pStyle w:val="Compact"/>
             </w:pPr>
-            <w:hyperlink r:id="rId20">
+            <w:hyperlink r:id="rId13">
               <w:r>
                 <w:rPr>
                   <w:rStyle w:val="VerbatimChar"/>
@@ -654,12 +654,12 @@
             <w:pPr>
               <w:pStyle w:val="Compact"/>
             </w:pPr>
-            <w:hyperlink r:id="rId21">
-              <w:r>
-                <w:rPr>
-                  <w:rStyle w:val="VerbatimChar"/>
-                </w:rPr>
-                <w:t xml:space="preserve">37ae029</w:t>
+            <w:hyperlink r:id="rId14">
+              <w:r>
+                <w:rPr>
+                  <w:rStyle w:val="VerbatimChar"/>
+                </w:rPr>
+                <w:t xml:space="preserve">dd31ba8</w:t>
               </w:r>
             </w:hyperlink>
             <w:r>
@@ -668,12 +668,12 @@
             <w:r>
               <w:t xml:space="preserve"> </w:t>
             </w:r>
-            <w:hyperlink r:id="rId30">
-              <w:r>
-                <w:rPr>
-                  <w:rStyle w:val="VerbatimChar"/>
-                </w:rPr>
-                <w:t xml:space="preserve">54ff5c7</w:t>
+            <w:hyperlink r:id="rId23">
+              <w:r>
+                <w:rPr>
+                  <w:rStyle w:val="VerbatimChar"/>
+                </w:rPr>
+                <w:t xml:space="preserve">12532f2</w:t>
               </w:r>
             </w:hyperlink>
             <w:r>
@@ -682,12 +682,12 @@
             <w:r>
               <w:t xml:space="preserve"> </w:t>
             </w:r>
-            <w:hyperlink r:id="rId23">
-              <w:r>
-                <w:rPr>
-                  <w:rStyle w:val="VerbatimChar"/>
-                </w:rPr>
-                <w:t xml:space="preserve">c82fd96</w:t>
+            <w:hyperlink r:id="rId16">
+              <w:r>
+                <w:rPr>
+                  <w:rStyle w:val="VerbatimChar"/>
+                </w:rPr>
+                <w:t xml:space="preserve">711a9ef</w:t>
               </w:r>
             </w:hyperlink>
             <w:r>
@@ -696,23 +696,23 @@
             <w:r>
               <w:t xml:space="preserve"> </w:t>
             </w:r>
-            <w:hyperlink r:id="rId31">
-              <w:r>
-                <w:rPr>
-                  <w:rStyle w:val="VerbatimChar"/>
-                </w:rPr>
-                <w:t xml:space="preserve">677161a</w:t>
-              </w:r>
-            </w:hyperlink>
-          </w:p>
-        </w:tc>
-        <w:tc>
-          <w:tcPr/>
-          <w:p>
-            <w:pPr>
-              <w:pStyle w:val="Compact"/>
-            </w:pPr>
-            <w:hyperlink r:id="rId32">
+            <w:hyperlink r:id="rId24">
+              <w:r>
+                <w:rPr>
+                  <w:rStyle w:val="VerbatimChar"/>
+                </w:rPr>
+                <w:t xml:space="preserve">01b4a29</w:t>
+              </w:r>
+            </w:hyperlink>
+          </w:p>
+        </w:tc>
+        <w:tc>
+          <w:tcPr/>
+          <w:p>
+            <w:pPr>
+              <w:pStyle w:val="Compact"/>
+            </w:pPr>
+            <w:hyperlink r:id="rId25">
               <w:r>
                 <w:rPr>
                   <w:rStyle w:val="VerbatimChar"/>
@@ -726,7 +726,7 @@
             <w:r>
               <w:t xml:space="preserve"> </w:t>
             </w:r>
-            <w:hyperlink r:id="rId33">
+            <w:hyperlink r:id="rId26">
               <w:r>
                 <w:rPr>
                   <w:rStyle w:val="VerbatimChar"/>
@@ -740,7 +740,7 @@
             <w:r>
               <w:t xml:space="preserve"> </w:t>
             </w:r>
-            <w:hyperlink r:id="rId34">
+            <w:hyperlink r:id="rId27">
               <w:r>
                 <w:rPr>
                   <w:rStyle w:val="VerbatimChar"/>
@@ -780,7 +780,7 @@
             <w:pPr>
               <w:pStyle w:val="Compact"/>
             </w:pPr>
-            <w:hyperlink r:id="rId35">
+            <w:hyperlink r:id="rId28">
               <w:r>
                 <w:rPr>
                   <w:rStyle w:val="VerbatimChar"/>
@@ -796,12 +796,12 @@
             <w:pPr>
               <w:pStyle w:val="Compact"/>
             </w:pPr>
-            <w:hyperlink r:id="rId22">
-              <w:r>
-                <w:rPr>
-                  <w:rStyle w:val="VerbatimChar"/>
-                </w:rPr>
-                <w:t xml:space="preserve">96f44db</w:t>
+            <w:hyperlink r:id="rId15">
+              <w:r>
+                <w:rPr>
+                  <w:rStyle w:val="VerbatimChar"/>
+                </w:rPr>
+                <w:t xml:space="preserve">a88df67</w:t>
               </w:r>
             </w:hyperlink>
             <w:r>
@@ -810,12 +810,12 @@
             <w:r>
               <w:t xml:space="preserve"> </w:t>
             </w:r>
-            <w:hyperlink r:id="rId36">
-              <w:r>
-                <w:rPr>
-                  <w:rStyle w:val="VerbatimChar"/>
-                </w:rPr>
-                <w:t xml:space="preserve">36ce869</w:t>
+            <w:hyperlink r:id="rId29">
+              <w:r>
+                <w:rPr>
+                  <w:rStyle w:val="VerbatimChar"/>
+                </w:rPr>
+                <w:t xml:space="preserve">d8f16a2</w:t>
               </w:r>
             </w:hyperlink>
             <w:r>
@@ -824,12 +824,12 @@
             <w:r>
               <w:t xml:space="preserve"> </w:t>
             </w:r>
-            <w:hyperlink r:id="rId37">
-              <w:r>
-                <w:rPr>
-                  <w:rStyle w:val="VerbatimChar"/>
-                </w:rPr>
-                <w:t xml:space="preserve">84cae63</w:t>
+            <w:hyperlink r:id="rId30">
+              <w:r>
+                <w:rPr>
+                  <w:rStyle w:val="VerbatimChar"/>
+                </w:rPr>
+                <w:t xml:space="preserve">6b80831</w:t>
               </w:r>
             </w:hyperlink>
             <w:r>
@@ -838,23 +838,23 @@
             <w:r>
               <w:t xml:space="preserve"> </w:t>
             </w:r>
-            <w:hyperlink r:id="rId38">
-              <w:r>
-                <w:rPr>
-                  <w:rStyle w:val="VerbatimChar"/>
-                </w:rPr>
-                <w:t xml:space="preserve">7bb265d</w:t>
-              </w:r>
-            </w:hyperlink>
-          </w:p>
-        </w:tc>
-        <w:tc>
-          <w:tcPr/>
-          <w:p>
-            <w:pPr>
-              <w:pStyle w:val="Compact"/>
-            </w:pPr>
-            <w:hyperlink r:id="rId39">
+            <w:hyperlink r:id="rId31">
+              <w:r>
+                <w:rPr>
+                  <w:rStyle w:val="VerbatimChar"/>
+                </w:rPr>
+                <w:t xml:space="preserve">b357fab</w:t>
+              </w:r>
+            </w:hyperlink>
+          </w:p>
+        </w:tc>
+        <w:tc>
+          <w:tcPr/>
+          <w:p>
+            <w:pPr>
+              <w:pStyle w:val="Compact"/>
+            </w:pPr>
+            <w:hyperlink r:id="rId32">
               <w:r>
                 <w:rPr>
                   <w:rStyle w:val="VerbatimChar"/>
@@ -868,7 +868,7 @@
             <w:r>
               <w:t xml:space="preserve"> </w:t>
             </w:r>
-            <w:hyperlink r:id="rId40">
+            <w:hyperlink r:id="rId33">
               <w:r>
                 <w:rPr>
                   <w:rStyle w:val="VerbatimChar"/>
@@ -908,109 +908,109 @@
             <w:pPr>
               <w:pStyle w:val="Compact"/>
             </w:pPr>
+            <w:hyperlink r:id="rId34">
+              <w:r>
+                <w:rPr>
+                  <w:rStyle w:val="VerbatimChar"/>
+                </w:rPr>
+                <w:t xml:space="preserve">v-validation-complete</w:t>
+              </w:r>
+            </w:hyperlink>
+          </w:p>
+        </w:tc>
+        <w:tc>
+          <w:tcPr/>
+          <w:p>
+            <w:pPr>
+              <w:pStyle w:val="Compact"/>
+            </w:pPr>
+            <w:hyperlink r:id="rId35">
+              <w:r>
+                <w:rPr>
+                  <w:rStyle w:val="VerbatimChar"/>
+                </w:rPr>
+                <w:t xml:space="preserve">9211e7b</w:t>
+              </w:r>
+            </w:hyperlink>
+            <w:r>
+              <w:t xml:space="preserve">,</w:t>
+            </w:r>
+            <w:r>
+              <w:t xml:space="preserve"> </w:t>
+            </w:r>
+            <w:hyperlink r:id="rId36">
+              <w:r>
+                <w:rPr>
+                  <w:rStyle w:val="VerbatimChar"/>
+                </w:rPr>
+                <w:t xml:space="preserve">c2f1528</w:t>
+              </w:r>
+            </w:hyperlink>
+            <w:r>
+              <w:t xml:space="preserve">,</w:t>
+            </w:r>
+            <w:r>
+              <w:t xml:space="preserve"> </w:t>
+            </w:r>
+            <w:hyperlink r:id="rId37">
+              <w:r>
+                <w:rPr>
+                  <w:rStyle w:val="VerbatimChar"/>
+                </w:rPr>
+                <w:t xml:space="preserve">57c9dc4</w:t>
+              </w:r>
+            </w:hyperlink>
+            <w:r>
+              <w:t xml:space="preserve">,</w:t>
+            </w:r>
+            <w:r>
+              <w:t xml:space="preserve"> </w:t>
+            </w:r>
+            <w:hyperlink r:id="rId38">
+              <w:r>
+                <w:rPr>
+                  <w:rStyle w:val="VerbatimChar"/>
+                </w:rPr>
+                <w:t xml:space="preserve">52e96da</w:t>
+              </w:r>
+            </w:hyperlink>
+          </w:p>
+        </w:tc>
+        <w:tc>
+          <w:tcPr/>
+          <w:p>
+            <w:pPr>
+              <w:pStyle w:val="Compact"/>
+            </w:pPr>
+            <w:hyperlink r:id="rId39">
+              <w:r>
+                <w:rPr>
+                  <w:rStyle w:val="VerbatimChar"/>
+                </w:rPr>
+                <w:t xml:space="preserve">output/robustness_validation/robustness_summary.md</w:t>
+              </w:r>
+            </w:hyperlink>
+            <w:r>
+              <w:t xml:space="preserve">,</w:t>
+            </w:r>
+            <w:r>
+              <w:t xml:space="preserve"> </w:t>
+            </w:r>
+            <w:hyperlink r:id="rId40">
+              <w:r>
+                <w:rPr>
+                  <w:rStyle w:val="VerbatimChar"/>
+                </w:rPr>
+                <w:t xml:space="preserve">docs/validation_report.md</w:t>
+              </w:r>
+            </w:hyperlink>
+            <w:r>
+              <w:t xml:space="preserve">,</w:t>
+            </w:r>
+            <w:r>
+              <w:t xml:space="preserve"> </w:t>
+            </w:r>
             <w:hyperlink r:id="rId41">
-              <w:r>
-                <w:rPr>
-                  <w:rStyle w:val="VerbatimChar"/>
-                </w:rPr>
-                <w:t xml:space="preserve">v-validation-complete</w:t>
-              </w:r>
-            </w:hyperlink>
-          </w:p>
-        </w:tc>
-        <w:tc>
-          <w:tcPr/>
-          <w:p>
-            <w:pPr>
-              <w:pStyle w:val="Compact"/>
-            </w:pPr>
-            <w:hyperlink r:id="rId42">
-              <w:r>
-                <w:rPr>
-                  <w:rStyle w:val="VerbatimChar"/>
-                </w:rPr>
-                <w:t xml:space="preserve">6716ab7</w:t>
-              </w:r>
-            </w:hyperlink>
-            <w:r>
-              <w:t xml:space="preserve">,</w:t>
-            </w:r>
-            <w:r>
-              <w:t xml:space="preserve"> </w:t>
-            </w:r>
-            <w:hyperlink r:id="rId43">
-              <w:r>
-                <w:rPr>
-                  <w:rStyle w:val="VerbatimChar"/>
-                </w:rPr>
-                <w:t xml:space="preserve">77570df</w:t>
-              </w:r>
-            </w:hyperlink>
-            <w:r>
-              <w:t xml:space="preserve">,</w:t>
-            </w:r>
-            <w:r>
-              <w:t xml:space="preserve"> </w:t>
-            </w:r>
-            <w:hyperlink r:id="rId44">
-              <w:r>
-                <w:rPr>
-                  <w:rStyle w:val="VerbatimChar"/>
-                </w:rPr>
-                <w:t xml:space="preserve">e0c7f59</w:t>
-              </w:r>
-            </w:hyperlink>
-            <w:r>
-              <w:t xml:space="preserve">,</w:t>
-            </w:r>
-            <w:r>
-              <w:t xml:space="preserve"> </w:t>
-            </w:r>
-            <w:hyperlink r:id="rId45">
-              <w:r>
-                <w:rPr>
-                  <w:rStyle w:val="VerbatimChar"/>
-                </w:rPr>
-                <w:t xml:space="preserve">7340a70</w:t>
-              </w:r>
-            </w:hyperlink>
-          </w:p>
-        </w:tc>
-        <w:tc>
-          <w:tcPr/>
-          <w:p>
-            <w:pPr>
-              <w:pStyle w:val="Compact"/>
-            </w:pPr>
-            <w:hyperlink r:id="rId46">
-              <w:r>
-                <w:rPr>
-                  <w:rStyle w:val="VerbatimChar"/>
-                </w:rPr>
-                <w:t xml:space="preserve">output/robustness_validation/robustness_summary.md</w:t>
-              </w:r>
-            </w:hyperlink>
-            <w:r>
-              <w:t xml:space="preserve">,</w:t>
-            </w:r>
-            <w:r>
-              <w:t xml:space="preserve"> </w:t>
-            </w:r>
-            <w:hyperlink r:id="rId47">
-              <w:r>
-                <w:rPr>
-                  <w:rStyle w:val="VerbatimChar"/>
-                </w:rPr>
-                <w:t xml:space="preserve">docs/validation_report.md</w:t>
-              </w:r>
-            </w:hyperlink>
-            <w:r>
-              <w:t xml:space="preserve">,</w:t>
-            </w:r>
-            <w:r>
-              <w:t xml:space="preserve"> </w:t>
-            </w:r>
-            <w:hyperlink r:id="rId48">
               <w:r>
                 <w:rPr>
                   <w:rStyle w:val="VerbatimChar"/>
@@ -1029,7 +1029,7 @@
               <w:pStyle w:val="Compact"/>
             </w:pPr>
             <w:r>
-              <w:t xml:space="preserve">Full report draft (requested, not yet in the system)</w:t>
+              <w:t xml:space="preserve">Full report draft (ready for system submission)</w:t>
             </w:r>
           </w:p>
         </w:tc>
@@ -1050,7 +1050,7 @@
             <w:pPr>
               <w:pStyle w:val="Compact"/>
             </w:pPr>
-            <w:hyperlink r:id="rId49">
+            <w:hyperlink r:id="rId42">
               <w:r>
                 <w:rPr>
                   <w:rStyle w:val="VerbatimChar"/>
@@ -1066,12 +1066,12 @@
             <w:pPr>
               <w:pStyle w:val="Compact"/>
             </w:pPr>
-            <w:hyperlink r:id="rId50">
-              <w:r>
-                <w:rPr>
-                  <w:rStyle w:val="VerbatimChar"/>
-                </w:rPr>
-                <w:t xml:space="preserve">aabffce</w:t>
+            <w:hyperlink r:id="rId43">
+              <w:r>
+                <w:rPr>
+                  <w:rStyle w:val="VerbatimChar"/>
+                </w:rPr>
+                <w:t xml:space="preserve">afdfb32</w:t>
               </w:r>
             </w:hyperlink>
             <w:r>
@@ -1080,28 +1080,56 @@
             <w:r>
               <w:t xml:space="preserve"> </w:t>
             </w:r>
-            <w:hyperlink r:id="rId51">
-              <w:r>
-                <w:rPr>
-                  <w:rStyle w:val="VerbatimChar"/>
-                </w:rPr>
-                <w:t xml:space="preserve">04e234a</w:t>
-              </w:r>
-            </w:hyperlink>
-          </w:p>
-        </w:tc>
-        <w:tc>
-          <w:tcPr/>
-          <w:p>
-            <w:pPr>
-              <w:pStyle w:val="Compact"/>
-            </w:pPr>
-            <w:hyperlink r:id="rId28">
+            <w:hyperlink r:id="rId44">
+              <w:r>
+                <w:rPr>
+                  <w:rStyle w:val="VerbatimChar"/>
+                </w:rPr>
+                <w:t xml:space="preserve">e4dfaee</w:t>
+              </w:r>
+            </w:hyperlink>
+            <w:r>
+              <w:t xml:space="preserve">,</w:t>
+            </w:r>
+            <w:r>
+              <w:t xml:space="preserve"> </w:t>
+            </w:r>
+            <w:hyperlink r:id="rId45">
+              <w:r>
+                <w:rPr>
+                  <w:rStyle w:val="VerbatimChar"/>
+                </w:rPr>
+                <w:t xml:space="preserve">ca02d00</w:t>
+              </w:r>
+            </w:hyperlink>
+          </w:p>
+        </w:tc>
+        <w:tc>
+          <w:tcPr/>
+          <w:p>
+            <w:pPr>
+              <w:pStyle w:val="Compact"/>
+            </w:pPr>
+            <w:hyperlink r:id="rId21">
               <w:r>
                 <w:rPr>
                   <w:rStyle w:val="VerbatimChar"/>
                 </w:rPr>
                 <w:t xml:space="preserve">report/final_academic_report.md</w:t>
+              </w:r>
+            </w:hyperlink>
+            <w:r>
+              <w:t xml:space="preserve">,</w:t>
+            </w:r>
+            <w:r>
+              <w:t xml:space="preserve"> </w:t>
+            </w:r>
+            <w:hyperlink r:id="rId46">
+              <w:r>
+                <w:rPr>
+                  <w:rStyle w:val="VerbatimChar"/>
+                </w:rPr>
+                <w:t xml:space="preserve">docs/deliverables/SAMUEL KAOMA 2022016530 Final Report.docx</w:t>
               </w:r>
             </w:hyperlink>
           </w:p>
@@ -1136,95 +1164,95 @@
             <w:pPr>
               <w:pStyle w:val="Compact"/>
             </w:pPr>
+            <w:hyperlink r:id="rId42">
+              <w:r>
+                <w:rPr>
+                  <w:rStyle w:val="VerbatimChar"/>
+                </w:rPr>
+                <w:t xml:space="preserve">v-submission-package</w:t>
+              </w:r>
+            </w:hyperlink>
+          </w:p>
+        </w:tc>
+        <w:tc>
+          <w:tcPr/>
+          <w:p>
+            <w:pPr>
+              <w:pStyle w:val="Compact"/>
+            </w:pPr>
+            <w:hyperlink r:id="rId43">
+              <w:r>
+                <w:rPr>
+                  <w:rStyle w:val="VerbatimChar"/>
+                </w:rPr>
+                <w:t xml:space="preserve">afdfb32</w:t>
+              </w:r>
+            </w:hyperlink>
+            <w:r>
+              <w:t xml:space="preserve">,</w:t>
+            </w:r>
+            <w:r>
+              <w:t xml:space="preserve"> </w:t>
+            </w:r>
+            <w:hyperlink r:id="rId44">
+              <w:r>
+                <w:rPr>
+                  <w:rStyle w:val="VerbatimChar"/>
+                </w:rPr>
+                <w:t xml:space="preserve">e4dfaee</w:t>
+              </w:r>
+            </w:hyperlink>
+            <w:r>
+              <w:t xml:space="preserve">,</w:t>
+            </w:r>
+            <w:r>
+              <w:t xml:space="preserve"> </w:t>
+            </w:r>
+            <w:hyperlink r:id="rId47">
+              <w:r>
+                <w:rPr>
+                  <w:rStyle w:val="VerbatimChar"/>
+                </w:rPr>
+                <w:t xml:space="preserve">68c8418</w:t>
+              </w:r>
+            </w:hyperlink>
+            <w:r>
+              <w:t xml:space="preserve">,</w:t>
+            </w:r>
+            <w:r>
+              <w:t xml:space="preserve"> </w:t>
+            </w:r>
+            <w:hyperlink r:id="rId48">
+              <w:r>
+                <w:rPr>
+                  <w:rStyle w:val="VerbatimChar"/>
+                </w:rPr>
+                <w:t xml:space="preserve">10e3999</w:t>
+              </w:r>
+            </w:hyperlink>
+          </w:p>
+        </w:tc>
+        <w:tc>
+          <w:tcPr/>
+          <w:p>
+            <w:pPr>
+              <w:pStyle w:val="Compact"/>
+            </w:pPr>
+            <w:hyperlink r:id="rId21">
+              <w:r>
+                <w:rPr>
+                  <w:rStyle w:val="VerbatimChar"/>
+                </w:rPr>
+                <w:t xml:space="preserve">report/final_academic_report.md</w:t>
+              </w:r>
+            </w:hyperlink>
+            <w:r>
+              <w:t xml:space="preserve">,</w:t>
+            </w:r>
+            <w:r>
+              <w:t xml:space="preserve"> </w:t>
+            </w:r>
             <w:hyperlink r:id="rId49">
-              <w:r>
-                <w:rPr>
-                  <w:rStyle w:val="VerbatimChar"/>
-                </w:rPr>
-                <w:t xml:space="preserve">v-submission-package</w:t>
-              </w:r>
-            </w:hyperlink>
-          </w:p>
-        </w:tc>
-        <w:tc>
-          <w:tcPr/>
-          <w:p>
-            <w:pPr>
-              <w:pStyle w:val="Compact"/>
-            </w:pPr>
-            <w:hyperlink r:id="rId50">
-              <w:r>
-                <w:rPr>
-                  <w:rStyle w:val="VerbatimChar"/>
-                </w:rPr>
-                <w:t xml:space="preserve">aabffce</w:t>
-              </w:r>
-            </w:hyperlink>
-            <w:r>
-              <w:t xml:space="preserve">,</w:t>
-            </w:r>
-            <w:r>
-              <w:t xml:space="preserve"> </w:t>
-            </w:r>
-            <w:hyperlink r:id="rId51">
-              <w:r>
-                <w:rPr>
-                  <w:rStyle w:val="VerbatimChar"/>
-                </w:rPr>
-                <w:t xml:space="preserve">04e234a</w:t>
-              </w:r>
-            </w:hyperlink>
-            <w:r>
-              <w:t xml:space="preserve">,</w:t>
-            </w:r>
-            <w:r>
-              <w:t xml:space="preserve"> </w:t>
-            </w:r>
-            <w:hyperlink r:id="rId52">
-              <w:r>
-                <w:rPr>
-                  <w:rStyle w:val="VerbatimChar"/>
-                </w:rPr>
-                <w:t xml:space="preserve">a14c6e5</w:t>
-              </w:r>
-            </w:hyperlink>
-            <w:r>
-              <w:t xml:space="preserve">,</w:t>
-            </w:r>
-            <w:r>
-              <w:t xml:space="preserve"> </w:t>
-            </w:r>
-            <w:hyperlink r:id="rId53">
-              <w:r>
-                <w:rPr>
-                  <w:rStyle w:val="VerbatimChar"/>
-                </w:rPr>
-                <w:t xml:space="preserve">06d3908</w:t>
-              </w:r>
-            </w:hyperlink>
-          </w:p>
-        </w:tc>
-        <w:tc>
-          <w:tcPr/>
-          <w:p>
-            <w:pPr>
-              <w:pStyle w:val="Compact"/>
-            </w:pPr>
-            <w:hyperlink r:id="rId28">
-              <w:r>
-                <w:rPr>
-                  <w:rStyle w:val="VerbatimChar"/>
-                </w:rPr>
-                <w:t xml:space="preserve">report/final_academic_report.md</w:t>
-              </w:r>
-            </w:hyperlink>
-            <w:r>
-              <w:t xml:space="preserve">,</w:t>
-            </w:r>
-            <w:r>
-              <w:t xml:space="preserve"> </w:t>
-            </w:r>
-            <w:hyperlink r:id="rId54">
               <w:r>
                 <w:rPr>
                   <w:rStyle w:val="VerbatimChar"/>
@@ -1264,67 +1292,67 @@
             <w:pPr>
               <w:pStyle w:val="Compact"/>
             </w:pPr>
+            <w:hyperlink r:id="rId42">
+              <w:r>
+                <w:rPr>
+                  <w:rStyle w:val="VerbatimChar"/>
+                </w:rPr>
+                <w:t xml:space="preserve">v-submission-package</w:t>
+              </w:r>
+            </w:hyperlink>
+          </w:p>
+        </w:tc>
+        <w:tc>
+          <w:tcPr/>
+          <w:p>
+            <w:pPr>
+              <w:pStyle w:val="Compact"/>
+            </w:pPr>
+            <w:hyperlink r:id="rId44">
+              <w:r>
+                <w:rPr>
+                  <w:rStyle w:val="VerbatimChar"/>
+                </w:rPr>
+                <w:t xml:space="preserve">e4dfaee</w:t>
+              </w:r>
+            </w:hyperlink>
+            <w:r>
+              <w:t xml:space="preserve">,</w:t>
+            </w:r>
+            <w:r>
+              <w:t xml:space="preserve"> </w:t>
+            </w:r>
+            <w:hyperlink r:id="rId50">
+              <w:r>
+                <w:rPr>
+                  <w:rStyle w:val="VerbatimChar"/>
+                </w:rPr>
+                <w:t xml:space="preserve">583ef94</w:t>
+              </w:r>
+            </w:hyperlink>
+          </w:p>
+        </w:tc>
+        <w:tc>
+          <w:tcPr/>
+          <w:p>
+            <w:pPr>
+              <w:pStyle w:val="Compact"/>
+            </w:pPr>
             <w:hyperlink r:id="rId49">
               <w:r>
                 <w:rPr>
                   <w:rStyle w:val="VerbatimChar"/>
                 </w:rPr>
-                <w:t xml:space="preserve">v-submission-package</w:t>
-              </w:r>
-            </w:hyperlink>
-          </w:p>
-        </w:tc>
-        <w:tc>
-          <w:tcPr/>
-          <w:p>
-            <w:pPr>
-              <w:pStyle w:val="Compact"/>
-            </w:pPr>
+                <w:t xml:space="preserve">docs/deliverables/</w:t>
+              </w:r>
+            </w:hyperlink>
+            <w:r>
+              <w:t xml:space="preserve">,</w:t>
+            </w:r>
+            <w:r>
+              <w:t xml:space="preserve"> </w:t>
+            </w:r>
             <w:hyperlink r:id="rId51">
-              <w:r>
-                <w:rPr>
-                  <w:rStyle w:val="VerbatimChar"/>
-                </w:rPr>
-                <w:t xml:space="preserve">04e234a</w:t>
-              </w:r>
-            </w:hyperlink>
-            <w:r>
-              <w:t xml:space="preserve">,</w:t>
-            </w:r>
-            <w:r>
-              <w:t xml:space="preserve"> </w:t>
-            </w:r>
-            <w:hyperlink r:id="rId55">
-              <w:r>
-                <w:rPr>
-                  <w:rStyle w:val="VerbatimChar"/>
-                </w:rPr>
-                <w:t xml:space="preserve">7624397</w:t>
-              </w:r>
-            </w:hyperlink>
-          </w:p>
-        </w:tc>
-        <w:tc>
-          <w:tcPr/>
-          <w:p>
-            <w:pPr>
-              <w:pStyle w:val="Compact"/>
-            </w:pPr>
-            <w:hyperlink r:id="rId54">
-              <w:r>
-                <w:rPr>
-                  <w:rStyle w:val="VerbatimChar"/>
-                </w:rPr>
-                <w:t xml:space="preserve">docs/deliverables/</w:t>
-              </w:r>
-            </w:hyperlink>
-            <w:r>
-              <w:t xml:space="preserve">,</w:t>
-            </w:r>
-            <w:r>
-              <w:t xml:space="preserve"> </w:t>
-            </w:r>
-            <w:hyperlink r:id="rId56">
               <w:r>
                 <w:rPr>
                   <w:rStyle w:val="VerbatimChar"/>
@@ -1336,8 +1364,8 @@
         </w:tc>
       </w:tr>
     </w:tbl>
-    <w:bookmarkEnd w:id="57"/>
-    <w:bookmarkStart w:id="61" w:name="what-each-tag-points-at"/>
+    <w:bookmarkEnd w:id="52"/>
+    <w:bookmarkStart w:id="54" w:name="what-each-tag-points-at"/>
     <w:p>
       <w:pPr>
         <w:pStyle w:val="Heading2"/>
@@ -1435,7 +1463,7 @@
             <w:pPr>
               <w:pStyle w:val="Compact"/>
             </w:pPr>
-            <w:hyperlink r:id="rId17">
+            <w:hyperlink r:id="rId10">
               <w:r>
                 <w:rPr>
                   <w:rStyle w:val="VerbatimChar"/>
@@ -1451,12 +1479,12 @@
             <w:pPr>
               <w:pStyle w:val="Compact"/>
             </w:pPr>
-            <w:hyperlink r:id="rId58">
-              <w:r>
-                <w:rPr>
-                  <w:rStyle w:val="VerbatimChar"/>
-                </w:rPr>
-                <w:t xml:space="preserve">5370dac</w:t>
+            <w:hyperlink r:id="rId11">
+              <w:r>
+                <w:rPr>
+                  <w:rStyle w:val="VerbatimChar"/>
+                </w:rPr>
+                <w:t xml:space="preserve">25dfe0d</w:t>
               </w:r>
             </w:hyperlink>
           </w:p>
@@ -1500,7 +1528,7 @@
             <w:pPr>
               <w:pStyle w:val="Compact"/>
             </w:pPr>
-            <w:hyperlink r:id="rId20">
+            <w:hyperlink r:id="rId13">
               <w:r>
                 <w:rPr>
                   <w:rStyle w:val="VerbatimChar"/>
@@ -1516,12 +1544,12 @@
             <w:pPr>
               <w:pStyle w:val="Compact"/>
             </w:pPr>
-            <w:hyperlink r:id="rId23">
-              <w:r>
-                <w:rPr>
-                  <w:rStyle w:val="VerbatimChar"/>
-                </w:rPr>
-                <w:t xml:space="preserve">c82fd96</w:t>
+            <w:hyperlink r:id="rId16">
+              <w:r>
+                <w:rPr>
+                  <w:rStyle w:val="VerbatimChar"/>
+                </w:rPr>
+                <w:t xml:space="preserve">711a9ef</w:t>
               </w:r>
             </w:hyperlink>
           </w:p>
@@ -1589,7 +1617,7 @@
             <w:pPr>
               <w:pStyle w:val="Compact"/>
             </w:pPr>
-            <w:hyperlink r:id="rId35">
+            <w:hyperlink r:id="rId28">
               <w:r>
                 <w:rPr>
                   <w:rStyle w:val="VerbatimChar"/>
@@ -1605,12 +1633,12 @@
             <w:pPr>
               <w:pStyle w:val="Compact"/>
             </w:pPr>
-            <w:hyperlink r:id="rId38">
-              <w:r>
-                <w:rPr>
-                  <w:rStyle w:val="VerbatimChar"/>
-                </w:rPr>
-                <w:t xml:space="preserve">7bb265d</w:t>
+            <w:hyperlink r:id="rId31">
+              <w:r>
+                <w:rPr>
+                  <w:rStyle w:val="VerbatimChar"/>
+                </w:rPr>
+                <w:t xml:space="preserve">b357fab</w:t>
               </w:r>
             </w:hyperlink>
           </w:p>
@@ -1645,7 +1673,7 @@
             <w:pPr>
               <w:pStyle w:val="Compact"/>
             </w:pPr>
-            <w:hyperlink r:id="rId41">
+            <w:hyperlink r:id="rId34">
               <w:r>
                 <w:rPr>
                   <w:rStyle w:val="VerbatimChar"/>
@@ -1661,24 +1689,24 @@
             <w:pPr>
               <w:pStyle w:val="Compact"/>
             </w:pPr>
-            <w:hyperlink r:id="rId59">
-              <w:r>
-                <w:rPr>
-                  <w:rStyle w:val="VerbatimChar"/>
-                </w:rPr>
-                <w:t xml:space="preserve">123d7c1</w:t>
-              </w:r>
-            </w:hyperlink>
-          </w:p>
-        </w:tc>
-        <w:tc>
-          <w:tcPr/>
-          <w:p>
-            <w:pPr>
-              <w:pStyle w:val="Compact"/>
-            </w:pPr>
-            <w:r>
-              <w:t xml:space="preserve">19/08/2026</w:t>
+            <w:hyperlink r:id="rId53">
+              <w:r>
+                <w:rPr>
+                  <w:rStyle w:val="VerbatimChar"/>
+                </w:rPr>
+                <w:t xml:space="preserve">35f5c21</w:t>
+              </w:r>
+            </w:hyperlink>
+          </w:p>
+        </w:tc>
+        <w:tc>
+          <w:tcPr/>
+          <w:p>
+            <w:pPr>
+              <w:pStyle w:val="Compact"/>
+            </w:pPr>
+            <w:r>
+              <w:t xml:space="preserve">25/08/2026</w:t>
             </w:r>
           </w:p>
         </w:tc>
@@ -1710,7 +1738,7 @@
             <w:pPr>
               <w:pStyle w:val="Compact"/>
             </w:pPr>
-            <w:hyperlink r:id="rId49">
+            <w:hyperlink r:id="rId42">
               <w:r>
                 <w:rPr>
                   <w:rStyle w:val="VerbatimChar"/>
@@ -1726,35 +1754,35 @@
             <w:pPr>
               <w:pStyle w:val="Compact"/>
             </w:pPr>
-            <w:hyperlink r:id="rId60">
-              <w:r>
-                <w:rPr>
-                  <w:rStyle w:val="VerbatimChar"/>
-                </w:rPr>
-                <w:t xml:space="preserve">f992676</w:t>
-              </w:r>
-            </w:hyperlink>
-          </w:p>
-        </w:tc>
-        <w:tc>
-          <w:tcPr/>
-          <w:p>
-            <w:pPr>
-              <w:pStyle w:val="Compact"/>
-            </w:pPr>
-            <w:r>
-              <w:t xml:space="preserve">19/08/2026</w:t>
-            </w:r>
-          </w:p>
-        </w:tc>
-        <w:tc>
-          <w:tcPr/>
-          <w:p>
-            <w:pPr>
-              <w:pStyle w:val="Compact"/>
-            </w:pPr>
-            <w:r>
-              <w:t xml:space="preserve">Final report, all Word deliverables, the presentation, the tracker and this index, with the completed validation report included</w:t>
+            <w:hyperlink r:id="rId45">
+              <w:r>
+                <w:rPr>
+                  <w:rStyle w:val="VerbatimChar"/>
+                </w:rPr>
+                <w:t xml:space="preserve">ca02d00</w:t>
+              </w:r>
+            </w:hyperlink>
+          </w:p>
+        </w:tc>
+        <w:tc>
+          <w:tcPr/>
+          <w:p>
+            <w:pPr>
+              <w:pStyle w:val="Compact"/>
+            </w:pPr>
+            <w:r>
+              <w:t xml:space="preserve">29/08/2026</w:t>
+            </w:r>
+          </w:p>
+        </w:tc>
+        <w:tc>
+          <w:tcPr/>
+          <w:p>
+            <w:pPr>
+              <w:pStyle w:val="Compact"/>
+            </w:pPr>
+            <w:r>
+              <w:t xml:space="preserve">Final report draft, all Word deliverables, the presentation, the tracker, this index, the AI usage log, and the completed validation report included</w:t>
             </w:r>
           </w:p>
         </w:tc>
@@ -1765,16 +1793,19 @@
         <w:pStyle w:val="BodyText"/>
       </w:pPr>
       <w:r>
+        <w:t xml:space="preserve">The tag table above records the intended commit reached by each annotated tag on</w:t>
+      </w:r>
+      <w:r>
+        <w:t xml:space="preserve"> </w:t>
+      </w:r>
+      <w:r>
         <w:rPr>
           <w:rStyle w:val="VerbatimChar"/>
         </w:rPr>
-        <w:t xml:space="preserve">v-validation-complete</w:t>
-      </w:r>
-      <w:r>
-        <w:t xml:space="preserve"> </w:t>
-      </w:r>
-      <w:r>
-        <w:t xml:space="preserve">and</w:t>
+        <w:t xml:space="preserve">main</w:t>
+      </w:r>
+      <w:r>
+        <w:t xml:space="preserve">. These replace the old tag targets on the unrelated</w:t>
       </w:r>
       <w:r>
         <w:t xml:space="preserve"> </w:t>
@@ -1783,106 +1814,13 @@
         <w:rPr>
           <w:rStyle w:val="VerbatimChar"/>
         </w:rPr>
-        <w:t xml:space="preserve">v-submission-package</w:t>
+        <w:t xml:space="preserve">fix/entropy-threshold-relative</w:t>
       </w:r>
       <w:r>
         <w:t xml:space="preserve"> </w:t>
       </w:r>
       <w:r>
-        <w:t xml:space="preserve">were moved on 19 August 2026,</w:t>
-      </w:r>
-      <w:r>
-        <w:t xml:space="preserve"> </w:t>
-      </w:r>
-      <w:r>
-        <w:t xml:space="preserve">to</w:t>
-      </w:r>
-      <w:r>
-        <w:t xml:space="preserve"> </w:t>
-      </w:r>
-      <w:r>
-        <w:rPr>
-          <w:rStyle w:val="VerbatimChar"/>
-        </w:rPr>
-        <w:t xml:space="preserve">1174c92</w:t>
-      </w:r>
-      <w:r>
-        <w:t xml:space="preserve"> </w:t>
-      </w:r>
-      <w:r>
-        <w:t xml:space="preserve">and</w:t>
-      </w:r>
-      <w:r>
-        <w:t xml:space="preserve"> </w:t>
-      </w:r>
-      <w:r>
-        <w:rPr>
-          <w:rStyle w:val="VerbatimChar"/>
-        </w:rPr>
-        <w:t xml:space="preserve">f992676</w:t>
-      </w:r>
-      <w:r>
-        <w:t xml:space="preserve"> </w:t>
-      </w:r>
-      <w:r>
-        <w:t xml:space="preserve">respectively. They previously pointed at</w:t>
-      </w:r>
-      <w:r>
-        <w:t xml:space="preserve"> </w:t>
-      </w:r>
-      <w:r>
-        <w:rPr>
-          <w:rStyle w:val="VerbatimChar"/>
-        </w:rPr>
-        <w:t xml:space="preserve">7340a70</w:t>
-      </w:r>
-      <w:r>
-        <w:t xml:space="preserve"> </w:t>
-      </w:r>
-      <w:r>
-        <w:t xml:space="preserve">and</w:t>
-      </w:r>
-      <w:r>
-        <w:t xml:space="preserve"> </w:t>
-      </w:r>
-      <w:r>
-        <w:rPr>
-          <w:rStyle w:val="VerbatimChar"/>
-        </w:rPr>
-        <w:t xml:space="preserve">7624397</w:t>
-      </w:r>
-      <w:r>
-        <w:t xml:space="preserve">, where the</w:t>
-      </w:r>
-      <w:r>
-        <w:t xml:space="preserve"> </w:t>
-      </w:r>
-      <w:r>
-        <w:t xml:space="preserve">validation report was still missing its effect sizes and baseline figures and</w:t>
-      </w:r>
-      <w:r>
-        <w:t xml:space="preserve"> </w:t>
-      </w:r>
-      <w:r>
-        <w:t xml:space="preserve">quoted per-type detection from a single run. Naming those commits</w:t>
-      </w:r>
-      <w:r>
-        <w:t xml:space="preserve"> </w:t>
-      </w:r>
-      <w:r>
-        <w:t xml:space="preserve">“complete”</w:t>
-      </w:r>
-      <w:r>
-        <w:t xml:space="preserve"> </w:t>
-      </w:r>
-      <w:r>
-        <w:t xml:space="preserve">was inaccurate, so the tags were corrected rather than left to assert something</w:t>
-      </w:r>
-      <w:r>
-        <w:t xml:space="preserve"> </w:t>
-      </w:r>
-      <w:r>
-        <w:t xml:space="preserve">the files did not support.</w:t>
+        <w:t xml:space="preserve">history.</w:t>
       </w:r>
     </w:p>
     <w:p>
@@ -1920,8 +1858,8 @@
         <w:t xml:space="preserve">29/09/2026 date and appear to be duplicates; this is queried with the supervisor.</w:t>
       </w:r>
     </w:p>
-    <w:bookmarkEnd w:id="61"/>
-    <w:bookmarkStart w:id="72" w:name="X343555567a2f7f017c0602652a29739aa6e8b64"/>
+    <w:bookmarkEnd w:id="54"/>
+    <w:bookmarkStart w:id="67" w:name="X343555567a2f7f017c0602652a29739aa6e8b64"/>
     <w:p>
       <w:pPr>
         <w:pStyle w:val="Heading2"/>
@@ -1986,7 +1924,7 @@
             <w:pPr>
               <w:pStyle w:val="Compact"/>
             </w:pPr>
-            <w:hyperlink r:id="rId39">
+            <w:hyperlink r:id="rId32">
               <w:r>
                 <w:rPr>
                   <w:rStyle w:val="VerbatimChar"/>
@@ -2000,7 +1938,7 @@
             <w:r>
               <w:t xml:space="preserve"> </w:t>
             </w:r>
-            <w:hyperlink r:id="rId29">
+            <w:hyperlink r:id="rId22">
               <w:r>
                 <w:rPr>
                   <w:rStyle w:val="VerbatimChar"/>
@@ -2014,7 +1952,7 @@
             <w:r>
               <w:t xml:space="preserve"> </w:t>
             </w:r>
-            <w:hyperlink r:id="rId62">
+            <w:hyperlink r:id="rId55">
               <w:r>
                 <w:rPr>
                   <w:rStyle w:val="VerbatimChar"/>
@@ -2043,7 +1981,7 @@
             <w:pPr>
               <w:pStyle w:val="Compact"/>
             </w:pPr>
-            <w:hyperlink r:id="rId63">
+            <w:hyperlink r:id="rId56">
               <w:r>
                 <w:rPr>
                   <w:rStyle w:val="VerbatimChar"/>
@@ -2057,7 +1995,7 @@
             <w:r>
               <w:t xml:space="preserve"> </w:t>
             </w:r>
-            <w:hyperlink r:id="rId64">
+            <w:hyperlink r:id="rId57">
               <w:r>
                 <w:rPr>
                   <w:rStyle w:val="Hyperlink"/>
@@ -2086,7 +2024,7 @@
             <w:pPr>
               <w:pStyle w:val="Compact"/>
             </w:pPr>
-            <w:hyperlink r:id="rId65">
+            <w:hyperlink r:id="rId58">
               <w:r>
                 <w:rPr>
                   <w:rStyle w:val="VerbatimChar"/>
@@ -2100,7 +2038,7 @@
             <w:r>
               <w:t xml:space="preserve"> </w:t>
             </w:r>
-            <w:hyperlink r:id="rId66">
+            <w:hyperlink r:id="rId59">
               <w:r>
                 <w:rPr>
                   <w:rStyle w:val="VerbatimChar"/>
@@ -2129,7 +2067,7 @@
             <w:pPr>
               <w:pStyle w:val="Compact"/>
             </w:pPr>
-            <w:hyperlink r:id="rId47">
+            <w:hyperlink r:id="rId40">
               <w:r>
                 <w:rPr>
                   <w:rStyle w:val="VerbatimChar"/>
@@ -2143,7 +2081,7 @@
             <w:r>
               <w:t xml:space="preserve"> </w:t>
             </w:r>
-            <w:hyperlink r:id="rId67">
+            <w:hyperlink r:id="rId60">
               <w:r>
                 <w:rPr>
                   <w:rStyle w:val="Hyperlink"/>
@@ -2172,7 +2110,7 @@
             <w:pPr>
               <w:pStyle w:val="Compact"/>
             </w:pPr>
-            <w:hyperlink r:id="rId28">
+            <w:hyperlink r:id="rId21">
               <w:r>
                 <w:rPr>
                   <w:rStyle w:val="VerbatimChar"/>
@@ -2186,7 +2124,7 @@
             <w:r>
               <w:t xml:space="preserve"> </w:t>
             </w:r>
-            <w:hyperlink r:id="rId68">
+            <w:hyperlink r:id="rId46">
               <w:r>
                 <w:rPr>
                   <w:rStyle w:val="Hyperlink"/>
@@ -2215,7 +2153,7 @@
             <w:pPr>
               <w:pStyle w:val="Compact"/>
             </w:pPr>
-            <w:hyperlink r:id="rId69">
+            <w:hyperlink r:id="rId61">
               <w:r>
                 <w:rPr>
                   <w:rStyle w:val="VerbatimChar"/>
@@ -2244,7 +2182,7 @@
             <w:pPr>
               <w:pStyle w:val="Compact"/>
             </w:pPr>
-            <w:hyperlink r:id="rId70">
+            <w:hyperlink r:id="rId62">
               <w:r>
                 <w:rPr>
                   <w:rStyle w:val="VerbatimChar"/>
@@ -2258,20 +2196,77 @@
             <w:r>
               <w:t xml:space="preserve"> </w:t>
             </w:r>
-            <w:hyperlink r:id="rId71">
+            <w:hyperlink r:id="rId63">
               <w:r>
                 <w:rPr>
                   <w:rStyle w:val="Hyperlink"/>
                 </w:rPr>
                 <w:t xml:space="preserve">AI_Usage_Log.docx</w:t>
+              </w:r>
+            </w:hyperlink>
+          </w:p>
+        </w:tc>
+      </w:tr>
+      <w:tr>
+        <w:tc>
+          <w:tcPr/>
+          <w:p>
+            <w:pPr>
+              <w:pStyle w:val="Compact"/>
+            </w:pPr>
+            <w:r>
+              <w:t xml:space="preserve">Release metadata</w:t>
+            </w:r>
+          </w:p>
+        </w:tc>
+        <w:tc>
+          <w:tcPr/>
+          <w:p>
+            <w:pPr>
+              <w:pStyle w:val="Compact"/>
+            </w:pPr>
+            <w:hyperlink r:id="rId64">
+              <w:r>
+                <w:rPr>
+                  <w:rStyle w:val="VerbatimChar"/>
+                </w:rPr>
+                <w:t xml:space="preserve">LICENSE</w:t>
+              </w:r>
+            </w:hyperlink>
+            <w:r>
+              <w:t xml:space="preserve">,</w:t>
+            </w:r>
+            <w:r>
+              <w:t xml:space="preserve"> </w:t>
+            </w:r>
+            <w:hyperlink r:id="rId65">
+              <w:r>
+                <w:rPr>
+                  <w:rStyle w:val="VerbatimChar"/>
+                </w:rPr>
+                <w:t xml:space="preserve">CITATION.cff</w:t>
+              </w:r>
+            </w:hyperlink>
+            <w:r>
+              <w:t xml:space="preserve">,</w:t>
+            </w:r>
+            <w:r>
+              <w:t xml:space="preserve"> </w:t>
+            </w:r>
+            <w:hyperlink r:id="rId66">
+              <w:r>
+                <w:rPr>
+                  <w:rStyle w:val="VerbatimChar"/>
+                </w:rPr>
+                <w:t xml:space="preserve">requirements-validated.txt</w:t>
               </w:r>
             </w:hyperlink>
           </w:p>
         </w:tc>
       </w:tr>
     </w:tbl>
-    <w:bookmarkEnd w:id="72"/>
-    <w:bookmarkStart w:id="73" w:name="key-commits-what-each-one-proves"/>
+    <w:bookmarkEnd w:id="67"/>
+    <w:bookmarkStart w:id="68" w:name="key-commits-what-each-one-proves"/>
     <w:p>
       <w:pPr>
         <w:pStyle w:val="Heading2"/>
@@ -2325,12 +2320,12 @@
             <w:pPr>
               <w:pStyle w:val="Compact"/>
             </w:pPr>
-            <w:hyperlink r:id="rId21">
-              <w:r>
-                <w:rPr>
-                  <w:rStyle w:val="VerbatimChar"/>
-                </w:rPr>
-                <w:t xml:space="preserve">37ae029</w:t>
+            <w:hyperlink r:id="rId14">
+              <w:r>
+                <w:rPr>
+                  <w:rStyle w:val="VerbatimChar"/>
+                </w:rPr>
+                <w:t xml:space="preserve">dd31ba8</w:t>
               </w:r>
             </w:hyperlink>
           </w:p>
@@ -2354,12 +2349,12 @@
             <w:pPr>
               <w:pStyle w:val="Compact"/>
             </w:pPr>
-            <w:hyperlink r:id="rId30">
-              <w:r>
-                <w:rPr>
-                  <w:rStyle w:val="VerbatimChar"/>
-                </w:rPr>
-                <w:t xml:space="preserve">54ff5c7</w:t>
+            <w:hyperlink r:id="rId23">
+              <w:r>
+                <w:rPr>
+                  <w:rStyle w:val="VerbatimChar"/>
+                </w:rPr>
+                <w:t xml:space="preserve">12532f2</w:t>
               </w:r>
             </w:hyperlink>
           </w:p>
@@ -2383,12 +2378,12 @@
             <w:pPr>
               <w:pStyle w:val="Compact"/>
             </w:pPr>
-            <w:hyperlink r:id="rId22">
-              <w:r>
-                <w:rPr>
-                  <w:rStyle w:val="VerbatimChar"/>
-                </w:rPr>
-                <w:t xml:space="preserve">96f44db</w:t>
+            <w:hyperlink r:id="rId15">
+              <w:r>
+                <w:rPr>
+                  <w:rStyle w:val="VerbatimChar"/>
+                </w:rPr>
+                <w:t xml:space="preserve">a88df67</w:t>
               </w:r>
             </w:hyperlink>
           </w:p>
@@ -2412,12 +2407,12 @@
             <w:pPr>
               <w:pStyle w:val="Compact"/>
             </w:pPr>
-            <w:hyperlink r:id="rId36">
-              <w:r>
-                <w:rPr>
-                  <w:rStyle w:val="VerbatimChar"/>
-                </w:rPr>
-                <w:t xml:space="preserve">36ce869</w:t>
+            <w:hyperlink r:id="rId29">
+              <w:r>
+                <w:rPr>
+                  <w:rStyle w:val="VerbatimChar"/>
+                </w:rPr>
+                <w:t xml:space="preserve">d8f16a2</w:t>
               </w:r>
             </w:hyperlink>
           </w:p>
@@ -2441,12 +2436,12 @@
             <w:pPr>
               <w:pStyle w:val="Compact"/>
             </w:pPr>
-            <w:hyperlink r:id="rId38">
-              <w:r>
-                <w:rPr>
-                  <w:rStyle w:val="VerbatimChar"/>
-                </w:rPr>
-                <w:t xml:space="preserve">7bb265d</w:t>
+            <w:hyperlink r:id="rId31">
+              <w:r>
+                <w:rPr>
+                  <w:rStyle w:val="VerbatimChar"/>
+                </w:rPr>
+                <w:t xml:space="preserve">b357fab</w:t>
               </w:r>
             </w:hyperlink>
           </w:p>
@@ -2470,12 +2465,12 @@
             <w:pPr>
               <w:pStyle w:val="Compact"/>
             </w:pPr>
-            <w:hyperlink r:id="rId50">
-              <w:r>
-                <w:rPr>
-                  <w:rStyle w:val="VerbatimChar"/>
-                </w:rPr>
-                <w:t xml:space="preserve">aabffce</w:t>
+            <w:hyperlink r:id="rId43">
+              <w:r>
+                <w:rPr>
+                  <w:rStyle w:val="VerbatimChar"/>
+                </w:rPr>
+                <w:t xml:space="preserve">afdfb32</w:t>
               </w:r>
             </w:hyperlink>
           </w:p>
@@ -2499,12 +2494,12 @@
             <w:pPr>
               <w:pStyle w:val="Compact"/>
             </w:pPr>
-            <w:hyperlink r:id="rId31">
-              <w:r>
-                <w:rPr>
-                  <w:rStyle w:val="VerbatimChar"/>
-                </w:rPr>
-                <w:t xml:space="preserve">677161a</w:t>
+            <w:hyperlink r:id="rId24">
+              <w:r>
+                <w:rPr>
+                  <w:rStyle w:val="VerbatimChar"/>
+                </w:rPr>
+                <w:t xml:space="preserve">01b4a29</w:t>
               </w:r>
             </w:hyperlink>
           </w:p>
@@ -2528,24 +2523,24 @@
             <w:pPr>
               <w:pStyle w:val="Compact"/>
             </w:pPr>
-            <w:hyperlink r:id="rId45">
-              <w:r>
-                <w:rPr>
-                  <w:rStyle w:val="VerbatimChar"/>
-                </w:rPr>
-                <w:t xml:space="preserve">7340a70</w:t>
-              </w:r>
-            </w:hyperlink>
-          </w:p>
-        </w:tc>
-        <w:tc>
-          <w:tcPr/>
-          <w:p>
-            <w:pPr>
-              <w:pStyle w:val="Compact"/>
-            </w:pPr>
-            <w:r>
-              <w:t xml:space="preserve">All outputs and the audit notebook regenerated from the clean run</w:t>
+            <w:hyperlink r:id="rId38">
+              <w:r>
+                <w:rPr>
+                  <w:rStyle w:val="VerbatimChar"/>
+                </w:rPr>
+                <w:t xml:space="preserve">52e96da</w:t>
+              </w:r>
+            </w:hyperlink>
+          </w:p>
+        </w:tc>
+        <w:tc>
+          <w:tcPr/>
+          <w:p>
+            <w:pPr>
+              <w:pStyle w:val="Compact"/>
+            </w:pPr>
+            <w:r>
+              <w:t xml:space="preserve">Outputs and notebook regenerated from the clean run</w:t>
             </w:r>
           </w:p>
         </w:tc>
@@ -2557,12 +2552,12 @@
             <w:pPr>
               <w:pStyle w:val="Compact"/>
             </w:pPr>
-            <w:hyperlink r:id="rId51">
-              <w:r>
-                <w:rPr>
-                  <w:rStyle w:val="VerbatimChar"/>
-                </w:rPr>
-                <w:t xml:space="preserve">04e234a</w:t>
+            <w:hyperlink r:id="rId44">
+              <w:r>
+                <w:rPr>
+                  <w:rStyle w:val="VerbatimChar"/>
+                </w:rPr>
+                <w:t xml:space="preserve">e4dfaee</w:t>
               </w:r>
             </w:hyperlink>
           </w:p>
@@ -2586,12 +2581,12 @@
             <w:pPr>
               <w:pStyle w:val="Compact"/>
             </w:pPr>
-            <w:hyperlink r:id="rId53">
-              <w:r>
-                <w:rPr>
-                  <w:rStyle w:val="VerbatimChar"/>
-                </w:rPr>
-                <w:t xml:space="preserve">06d3908</w:t>
+            <w:hyperlink r:id="rId48">
+              <w:r>
+                <w:rPr>
+                  <w:rStyle w:val="VerbatimChar"/>
+                </w:rPr>
+                <w:t xml:space="preserve">10e3999</w:t>
               </w:r>
             </w:hyperlink>
           </w:p>
@@ -2617,14 +2612,12 @@
         <w:t xml:space="preserve">Links resolve for anyone with access to the repository. To confirm a single point live, open the commits page and read the message and changed files for the hash named above.</w:t>
       </w:r>
     </w:p>
-    <w:bookmarkEnd w:id="73"/>
-    <w:bookmarkEnd w:id="74"/>
+    <w:bookmarkEnd w:id="68"/>
+    <w:bookmarkEnd w:id="69"/>
     <w:sectPr>
-      <w:footerReference r:id="rId7" w:type="default"/>
-      <w:pgSz w:h="16838" w:orient="portrait" w:w="11906"/>
-      <w:pgMar w:bottom="1440" w:footer="708" w:gutter="0" w:header="708" w:left="1440" w:right="1440" w:top="1440"/>
-      <w:pgNumType/>
-      <w:docGrid w:linePitch="360"/>
+      <w:footnotePr>
+        <w:numRestart w:val="eachSect"/>
+      </w:footnotePr>
     </w:sectPr>
   </w:body>
 </w:document>
@@ -2634,33 +2627,6 @@
 <w:comments xmlns:w="http://schemas.openxmlformats.org/wordprocessingml/2006/main" xmlns:m="http://schemas.openxmlformats.org/officeDocument/2006/math" xmlns:r="http://schemas.openxmlformats.org/officeDocument/2006/relationships" xmlns:o="urn:schemas-microsoft-com:office:office" xmlns:v="urn:schemas-microsoft-com:vml" xmlns:w10="urn:schemas-microsoft-com:office:word" xmlns:a="http://schemas.openxmlformats.org/drawingml/2006/main" xmlns:pic="http://schemas.openxmlformats.org/drawingml/2006/picture" xmlns:wp="http://schemas.openxmlformats.org/drawingml/2006/wordprocessingDrawing"/>
 </file>
 
-<file path=word/footer1.xml><?xml version="1.0" encoding="utf-8"?>
-<w:ftr xmlns:wpc="http://schemas.microsoft.com/office/word/2010/wordprocessingCanvas" xmlns:mc="http://schemas.openxmlformats.org/markup-compatibility/2006" xmlns:o="urn:schemas-microsoft-com:office:office" xmlns:r="http://schemas.openxmlformats.org/officeDocument/2006/relationships" xmlns:m="http://schemas.openxmlformats.org/officeDocument/2006/math" xmlns:v="urn:schemas-microsoft-com:vml" xmlns:wp14="http://schemas.microsoft.com/office/word/2010/wordprocessingDrawing" xmlns:wp="http://schemas.openxmlformats.org/drawingml/2006/wordprocessingDrawing" xmlns:w10="urn:schemas-microsoft-com:office:word" xmlns:w="http://schemas.openxmlformats.org/wordprocessingml/2006/main" xmlns:w14="http://schemas.microsoft.com/office/word/2010/wordml" xmlns:w15="http://schemas.microsoft.com/office/word/2012/wordml" xmlns:wpg="http://schemas.microsoft.com/office/word/2010/wordprocessingGroup" xmlns:wpi="http://schemas.microsoft.com/office/word/2010/wordprocessingInk" xmlns:wne="http://schemas.microsoft.com/office/word/2006/wordml" xmlns:wps="http://schemas.microsoft.com/office/word/2010/wordprocessingShape">
-  <w:p>
-    <w:pPr>
-      <w:jc w:val="center"/>
-    </w:pPr>
-    <w:r>
-      <w:rPr>
-        <w:color w:val="595959"/>
-        <w:sz w:val="18"/>
-        <w:szCs w:val="18"/>
-      </w:rPr>
-      <w:t xml:space="preserve">Page </w:t>
-      <w:fldChar w:fldCharType="begin"/>
-      <w:instrText xml:space="preserve">PAGE</w:instrText>
-      <w:fldChar w:fldCharType="separate"/>
-      <w:fldChar w:fldCharType="end"/>
-      <w:t xml:space="preserve"> of </w:t>
-      <w:fldChar w:fldCharType="begin"/>
-      <w:instrText xml:space="preserve">NUMPAGES</w:instrText>
-      <w:fldChar w:fldCharType="separate"/>
-      <w:fldChar w:fldCharType="end"/>
-    </w:r>
-  </w:p>
-</w:ftr>
-</file>
-
 <file path=word/footnotes.xml><?xml version="1.0" encoding="utf-8"?>
 <w:footnotes xmlns:w="http://schemas.openxmlformats.org/wordprocessingml/2006/main" xmlns:m="http://schemas.openxmlformats.org/officeDocument/2006/math" xmlns:r="http://schemas.openxmlformats.org/officeDocument/2006/relationships" xmlns:o="urn:schemas-microsoft-com:office:office" xmlns:v="urn:schemas-microsoft-com:vml" xmlns:w10="urn:schemas-microsoft-com:office:word" xmlns:a="http://schemas.openxmlformats.org/drawingml/2006/main" xmlns:pic="http://schemas.openxmlformats.org/drawingml/2006/picture" xmlns:wp="http://schemas.openxmlformats.org/drawingml/2006/wordprocessingDrawing">
   <w:footnote w:type="continuationSeparator" w:id="0">
@@ -2681,91 +2647,7 @@
 </file>
 
 <file path=word/numbering.xml><?xml version="1.0" encoding="utf-8"?>
-<w:numbering xmlns:m="http://schemas.openxmlformats.org/officeDocument/2006/math" xmlns:mc="http://schemas.openxmlformats.org/markup-compatibility/2006" xmlns:o="urn:schemas-microsoft-com:office:office" xmlns:r="http://schemas.openxmlformats.org/officeDocument/2006/relationships" xmlns:v="urn:schemas-microsoft-com:vml" xmlns:w="http://schemas.openxmlformats.org/wordprocessingml/2006/main" xmlns:w10="urn:schemas-microsoft-com:office:word" xmlns:w14="http://schemas.microsoft.com/office/word/2010/wordml" xmlns:w15="http://schemas.microsoft.com/office/word/2012/wordml" xmlns:wne="http://schemas.microsoft.com/office/word/2006/wordml" xmlns:wp="http://schemas.openxmlformats.org/drawingml/2006/wordprocessingDrawing" xmlns:wp14="http://schemas.microsoft.com/office/word/2010/wordprocessingDrawing" xmlns:wpc="http://schemas.microsoft.com/office/word/2010/wordprocessingCanvas" xmlns:wpg="http://schemas.microsoft.com/office/word/2010/wordprocessingGroup" xmlns:wpi="http://schemas.microsoft.com/office/word/2010/wordprocessingInk" xmlns:wps="http://schemas.microsoft.com/office/word/2010/wordprocessingShape" mc:Ignorable="w14 w15 wp14">
-  <w:abstractNum w15:restartNumberingAfterBreak="0" w:abstractNumId="1">
-    <w:multiLevelType w:val="hybridMultilevel"/>
-    <w:lvl w15:tentative="1" w:ilvl="0">
-      <w:start w:val="1"/>
-      <w:numFmt w:val="bullet"/>
-      <w:lvlText w:val="●"/>
-      <w:lvlJc w:val="left"/>
-      <w:pPr>
-        <w:ind w:hanging="360" w:left="720"/>
-      </w:pPr>
-    </w:lvl>
-    <w:lvl w15:tentative="1" w:ilvl="1">
-      <w:start w:val="1"/>
-      <w:numFmt w:val="bullet"/>
-      <w:lvlText w:val="○"/>
-      <w:lvlJc w:val="left"/>
-      <w:pPr>
-        <w:ind w:hanging="360" w:left="1440"/>
-      </w:pPr>
-    </w:lvl>
-    <w:lvl w15:tentative="1" w:ilvl="2">
-      <w:start w:val="1"/>
-      <w:numFmt w:val="bullet"/>
-      <w:lvlText w:val="■"/>
-      <w:lvlJc w:val="left"/>
-      <w:pPr>
-        <w:ind w:hanging="360" w:left="2160"/>
-      </w:pPr>
-    </w:lvl>
-    <w:lvl w15:tentative="1" w:ilvl="3">
-      <w:start w:val="1"/>
-      <w:numFmt w:val="bullet"/>
-      <w:lvlText w:val="●"/>
-      <w:lvlJc w:val="left"/>
-      <w:pPr>
-        <w:ind w:hanging="360" w:left="2880"/>
-      </w:pPr>
-    </w:lvl>
-    <w:lvl w15:tentative="1" w:ilvl="4">
-      <w:start w:val="1"/>
-      <w:numFmt w:val="bullet"/>
-      <w:lvlText w:val="○"/>
-      <w:lvlJc w:val="left"/>
-      <w:pPr>
-        <w:ind w:hanging="360" w:left="3600"/>
-      </w:pPr>
-    </w:lvl>
-    <w:lvl w15:tentative="1" w:ilvl="5">
-      <w:start w:val="1"/>
-      <w:numFmt w:val="bullet"/>
-      <w:lvlText w:val="■"/>
-      <w:lvlJc w:val="left"/>
-      <w:pPr>
-        <w:ind w:hanging="360" w:left="4320"/>
-      </w:pPr>
-    </w:lvl>
-    <w:lvl w15:tentative="1" w:ilvl="6">
-      <w:start w:val="1"/>
-      <w:numFmt w:val="bullet"/>
-      <w:lvlText w:val="●"/>
-      <w:lvlJc w:val="left"/>
-      <w:pPr>
-        <w:ind w:hanging="360" w:left="5040"/>
-      </w:pPr>
-    </w:lvl>
-    <w:lvl w15:tentative="1" w:ilvl="7">
-      <w:start w:val="1"/>
-      <w:numFmt w:val="bullet"/>
-      <w:lvlText w:val="●"/>
-      <w:lvlJc w:val="left"/>
-      <w:pPr>
-        <w:ind w:hanging="360" w:left="5760"/>
-      </w:pPr>
-    </w:lvl>
-    <w:lvl w15:tentative="1" w:ilvl="8">
-      <w:start w:val="1"/>
-      <w:numFmt w:val="bullet"/>
-      <w:lvlText w:val="●"/>
-      <w:lvlJc w:val="left"/>
-      <w:pPr>
-        <w:ind w:hanging="360" w:left="6480"/>
-      </w:pPr>
-    </w:lvl>
-  </w:abstractNum>
+<w:numbering xmlns:w="http://schemas.openxmlformats.org/wordprocessingml/2006/main">
   <w:abstractNum w:abstractNumId="990">
     <w:nsid w:val="0000A990"/>
     <w:multiLevelType w:val="multilevel"/>
@@ -2945,12 +2827,6 @@
       </w:rPr>
     </w:lvl>
   </w:abstractNum>
-  <w:num w:numId="1">
-    <w:abstractNumId w:val="1"/>
-    <w:lvlOverride w:ilvl="0">
-      <w:startOverride w:val="1"/>
-    </w:lvlOverride>
-  </w:num>
   <w:num w:numId="1000">
     <w:abstractNumId w:val="990"/>
   </w:num>
@@ -2961,1609 +2837,660 @@
 </file>
 
 <file path=word/styles.xml><?xml version="1.0" encoding="utf-8"?>
-<w:styles xmlns:mc="http://schemas.openxmlformats.org/markup-compatibility/2006" xmlns:r="http://schemas.openxmlformats.org/officeDocument/2006/relationships" xmlns:w="http://schemas.openxmlformats.org/wordprocessingml/2006/main" xmlns:w14="http://schemas.microsoft.com/office/word/2010/wordml" xmlns:w15="http://schemas.microsoft.com/office/word/2012/wordml" mc:Ignorable="w14 w15">
+<w:styles xmlns:r="http://schemas.openxmlformats.org/officeDocument/2006/relationships" xmlns:w="http://schemas.openxmlformats.org/wordprocessingml/2006/main">
   <w:docDefaults>
     <w:rPrDefault>
       <w:rPr>
-        <w:rFonts w:ascii="Calibri" w:cs="Calibri" w:eastAsia="Calibri" w:hAnsi="Calibri"/>
-        <w:sz w:val="22"/>
-        <w:szCs w:val="22"/>
+        <w:rFonts w:asciiTheme="minorHAnsi" w:cstheme="minorBidi" w:eastAsiaTheme="minorEastAsia" w:hAnsiTheme="minorHAnsi"/>
+        <w:sz w:val="24"/>
+        <w:szCs w:val="24"/>
+        <w:lang w:bidi="ar-SA" w:eastAsia="zh-CN" w:val="en-US"/>
       </w:rPr>
     </w:rPrDefault>
-    <w:pPrDefault/>
+    <w:pPrDefault>
+      <w:pPr>
+        <w:spacing w:after="200"/>
+      </w:pPr>
+    </w:pPrDefault>
   </w:docDefaults>
+  <w:latentStyles w:count="276" w:defLockedState="0" w:defQFormat="0" w:defSemiHidden="0" w:defUIPriority="0" w:defUnhideWhenUsed="0"/>
+  <w:style w:default="1" w:styleId="Normal" w:type="paragraph">
+    <w:name w:val="Normal"/>
+    <w:qFormat/>
+  </w:style>
+  <w:style w:styleId="BodyText" w:type="paragraph">
+    <w:name w:val="Body Text"/>
+    <w:basedOn w:val="Normal"/>
+    <w:link w:val="BodyTextChar"/>
+    <w:qFormat/>
+    <w:pPr>
+      <w:spacing w:after="180" w:before="180"/>
+    </w:pPr>
+  </w:style>
+  <w:style w:customStyle="1" w:styleId="FirstParagraph" w:type="paragraph">
+    <w:name w:val="First Paragraph"/>
+    <w:basedOn w:val="BodyText"/>
+    <w:next w:val="BodyText"/>
+    <w:qFormat/>
+  </w:style>
+  <w:style w:customStyle="1" w:styleId="Compact" w:type="paragraph">
+    <w:name w:val="Compact"/>
+    <w:basedOn w:val="BodyText"/>
+    <w:qFormat/>
+    <w:pPr>
+      <w:spacing w:after="36" w:before="36"/>
+    </w:pPr>
+  </w:style>
   <w:style w:styleId="Title" w:type="paragraph">
     <w:name w:val="Title"/>
     <w:basedOn w:val="Normal"/>
-    <w:next w:val="Normal"/>
+    <w:next w:val="BodyText"/>
+    <w:link w:val="TitleChar"/>
+    <w:uiPriority w:val="10"/>
     <w:qFormat/>
-    <w:rPr>
+    <w:rsid w:val="00A10FD9"/>
+    <w:pPr>
+      <w:spacing w:after="80" w:line="240" w:lineRule="auto"/>
+      <w:contextualSpacing/>
+      <w:jc w:val="center"/>
+    </w:pPr>
+    <w:rPr>
+      <w:rFonts w:asciiTheme="majorHAnsi" w:cstheme="majorBidi" w:eastAsiaTheme="majorEastAsia" w:hAnsiTheme="majorHAnsi"/>
       <w:sz w:val="56"/>
       <w:szCs w:val="56"/>
     </w:rPr>
   </w:style>
-  <w:style w:styleId="Heading1" w:type="paragraph">
-    <w:name w:val="Heading 1"/>
-    <w:basedOn w:val="Normal"/>
-    <w:next w:val="Normal"/>
+  <w:style w:customStyle="1" w:styleId="TitleChar" w:type="character">
+    <w:name w:val="Title Char"/>
+    <w:basedOn w:val="DefaultParagraphFont"/>
+    <w:link w:val="Title"/>
+    <w:uiPriority w:val="10"/>
+    <w:rsid w:val="00A10FD9"/>
+    <w:rPr>
+      <w:rFonts w:asciiTheme="majorHAnsi" w:cstheme="majorBidi" w:eastAsiaTheme="majorEastAsia" w:hAnsiTheme="majorHAnsi"/>
+      <w:sz w:val="56"/>
+      <w:szCs w:val="56"/>
+    </w:rPr>
+  </w:style>
+  <w:style w:styleId="Subtitle" w:type="paragraph">
+    <w:name w:val="Subtitle"/>
+    <w:basedOn w:val="Title"/>
+    <w:next w:val="BodyText"/>
+    <w:link w:val="SubtitleChar"/>
+    <w:uiPriority w:val="11"/>
+    <w:qFormat/>
+    <w:rsid w:val="00A10FD9"/>
+    <w:pPr>
+      <w:numPr>
+        <w:ilvl w:val="1"/>
+      </w:numPr>
+    </w:pPr>
+    <w:rPr>
+      <w:rFonts w:cstheme="majorBidi" w:eastAsiaTheme="majorEastAsia"/>
+      <w:spacing w:val="15"/>
+      <w:sz w:val="28"/>
+      <w:szCs w:val="28"/>
+    </w:rPr>
+  </w:style>
+  <w:style w:customStyle="1" w:styleId="SubtitleChar" w:type="character">
+    <w:name w:val="Subtitle Char"/>
+    <w:basedOn w:val="DefaultParagraphFont"/>
+    <w:link w:val="Subtitle"/>
+    <w:uiPriority w:val="11"/>
+    <w:rsid w:val="00A10FD9"/>
+    <w:rPr>
+      <w:rFonts w:cstheme="majorBidi" w:eastAsiaTheme="majorEastAsia"/>
+      <w:color w:themeColor="text1" w:themeTint="A6" w:val="595959"/>
+      <w:spacing w:val="15"/>
+      <w:sz w:val="28"/>
+      <w:szCs w:val="28"/>
+    </w:rPr>
+  </w:style>
+  <w:style w:customStyle="1" w:styleId="Author" w:type="paragraph">
+    <w:name w:val="Author"/>
+    <w:basedOn w:val="Title"/>
+    <w:next w:val="BodyText"/>
     <w:qFormat/>
     <w:pPr>
-      <w:spacing w:after="160" w:before="280"/>
+      <w:keepNext/>
+      <w:keepLines/>
     </w:pPr>
     <w:rPr>
-      <w:rFonts w:ascii="Calibri Light" w:cs="Calibri Light" w:eastAsia="Calibri Light" w:hAnsi="Calibri Light"/>
+      <w:sz w:val="24"/>
+      <w:szCs w:val="24"/>
+    </w:rPr>
+  </w:style>
+  <w:style w:styleId="Date" w:type="paragraph">
+    <w:name w:val="Date"/>
+    <w:basedOn w:val="Title"/>
+    <w:next w:val="BodyText"/>
+    <w:qFormat/>
+    <w:pPr>
+      <w:keepNext/>
+      <w:keepLines/>
+    </w:pPr>
+    <w:rPr>
+      <w:sz w:val="24"/>
+      <w:szCs w:val="24"/>
+    </w:rPr>
+  </w:style>
+  <w:style w:customStyle="1" w:styleId="AbstractTitle" w:type="paragraph">
+    <w:name w:val="Abstract Title"/>
+    <w:basedOn w:val="Normal"/>
+    <w:next w:val="Abstract"/>
+    <w:qFormat/>
+    <w:pPr>
+      <w:keepNext/>
+      <w:keepLines/>
+      <w:spacing w:after="0" w:before="300"/>
+      <w:jc w:val="center"/>
+    </w:pPr>
+    <w:rPr>
       <w:b/>
-      <w:bCs/>
-      <w:color w:val="1F4E79"/>
+      <w:sz w:val="20"/>
+      <w:szCs w:val="20"/>
+    </w:rPr>
+  </w:style>
+  <w:style w:customStyle="1" w:styleId="Abstract" w:type="paragraph">
+    <w:name w:val="Abstract"/>
+    <w:basedOn w:val="Normal"/>
+    <w:next w:val="BodyText"/>
+    <w:qFormat/>
+    <w:pPr>
+      <w:keepNext/>
+      <w:keepLines/>
+      <w:spacing w:after="300" w:before="100"/>
+    </w:pPr>
+    <w:rPr>
+      <w:sz w:val="20"/>
+      <w:szCs w:val="20"/>
+    </w:rPr>
+  </w:style>
+  <w:style w:styleId="Bibliography" w:type="paragraph">
+    <w:name w:val="Bibliography"/>
+    <w:basedOn w:val="Normal"/>
+    <w:next w:val="Bibliography"/>
+    <w:qFormat/>
+    <w:pPr/>
+    <w:rPr/>
+  </w:style>
+  <w:style w:styleId="Heading1" w:type="paragraph">
+    <w:name w:val="heading 1"/>
+    <w:basedOn w:val="Normal"/>
+    <w:next w:val="BodyText"/>
+    <w:link w:val="Heading1Char"/>
+    <w:uiPriority w:val="9"/>
+    <w:qFormat/>
+    <w:rsid w:val="00A10FD9"/>
+    <w:pPr>
+      <w:keepNext/>
+      <w:keepLines/>
+      <w:spacing w:after="80" w:before="360"/>
+      <w:outlineLvl w:val="0"/>
+    </w:pPr>
+    <w:rPr>
+      <w:rFonts w:asciiTheme="majorHAnsi" w:cstheme="majorBidi" w:eastAsiaTheme="majorEastAsia" w:hAnsiTheme="majorHAnsi"/>
+      <w:color w:themeColor="accent1" w:themeShade="BF" w:val="0F4761"/>
+      <w:sz w:val="40"/>
+      <w:szCs w:val="40"/>
+    </w:rPr>
+  </w:style>
+  <w:style w:styleId="Heading2" w:type="paragraph">
+    <w:name w:val="heading 2"/>
+    <w:basedOn w:val="Normal"/>
+    <w:next w:val="BodyText"/>
+    <w:link w:val="Heading2Char"/>
+    <w:uiPriority w:val="9"/>
+    <w:semiHidden/>
+    <w:unhideWhenUsed/>
+    <w:qFormat/>
+    <w:rsid w:val="00A10FD9"/>
+    <w:pPr>
+      <w:keepNext/>
+      <w:keepLines/>
+      <w:spacing w:after="80" w:before="160"/>
+      <w:outlineLvl w:val="1"/>
+    </w:pPr>
+    <w:rPr>
+      <w:rFonts w:asciiTheme="majorHAnsi" w:cstheme="majorBidi" w:eastAsiaTheme="majorEastAsia" w:hAnsiTheme="majorHAnsi"/>
+      <w:color w:themeColor="accent1" w:themeShade="BF" w:val="0F4761"/>
       <w:sz w:val="32"/>
       <w:szCs w:val="32"/>
     </w:rPr>
   </w:style>
-  <w:style w:styleId="Heading2" w:type="paragraph">
-    <w:name w:val="Heading 2"/>
+  <w:style w:styleId="Heading3" w:type="paragraph">
+    <w:name w:val="heading 3"/>
     <w:basedOn w:val="Normal"/>
-    <w:next w:val="Normal"/>
+    <w:next w:val="BodyText"/>
+    <w:link w:val="Heading3Char"/>
+    <w:uiPriority w:val="9"/>
+    <w:semiHidden/>
+    <w:unhideWhenUsed/>
+    <w:qFormat/>
+    <w:rsid w:val="00A10FD9"/>
+    <w:pPr>
+      <w:keepNext/>
+      <w:keepLines/>
+      <w:spacing w:after="80" w:before="160"/>
+      <w:outlineLvl w:val="2"/>
+    </w:pPr>
+    <w:rPr>
+      <w:rFonts w:cstheme="majorBidi" w:eastAsiaTheme="majorEastAsia"/>
+      <w:color w:themeColor="accent1" w:themeShade="BF" w:val="0F4761"/>
+      <w:sz w:val="28"/>
+      <w:szCs w:val="28"/>
+    </w:rPr>
+  </w:style>
+  <w:style w:styleId="Heading4" w:type="paragraph">
+    <w:name w:val="heading 4"/>
+    <w:basedOn w:val="Normal"/>
+    <w:next w:val="BodyText"/>
+    <w:link w:val="Heading4Char"/>
+    <w:uiPriority w:val="9"/>
+    <w:semiHidden/>
+    <w:unhideWhenUsed/>
+    <w:qFormat/>
+    <w:rsid w:val="00A10FD9"/>
+    <w:pPr>
+      <w:keepNext/>
+      <w:keepLines/>
+      <w:spacing w:after="40" w:before="80"/>
+      <w:outlineLvl w:val="3"/>
+    </w:pPr>
+    <w:rPr>
+      <w:rFonts w:cstheme="majorBidi" w:eastAsiaTheme="majorEastAsia"/>
+      <w:i/>
+      <w:iCs/>
+      <w:color w:themeColor="accent1" w:themeShade="BF" w:val="0F4761"/>
+    </w:rPr>
+  </w:style>
+  <w:style w:styleId="Heading5" w:type="paragraph">
+    <w:name w:val="heading 5"/>
+    <w:basedOn w:val="Normal"/>
+    <w:next w:val="BodyText"/>
+    <w:link w:val="Heading5Char"/>
+    <w:uiPriority w:val="9"/>
+    <w:semiHidden/>
+    <w:unhideWhenUsed/>
+    <w:qFormat/>
+    <w:rsid w:val="00A10FD9"/>
+    <w:pPr>
+      <w:keepNext/>
+      <w:keepLines/>
+      <w:spacing w:after="40" w:before="80"/>
+      <w:outlineLvl w:val="4"/>
+    </w:pPr>
+    <w:rPr>
+      <w:rFonts w:cstheme="majorBidi" w:eastAsiaTheme="majorEastAsia"/>
+      <w:color w:themeColor="accent1" w:themeShade="BF" w:val="0F4761"/>
+    </w:rPr>
+  </w:style>
+  <w:style w:styleId="Heading6" w:type="paragraph">
+    <w:name w:val="heading 6"/>
+    <w:basedOn w:val="Normal"/>
+    <w:next w:val="BodyText"/>
+    <w:link w:val="Heading6Char"/>
+    <w:uiPriority w:val="9"/>
+    <w:semiHidden/>
+    <w:unhideWhenUsed/>
+    <w:qFormat/>
+    <w:rsid w:val="00A10FD9"/>
+    <w:pPr>
+      <w:keepNext/>
+      <w:keepLines/>
+      <w:spacing w:after="0" w:before="40"/>
+      <w:outlineLvl w:val="5"/>
+    </w:pPr>
+    <w:rPr>
+      <w:rFonts w:cstheme="majorBidi" w:eastAsiaTheme="majorEastAsia"/>
+      <w:i/>
+      <w:iCs/>
+      <w:color w:themeColor="text1" w:themeTint="A6" w:val="595959"/>
+    </w:rPr>
+  </w:style>
+  <w:style w:styleId="Heading7" w:type="paragraph">
+    <w:name w:val="heading 7"/>
+    <w:basedOn w:val="Normal"/>
+    <w:next w:val="BodyText"/>
+    <w:link w:val="Heading7Char"/>
+    <w:uiPriority w:val="9"/>
+    <w:semiHidden/>
+    <w:unhideWhenUsed/>
+    <w:qFormat/>
+    <w:rsid w:val="00A10FD9"/>
+    <w:pPr>
+      <w:keepNext/>
+      <w:keepLines/>
+      <w:spacing w:after="0" w:before="40"/>
+      <w:outlineLvl w:val="6"/>
+    </w:pPr>
+    <w:rPr>
+      <w:rFonts w:cstheme="majorBidi" w:eastAsiaTheme="majorEastAsia"/>
+      <w:color w:themeColor="text1" w:themeTint="A6" w:val="595959"/>
+    </w:rPr>
+  </w:style>
+  <w:style w:styleId="Heading8" w:type="paragraph">
+    <w:name w:val="heading 8"/>
+    <w:basedOn w:val="Normal"/>
+    <w:next w:val="BodyText"/>
+    <w:link w:val="Heading8Char"/>
+    <w:uiPriority w:val="9"/>
+    <w:semiHidden/>
+    <w:unhideWhenUsed/>
+    <w:qFormat/>
+    <w:rsid w:val="00A10FD9"/>
+    <w:pPr>
+      <w:keepNext/>
+      <w:keepLines/>
+      <w:spacing w:after="0"/>
+      <w:outlineLvl w:val="7"/>
+    </w:pPr>
+    <w:rPr>
+      <w:rFonts w:cstheme="majorBidi" w:eastAsiaTheme="majorEastAsia"/>
+      <w:i/>
+      <w:iCs/>
+      <w:color w:themeColor="text1" w:themeTint="D8" w:val="272727"/>
+    </w:rPr>
+  </w:style>
+  <w:style w:styleId="Heading9" w:type="paragraph">
+    <w:name w:val="heading 9"/>
+    <w:basedOn w:val="Normal"/>
+    <w:next w:val="BodyText"/>
+    <w:link w:val="Heading9Char"/>
+    <w:uiPriority w:val="9"/>
+    <w:semiHidden/>
+    <w:unhideWhenUsed/>
+    <w:qFormat/>
+    <w:rsid w:val="00A10FD9"/>
+    <w:pPr>
+      <w:keepNext/>
+      <w:keepLines/>
+      <w:spacing w:after="0"/>
+      <w:outlineLvl w:val="8"/>
+    </w:pPr>
+    <w:rPr>
+      <w:rFonts w:cstheme="majorBidi" w:eastAsiaTheme="majorEastAsia"/>
+      <w:color w:themeColor="text1" w:themeTint="D8" w:val="272727"/>
+    </w:rPr>
+  </w:style>
+  <w:style w:customStyle="1" w:styleId="Heading1Char" w:type="character">
+    <w:name w:val="Heading 1 Char"/>
+    <w:basedOn w:val="DefaultParagraphFont"/>
+    <w:link w:val="Heading1"/>
+    <w:uiPriority w:val="9"/>
+    <w:rsid w:val="00A10FD9"/>
+    <w:rPr>
+      <w:rFonts w:asciiTheme="majorHAnsi" w:cstheme="majorBidi" w:eastAsiaTheme="majorEastAsia" w:hAnsiTheme="majorHAnsi"/>
+      <w:color w:themeColor="accent1" w:themeShade="BF" w:val="0F4761"/>
+      <w:sz w:val="40"/>
+      <w:szCs w:val="40"/>
+    </w:rPr>
+  </w:style>
+  <w:style w:customStyle="1" w:styleId="Heading2Char" w:type="character">
+    <w:name w:val="Heading 2 Char"/>
+    <w:basedOn w:val="DefaultParagraphFont"/>
+    <w:link w:val="Heading2"/>
+    <w:uiPriority w:val="9"/>
+    <w:semiHidden/>
+    <w:rsid w:val="00A10FD9"/>
+    <w:rPr>
+      <w:rFonts w:asciiTheme="majorHAnsi" w:cstheme="majorBidi" w:eastAsiaTheme="majorEastAsia" w:hAnsiTheme="majorHAnsi"/>
+      <w:color w:themeColor="accent1" w:themeShade="BF" w:val="0F4761"/>
+      <w:sz w:val="32"/>
+      <w:szCs w:val="32"/>
+    </w:rPr>
+  </w:style>
+  <w:style w:customStyle="1" w:styleId="Heading3Char" w:type="character">
+    <w:name w:val="Heading 3 Char"/>
+    <w:basedOn w:val="DefaultParagraphFont"/>
+    <w:link w:val="Heading3"/>
+    <w:uiPriority w:val="9"/>
+    <w:semiHidden/>
+    <w:rsid w:val="00A10FD9"/>
+    <w:rPr>
+      <w:rFonts w:cstheme="majorBidi" w:eastAsiaTheme="majorEastAsia"/>
+      <w:color w:themeColor="accent1" w:themeShade="BF" w:val="0F4761"/>
+      <w:sz w:val="28"/>
+      <w:szCs w:val="28"/>
+    </w:rPr>
+  </w:style>
+  <w:style w:customStyle="1" w:styleId="Heading4Char" w:type="character">
+    <w:name w:val="Heading 4 Char"/>
+    <w:basedOn w:val="DefaultParagraphFont"/>
+    <w:link w:val="Heading4"/>
+    <w:uiPriority w:val="9"/>
+    <w:semiHidden/>
+    <w:rsid w:val="00A10FD9"/>
+    <w:rPr>
+      <w:rFonts w:cstheme="majorBidi" w:eastAsiaTheme="majorEastAsia"/>
+      <w:i/>
+      <w:iCs/>
+      <w:color w:themeColor="accent1" w:themeShade="BF" w:val="0F4761"/>
+    </w:rPr>
+  </w:style>
+  <w:style w:customStyle="1" w:styleId="Heading5Char" w:type="character">
+    <w:name w:val="Heading 5 Char"/>
+    <w:basedOn w:val="DefaultParagraphFont"/>
+    <w:link w:val="Heading5"/>
+    <w:uiPriority w:val="9"/>
+    <w:semiHidden/>
+    <w:rsid w:val="00A10FD9"/>
+    <w:rPr>
+      <w:rFonts w:cstheme="majorBidi" w:eastAsiaTheme="majorEastAsia"/>
+      <w:color w:themeColor="accent1" w:themeShade="BF" w:val="0F4761"/>
+    </w:rPr>
+  </w:style>
+  <w:style w:customStyle="1" w:styleId="Heading6Char" w:type="character">
+    <w:name w:val="Heading 6 Char"/>
+    <w:basedOn w:val="DefaultParagraphFont"/>
+    <w:link w:val="Heading6"/>
+    <w:uiPriority w:val="9"/>
+    <w:semiHidden/>
+    <w:rsid w:val="00A10FD9"/>
+    <w:rPr>
+      <w:rFonts w:cstheme="majorBidi" w:eastAsiaTheme="majorEastAsia"/>
+      <w:i/>
+      <w:iCs/>
+      <w:color w:themeColor="text1" w:themeTint="A6" w:val="595959"/>
+    </w:rPr>
+  </w:style>
+  <w:style w:customStyle="1" w:styleId="Heading7Char" w:type="character">
+    <w:name w:val="Heading 7 Char"/>
+    <w:basedOn w:val="DefaultParagraphFont"/>
+    <w:link w:val="Heading7"/>
+    <w:uiPriority w:val="9"/>
+    <w:semiHidden/>
+    <w:rsid w:val="00A10FD9"/>
+    <w:rPr>
+      <w:rFonts w:cstheme="majorBidi" w:eastAsiaTheme="majorEastAsia"/>
+      <w:color w:themeColor="text1" w:themeTint="A6" w:val="595959"/>
+    </w:rPr>
+  </w:style>
+  <w:style w:customStyle="1" w:styleId="Heading8Char" w:type="character">
+    <w:name w:val="Heading 8 Char"/>
+    <w:basedOn w:val="DefaultParagraphFont"/>
+    <w:link w:val="Heading8"/>
+    <w:uiPriority w:val="9"/>
+    <w:semiHidden/>
+    <w:rsid w:val="00A10FD9"/>
+    <w:rPr>
+      <w:rFonts w:cstheme="majorBidi" w:eastAsiaTheme="majorEastAsia"/>
+      <w:i/>
+      <w:iCs/>
+      <w:color w:themeColor="text1" w:themeTint="D8" w:val="272727"/>
+    </w:rPr>
+  </w:style>
+  <w:style w:customStyle="1" w:styleId="Heading9Char" w:type="character">
+    <w:name w:val="Heading 9 Char"/>
+    <w:basedOn w:val="DefaultParagraphFont"/>
+    <w:link w:val="Heading9"/>
+    <w:uiPriority w:val="9"/>
+    <w:semiHidden/>
+    <w:rsid w:val="00A10FD9"/>
+    <w:rPr>
+      <w:rFonts w:cstheme="majorBidi" w:eastAsiaTheme="majorEastAsia"/>
+      <w:color w:themeColor="text1" w:themeTint="D8" w:val="272727"/>
+    </w:rPr>
+  </w:style>
+  <w:style w:styleId="BlockText" w:type="paragraph">
+    <w:name w:val="Block Text"/>
+    <w:basedOn w:val="BodyText"/>
+    <w:next w:val="BodyText"/>
+    <w:uiPriority w:val="9"/>
+    <w:unhideWhenUsed/>
     <w:qFormat/>
     <w:pPr>
-      <w:spacing w:after="120" w:before="240"/>
+      <w:spacing w:after="100" w:before="100"/>
+      <w:ind w:firstLine="0" w:left="480" w:right="480"/>
     </w:pPr>
-    <w:rPr>
-      <w:rFonts w:ascii="Calibri Light" w:cs="Calibri Light" w:eastAsia="Calibri Light" w:hAnsi="Calibri Light"/>
-      <w:b/>
-      <w:bCs/>
-      <w:color w:val="2E74B5"/>
-      <w:sz w:val="26"/>
-      <w:szCs w:val="26"/>
-    </w:rPr>
-  </w:style>
-  <w:style w:styleId="Heading3" w:type="paragraph">
-    <w:name w:val="Heading 3"/>
+  </w:style>
+  <w:style w:styleId="FootnoteText" w:type="paragraph">
+    <w:name w:val="Footnote Text"/>
     <w:basedOn w:val="Normal"/>
-    <w:next w:val="Normal"/>
+    <w:next w:val="FootnoteText"/>
+    <w:uiPriority w:val="9"/>
+    <w:unhideWhenUsed/>
+    <w:qFormat/>
+  </w:style>
+  <w:style w:styleId="FootnoteBlockText" w:type="paragraph">
+    <w:name w:val="Footnote Block Text"/>
+    <w:basedOn w:val="FootnoteText"/>
+    <w:next w:val="FootnoteText"/>
+    <w:uiPriority w:val="9"/>
+    <w:unhideWhenUsed/>
     <w:qFormat/>
     <w:pPr>
-      <w:spacing w:after="100" w:before="200"/>
+      <w:spacing w:after="100" w:before="100"/>
+      <w:ind w:firstLine="0" w:left="480" w:right="480"/>
     </w:pPr>
-    <w:rPr>
-      <w:rFonts w:ascii="Calibri Light" w:cs="Calibri Light" w:eastAsia="Calibri Light" w:hAnsi="Calibri Light"/>
+  </w:style>
+  <w:style w:default="1" w:styleId="DefaultParagraphFont" w:type="character">
+    <w:name w:val="Default Paragraph Font"/>
+    <w:semiHidden/>
+    <w:unhideWhenUsed/>
+  </w:style>
+  <w:style w:default="1" w:styleId="Table" w:type="table">
+    <w:name w:val="Table"/>
+    <w:basedOn w:val="TableNormal"/>
+    <w:semiHidden/>
+    <w:unhideWhenUsed/>
+    <w:qFormat/>
+    <w:tblPr>
+      <w:tblInd w:type="dxa" w:w="0"/>
+      <w:tblCellMar>
+        <w:top w:type="dxa" w:w="0"/>
+        <w:left w:type="dxa" w:w="108"/>
+        <w:bottom w:type="dxa" w:w="0"/>
+        <w:right w:type="dxa" w:w="108"/>
+      </w:tblCellMar>
+    </w:tblPr>
+    <w:tblStylePr w:type="firstRow">
+      <w:tcPr>
+        <w:tcBorders>
+          <w:bottom w:val="single"/>
+        </w:tcBorders>
+        <w:vAlign w:val="bottom"/>
+      </w:tcPr>
+    </w:tblStylePr>
+  </w:style>
+  <w:style w:customStyle="1" w:styleId="DefinitionTerm" w:type="paragraph">
+    <w:name w:val="Definition Term"/>
+    <w:basedOn w:val="Normal"/>
+    <w:next w:val="Definition"/>
+    <w:pPr>
+      <w:keepNext/>
+      <w:keepLines/>
+      <w:spacing w:after="0"/>
+    </w:pPr>
+    <w:rPr>
       <w:b/>
-      <w:bCs/>
-      <w:color w:val="1F3864"/>
-      <w:sz w:val="24"/>
-      <w:szCs w:val="24"/>
-    </w:rPr>
-  </w:style>
-  <w:style w:styleId="Heading4" w:type="paragraph">
-    <w:name w:val="Heading 4"/>
+    </w:rPr>
+  </w:style>
+  <w:style w:customStyle="1" w:styleId="Definition" w:type="paragraph">
+    <w:name w:val="Definition"/>
     <w:basedOn w:val="Normal"/>
-    <w:next w:val="Normal"/>
-    <w:qFormat/>
+  </w:style>
+  <w:style w:styleId="Caption" w:type="paragraph">
+    <w:name w:val="Caption"/>
+    <w:basedOn w:val="Normal"/>
+    <w:link w:val="BodyTextChar"/>
+    <w:pPr>
+      <w:spacing w:after="120" w:before="0"/>
+    </w:pPr>
     <w:rPr>
       <w:i/>
-      <w:iCs/>
-      <w:color w:val="2E74B5"/>
-    </w:rPr>
-  </w:style>
-  <w:style w:styleId="Heading5" w:type="paragraph">
-    <w:name w:val="Heading 5"/>
+    </w:rPr>
+  </w:style>
+  <w:style w:customStyle="1" w:styleId="TableCaption" w:type="paragraph">
+    <w:name w:val="Table Caption"/>
+    <w:basedOn w:val="Caption"/>
+    <w:pPr>
+      <w:keepNext/>
+    </w:pPr>
+  </w:style>
+  <w:style w:customStyle="1" w:styleId="ImageCaption" w:type="paragraph">
+    <w:name w:val="Image Caption"/>
+    <w:basedOn w:val="Caption"/>
+  </w:style>
+  <w:style w:customStyle="1" w:styleId="Figure" w:type="paragraph">
+    <w:name w:val="Figure"/>
     <w:basedOn w:val="Normal"/>
-    <w:next w:val="Normal"/>
-    <w:qFormat/>
-    <w:rPr>
-      <w:color w:val="2E74B5"/>
-    </w:rPr>
-  </w:style>
-  <w:style w:styleId="Heading6" w:type="paragraph">
-    <w:name w:val="Heading 6"/>
-    <w:basedOn w:val="Normal"/>
-    <w:next w:val="Normal"/>
-    <w:qFormat/>
-    <w:rPr>
-      <w:color w:val="1F4D78"/>
-    </w:rPr>
-  </w:style>
-  <w:style w:styleId="Strong" w:type="paragraph">
-    <w:name w:val="Strong"/>
-    <w:basedOn w:val="Normal"/>
-    <w:next w:val="Normal"/>
-    <w:qFormat/>
-    <w:rPr>
-      <w:b/>
-      <w:bCs/>
-    </w:rPr>
-  </w:style>
-  <w:style w:styleId="ListParagraph" w:type="paragraph">
-    <w:name w:val="List Paragraph"/>
-    <w:basedOn w:val="Normal"/>
-    <w:qFormat/>
+  </w:style>
+  <w:style w:customStyle="1" w:styleId="CaptionedFigure" w:type="paragraph">
+    <w:name w:val="Captioned Figure"/>
+    <w:basedOn w:val="Figure"/>
+    <w:pPr>
+      <w:keepNext/>
+    </w:pPr>
+  </w:style>
+  <w:style w:customStyle="1" w:styleId="BodyTextChar" w:type="character">
+    <w:name w:val="Body Text Char"/>
+    <w:basedOn w:val="DefaultParagraphFont"/>
+    <w:link w:val="BodyText"/>
+  </w:style>
+  <w:style w:customStyle="1" w:styleId="VerbatimChar" w:type="character">
+    <w:name w:val="Verbatim Char"/>
+    <w:basedOn w:val="BodyTextChar"/>
+    <w:rPr>
+      <w:rFonts w:ascii="Consolas" w:hAnsi="Consolas"/>
+      <w:sz w:val="22"/>
+    </w:rPr>
+  </w:style>
+  <w:style w:customStyle="1" w:styleId="SectionNumber" w:type="character">
+    <w:name w:val="Section Number"/>
+    <w:basedOn w:val="BodyTextChar"/>
+  </w:style>
+  <w:style w:styleId="FootnoteReference" w:type="character">
+    <w:name w:val="Footnote Reference"/>
+    <w:basedOn w:val="BodyTextChar"/>
+    <w:rPr>
+      <w:vertAlign w:val="superscript"/>
+    </w:rPr>
   </w:style>
   <w:style w:styleId="Hyperlink" w:type="character">
     <w:name w:val="Hyperlink"/>
-    <w:basedOn w:val="DefaultParagraphFont"/>
-    <w:uiPriority w:val="99"/>
+    <w:basedOn w:val="BodyTextChar"/>
+    <w:rPr>
+      <w:color w:themeColor="accent1" w:val="4F81BD"/>
+    </w:rPr>
+  </w:style>
+  <w:style w:styleId="TOCHeading" w:type="paragraph">
+    <w:name w:val="TOC Heading"/>
+    <w:basedOn w:val="Heading1"/>
+    <w:next w:val="BodyText"/>
+    <w:uiPriority w:val="39"/>
     <w:unhideWhenUsed/>
-    <w:rPr>
-      <w:color w:val="0563C1"/>
-      <w:u w:val="single"/>
-    </w:rPr>
-  </w:style>
-  <w:style w:styleId="FootnoteReference" w:type="character">
-    <w:name w:val="footnote reference"/>
-    <w:basedOn w:val="DefaultParagraphFont"/>
-    <w:uiPriority w:val="99"/>
-    <w:semiHidden/>
-    <w:unhideWhenUsed/>
-    <w:rPr>
-      <w:vertAlign w:val="superscript"/>
-    </w:rPr>
-  </w:style>
-  <w:style w:styleId="FootnoteText" w:type="paragraph">
-    <w:name w:val="footnote text"/>
-    <w:basedOn w:val="Normal"/>
-    <w:link w:val="FootnoteTextChar"/>
-    <w:uiPriority w:val="99"/>
-    <w:semiHidden/>
-    <w:unhideWhenUsed/>
+    <w:qFormat/>
     <w:pPr>
-      <w:spacing w:after="0" w:line="240" w:lineRule="auto"/>
+      <w:spacing w:before="240" w:line="259" w:lineRule="auto"/>
+      <w:outlineLvl w:val="9"/>
     </w:pPr>
     <w:rPr>
-      <w:sz w:val="20"/>
-      <w:szCs w:val="20"/>
-    </w:rPr>
-  </w:style>
-  <w:style w:styleId="FootnoteTextChar" w:type="character">
-    <w:name w:val="Footnote Text Char"/>
-    <w:basedOn w:val="DefaultParagraphFont"/>
-    <w:link w:val="FootnoteText"/>
-    <w:uiPriority w:val="99"/>
-    <w:semiHidden/>
-    <w:unhideWhenUsed/>
-    <w:rPr>
-      <w:sz w:val="20"/>
-      <w:szCs w:val="20"/>
-    </w:rPr>
-  </w:style>
-  <w:style w:styleId="EndnoteReference" w:type="character">
-    <w:name w:val="endnote reference"/>
-    <w:basedOn w:val="DefaultParagraphFont"/>
-    <w:uiPriority w:val="99"/>
-    <w:semiHidden/>
-    <w:unhideWhenUsed/>
-    <w:rPr>
-      <w:vertAlign w:val="superscript"/>
-    </w:rPr>
-  </w:style>
-  <w:style w:styleId="EndnoteText" w:type="paragraph">
-    <w:name w:val="endnote text"/>
-    <w:basedOn w:val="Normal"/>
-    <w:link w:val="EndnoteTextChar"/>
-    <w:uiPriority w:val="99"/>
-    <w:semiHidden/>
-    <w:unhideWhenUsed/>
-    <w:pPr>
-      <w:spacing w:after="0" w:line="240" w:lineRule="auto"/>
-    </w:pPr>
-    <w:rPr>
-      <w:sz w:val="20"/>
-      <w:szCs w:val="20"/>
-    </w:rPr>
-  </w:style>
-  <w:style w:styleId="EndnoteTextChar" w:type="character">
-    <w:name w:val="Endnote Text Char"/>
-    <w:basedOn w:val="DefaultParagraphFont"/>
-    <w:link w:val="EndnoteText"/>
-    <w:uiPriority w:val="99"/>
-    <w:semiHidden/>
-    <w:unhideWhenUsed/>
-    <w:rPr>
-      <w:sz w:val="20"/>
-      <w:szCs w:val="20"/>
-    </w:rPr>
-  </w:style>
-  <w:style w:customStyle="1" w:styleId="SourceCode" w:type="paragraph">
-    <w:name w:val="Source Code"/>
-    <w:basedOn w:val="Normal"/>
-    <w:link w:val="VerbatimChar"/>
-    <w:pPr>
-      <w:wordWrap w:val="off"/>
-    </w:pPr>
-  </w:style>
-  <w:style w:customStyle="1" w:styleId="KeywordTok" w:type="character">
-    <w:name w:val="KeywordTok"/>
-    <w:basedOn w:val="VerbatimChar"/>
-    <w:rPr>
-      <w:b/>
-      <w:color w:val="007020"/>
-    </w:rPr>
-  </w:style>
-  <w:style w:customStyle="1" w:styleId="DataTypeTok" w:type="character">
-    <w:name w:val="DataTypeTok"/>
-    <w:basedOn w:val="VerbatimChar"/>
-    <w:rPr>
-      <w:color w:val="902000"/>
-    </w:rPr>
-  </w:style>
-  <w:style w:customStyle="1" w:styleId="DecValTok" w:type="character">
-    <w:name w:val="DecValTok"/>
-    <w:basedOn w:val="VerbatimChar"/>
-    <w:rPr>
-      <w:color w:val="40a070"/>
-    </w:rPr>
-  </w:style>
-  <w:style w:customStyle="1" w:styleId="BaseNTok" w:type="character">
-    <w:name w:val="BaseNTok"/>
-    <w:basedOn w:val="VerbatimChar"/>
-    <w:rPr>
-      <w:color w:val="40a070"/>
-    </w:rPr>
-  </w:style>
-  <w:style w:customStyle="1" w:styleId="FloatTok" w:type="character">
-    <w:name w:val="FloatTok"/>
-    <w:basedOn w:val="VerbatimChar"/>
-    <w:rPr>
-      <w:color w:val="40a070"/>
-    </w:rPr>
-  </w:style>
-  <w:style w:customStyle="1" w:styleId="ConstantTok" w:type="character">
-    <w:name w:val="ConstantTok"/>
-    <w:basedOn w:val="VerbatimChar"/>
-    <w:rPr>
-      <w:color w:val="880000"/>
-    </w:rPr>
-  </w:style>
-  <w:style w:customStyle="1" w:styleId="CharTok" w:type="character">
-    <w:name w:val="CharTok"/>
-    <w:basedOn w:val="VerbatimChar"/>
-    <w:rPr>
-      <w:color w:val="4070a0"/>
-    </w:rPr>
-  </w:style>
-  <w:style w:customStyle="1" w:styleId="SpecialCharTok" w:type="character">
-    <w:name w:val="SpecialCharTok"/>
-    <w:basedOn w:val="VerbatimChar"/>
-    <w:rPr>
-      <w:color w:val="4070a0"/>
-    </w:rPr>
-  </w:style>
-  <w:style w:customStyle="1" w:styleId="StringTok" w:type="character">
-    <w:name w:val="StringTok"/>
-    <w:basedOn w:val="VerbatimChar"/>
-    <w:rPr>
-      <w:color w:val="4070a0"/>
-    </w:rPr>
-  </w:style>
-  <w:style w:customStyle="1" w:styleId="VerbatimStringTok" w:type="character">
-    <w:name w:val="VerbatimStringTok"/>
-    <w:basedOn w:val="VerbatimChar"/>
-    <w:rPr>
-      <w:color w:val="4070a0"/>
-    </w:rPr>
-  </w:style>
-  <w:style w:customStyle="1" w:styleId="SpecialStringTok" w:type="character">
-    <w:name w:val="SpecialStringTok"/>
-    <w:basedOn w:val="VerbatimChar"/>
-    <w:rPr>
-      <w:color w:val="bb6688"/>
-    </w:rPr>
-  </w:style>
-  <w:style w:customStyle="1" w:styleId="ImportTok" w:type="character">
-    <w:name w:val="ImportTok"/>
-    <w:basedOn w:val="VerbatimChar"/>
-    <w:rPr>
-      <w:b/>
-      <w:color w:val="008000"/>
-    </w:rPr>
-  </w:style>
-  <w:style w:customStyle="1" w:styleId="CommentTok" w:type="character">
-    <w:name w:val="CommentTok"/>
-    <w:basedOn w:val="VerbatimChar"/>
-    <w:rPr>
-      <w:i/>
-      <w:color w:val="60a0b0"/>
-    </w:rPr>
-  </w:style>
-  <w:style w:customStyle="1" w:styleId="DocumentationTok" w:type="character">
-    <w:name w:val="DocumentationTok"/>
-    <w:basedOn w:val="VerbatimChar"/>
-    <w:rPr>
-      <w:i/>
-      <w:color w:val="ba2121"/>
-    </w:rPr>
-  </w:style>
-  <w:style w:customStyle="1" w:styleId="AnnotationTok" w:type="character">
-    <w:name w:val="AnnotationTok"/>
-    <w:basedOn w:val="VerbatimChar"/>
-    <w:rPr>
-      <w:b/>
-      <w:i/>
-      <w:color w:val="60a0b0"/>
-    </w:rPr>
-  </w:style>
-  <w:style w:customStyle="1" w:styleId="CommentVarTok" w:type="character">
-    <w:name w:val="CommentVarTok"/>
-    <w:basedOn w:val="VerbatimChar"/>
-    <w:rPr>
-      <w:b/>
-      <w:i/>
-      <w:color w:val="60a0b0"/>
-    </w:rPr>
-  </w:style>
-  <w:style w:customStyle="1" w:styleId="OtherTok" w:type="character">
-    <w:name w:val="OtherTok"/>
-    <w:basedOn w:val="VerbatimChar"/>
-    <w:rPr>
-      <w:color w:val="007020"/>
-    </w:rPr>
-  </w:style>
-  <w:style w:customStyle="1" w:styleId="FunctionTok" w:type="character">
-    <w:name w:val="FunctionTok"/>
-    <w:basedOn w:val="VerbatimChar"/>
-    <w:rPr>
-      <w:color w:val="06287e"/>
-    </w:rPr>
-  </w:style>
-  <w:style w:customStyle="1" w:styleId="VariableTok" w:type="character">
-    <w:name w:val="VariableTok"/>
-    <w:basedOn w:val="VerbatimChar"/>
-    <w:rPr>
-      <w:color w:val="19177c"/>
-    </w:rPr>
-  </w:style>
-  <w:style w:customStyle="1" w:styleId="ControlFlowTok" w:type="character">
-    <w:name w:val="ControlFlowTok"/>
-    <w:basedOn w:val="VerbatimChar"/>
-    <w:rPr>
-      <w:b/>
-      <w:color w:val="007020"/>
-    </w:rPr>
-  </w:style>
-  <w:style w:customStyle="1" w:styleId="OperatorTok" w:type="character">
-    <w:name w:val="OperatorTok"/>
-    <w:basedOn w:val="VerbatimChar"/>
-    <w:rPr>
-      <w:color w:val="666666"/>
-    </w:rPr>
-  </w:style>
-  <w:style w:customStyle="1" w:styleId="BuiltInTok" w:type="character">
-    <w:name w:val="BuiltInTok"/>
-    <w:basedOn w:val="VerbatimChar"/>
-    <w:rPr>
-      <w:color w:val="008000"/>
-    </w:rPr>
-  </w:style>
-  <w:style w:customStyle="1" w:styleId="ExtensionTok" w:type="character">
-    <w:name w:val="ExtensionTok"/>
-    <w:basedOn w:val="VerbatimChar"/>
-    <w:rPr/>
-  </w:style>
-  <w:style w:customStyle="1" w:styleId="PreprocessorTok" w:type="character">
-    <w:name w:val="PreprocessorTok"/>
-    <w:basedOn w:val="VerbatimChar"/>
-    <w:rPr>
-      <w:color w:val="bc7a00"/>
-    </w:rPr>
-  </w:style>
-  <w:style w:customStyle="1" w:styleId="AttributeTok" w:type="character">
-    <w:name w:val="AttributeTok"/>
-    <w:basedOn w:val="VerbatimChar"/>
-    <w:rPr>
-      <w:color w:val="7d9029"/>
-    </w:rPr>
-  </w:style>
-  <w:style w:customStyle="1" w:styleId="RegionMarkerTok" w:type="character">
-    <w:name w:val="RegionMarkerTok"/>
-    <w:basedOn w:val="VerbatimChar"/>
-    <w:rPr/>
-  </w:style>
-  <w:style w:customStyle="1" w:styleId="InformationTok" w:type="character">
-    <w:name w:val="InformationTok"/>
-    <w:basedOn w:val="VerbatimChar"/>
-    <w:rPr>
-      <w:b/>
-      <w:i/>
-      <w:color w:val="60a0b0"/>
-    </w:rPr>
-  </w:style>
-  <w:style w:customStyle="1" w:styleId="WarningTok" w:type="character">
-    <w:name w:val="WarningTok"/>
-    <w:basedOn w:val="VerbatimChar"/>
-    <w:rPr>
-      <w:b/>
-      <w:i/>
-      <w:color w:val="60a0b0"/>
-    </w:rPr>
-  </w:style>
-  <w:style w:customStyle="1" w:styleId="AlertTok" w:type="character">
-    <w:name w:val="AlertTok"/>
-    <w:basedOn w:val="VerbatimChar"/>
-    <w:rPr>
-      <w:b/>
-      <w:color w:val="ff0000"/>
-    </w:rPr>
-  </w:style>
-  <w:style w:customStyle="1" w:styleId="ErrorTok" w:type="character">
-    <w:name w:val="ErrorTok"/>
-    <w:basedOn w:val="VerbatimChar"/>
-    <w:rPr>
-      <w:b/>
-      <w:color w:val="ff0000"/>
-    </w:rPr>
-  </w:style>
-  <w:style w:customStyle="1" w:styleId="NormalTok" w:type="character">
-    <w:name w:val="NormalTok"/>
-    <w:basedOn w:val="VerbatimChar"/>
-    <w:rPr/>
-  </w:style>
-  <w:style w:customStyle="1" w:styleId="SourceCode" w:type="paragraph">
-    <w:name w:val="Source Code"/>
-    <w:basedOn w:val="Normal"/>
-    <w:link w:val="VerbatimChar"/>
-    <w:pPr>
-      <w:wordWrap w:val="off"/>
-    </w:pPr>
-  </w:style>
-  <w:style w:customStyle="1" w:styleId="KeywordTok" w:type="character">
-    <w:name w:val="KeywordTok"/>
-    <w:basedOn w:val="VerbatimChar"/>
-    <w:rPr>
-      <w:b/>
-      <w:color w:val="007020"/>
-    </w:rPr>
-  </w:style>
-  <w:style w:customStyle="1" w:styleId="DataTypeTok" w:type="character">
-    <w:name w:val="DataTypeTok"/>
-    <w:basedOn w:val="VerbatimChar"/>
-    <w:rPr>
-      <w:color w:val="902000"/>
-    </w:rPr>
-  </w:style>
-  <w:style w:customStyle="1" w:styleId="DecValTok" w:type="character">
-    <w:name w:val="DecValTok"/>
-    <w:basedOn w:val="VerbatimChar"/>
-    <w:rPr>
-      <w:color w:val="40a070"/>
-    </w:rPr>
-  </w:style>
-  <w:style w:customStyle="1" w:styleId="BaseNTok" w:type="character">
-    <w:name w:val="BaseNTok"/>
-    <w:basedOn w:val="VerbatimChar"/>
-    <w:rPr>
-      <w:color w:val="40a070"/>
-    </w:rPr>
-  </w:style>
-  <w:style w:customStyle="1" w:styleId="FloatTok" w:type="character">
-    <w:name w:val="FloatTok"/>
-    <w:basedOn w:val="VerbatimChar"/>
-    <w:rPr>
-      <w:color w:val="40a070"/>
-    </w:rPr>
-  </w:style>
-  <w:style w:customStyle="1" w:styleId="ConstantTok" w:type="character">
-    <w:name w:val="ConstantTok"/>
-    <w:basedOn w:val="VerbatimChar"/>
-    <w:rPr>
-      <w:color w:val="880000"/>
-    </w:rPr>
-  </w:style>
-  <w:style w:customStyle="1" w:styleId="CharTok" w:type="character">
-    <w:name w:val="CharTok"/>
-    <w:basedOn w:val="VerbatimChar"/>
-    <w:rPr>
-      <w:color w:val="4070a0"/>
-    </w:rPr>
-  </w:style>
-  <w:style w:customStyle="1" w:styleId="SpecialCharTok" w:type="character">
-    <w:name w:val="SpecialCharTok"/>
-    <w:basedOn w:val="VerbatimChar"/>
-    <w:rPr>
-      <w:color w:val="4070a0"/>
-    </w:rPr>
-  </w:style>
-  <w:style w:customStyle="1" w:styleId="StringTok" w:type="character">
-    <w:name w:val="StringTok"/>
-    <w:basedOn w:val="VerbatimChar"/>
-    <w:rPr>
-      <w:color w:val="4070a0"/>
-    </w:rPr>
-  </w:style>
-  <w:style w:customStyle="1" w:styleId="VerbatimStringTok" w:type="character">
-    <w:name w:val="VerbatimStringTok"/>
-    <w:basedOn w:val="VerbatimChar"/>
-    <w:rPr>
-      <w:color w:val="4070a0"/>
-    </w:rPr>
-  </w:style>
-  <w:style w:customStyle="1" w:styleId="SpecialStringTok" w:type="character">
-    <w:name w:val="SpecialStringTok"/>
-    <w:basedOn w:val="VerbatimChar"/>
-    <w:rPr>
-      <w:color w:val="bb6688"/>
-    </w:rPr>
-  </w:style>
-  <w:style w:customStyle="1" w:styleId="ImportTok" w:type="character">
-    <w:name w:val="ImportTok"/>
-    <w:basedOn w:val="VerbatimChar"/>
-    <w:rPr>
-      <w:b/>
-      <w:color w:val="008000"/>
-    </w:rPr>
-  </w:style>
-  <w:style w:customStyle="1" w:styleId="CommentTok" w:type="character">
-    <w:name w:val="CommentTok"/>
-    <w:basedOn w:val="VerbatimChar"/>
-    <w:rPr>
-      <w:i/>
-      <w:color w:val="60a0b0"/>
-    </w:rPr>
-  </w:style>
-  <w:style w:customStyle="1" w:styleId="DocumentationTok" w:type="character">
-    <w:name w:val="DocumentationTok"/>
-    <w:basedOn w:val="VerbatimChar"/>
-    <w:rPr>
-      <w:i/>
-      <w:color w:val="ba2121"/>
-    </w:rPr>
-  </w:style>
-  <w:style w:customStyle="1" w:styleId="AnnotationTok" w:type="character">
-    <w:name w:val="AnnotationTok"/>
-    <w:basedOn w:val="VerbatimChar"/>
-    <w:rPr>
-      <w:b/>
-      <w:i/>
-      <w:color w:val="60a0b0"/>
-    </w:rPr>
-  </w:style>
-  <w:style w:customStyle="1" w:styleId="CommentVarTok" w:type="character">
-    <w:name w:val="CommentVarTok"/>
-    <w:basedOn w:val="VerbatimChar"/>
-    <w:rPr>
-      <w:b/>
-      <w:i/>
-      <w:color w:val="60a0b0"/>
-    </w:rPr>
-  </w:style>
-  <w:style w:customStyle="1" w:styleId="OtherTok" w:type="character">
-    <w:name w:val="OtherTok"/>
-    <w:basedOn w:val="VerbatimChar"/>
-    <w:rPr>
-      <w:color w:val="007020"/>
-    </w:rPr>
-  </w:style>
-  <w:style w:customStyle="1" w:styleId="FunctionTok" w:type="character">
-    <w:name w:val="FunctionTok"/>
-    <w:basedOn w:val="VerbatimChar"/>
-    <w:rPr>
-      <w:color w:val="06287e"/>
-    </w:rPr>
-  </w:style>
-  <w:style w:customStyle="1" w:styleId="VariableTok" w:type="character">
-    <w:name w:val="VariableTok"/>
-    <w:basedOn w:val="VerbatimChar"/>
-    <w:rPr>
-      <w:color w:val="19177c"/>
-    </w:rPr>
-  </w:style>
-  <w:style w:customStyle="1" w:styleId="ControlFlowTok" w:type="character">
-    <w:name w:val="ControlFlowTok"/>
-    <w:basedOn w:val="VerbatimChar"/>
-    <w:rPr>
-      <w:b/>
-      <w:color w:val="007020"/>
-    </w:rPr>
-  </w:style>
-  <w:style w:customStyle="1" w:styleId="OperatorTok" w:type="character">
-    <w:name w:val="OperatorTok"/>
-    <w:basedOn w:val="VerbatimChar"/>
-    <w:rPr>
-      <w:color w:val="666666"/>
-    </w:rPr>
-  </w:style>
-  <w:style w:customStyle="1" w:styleId="BuiltInTok" w:type="character">
-    <w:name w:val="BuiltInTok"/>
-    <w:basedOn w:val="VerbatimChar"/>
-    <w:rPr>
-      <w:color w:val="008000"/>
-    </w:rPr>
-  </w:style>
-  <w:style w:customStyle="1" w:styleId="ExtensionTok" w:type="character">
-    <w:name w:val="ExtensionTok"/>
-    <w:basedOn w:val="VerbatimChar"/>
-    <w:rPr/>
-  </w:style>
-  <w:style w:customStyle="1" w:styleId="PreprocessorTok" w:type="character">
-    <w:name w:val="PreprocessorTok"/>
-    <w:basedOn w:val="VerbatimChar"/>
-    <w:rPr>
-      <w:color w:val="bc7a00"/>
-    </w:rPr>
-  </w:style>
-  <w:style w:customStyle="1" w:styleId="AttributeTok" w:type="character">
-    <w:name w:val="AttributeTok"/>
-    <w:basedOn w:val="VerbatimChar"/>
-    <w:rPr>
-      <w:color w:val="7d9029"/>
-    </w:rPr>
-  </w:style>
-  <w:style w:customStyle="1" w:styleId="RegionMarkerTok" w:type="character">
-    <w:name w:val="RegionMarkerTok"/>
-    <w:basedOn w:val="VerbatimChar"/>
-    <w:rPr/>
-  </w:style>
-  <w:style w:customStyle="1" w:styleId="InformationTok" w:type="character">
-    <w:name w:val="InformationTok"/>
-    <w:basedOn w:val="VerbatimChar"/>
-    <w:rPr>
-      <w:b/>
-      <w:i/>
-      <w:color w:val="60a0b0"/>
-    </w:rPr>
-  </w:style>
-  <w:style w:customStyle="1" w:styleId="WarningTok" w:type="character">
-    <w:name w:val="WarningTok"/>
-    <w:basedOn w:val="VerbatimChar"/>
-    <w:rPr>
-      <w:b/>
-      <w:i/>
-      <w:color w:val="60a0b0"/>
-    </w:rPr>
-  </w:style>
-  <w:style w:customStyle="1" w:styleId="AlertTok" w:type="character">
-    <w:name w:val="AlertTok"/>
-    <w:basedOn w:val="VerbatimChar"/>
-    <w:rPr>
-      <w:b/>
-      <w:color w:val="ff0000"/>
-    </w:rPr>
-  </w:style>
-  <w:style w:customStyle="1" w:styleId="ErrorTok" w:type="character">
-    <w:name w:val="ErrorTok"/>
-    <w:basedOn w:val="VerbatimChar"/>
-    <w:rPr>
-      <w:b/>
-      <w:color w:val="ff0000"/>
-    </w:rPr>
-  </w:style>
-  <w:style w:customStyle="1" w:styleId="NormalTok" w:type="character">
-    <w:name w:val="NormalTok"/>
-    <w:basedOn w:val="VerbatimChar"/>
-    <w:rPr/>
-  </w:style>
-  <w:style w:customStyle="1" w:styleId="SourceCode" w:type="paragraph">
-    <w:name w:val="Source Code"/>
-    <w:basedOn w:val="Normal"/>
-    <w:link w:val="VerbatimChar"/>
-    <w:pPr>
-      <w:wordWrap w:val="off"/>
-    </w:pPr>
-  </w:style>
-  <w:style w:customStyle="1" w:styleId="KeywordTok" w:type="character">
-    <w:name w:val="KeywordTok"/>
-    <w:basedOn w:val="VerbatimChar"/>
-    <w:rPr>
-      <w:b/>
-      <w:color w:val="007020"/>
-    </w:rPr>
-  </w:style>
-  <w:style w:customStyle="1" w:styleId="DataTypeTok" w:type="character">
-    <w:name w:val="DataTypeTok"/>
-    <w:basedOn w:val="VerbatimChar"/>
-    <w:rPr>
-      <w:color w:val="902000"/>
-    </w:rPr>
-  </w:style>
-  <w:style w:customStyle="1" w:styleId="DecValTok" w:type="character">
-    <w:name w:val="DecValTok"/>
-    <w:basedOn w:val="VerbatimChar"/>
-    <w:rPr>
-      <w:color w:val="40a070"/>
-    </w:rPr>
-  </w:style>
-  <w:style w:customStyle="1" w:styleId="BaseNTok" w:type="character">
-    <w:name w:val="BaseNTok"/>
-    <w:basedOn w:val="VerbatimChar"/>
-    <w:rPr>
-      <w:color w:val="40a070"/>
-    </w:rPr>
-  </w:style>
-  <w:style w:customStyle="1" w:styleId="FloatTok" w:type="character">
-    <w:name w:val="FloatTok"/>
-    <w:basedOn w:val="VerbatimChar"/>
-    <w:rPr>
-      <w:color w:val="40a070"/>
-    </w:rPr>
-  </w:style>
-  <w:style w:customStyle="1" w:styleId="ConstantTok" w:type="character">
-    <w:name w:val="ConstantTok"/>
-    <w:basedOn w:val="VerbatimChar"/>
-    <w:rPr>
-      <w:color w:val="880000"/>
-    </w:rPr>
-  </w:style>
-  <w:style w:customStyle="1" w:styleId="CharTok" w:type="character">
-    <w:name w:val="CharTok"/>
-    <w:basedOn w:val="VerbatimChar"/>
-    <w:rPr>
-      <w:color w:val="4070a0"/>
-    </w:rPr>
-  </w:style>
-  <w:style w:customStyle="1" w:styleId="SpecialCharTok" w:type="character">
-    <w:name w:val="SpecialCharTok"/>
-    <w:basedOn w:val="VerbatimChar"/>
-    <w:rPr>
-      <w:color w:val="4070a0"/>
-    </w:rPr>
-  </w:style>
-  <w:style w:customStyle="1" w:styleId="StringTok" w:type="character">
-    <w:name w:val="StringTok"/>
-    <w:basedOn w:val="VerbatimChar"/>
-    <w:rPr>
-      <w:color w:val="4070a0"/>
-    </w:rPr>
-  </w:style>
-  <w:style w:customStyle="1" w:styleId="VerbatimStringTok" w:type="character">
-    <w:name w:val="VerbatimStringTok"/>
-    <w:basedOn w:val="VerbatimChar"/>
-    <w:rPr>
-      <w:color w:val="4070a0"/>
-    </w:rPr>
-  </w:style>
-  <w:style w:customStyle="1" w:styleId="SpecialStringTok" w:type="character">
-    <w:name w:val="SpecialStringTok"/>
-    <w:basedOn w:val="VerbatimChar"/>
-    <w:rPr>
-      <w:color w:val="bb6688"/>
-    </w:rPr>
-  </w:style>
-  <w:style w:customStyle="1" w:styleId="ImportTok" w:type="character">
-    <w:name w:val="ImportTok"/>
-    <w:basedOn w:val="VerbatimChar"/>
-    <w:rPr>
-      <w:b/>
-      <w:color w:val="008000"/>
-    </w:rPr>
-  </w:style>
-  <w:style w:customStyle="1" w:styleId="CommentTok" w:type="character">
-    <w:name w:val="CommentTok"/>
-    <w:basedOn w:val="VerbatimChar"/>
-    <w:rPr>
-      <w:i/>
-      <w:color w:val="60a0b0"/>
-    </w:rPr>
-  </w:style>
-  <w:style w:customStyle="1" w:styleId="DocumentationTok" w:type="character">
-    <w:name w:val="DocumentationTok"/>
-    <w:basedOn w:val="VerbatimChar"/>
-    <w:rPr>
-      <w:i/>
-      <w:color w:val="ba2121"/>
-    </w:rPr>
-  </w:style>
-  <w:style w:customStyle="1" w:styleId="AnnotationTok" w:type="character">
-    <w:name w:val="AnnotationTok"/>
-    <w:basedOn w:val="VerbatimChar"/>
-    <w:rPr>
-      <w:b/>
-      <w:i/>
-      <w:color w:val="60a0b0"/>
-    </w:rPr>
-  </w:style>
-  <w:style w:customStyle="1" w:styleId="CommentVarTok" w:type="character">
-    <w:name w:val="CommentVarTok"/>
-    <w:basedOn w:val="VerbatimChar"/>
-    <w:rPr>
-      <w:b/>
-      <w:i/>
-      <w:color w:val="60a0b0"/>
-    </w:rPr>
-  </w:style>
-  <w:style w:customStyle="1" w:styleId="OtherTok" w:type="character">
-    <w:name w:val="OtherTok"/>
-    <w:basedOn w:val="VerbatimChar"/>
-    <w:rPr>
-      <w:color w:val="007020"/>
-    </w:rPr>
-  </w:style>
-  <w:style w:customStyle="1" w:styleId="FunctionTok" w:type="character">
-    <w:name w:val="FunctionTok"/>
-    <w:basedOn w:val="VerbatimChar"/>
-    <w:rPr>
-      <w:color w:val="06287e"/>
-    </w:rPr>
-  </w:style>
-  <w:style w:customStyle="1" w:styleId="VariableTok" w:type="character">
-    <w:name w:val="VariableTok"/>
-    <w:basedOn w:val="VerbatimChar"/>
-    <w:rPr>
-      <w:color w:val="19177c"/>
-    </w:rPr>
-  </w:style>
-  <w:style w:customStyle="1" w:styleId="ControlFlowTok" w:type="character">
-    <w:name w:val="ControlFlowTok"/>
-    <w:basedOn w:val="VerbatimChar"/>
-    <w:rPr>
-      <w:b/>
-      <w:color w:val="007020"/>
-    </w:rPr>
-  </w:style>
-  <w:style w:customStyle="1" w:styleId="OperatorTok" w:type="character">
-    <w:name w:val="OperatorTok"/>
-    <w:basedOn w:val="VerbatimChar"/>
-    <w:rPr>
-      <w:color w:val="666666"/>
-    </w:rPr>
-  </w:style>
-  <w:style w:customStyle="1" w:styleId="BuiltInTok" w:type="character">
-    <w:name w:val="BuiltInTok"/>
-    <w:basedOn w:val="VerbatimChar"/>
-    <w:rPr>
-      <w:color w:val="008000"/>
-    </w:rPr>
-  </w:style>
-  <w:style w:customStyle="1" w:styleId="ExtensionTok" w:type="character">
-    <w:name w:val="ExtensionTok"/>
-    <w:basedOn w:val="VerbatimChar"/>
-    <w:rPr/>
-  </w:style>
-  <w:style w:customStyle="1" w:styleId="PreprocessorTok" w:type="character">
-    <w:name w:val="PreprocessorTok"/>
-    <w:basedOn w:val="VerbatimChar"/>
-    <w:rPr>
-      <w:color w:val="bc7a00"/>
-    </w:rPr>
-  </w:style>
-  <w:style w:customStyle="1" w:styleId="AttributeTok" w:type="character">
-    <w:name w:val="AttributeTok"/>
-    <w:basedOn w:val="VerbatimChar"/>
-    <w:rPr>
-      <w:color w:val="7d9029"/>
-    </w:rPr>
-  </w:style>
-  <w:style w:customStyle="1" w:styleId="RegionMarkerTok" w:type="character">
-    <w:name w:val="RegionMarkerTok"/>
-    <w:basedOn w:val="VerbatimChar"/>
-    <w:rPr/>
-  </w:style>
-  <w:style w:customStyle="1" w:styleId="InformationTok" w:type="character">
-    <w:name w:val="InformationTok"/>
-    <w:basedOn w:val="VerbatimChar"/>
-    <w:rPr>
-      <w:b/>
-      <w:i/>
-      <w:color w:val="60a0b0"/>
-    </w:rPr>
-  </w:style>
-  <w:style w:customStyle="1" w:styleId="WarningTok" w:type="character">
-    <w:name w:val="WarningTok"/>
-    <w:basedOn w:val="VerbatimChar"/>
-    <w:rPr>
-      <w:b/>
-      <w:i/>
-      <w:color w:val="60a0b0"/>
-    </w:rPr>
-  </w:style>
-  <w:style w:customStyle="1" w:styleId="AlertTok" w:type="character">
-    <w:name w:val="AlertTok"/>
-    <w:basedOn w:val="VerbatimChar"/>
-    <w:rPr>
-      <w:b/>
-      <w:color w:val="ff0000"/>
-    </w:rPr>
-  </w:style>
-  <w:style w:customStyle="1" w:styleId="ErrorTok" w:type="character">
-    <w:name w:val="ErrorTok"/>
-    <w:basedOn w:val="VerbatimChar"/>
-    <w:rPr>
-      <w:b/>
-      <w:color w:val="ff0000"/>
-    </w:rPr>
-  </w:style>
-  <w:style w:customStyle="1" w:styleId="NormalTok" w:type="character">
-    <w:name w:val="NormalTok"/>
-    <w:basedOn w:val="VerbatimChar"/>
-    <w:rPr/>
-  </w:style>
-  <w:style w:customStyle="1" w:styleId="SourceCode" w:type="paragraph">
-    <w:name w:val="Source Code"/>
-    <w:basedOn w:val="Normal"/>
-    <w:link w:val="VerbatimChar"/>
-    <w:pPr>
-      <w:wordWrap w:val="off"/>
-    </w:pPr>
-  </w:style>
-  <w:style w:customStyle="1" w:styleId="KeywordTok" w:type="character">
-    <w:name w:val="KeywordTok"/>
-    <w:basedOn w:val="VerbatimChar"/>
-    <w:rPr>
-      <w:b/>
-      <w:color w:val="007020"/>
-    </w:rPr>
-  </w:style>
-  <w:style w:customStyle="1" w:styleId="DataTypeTok" w:type="character">
-    <w:name w:val="DataTypeTok"/>
-    <w:basedOn w:val="VerbatimChar"/>
-    <w:rPr>
-      <w:color w:val="902000"/>
-    </w:rPr>
-  </w:style>
-  <w:style w:customStyle="1" w:styleId="DecValTok" w:type="character">
-    <w:name w:val="DecValTok"/>
-    <w:basedOn w:val="VerbatimChar"/>
-    <w:rPr>
-      <w:color w:val="40a070"/>
-    </w:rPr>
-  </w:style>
-  <w:style w:customStyle="1" w:styleId="BaseNTok" w:type="character">
-    <w:name w:val="BaseNTok"/>
-    <w:basedOn w:val="VerbatimChar"/>
-    <w:rPr>
-      <w:color w:val="40a070"/>
-    </w:rPr>
-  </w:style>
-  <w:style w:customStyle="1" w:styleId="FloatTok" w:type="character">
-    <w:name w:val="FloatTok"/>
-    <w:basedOn w:val="VerbatimChar"/>
-    <w:rPr>
-      <w:color w:val="40a070"/>
-    </w:rPr>
-  </w:style>
-  <w:style w:customStyle="1" w:styleId="ConstantTok" w:type="character">
-    <w:name w:val="ConstantTok"/>
-    <w:basedOn w:val="VerbatimChar"/>
-    <w:rPr>
-      <w:color w:val="880000"/>
-    </w:rPr>
-  </w:style>
-  <w:style w:customStyle="1" w:styleId="CharTok" w:type="character">
-    <w:name w:val="CharTok"/>
-    <w:basedOn w:val="VerbatimChar"/>
-    <w:rPr>
-      <w:color w:val="4070a0"/>
-    </w:rPr>
-  </w:style>
-  <w:style w:customStyle="1" w:styleId="SpecialCharTok" w:type="character">
-    <w:name w:val="SpecialCharTok"/>
-    <w:basedOn w:val="VerbatimChar"/>
-    <w:rPr>
-      <w:color w:val="4070a0"/>
-    </w:rPr>
-  </w:style>
-  <w:style w:customStyle="1" w:styleId="StringTok" w:type="character">
-    <w:name w:val="StringTok"/>
-    <w:basedOn w:val="VerbatimChar"/>
-    <w:rPr>
-      <w:color w:val="4070a0"/>
-    </w:rPr>
-  </w:style>
-  <w:style w:customStyle="1" w:styleId="VerbatimStringTok" w:type="character">
-    <w:name w:val="VerbatimStringTok"/>
-    <w:basedOn w:val="VerbatimChar"/>
-    <w:rPr>
-      <w:color w:val="4070a0"/>
-    </w:rPr>
-  </w:style>
-  <w:style w:customStyle="1" w:styleId="SpecialStringTok" w:type="character">
-    <w:name w:val="SpecialStringTok"/>
-    <w:basedOn w:val="VerbatimChar"/>
-    <w:rPr>
-      <w:color w:val="bb6688"/>
-    </w:rPr>
-  </w:style>
-  <w:style w:customStyle="1" w:styleId="ImportTok" w:type="character">
-    <w:name w:val="ImportTok"/>
-    <w:basedOn w:val="VerbatimChar"/>
-    <w:rPr>
-      <w:b/>
-      <w:color w:val="008000"/>
-    </w:rPr>
-  </w:style>
-  <w:style w:customStyle="1" w:styleId="CommentTok" w:type="character">
-    <w:name w:val="CommentTok"/>
-    <w:basedOn w:val="VerbatimChar"/>
-    <w:rPr>
-      <w:i/>
-      <w:color w:val="60a0b0"/>
-    </w:rPr>
-  </w:style>
-  <w:style w:customStyle="1" w:styleId="DocumentationTok" w:type="character">
-    <w:name w:val="DocumentationTok"/>
-    <w:basedOn w:val="VerbatimChar"/>
-    <w:rPr>
-      <w:i/>
-      <w:color w:val="ba2121"/>
-    </w:rPr>
-  </w:style>
-  <w:style w:customStyle="1" w:styleId="AnnotationTok" w:type="character">
-    <w:name w:val="AnnotationTok"/>
-    <w:basedOn w:val="VerbatimChar"/>
-    <w:rPr>
-      <w:b/>
-      <w:i/>
-      <w:color w:val="60a0b0"/>
-    </w:rPr>
-  </w:style>
-  <w:style w:customStyle="1" w:styleId="CommentVarTok" w:type="character">
-    <w:name w:val="CommentVarTok"/>
-    <w:basedOn w:val="VerbatimChar"/>
-    <w:rPr>
-      <w:b/>
-      <w:i/>
-      <w:color w:val="60a0b0"/>
-    </w:rPr>
-  </w:style>
-  <w:style w:customStyle="1" w:styleId="OtherTok" w:type="character">
-    <w:name w:val="OtherTok"/>
-    <w:basedOn w:val="VerbatimChar"/>
-    <w:rPr>
-      <w:color w:val="007020"/>
-    </w:rPr>
-  </w:style>
-  <w:style w:customStyle="1" w:styleId="FunctionTok" w:type="character">
-    <w:name w:val="FunctionTok"/>
-    <w:basedOn w:val="VerbatimChar"/>
-    <w:rPr>
-      <w:color w:val="06287e"/>
-    </w:rPr>
-  </w:style>
-  <w:style w:customStyle="1" w:styleId="VariableTok" w:type="character">
-    <w:name w:val="VariableTok"/>
-    <w:basedOn w:val="VerbatimChar"/>
-    <w:rPr>
-      <w:color w:val="19177c"/>
-    </w:rPr>
-  </w:style>
-  <w:style w:customStyle="1" w:styleId="ControlFlowTok" w:type="character">
-    <w:name w:val="ControlFlowTok"/>
-    <w:basedOn w:val="VerbatimChar"/>
-    <w:rPr>
-      <w:b/>
-      <w:color w:val="007020"/>
-    </w:rPr>
-  </w:style>
-  <w:style w:customStyle="1" w:styleId="OperatorTok" w:type="character">
-    <w:name w:val="OperatorTok"/>
-    <w:basedOn w:val="VerbatimChar"/>
-    <w:rPr>
-      <w:color w:val="666666"/>
-    </w:rPr>
-  </w:style>
-  <w:style w:customStyle="1" w:styleId="BuiltInTok" w:type="character">
-    <w:name w:val="BuiltInTok"/>
-    <w:basedOn w:val="VerbatimChar"/>
-    <w:rPr>
-      <w:color w:val="008000"/>
-    </w:rPr>
-  </w:style>
-  <w:style w:customStyle="1" w:styleId="ExtensionTok" w:type="character">
-    <w:name w:val="ExtensionTok"/>
-    <w:basedOn w:val="VerbatimChar"/>
-    <w:rPr/>
-  </w:style>
-  <w:style w:customStyle="1" w:styleId="PreprocessorTok" w:type="character">
-    <w:name w:val="PreprocessorTok"/>
-    <w:basedOn w:val="VerbatimChar"/>
-    <w:rPr>
-      <w:color w:val="bc7a00"/>
-    </w:rPr>
-  </w:style>
-  <w:style w:customStyle="1" w:styleId="AttributeTok" w:type="character">
-    <w:name w:val="AttributeTok"/>
-    <w:basedOn w:val="VerbatimChar"/>
-    <w:rPr>
-      <w:color w:val="7d9029"/>
-    </w:rPr>
-  </w:style>
-  <w:style w:customStyle="1" w:styleId="RegionMarkerTok" w:type="character">
-    <w:name w:val="RegionMarkerTok"/>
-    <w:basedOn w:val="VerbatimChar"/>
-    <w:rPr/>
-  </w:style>
-  <w:style w:customStyle="1" w:styleId="InformationTok" w:type="character">
-    <w:name w:val="InformationTok"/>
-    <w:basedOn w:val="VerbatimChar"/>
-    <w:rPr>
-      <w:b/>
-      <w:i/>
-      <w:color w:val="60a0b0"/>
-    </w:rPr>
-  </w:style>
-  <w:style w:customStyle="1" w:styleId="WarningTok" w:type="character">
-    <w:name w:val="WarningTok"/>
-    <w:basedOn w:val="VerbatimChar"/>
-    <w:rPr>
-      <w:b/>
-      <w:i/>
-      <w:color w:val="60a0b0"/>
-    </w:rPr>
-  </w:style>
-  <w:style w:customStyle="1" w:styleId="AlertTok" w:type="character">
-    <w:name w:val="AlertTok"/>
-    <w:basedOn w:val="VerbatimChar"/>
-    <w:rPr>
-      <w:b/>
-      <w:color w:val="ff0000"/>
-    </w:rPr>
-  </w:style>
-  <w:style w:customStyle="1" w:styleId="ErrorTok" w:type="character">
-    <w:name w:val="ErrorTok"/>
-    <w:basedOn w:val="VerbatimChar"/>
-    <w:rPr>
-      <w:b/>
-      <w:color w:val="ff0000"/>
-    </w:rPr>
-  </w:style>
-  <w:style w:customStyle="1" w:styleId="NormalTok" w:type="character">
-    <w:name w:val="NormalTok"/>
-    <w:basedOn w:val="VerbatimChar"/>
-    <w:rPr/>
-  </w:style>
-  <w:style w:customStyle="1" w:styleId="SourceCode" w:type="paragraph">
-    <w:name w:val="Source Code"/>
-    <w:basedOn w:val="Normal"/>
-    <w:link w:val="VerbatimChar"/>
-    <w:pPr>
-      <w:wordWrap w:val="off"/>
-    </w:pPr>
-  </w:style>
-  <w:style w:customStyle="1" w:styleId="KeywordTok" w:type="character">
-    <w:name w:val="KeywordTok"/>
-    <w:basedOn w:val="VerbatimChar"/>
-    <w:rPr>
-      <w:b/>
-      <w:color w:val="007020"/>
-    </w:rPr>
-  </w:style>
-  <w:style w:customStyle="1" w:styleId="DataTypeTok" w:type="character">
-    <w:name w:val="DataTypeTok"/>
-    <w:basedOn w:val="VerbatimChar"/>
-    <w:rPr>
-      <w:color w:val="902000"/>
-    </w:rPr>
-  </w:style>
-  <w:style w:customStyle="1" w:styleId="DecValTok" w:type="character">
-    <w:name w:val="DecValTok"/>
-    <w:basedOn w:val="VerbatimChar"/>
-    <w:rPr>
-      <w:color w:val="40a070"/>
-    </w:rPr>
-  </w:style>
-  <w:style w:customStyle="1" w:styleId="BaseNTok" w:type="character">
-    <w:name w:val="BaseNTok"/>
-    <w:basedOn w:val="VerbatimChar"/>
-    <w:rPr>
-      <w:color w:val="40a070"/>
-    </w:rPr>
-  </w:style>
-  <w:style w:customStyle="1" w:styleId="FloatTok" w:type="character">
-    <w:name w:val="FloatTok"/>
-    <w:basedOn w:val="VerbatimChar"/>
-    <w:rPr>
-      <w:color w:val="40a070"/>
-    </w:rPr>
-  </w:style>
-  <w:style w:customStyle="1" w:styleId="ConstantTok" w:type="character">
-    <w:name w:val="ConstantTok"/>
-    <w:basedOn w:val="VerbatimChar"/>
-    <w:rPr>
-      <w:color w:val="880000"/>
-    </w:rPr>
-  </w:style>
-  <w:style w:customStyle="1" w:styleId="CharTok" w:type="character">
-    <w:name w:val="CharTok"/>
-    <w:basedOn w:val="VerbatimChar"/>
-    <w:rPr>
-      <w:color w:val="4070a0"/>
-    </w:rPr>
-  </w:style>
-  <w:style w:customStyle="1" w:styleId="SpecialCharTok" w:type="character">
-    <w:name w:val="SpecialCharTok"/>
-    <w:basedOn w:val="VerbatimChar"/>
-    <w:rPr>
-      <w:color w:val="4070a0"/>
-    </w:rPr>
-  </w:style>
-  <w:style w:customStyle="1" w:styleId="StringTok" w:type="character">
-    <w:name w:val="StringTok"/>
-    <w:basedOn w:val="VerbatimChar"/>
-    <w:rPr>
-      <w:color w:val="4070a0"/>
-    </w:rPr>
-  </w:style>
-  <w:style w:customStyle="1" w:styleId="VerbatimStringTok" w:type="character">
-    <w:name w:val="VerbatimStringTok"/>
-    <w:basedOn w:val="VerbatimChar"/>
-    <w:rPr>
-      <w:color w:val="4070a0"/>
-    </w:rPr>
-  </w:style>
-  <w:style w:customStyle="1" w:styleId="SpecialStringTok" w:type="character">
-    <w:name w:val="SpecialStringTok"/>
-    <w:basedOn w:val="VerbatimChar"/>
-    <w:rPr>
-      <w:color w:val="bb6688"/>
-    </w:rPr>
-  </w:style>
-  <w:style w:customStyle="1" w:styleId="ImportTok" w:type="character">
-    <w:name w:val="ImportTok"/>
-    <w:basedOn w:val="VerbatimChar"/>
-    <w:rPr>
-      <w:b/>
-      <w:color w:val="008000"/>
-    </w:rPr>
-  </w:style>
-  <w:style w:customStyle="1" w:styleId="CommentTok" w:type="character">
-    <w:name w:val="CommentTok"/>
-    <w:basedOn w:val="VerbatimChar"/>
-    <w:rPr>
-      <w:i/>
-      <w:color w:val="60a0b0"/>
-    </w:rPr>
-  </w:style>
-  <w:style w:customStyle="1" w:styleId="DocumentationTok" w:type="character">
-    <w:name w:val="DocumentationTok"/>
-    <w:basedOn w:val="VerbatimChar"/>
-    <w:rPr>
-      <w:i/>
-      <w:color w:val="ba2121"/>
-    </w:rPr>
-  </w:style>
-  <w:style w:customStyle="1" w:styleId="AnnotationTok" w:type="character">
-    <w:name w:val="AnnotationTok"/>
-    <w:basedOn w:val="VerbatimChar"/>
-    <w:rPr>
-      <w:b/>
-      <w:i/>
-      <w:color w:val="60a0b0"/>
-    </w:rPr>
-  </w:style>
-  <w:style w:customStyle="1" w:styleId="CommentVarTok" w:type="character">
-    <w:name w:val="CommentVarTok"/>
-    <w:basedOn w:val="VerbatimChar"/>
-    <w:rPr>
-      <w:b/>
-      <w:i/>
-      <w:color w:val="60a0b0"/>
-    </w:rPr>
-  </w:style>
-  <w:style w:customStyle="1" w:styleId="OtherTok" w:type="character">
-    <w:name w:val="OtherTok"/>
-    <w:basedOn w:val="VerbatimChar"/>
-    <w:rPr>
-      <w:color w:val="007020"/>
-    </w:rPr>
-  </w:style>
-  <w:style w:customStyle="1" w:styleId="FunctionTok" w:type="character">
-    <w:name w:val="FunctionTok"/>
-    <w:basedOn w:val="VerbatimChar"/>
-    <w:rPr>
-      <w:color w:val="06287e"/>
-    </w:rPr>
-  </w:style>
-  <w:style w:customStyle="1" w:styleId="VariableTok" w:type="character">
-    <w:name w:val="VariableTok"/>
-    <w:basedOn w:val="VerbatimChar"/>
-    <w:rPr>
-      <w:color w:val="19177c"/>
-    </w:rPr>
-  </w:style>
-  <w:style w:customStyle="1" w:styleId="ControlFlowTok" w:type="character">
-    <w:name w:val="ControlFlowTok"/>
-    <w:basedOn w:val="VerbatimChar"/>
-    <w:rPr>
-      <w:b/>
-      <w:color w:val="007020"/>
-    </w:rPr>
-  </w:style>
-  <w:style w:customStyle="1" w:styleId="OperatorTok" w:type="character">
-    <w:name w:val="OperatorTok"/>
-    <w:basedOn w:val="VerbatimChar"/>
-    <w:rPr>
-      <w:color w:val="666666"/>
-    </w:rPr>
-  </w:style>
-  <w:style w:customStyle="1" w:styleId="BuiltInTok" w:type="character">
-    <w:name w:val="BuiltInTok"/>
-    <w:basedOn w:val="VerbatimChar"/>
-    <w:rPr>
-      <w:color w:val="008000"/>
-    </w:rPr>
-  </w:style>
-  <w:style w:customStyle="1" w:styleId="ExtensionTok" w:type="character">
-    <w:name w:val="ExtensionTok"/>
-    <w:basedOn w:val="VerbatimChar"/>
-    <w:rPr/>
-  </w:style>
-  <w:style w:customStyle="1" w:styleId="PreprocessorTok" w:type="character">
-    <w:name w:val="PreprocessorTok"/>
-    <w:basedOn w:val="VerbatimChar"/>
-    <w:rPr>
-      <w:color w:val="bc7a00"/>
-    </w:rPr>
-  </w:style>
-  <w:style w:customStyle="1" w:styleId="AttributeTok" w:type="character">
-    <w:name w:val="AttributeTok"/>
-    <w:basedOn w:val="VerbatimChar"/>
-    <w:rPr>
-      <w:color w:val="7d9029"/>
-    </w:rPr>
-  </w:style>
-  <w:style w:customStyle="1" w:styleId="RegionMarkerTok" w:type="character">
-    <w:name w:val="RegionMarkerTok"/>
-    <w:basedOn w:val="VerbatimChar"/>
-    <w:rPr/>
-  </w:style>
-  <w:style w:customStyle="1" w:styleId="InformationTok" w:type="character">
-    <w:name w:val="InformationTok"/>
-    <w:basedOn w:val="VerbatimChar"/>
-    <w:rPr>
-      <w:b/>
-      <w:i/>
-      <w:color w:val="60a0b0"/>
-    </w:rPr>
-  </w:style>
-  <w:style w:customStyle="1" w:styleId="WarningTok" w:type="character">
-    <w:name w:val="WarningTok"/>
-    <w:basedOn w:val="VerbatimChar"/>
-    <w:rPr>
-      <w:b/>
-      <w:i/>
-      <w:color w:val="60a0b0"/>
-    </w:rPr>
-  </w:style>
-  <w:style w:customStyle="1" w:styleId="AlertTok" w:type="character">
-    <w:name w:val="AlertTok"/>
-    <w:basedOn w:val="VerbatimChar"/>
-    <w:rPr>
-      <w:b/>
-      <w:color w:val="ff0000"/>
-    </w:rPr>
-  </w:style>
-  <w:style w:customStyle="1" w:styleId="ErrorTok" w:type="character">
-    <w:name w:val="ErrorTok"/>
-    <w:basedOn w:val="VerbatimChar"/>
-    <w:rPr>
-      <w:b/>
-      <w:color w:val="ff0000"/>
-    </w:rPr>
-  </w:style>
-  <w:style w:customStyle="1" w:styleId="NormalTok" w:type="character">
-    <w:name w:val="NormalTok"/>
-    <w:basedOn w:val="VerbatimChar"/>
-    <w:rPr/>
-  </w:style>
-  <w:style w:customStyle="1" w:styleId="SourceCode" w:type="paragraph">
-    <w:name w:val="Source Code"/>
-    <w:basedOn w:val="Normal"/>
-    <w:link w:val="VerbatimChar"/>
-    <w:pPr>
-      <w:wordWrap w:val="off"/>
-    </w:pPr>
-  </w:style>
-  <w:style w:customStyle="1" w:styleId="KeywordTok" w:type="character">
-    <w:name w:val="KeywordTok"/>
-    <w:basedOn w:val="VerbatimChar"/>
-    <w:rPr>
-      <w:b/>
-      <w:color w:val="007020"/>
-    </w:rPr>
-  </w:style>
-  <w:style w:customStyle="1" w:styleId="DataTypeTok" w:type="character">
-    <w:name w:val="DataTypeTok"/>
-    <w:basedOn w:val="VerbatimChar"/>
-    <w:rPr>
-      <w:color w:val="902000"/>
-    </w:rPr>
-  </w:style>
-  <w:style w:customStyle="1" w:styleId="DecValTok" w:type="character">
-    <w:name w:val="DecValTok"/>
-    <w:basedOn w:val="VerbatimChar"/>
-    <w:rPr>
-      <w:color w:val="40a070"/>
-    </w:rPr>
-  </w:style>
-  <w:style w:customStyle="1" w:styleId="BaseNTok" w:type="character">
-    <w:name w:val="BaseNTok"/>
-    <w:basedOn w:val="VerbatimChar"/>
-    <w:rPr>
-      <w:color w:val="40a070"/>
-    </w:rPr>
-  </w:style>
-  <w:style w:customStyle="1" w:styleId="FloatTok" w:type="character">
-    <w:name w:val="FloatTok"/>
-    <w:basedOn w:val="VerbatimChar"/>
-    <w:rPr>
-      <w:color w:val="40a070"/>
-    </w:rPr>
-  </w:style>
-  <w:style w:customStyle="1" w:styleId="ConstantTok" w:type="character">
-    <w:name w:val="ConstantTok"/>
-    <w:basedOn w:val="VerbatimChar"/>
-    <w:rPr>
-      <w:color w:val="880000"/>
-    </w:rPr>
-  </w:style>
-  <w:style w:customStyle="1" w:styleId="CharTok" w:type="character">
-    <w:name w:val="CharTok"/>
-    <w:basedOn w:val="VerbatimChar"/>
-    <w:rPr>
-      <w:color w:val="4070a0"/>
-    </w:rPr>
-  </w:style>
-  <w:style w:customStyle="1" w:styleId="SpecialCharTok" w:type="character">
-    <w:name w:val="SpecialCharTok"/>
-    <w:basedOn w:val="VerbatimChar"/>
-    <w:rPr>
-      <w:color w:val="4070a0"/>
-    </w:rPr>
-  </w:style>
-  <w:style w:customStyle="1" w:styleId="StringTok" w:type="character">
-    <w:name w:val="StringTok"/>
-    <w:basedOn w:val="VerbatimChar"/>
-    <w:rPr>
-      <w:color w:val="4070a0"/>
-    </w:rPr>
-  </w:style>
-  <w:style w:customStyle="1" w:styleId="VerbatimStringTok" w:type="character">
-    <w:name w:val="VerbatimStringTok"/>
-    <w:basedOn w:val="VerbatimChar"/>
-    <w:rPr>
-      <w:color w:val="4070a0"/>
-    </w:rPr>
-  </w:style>
-  <w:style w:customStyle="1" w:styleId="SpecialStringTok" w:type="character">
-    <w:name w:val="SpecialStringTok"/>
-    <w:basedOn w:val="VerbatimChar"/>
-    <w:rPr>
-      <w:color w:val="bb6688"/>
-    </w:rPr>
-  </w:style>
-  <w:style w:customStyle="1" w:styleId="ImportTok" w:type="character">
-    <w:name w:val="ImportTok"/>
-    <w:basedOn w:val="VerbatimChar"/>
-    <w:rPr>
-      <w:b/>
-      <w:color w:val="008000"/>
-    </w:rPr>
-  </w:style>
-  <w:style w:customStyle="1" w:styleId="CommentTok" w:type="character">
-    <w:name w:val="CommentTok"/>
-    <w:basedOn w:val="VerbatimChar"/>
-    <w:rPr>
-      <w:i/>
-      <w:color w:val="60a0b0"/>
-    </w:rPr>
-  </w:style>
-  <w:style w:customStyle="1" w:styleId="DocumentationTok" w:type="character">
-    <w:name w:val="DocumentationTok"/>
-    <w:basedOn w:val="VerbatimChar"/>
-    <w:rPr>
-      <w:i/>
-      <w:color w:val="ba2121"/>
-    </w:rPr>
-  </w:style>
-  <w:style w:customStyle="1" w:styleId="AnnotationTok" w:type="character">
-    <w:name w:val="AnnotationTok"/>
-    <w:basedOn w:val="VerbatimChar"/>
-    <w:rPr>
-      <w:b/>
-      <w:i/>
-      <w:color w:val="60a0b0"/>
-    </w:rPr>
-  </w:style>
-  <w:style w:customStyle="1" w:styleId="CommentVarTok" w:type="character">
-    <w:name w:val="CommentVarTok"/>
-    <w:basedOn w:val="VerbatimChar"/>
-    <w:rPr>
-      <w:b/>
-      <w:i/>
-      <w:color w:val="60a0b0"/>
-    </w:rPr>
-  </w:style>
-  <w:style w:customStyle="1" w:styleId="OtherTok" w:type="character">
-    <w:name w:val="OtherTok"/>
-    <w:basedOn w:val="VerbatimChar"/>
-    <w:rPr>
-      <w:color w:val="007020"/>
-    </w:rPr>
-  </w:style>
-  <w:style w:customStyle="1" w:styleId="FunctionTok" w:type="character">
-    <w:name w:val="FunctionTok"/>
-    <w:basedOn w:val="VerbatimChar"/>
-    <w:rPr>
-      <w:color w:val="06287e"/>
-    </w:rPr>
-  </w:style>
-  <w:style w:customStyle="1" w:styleId="VariableTok" w:type="character">
-    <w:name w:val="VariableTok"/>
-    <w:basedOn w:val="VerbatimChar"/>
-    <w:rPr>
-      <w:color w:val="19177c"/>
-    </w:rPr>
-  </w:style>
-  <w:style w:customStyle="1" w:styleId="ControlFlowTok" w:type="character">
-    <w:name w:val="ControlFlowTok"/>
-    <w:basedOn w:val="VerbatimChar"/>
-    <w:rPr>
-      <w:b/>
-      <w:color w:val="007020"/>
-    </w:rPr>
-  </w:style>
-  <w:style w:customStyle="1" w:styleId="OperatorTok" w:type="character">
-    <w:name w:val="OperatorTok"/>
-    <w:basedOn w:val="VerbatimChar"/>
-    <w:rPr>
-      <w:color w:val="666666"/>
-    </w:rPr>
-  </w:style>
-  <w:style w:customStyle="1" w:styleId="BuiltInTok" w:type="character">
-    <w:name w:val="BuiltInTok"/>
-    <w:basedOn w:val="VerbatimChar"/>
-    <w:rPr>
-      <w:color w:val="008000"/>
-    </w:rPr>
-  </w:style>
-  <w:style w:customStyle="1" w:styleId="ExtensionTok" w:type="character">
-    <w:name w:val="ExtensionTok"/>
-    <w:basedOn w:val="VerbatimChar"/>
-    <w:rPr/>
-  </w:style>
-  <w:style w:customStyle="1" w:styleId="PreprocessorTok" w:type="character">
-    <w:name w:val="PreprocessorTok"/>
-    <w:basedOn w:val="VerbatimChar"/>
-    <w:rPr>
-      <w:color w:val="bc7a00"/>
-    </w:rPr>
-  </w:style>
-  <w:style w:customStyle="1" w:styleId="AttributeTok" w:type="character">
-    <w:name w:val="AttributeTok"/>
-    <w:basedOn w:val="VerbatimChar"/>
-    <w:rPr>
-      <w:color w:val="7d9029"/>
-    </w:rPr>
-  </w:style>
-  <w:style w:customStyle="1" w:styleId="RegionMarkerTok" w:type="character">
-    <w:name w:val="RegionMarkerTok"/>
-    <w:basedOn w:val="VerbatimChar"/>
-    <w:rPr/>
-  </w:style>
-  <w:style w:customStyle="1" w:styleId="InformationTok" w:type="character">
-    <w:name w:val="InformationTok"/>
-    <w:basedOn w:val="VerbatimChar"/>
-    <w:rPr>
-      <w:b/>
-      <w:i/>
-      <w:color w:val="60a0b0"/>
-    </w:rPr>
-  </w:style>
-  <w:style w:customStyle="1" w:styleId="WarningTok" w:type="character">
-    <w:name w:val="WarningTok"/>
-    <w:basedOn w:val="VerbatimChar"/>
-    <w:rPr>
-      <w:b/>
-      <w:i/>
-      <w:color w:val="60a0b0"/>
-    </w:rPr>
-  </w:style>
-  <w:style w:customStyle="1" w:styleId="AlertTok" w:type="character">
-    <w:name w:val="AlertTok"/>
-    <w:basedOn w:val="VerbatimChar"/>
-    <w:rPr>
-      <w:b/>
-      <w:color w:val="ff0000"/>
-    </w:rPr>
-  </w:style>
-  <w:style w:customStyle="1" w:styleId="ErrorTok" w:type="character">
-    <w:name w:val="ErrorTok"/>
-    <w:basedOn w:val="VerbatimChar"/>
-    <w:rPr>
-      <w:b/>
-      <w:color w:val="ff0000"/>
-    </w:rPr>
-  </w:style>
-  <w:style w:customStyle="1" w:styleId="NormalTok" w:type="character">
-    <w:name w:val="NormalTok"/>
-    <w:basedOn w:val="VerbatimChar"/>
-    <w:rPr/>
+      <w:rFonts w:asciiTheme="majorHAnsi" w:cstheme="majorBidi" w:eastAsiaTheme="majorEastAsia" w:hAnsiTheme="majorHAnsi"/>
+      <w:b w:val="0"/>
+      <w:bCs w:val="0"/>
+      <w:color w:themeColor="accent1" w:themeShade="BF" w:val="365F91"/>
+    </w:rPr>
   </w:style>
   <w:style w:type="paragraph" w:customStyle="1" w:styleId="SourceCode">
     <w:name w:val="Source Code"/>

--- a/docs/deliverables/Evidence_Index.docx
+++ b/docs/deliverables/Evidence_Index.docx
@@ -1099,7 +1099,7 @@
                 <w:rPr>
                   <w:rStyle w:val="VerbatimChar"/>
                 </w:rPr>
-                <w:t xml:space="preserve">ca02d00</w:t>
+                <w:t xml:space="preserve">c226841</w:t>
               </w:r>
             </w:hyperlink>
           </w:p>
@@ -1759,30 +1759,30 @@
                 <w:rPr>
                   <w:rStyle w:val="VerbatimChar"/>
                 </w:rPr>
-                <w:t xml:space="preserve">ca02d00</w:t>
-              </w:r>
-            </w:hyperlink>
-          </w:p>
-        </w:tc>
-        <w:tc>
-          <w:tcPr/>
-          <w:p>
-            <w:pPr>
-              <w:pStyle w:val="Compact"/>
-            </w:pPr>
-            <w:r>
-              <w:t xml:space="preserve">29/08/2026</w:t>
-            </w:r>
-          </w:p>
-        </w:tc>
-        <w:tc>
-          <w:tcPr/>
-          <w:p>
-            <w:pPr>
-              <w:pStyle w:val="Compact"/>
-            </w:pPr>
-            <w:r>
-              <w:t xml:space="preserve">Final report draft, all Word deliverables, the presentation, the tracker, this index, the AI usage log, and the completed validation report included</w:t>
+                <w:t xml:space="preserve">c226841</w:t>
+              </w:r>
+            </w:hyperlink>
+          </w:p>
+        </w:tc>
+        <w:tc>
+          <w:tcPr/>
+          <w:p>
+            <w:pPr>
+              <w:pStyle w:val="Compact"/>
+            </w:pPr>
+            <w:r>
+              <w:t xml:space="preserve">01/09/2026</w:t>
+            </w:r>
+          </w:p>
+        </w:tc>
+        <w:tc>
+          <w:tcPr/>
+          <w:p>
+            <w:pPr>
+              <w:pStyle w:val="Compact"/>
+            </w:pPr>
+            <w:r>
+              <w:t xml:space="preserve">Final report draft, all Word deliverables, the presentation, the tracker, this index, the AI usage log, release metadata, and the completed validation report included</w:t>
             </w:r>
           </w:p>
         </w:tc>
@@ -2599,6 +2599,47 @@
             </w:pPr>
             <w:r>
               <w:t xml:space="preserve">Presentation architecture diagram (latest state)</w:t>
+            </w:r>
+          </w:p>
+        </w:tc>
+      </w:tr>
+      <w:tr>
+        <w:tc>
+          <w:tcPr/>
+          <w:p>
+            <w:pPr>
+              <w:pStyle w:val="Compact"/>
+            </w:pPr>
+            <w:hyperlink r:id="rId45">
+              <w:r>
+                <w:rPr>
+                  <w:rStyle w:val="VerbatimChar"/>
+                </w:rPr>
+                <w:t xml:space="preserve">c226841</w:t>
+              </w:r>
+            </w:hyperlink>
+          </w:p>
+        </w:tc>
+        <w:tc>
+          <w:tcPr/>
+          <w:p>
+            <w:pPr>
+              <w:pStyle w:val="Compact"/>
+            </w:pPr>
+            <w:r>
+              <w:t xml:space="preserve">Milestone tags retargeted to</w:t>
+            </w:r>
+            <w:r>
+              <w:t xml:space="preserve"> </w:t>
+            </w:r>
+            <w:r>
+              <w:rPr>
+                <w:rStyle w:val="VerbatimChar"/>
+              </w:rPr>
+              <w:t xml:space="preserve">main</w:t>
+            </w:r>
+            <w:r>
+              <w:t xml:space="preserve">, deliverable status refreshed, and release metadata added</w:t>
             </w:r>
           </w:p>
         </w:tc>

--- a/docs/deliverables/Evidence_Index.docx
+++ b/docs/deliverables/Evidence_Index.docx
@@ -2033,7 +2033,52 @@
               </w:r>
             </w:hyperlink>
             <w:r>
-              <w:t xml:space="preserve">,</w:t>
+              <w:t xml:space="preserve"> </w:t>
+            </w:r>
+            <w:r>
+              <w:t xml:space="preserve">(</w:t>
+            </w:r>
+            <w:r>
+              <w:rPr>
+                <w:rStyle w:val="VerbatimChar"/>
+              </w:rPr>
+              <w:t xml:space="preserve">n500</w:t>
+            </w:r>
+            <w:r>
+              <w:t xml:space="preserve"> </w:t>
+            </w:r>
+            <w:r>
+              <w:t xml:space="preserve">and</w:t>
+            </w:r>
+            <w:r>
+              <w:t xml:space="preserve"> </w:t>
+            </w:r>
+            <w:r>
+              <w:rPr>
+                <w:rStyle w:val="VerbatimChar"/>
+              </w:rPr>
+              <w:t xml:space="preserve">n2000</w:t>
+            </w:r>
+            <w:r>
+              <w:t xml:space="preserve"> </w:t>
+            </w:r>
+            <w:r>
+              <w:t xml:space="preserve">tracked;</w:t>
+            </w:r>
+            <w:r>
+              <w:t xml:space="preserve"> </w:t>
+            </w:r>
+            <w:r>
+              <w:rPr>
+                <w:rStyle w:val="VerbatimChar"/>
+              </w:rPr>
+              <w:t xml:space="preserve">n10000</w:t>
+            </w:r>
+            <w:r>
+              <w:t xml:space="preserve"> </w:t>
+            </w:r>
+            <w:r>
+              <w:t xml:space="preserve">regenerated from the README command),</w:t>
             </w:r>
             <w:r>
               <w:t xml:space="preserve"> </w:t>

--- a/docs/deliverables/Evidence_Index.docx
+++ b/docs/deliverables/Evidence_Index.docx
@@ -2,10 +2,9 @@
 <file path=word/document.xml><?xml version="1.0" encoding="utf-8"?>
 <w:document xmlns:w="http://schemas.openxmlformats.org/wordprocessingml/2006/main" xmlns:m="http://schemas.openxmlformats.org/officeDocument/2006/math" xmlns:r="http://schemas.openxmlformats.org/officeDocument/2006/relationships" xmlns:o="urn:schemas-microsoft-com:office:office" xmlns:v="urn:schemas-microsoft-com:vml" xmlns:w10="urn:schemas-microsoft-com:office:word" xmlns:a="http://schemas.openxmlformats.org/drawingml/2006/main" xmlns:pic="http://schemas.openxmlformats.org/drawingml/2006/picture" xmlns:wp="http://schemas.openxmlformats.org/drawingml/2006/wordprocessingDrawing">
   <w:body>
-    <w:bookmarkStart w:id="69" w:name="evidence-index"/>
     <w:p>
       <w:pPr>
-        <w:pStyle w:val="Heading1"/>
+        <w:pStyle w:val="Title"/>
       </w:pPr>
       <w:r>
         <w:t xml:space="preserve">Evidence Index</w:t>
@@ -116,7 +115,7 @@
     <w:bookmarkStart w:id="9" w:name="point-at-everything-links"/>
     <w:p>
       <w:pPr>
-        <w:pStyle w:val="Heading2"/>
+        <w:pStyle w:val="Heading1"/>
       </w:pPr>
       <w:r>
         <w:t xml:space="preserve">Point-at-everything links</w:t>
@@ -186,7 +185,7 @@
     <w:bookmarkStart w:id="52" w:name="milestones-with-proof"/>
     <w:p>
       <w:pPr>
-        <w:pStyle w:val="Heading2"/>
+        <w:pStyle w:val="Heading1"/>
       </w:pPr>
       <w:r>
         <w:t xml:space="preserve">Milestones, with proof</w:t>
@@ -1368,7 +1367,7 @@
     <w:bookmarkStart w:id="54" w:name="what-each-tag-points-at"/>
     <w:p>
       <w:pPr>
-        <w:pStyle w:val="Heading2"/>
+        <w:pStyle w:val="Heading1"/>
       </w:pPr>
       <w:r>
         <w:t xml:space="preserve">What each tag points at</w:t>
@@ -1862,7 +1861,7 @@
     <w:bookmarkStart w:id="67" w:name="X343555567a2f7f017c0602652a29739aa6e8b64"/>
     <w:p>
       <w:pPr>
-        <w:pStyle w:val="Heading2"/>
+        <w:pStyle w:val="Heading1"/>
       </w:pPr>
       <w:r>
         <w:t xml:space="preserve">Deliverables (Proposal section 4), with location</w:t>
@@ -2314,7 +2313,7 @@
     <w:bookmarkStart w:id="68" w:name="key-commits-what-each-one-proves"/>
     <w:p>
       <w:pPr>
-        <w:pStyle w:val="Heading2"/>
+        <w:pStyle w:val="Heading1"/>
       </w:pPr>
       <w:r>
         <w:t xml:space="preserve">Key commits, what each one proves</w:t>
@@ -2699,7 +2698,6 @@
       </w:r>
     </w:p>
     <w:bookmarkEnd w:id="68"/>
-    <w:bookmarkEnd w:id="69"/>
     <w:sectPr>
       <w:footnotePr>
         <w:numRestart w:val="eachSect"/>
@@ -2927,7 +2925,7 @@
   <w:docDefaults>
     <w:rPrDefault>
       <w:rPr>
-        <w:rFonts w:asciiTheme="minorHAnsi" w:cstheme="minorBidi" w:eastAsiaTheme="minorEastAsia" w:hAnsiTheme="minorHAnsi"/>
+        <w:rFonts w:ascii="Times New Roman" w:cs="Times New Roman" w:eastAsia="Times New Roman" w:hAnsi="Times New Roman"/>
         <w:sz w:val="24"/>
         <w:szCs w:val="24"/>
         <w:lang w:bidi="ar-SA" w:eastAsia="zh-CN" w:val="en-US"/>
@@ -2943,6 +2941,10 @@
   <w:style w:default="1" w:styleId="Normal" w:type="paragraph">
     <w:name w:val="Normal"/>
     <w:qFormat/>
+    <w:pPr>
+      <w:spacing w:line="360" w:lineRule="auto"/>
+      <w:jc w:val="both"/>
+    </w:pPr>
   </w:style>
   <w:style w:styleId="BodyText" w:type="paragraph">
     <w:name w:val="Body Text"/>
@@ -2976,14 +2978,17 @@
     <w:qFormat/>
     <w:rsid w:val="00A10FD9"/>
     <w:pPr>
-      <w:spacing w:after="80" w:line="240" w:lineRule="auto"/>
+      <w:spacing w:after="120" w:before="240" w:line="240" w:lineRule="auto"/>
       <w:contextualSpacing/>
       <w:jc w:val="center"/>
     </w:pPr>
     <w:rPr>
-      <w:rFonts w:asciiTheme="majorHAnsi" w:cstheme="majorBidi" w:eastAsiaTheme="majorEastAsia" w:hAnsiTheme="majorHAnsi"/>
-      <w:sz w:val="56"/>
-      <w:szCs w:val="56"/>
+      <w:rFonts w:ascii="Times New Roman" w:cs="Times New Roman" w:hAnsi="Times New Roman"/>
+      <w:b/>
+      <w:bCs/>
+      <w:color w:val="000000"/>
+      <w:sz w:val="32"/>
+      <w:szCs w:val="32"/>
     </w:rPr>
   </w:style>
   <w:style w:customStyle="1" w:styleId="TitleChar" w:type="character">
@@ -2993,9 +2998,12 @@
     <w:uiPriority w:val="10"/>
     <w:rsid w:val="00A10FD9"/>
     <w:rPr>
-      <w:rFonts w:asciiTheme="majorHAnsi" w:cstheme="majorBidi" w:eastAsiaTheme="majorEastAsia" w:hAnsiTheme="majorHAnsi"/>
-      <w:sz w:val="56"/>
-      <w:szCs w:val="56"/>
+      <w:rFonts w:ascii="Times New Roman" w:cs="Times New Roman" w:hAnsi="Times New Roman"/>
+      <w:b/>
+      <w:bCs/>
+      <w:color w:val="000000"/>
+      <w:sz w:val="32"/>
+      <w:szCs w:val="32"/>
     </w:rPr>
   </w:style>
   <w:style w:styleId="Subtitle" w:type="paragraph">
@@ -3086,10 +3094,11 @@
       <w:keepNext/>
       <w:keepLines/>
       <w:spacing w:after="300" w:before="100"/>
+      <w:jc w:val="both"/>
     </w:pPr>
     <w:rPr>
-      <w:sz w:val="20"/>
-      <w:szCs w:val="20"/>
+      <w:sz w:val="24"/>
+      <w:szCs w:val="24"/>
     </w:rPr>
   </w:style>
   <w:style w:styleId="Bibliography" w:type="paragraph">
@@ -3111,14 +3120,17 @@
     <w:pPr>
       <w:keepNext/>
       <w:keepLines/>
-      <w:spacing w:after="80" w:before="360"/>
+      <w:spacing w:after="120" w:before="360" w:line="240" w:lineRule="auto"/>
+      <w:jc w:val="left"/>
       <w:outlineLvl w:val="0"/>
     </w:pPr>
     <w:rPr>
-      <w:rFonts w:asciiTheme="majorHAnsi" w:cstheme="majorBidi" w:eastAsiaTheme="majorEastAsia" w:hAnsiTheme="majorHAnsi"/>
-      <w:color w:themeColor="accent1" w:themeShade="BF" w:val="0F4761"/>
-      <w:sz w:val="40"/>
-      <w:szCs w:val="40"/>
+      <w:rFonts w:ascii="Times New Roman" w:cs="Times New Roman" w:hAnsi="Times New Roman"/>
+      <w:b/>
+      <w:bCs/>
+      <w:color w:val="000000"/>
+      <w:sz w:val="28"/>
+      <w:szCs w:val="28"/>
     </w:rPr>
   </w:style>
   <w:style w:styleId="Heading2" w:type="paragraph">
@@ -3127,21 +3139,23 @@
     <w:next w:val="BodyText"/>
     <w:link w:val="Heading2Char"/>
     <w:uiPriority w:val="9"/>
-    <w:semiHidden/>
     <w:unhideWhenUsed/>
     <w:qFormat/>
     <w:rsid w:val="00A10FD9"/>
     <w:pPr>
       <w:keepNext/>
       <w:keepLines/>
-      <w:spacing w:after="80" w:before="160"/>
+      <w:spacing w:after="80" w:before="240" w:line="240" w:lineRule="auto"/>
+      <w:jc w:val="left"/>
       <w:outlineLvl w:val="1"/>
     </w:pPr>
     <w:rPr>
-      <w:rFonts w:asciiTheme="majorHAnsi" w:cstheme="majorBidi" w:eastAsiaTheme="majorEastAsia" w:hAnsiTheme="majorHAnsi"/>
-      <w:color w:themeColor="accent1" w:themeShade="BF" w:val="0F4761"/>
-      <w:sz w:val="32"/>
-      <w:szCs w:val="32"/>
+      <w:rFonts w:ascii="Times New Roman" w:cs="Times New Roman" w:hAnsi="Times New Roman"/>
+      <w:b/>
+      <w:bCs/>
+      <w:color w:val="000000"/>
+      <w:sz w:val="26"/>
+      <w:szCs w:val="26"/>
     </w:rPr>
   </w:style>
   <w:style w:styleId="Heading3" w:type="paragraph">
@@ -3150,21 +3164,23 @@
     <w:next w:val="BodyText"/>
     <w:link w:val="Heading3Char"/>
     <w:uiPriority w:val="9"/>
-    <w:semiHidden/>
     <w:unhideWhenUsed/>
     <w:qFormat/>
     <w:rsid w:val="00A10FD9"/>
     <w:pPr>
       <w:keepNext/>
       <w:keepLines/>
-      <w:spacing w:after="80" w:before="160"/>
+      <w:spacing w:after="60" w:before="200" w:line="240" w:lineRule="auto"/>
+      <w:jc w:val="left"/>
       <w:outlineLvl w:val="2"/>
     </w:pPr>
     <w:rPr>
-      <w:rFonts w:cstheme="majorBidi" w:eastAsiaTheme="majorEastAsia"/>
-      <w:color w:themeColor="accent1" w:themeShade="BF" w:val="0F4761"/>
-      <w:sz w:val="28"/>
-      <w:szCs w:val="28"/>
+      <w:rFonts w:ascii="Times New Roman" w:cs="Times New Roman" w:hAnsi="Times New Roman"/>
+      <w:b/>
+      <w:bCs/>
+      <w:color w:val="000000"/>
+      <w:sz w:val="24"/>
+      <w:szCs w:val="24"/>
     </w:rPr>
   </w:style>
   <w:style w:styleId="Heading4" w:type="paragraph">
@@ -3306,10 +3322,12 @@
     <w:uiPriority w:val="9"/>
     <w:rsid w:val="00A10FD9"/>
     <w:rPr>
-      <w:rFonts w:asciiTheme="majorHAnsi" w:cstheme="majorBidi" w:eastAsiaTheme="majorEastAsia" w:hAnsiTheme="majorHAnsi"/>
-      <w:color w:themeColor="accent1" w:themeShade="BF" w:val="0F4761"/>
-      <w:sz w:val="40"/>
-      <w:szCs w:val="40"/>
+      <w:rFonts w:ascii="Times New Roman" w:cs="Times New Roman" w:hAnsi="Times New Roman"/>
+      <w:b/>
+      <w:bCs/>
+      <w:color w:val="000000"/>
+      <w:sz w:val="28"/>
+      <w:szCs w:val="28"/>
     </w:rPr>
   </w:style>
   <w:style w:customStyle="1" w:styleId="Heading2Char" w:type="character">
@@ -3317,13 +3335,14 @@
     <w:basedOn w:val="DefaultParagraphFont"/>
     <w:link w:val="Heading2"/>
     <w:uiPriority w:val="9"/>
-    <w:semiHidden/>
     <w:rsid w:val="00A10FD9"/>
     <w:rPr>
-      <w:rFonts w:asciiTheme="majorHAnsi" w:cstheme="majorBidi" w:eastAsiaTheme="majorEastAsia" w:hAnsiTheme="majorHAnsi"/>
-      <w:color w:themeColor="accent1" w:themeShade="BF" w:val="0F4761"/>
-      <w:sz w:val="32"/>
-      <w:szCs w:val="32"/>
+      <w:rFonts w:ascii="Times New Roman" w:cs="Times New Roman" w:hAnsi="Times New Roman"/>
+      <w:b/>
+      <w:bCs/>
+      <w:color w:val="000000"/>
+      <w:sz w:val="26"/>
+      <w:szCs w:val="26"/>
     </w:rPr>
   </w:style>
   <w:style w:customStyle="1" w:styleId="Heading3Char" w:type="character">
@@ -3331,13 +3350,14 @@
     <w:basedOn w:val="DefaultParagraphFont"/>
     <w:link w:val="Heading3"/>
     <w:uiPriority w:val="9"/>
-    <w:semiHidden/>
     <w:rsid w:val="00A10FD9"/>
     <w:rPr>
-      <w:rFonts w:cstheme="majorBidi" w:eastAsiaTheme="majorEastAsia"/>
-      <w:color w:themeColor="accent1" w:themeShade="BF" w:val="0F4761"/>
-      <w:sz w:val="28"/>
-      <w:szCs w:val="28"/>
+      <w:rFonts w:ascii="Times New Roman" w:cs="Times New Roman" w:hAnsi="Times New Roman"/>
+      <w:b/>
+      <w:bCs/>
+      <w:color w:val="000000"/>
+      <w:sz w:val="24"/>
+      <w:szCs w:val="24"/>
     </w:rPr>
   </w:style>
   <w:style w:customStyle="1" w:styleId="Heading4Char" w:type="character">

--- a/docs/deliverables/Evidence_Index.docx
+++ b/docs/deliverables/Evidence_Index.docx
@@ -182,7 +182,7 @@
       </w:r>
     </w:p>
     <w:bookmarkEnd w:id="9"/>
-    <w:bookmarkStart w:id="52" w:name="milestones-with-proof"/>
+    <w:bookmarkStart w:id="53" w:name="milestones-with-proof"/>
     <w:p>
       <w:pPr>
         <w:pStyle w:val="Heading1"/>
@@ -1101,6 +1101,20 @@
                 <w:t xml:space="preserve">c226841</w:t>
               </w:r>
             </w:hyperlink>
+            <w:r>
+              <w:t xml:space="preserve">,</w:t>
+            </w:r>
+            <w:r>
+              <w:t xml:space="preserve"> </w:t>
+            </w:r>
+            <w:hyperlink r:id="rId46">
+              <w:r>
+                <w:rPr>
+                  <w:rStyle w:val="VerbatimChar"/>
+                </w:rPr>
+                <w:t xml:space="preserve">29dab58</w:t>
+              </w:r>
+            </w:hyperlink>
           </w:p>
         </w:tc>
         <w:tc>
@@ -1123,7 +1137,7 @@
             <w:r>
               <w:t xml:space="preserve"> </w:t>
             </w:r>
-            <w:hyperlink r:id="rId46">
+            <w:hyperlink r:id="rId47">
               <w:r>
                 <w:rPr>
                   <w:rStyle w:val="VerbatimChar"/>
@@ -1207,7 +1221,7 @@
             <w:r>
               <w:t xml:space="preserve"> </w:t>
             </w:r>
-            <w:hyperlink r:id="rId47">
+            <w:hyperlink r:id="rId48">
               <w:r>
                 <w:rPr>
                   <w:rStyle w:val="VerbatimChar"/>
@@ -1221,7 +1235,7 @@
             <w:r>
               <w:t xml:space="preserve"> </w:t>
             </w:r>
-            <w:hyperlink r:id="rId48">
+            <w:hyperlink r:id="rId49">
               <w:r>
                 <w:rPr>
                   <w:rStyle w:val="VerbatimChar"/>
@@ -1251,7 +1265,7 @@
             <w:r>
               <w:t xml:space="preserve"> </w:t>
             </w:r>
-            <w:hyperlink r:id="rId49">
+            <w:hyperlink r:id="rId50">
               <w:r>
                 <w:rPr>
                   <w:rStyle w:val="VerbatimChar"/>
@@ -1321,27 +1335,27 @@
             <w:r>
               <w:t xml:space="preserve"> </w:t>
             </w:r>
+            <w:hyperlink r:id="rId51">
+              <w:r>
+                <w:rPr>
+                  <w:rStyle w:val="VerbatimChar"/>
+                </w:rPr>
+                <w:t xml:space="preserve">583ef94</w:t>
+              </w:r>
+            </w:hyperlink>
+          </w:p>
+        </w:tc>
+        <w:tc>
+          <w:tcPr/>
+          <w:p>
+            <w:pPr>
+              <w:pStyle w:val="Compact"/>
+            </w:pPr>
             <w:hyperlink r:id="rId50">
               <w:r>
                 <w:rPr>
                   <w:rStyle w:val="VerbatimChar"/>
                 </w:rPr>
-                <w:t xml:space="preserve">583ef94</w:t>
-              </w:r>
-            </w:hyperlink>
-          </w:p>
-        </w:tc>
-        <w:tc>
-          <w:tcPr/>
-          <w:p>
-            <w:pPr>
-              <w:pStyle w:val="Compact"/>
-            </w:pPr>
-            <w:hyperlink r:id="rId49">
-              <w:r>
-                <w:rPr>
-                  <w:rStyle w:val="VerbatimChar"/>
-                </w:rPr>
                 <w:t xml:space="preserve">docs/deliverables/</w:t>
               </w:r>
             </w:hyperlink>
@@ -1351,7 +1365,7 @@
             <w:r>
               <w:t xml:space="preserve"> </w:t>
             </w:r>
-            <w:hyperlink r:id="rId51">
+            <w:hyperlink r:id="rId52">
               <w:r>
                 <w:rPr>
                   <w:rStyle w:val="VerbatimChar"/>
@@ -1363,8 +1377,8 @@
         </w:tc>
       </w:tr>
     </w:tbl>
-    <w:bookmarkEnd w:id="52"/>
-    <w:bookmarkStart w:id="54" w:name="what-each-tag-points-at"/>
+    <w:bookmarkEnd w:id="53"/>
+    <w:bookmarkStart w:id="55" w:name="what-each-tag-points-at"/>
     <w:p>
       <w:pPr>
         <w:pStyle w:val="Heading1"/>
@@ -1688,7 +1702,7 @@
             <w:pPr>
               <w:pStyle w:val="Compact"/>
             </w:pPr>
-            <w:hyperlink r:id="rId53">
+            <w:hyperlink r:id="rId54">
               <w:r>
                 <w:rPr>
                   <w:rStyle w:val="VerbatimChar"/>
@@ -1753,35 +1767,35 @@
             <w:pPr>
               <w:pStyle w:val="Compact"/>
             </w:pPr>
-            <w:hyperlink r:id="rId45">
-              <w:r>
-                <w:rPr>
-                  <w:rStyle w:val="VerbatimChar"/>
-                </w:rPr>
-                <w:t xml:space="preserve">c226841</w:t>
-              </w:r>
-            </w:hyperlink>
-          </w:p>
-        </w:tc>
-        <w:tc>
-          <w:tcPr/>
-          <w:p>
-            <w:pPr>
-              <w:pStyle w:val="Compact"/>
-            </w:pPr>
-            <w:r>
-              <w:t xml:space="preserve">01/09/2026</w:t>
-            </w:r>
-          </w:p>
-        </w:tc>
-        <w:tc>
-          <w:tcPr/>
-          <w:p>
-            <w:pPr>
-              <w:pStyle w:val="Compact"/>
-            </w:pPr>
-            <w:r>
-              <w:t xml:space="preserve">Final report draft, all Word deliverables, the presentation, the tracker, this index, the AI usage log, release metadata, and the completed validation report included</w:t>
+            <w:hyperlink r:id="rId46">
+              <w:r>
+                <w:rPr>
+                  <w:rStyle w:val="VerbatimChar"/>
+                </w:rPr>
+                <w:t xml:space="preserve">29dab58</w:t>
+              </w:r>
+            </w:hyperlink>
+          </w:p>
+        </w:tc>
+        <w:tc>
+          <w:tcPr/>
+          <w:p>
+            <w:pPr>
+              <w:pStyle w:val="Compact"/>
+            </w:pPr>
+            <w:r>
+              <w:t xml:space="preserve">02/09/2026</w:t>
+            </w:r>
+          </w:p>
+        </w:tc>
+        <w:tc>
+          <w:tcPr/>
+          <w:p>
+            <w:pPr>
+              <w:pStyle w:val="Compact"/>
+            </w:pPr>
+            <w:r>
+              <w:t xml:space="preserve">Final report draft, all Word deliverables on a single document style with cover pages on the report, validation report and format guide, the presentation, the tracker, this index, the AI usage log, release metadata, and the completed validation report</w:t>
             </w:r>
           </w:p>
         </w:tc>
@@ -1857,8 +1871,8 @@
         <w:t xml:space="preserve">29/09/2026 date and appear to be duplicates; this is queried with the supervisor.</w:t>
       </w:r>
     </w:p>
-    <w:bookmarkEnd w:id="54"/>
-    <w:bookmarkStart w:id="67" w:name="X343555567a2f7f017c0602652a29739aa6e8b64"/>
+    <w:bookmarkEnd w:id="55"/>
+    <w:bookmarkStart w:id="68" w:name="X343555567a2f7f017c0602652a29739aa6e8b64"/>
     <w:p>
       <w:pPr>
         <w:pStyle w:val="Heading1"/>
@@ -1951,7 +1965,7 @@
             <w:r>
               <w:t xml:space="preserve"> </w:t>
             </w:r>
-            <w:hyperlink r:id="rId55">
+            <w:hyperlink r:id="rId56">
               <w:r>
                 <w:rPr>
                   <w:rStyle w:val="VerbatimChar"/>
@@ -1980,7 +1994,7 @@
             <w:pPr>
               <w:pStyle w:val="Compact"/>
             </w:pPr>
-            <w:hyperlink r:id="rId56">
+            <w:hyperlink r:id="rId57">
               <w:r>
                 <w:rPr>
                   <w:rStyle w:val="VerbatimChar"/>
@@ -1994,7 +2008,7 @@
             <w:r>
               <w:t xml:space="preserve"> </w:t>
             </w:r>
-            <w:hyperlink r:id="rId57">
+            <w:hyperlink r:id="rId58">
               <w:r>
                 <w:rPr>
                   <w:rStyle w:val="Hyperlink"/>
@@ -2023,7 +2037,7 @@
             <w:pPr>
               <w:pStyle w:val="Compact"/>
             </w:pPr>
-            <w:hyperlink r:id="rId58">
+            <w:hyperlink r:id="rId59">
               <w:r>
                 <w:rPr>
                   <w:rStyle w:val="VerbatimChar"/>
@@ -2082,7 +2096,7 @@
             <w:r>
               <w:t xml:space="preserve"> </w:t>
             </w:r>
-            <w:hyperlink r:id="rId59">
+            <w:hyperlink r:id="rId60">
               <w:r>
                 <w:rPr>
                   <w:rStyle w:val="VerbatimChar"/>
@@ -2125,7 +2139,7 @@
             <w:r>
               <w:t xml:space="preserve"> </w:t>
             </w:r>
-            <w:hyperlink r:id="rId60">
+            <w:hyperlink r:id="rId61">
               <w:r>
                 <w:rPr>
                   <w:rStyle w:val="Hyperlink"/>
@@ -2168,7 +2182,7 @@
             <w:r>
               <w:t xml:space="preserve"> </w:t>
             </w:r>
-            <w:hyperlink r:id="rId46">
+            <w:hyperlink r:id="rId47">
               <w:r>
                 <w:rPr>
                   <w:rStyle w:val="Hyperlink"/>
@@ -2197,7 +2211,7 @@
             <w:pPr>
               <w:pStyle w:val="Compact"/>
             </w:pPr>
-            <w:hyperlink r:id="rId61">
+            <w:hyperlink r:id="rId62">
               <w:r>
                 <w:rPr>
                   <w:rStyle w:val="VerbatimChar"/>
@@ -2226,7 +2240,7 @@
             <w:pPr>
               <w:pStyle w:val="Compact"/>
             </w:pPr>
-            <w:hyperlink r:id="rId62">
+            <w:hyperlink r:id="rId63">
               <w:r>
                 <w:rPr>
                   <w:rStyle w:val="VerbatimChar"/>
@@ -2240,7 +2254,7 @@
             <w:r>
               <w:t xml:space="preserve"> </w:t>
             </w:r>
-            <w:hyperlink r:id="rId63">
+            <w:hyperlink r:id="rId64">
               <w:r>
                 <w:rPr>
                   <w:rStyle w:val="Hyperlink"/>
@@ -2269,7 +2283,7 @@
             <w:pPr>
               <w:pStyle w:val="Compact"/>
             </w:pPr>
-            <w:hyperlink r:id="rId64">
+            <w:hyperlink r:id="rId65">
               <w:r>
                 <w:rPr>
                   <w:rStyle w:val="VerbatimChar"/>
@@ -2283,7 +2297,7 @@
             <w:r>
               <w:t xml:space="preserve"> </w:t>
             </w:r>
-            <w:hyperlink r:id="rId65">
+            <w:hyperlink r:id="rId66">
               <w:r>
                 <w:rPr>
                   <w:rStyle w:val="VerbatimChar"/>
@@ -2297,7 +2311,7 @@
             <w:r>
               <w:t xml:space="preserve"> </w:t>
             </w:r>
-            <w:hyperlink r:id="rId66">
+            <w:hyperlink r:id="rId67">
               <w:r>
                 <w:rPr>
                   <w:rStyle w:val="VerbatimChar"/>
@@ -2309,8 +2323,8 @@
         </w:tc>
       </w:tr>
     </w:tbl>
-    <w:bookmarkEnd w:id="67"/>
-    <w:bookmarkStart w:id="68" w:name="key-commits-what-each-one-proves"/>
+    <w:bookmarkEnd w:id="68"/>
+    <w:bookmarkStart w:id="69" w:name="key-commits-what-each-one-proves"/>
     <w:p>
       <w:pPr>
         <w:pStyle w:val="Heading1"/>
@@ -2625,7 +2639,7 @@
             <w:pPr>
               <w:pStyle w:val="Compact"/>
             </w:pPr>
-            <w:hyperlink r:id="rId48">
+            <w:hyperlink r:id="rId49">
               <w:r>
                 <w:rPr>
                   <w:rStyle w:val="VerbatimChar"/>
@@ -2697,7 +2711,7 @@
         <w:t xml:space="preserve">Links resolve for anyone with access to the repository. To confirm a single point live, open the commits page and read the message and changed files for the hash named above.</w:t>
       </w:r>
     </w:p>
-    <w:bookmarkEnd w:id="68"/>
+    <w:bookmarkEnd w:id="69"/>
     <w:sectPr>
       <w:footnotePr>
         <w:numRestart w:val="eachSect"/>

--- a/docs/deliverables/Evidence_Index.docx
+++ b/docs/deliverables/Evidence_Index.docx
@@ -73,7 +73,7 @@
         <w:t xml:space="preserve"> </w:t>
       </w:r>
       <w:r>
-        <w:t xml:space="preserve">Mr. Mofya Phiri</w:t>
+        <w:t xml:space="preserve">Mr. Mofya Phiri</w:t>
       </w:r>
       <w:r>
         <w:br/>
@@ -88,8 +88,19 @@
       <w:r>
         <w:t xml:space="preserve"> </w:t>
       </w:r>
-      <w:r>
-        <w:t xml:space="preserve">https://github.com/Samuelkaoma-eng/SKACE-TIME-DATA (branch</w:t>
+      <w:hyperlink r:id="rId9">
+        <w:r>
+          <w:rPr>
+            <w:rStyle w:val="Hyperlink"/>
+          </w:rPr>
+          <w:t xml:space="preserve">https://github.com/Samuelkaoma-eng/SKACE-TIME-DATA</w:t>
+        </w:r>
+      </w:hyperlink>
+      <w:r>
+        <w:t xml:space="preserve"> </w:t>
+      </w:r>
+      <w:r>
+        <w:t xml:space="preserve">(branch</w:t>
       </w:r>
       <w:r>
         <w:t xml:space="preserve"> </w:t>
@@ -112,7 +123,7 @@
         <w:t xml:space="preserve">One page that maps every milestone and deliverable to its proof in the repository. Each link opens either a file or the exact commit that produced it.</w:t>
       </w:r>
     </w:p>
-    <w:bookmarkStart w:id="9" w:name="point-at-everything-links"/>
+    <w:bookmarkStart w:id="15" w:name="point-at-everything-links"/>
     <w:p>
       <w:pPr>
         <w:pStyle w:val="Heading1"/>
@@ -130,8 +141,19 @@
         </w:numPr>
       </w:pPr>
       <w:r>
-        <w:t xml:space="preserve">Full commit history: https://github.com/Samuelkaoma-eng/SKACE-TIME-DATA/commits/main</w:t>
-      </w:r>
+        <w:t xml:space="preserve">Full commit history:</w:t>
+      </w:r>
+      <w:r>
+        <w:t xml:space="preserve"> </w:t>
+      </w:r>
+      <w:hyperlink r:id="rId10">
+        <w:r>
+          <w:rPr>
+            <w:rStyle w:val="Hyperlink"/>
+          </w:rPr>
+          <w:t xml:space="preserve">https://github.com/Samuelkaoma-eng/SKACE-TIME-DATA/commits/main</w:t>
+        </w:r>
+      </w:hyperlink>
     </w:p>
     <w:p>
       <w:pPr>
@@ -142,8 +164,19 @@
         </w:numPr>
       </w:pPr>
       <w:r>
-        <w:t xml:space="preserve">Source code: https://github.com/Samuelkaoma-eng/SKACE-TIME-DATA/tree/main/src</w:t>
-      </w:r>
+        <w:t xml:space="preserve">Source code:</w:t>
+      </w:r>
+      <w:r>
+        <w:t xml:space="preserve"> </w:t>
+      </w:r>
+      <w:hyperlink r:id="rId11">
+        <w:r>
+          <w:rPr>
+            <w:rStyle w:val="Hyperlink"/>
+          </w:rPr>
+          <w:t xml:space="preserve">https://github.com/Samuelkaoma-eng/SKACE-TIME-DATA/tree/main/src</w:t>
+        </w:r>
+      </w:hyperlink>
     </w:p>
     <w:p>
       <w:pPr>
@@ -154,8 +187,19 @@
         </w:numPr>
       </w:pPr>
       <w:r>
-        <w:t xml:space="preserve">Tests: https://github.com/Samuelkaoma-eng/SKACE-TIME-DATA/tree/main/tests</w:t>
-      </w:r>
+        <w:t xml:space="preserve">Tests:</w:t>
+      </w:r>
+      <w:r>
+        <w:t xml:space="preserve"> </w:t>
+      </w:r>
+      <w:hyperlink r:id="rId12">
+        <w:r>
+          <w:rPr>
+            <w:rStyle w:val="Hyperlink"/>
+          </w:rPr>
+          <w:t xml:space="preserve">https://github.com/Samuelkaoma-eng/SKACE-TIME-DATA/tree/main/tests</w:t>
+        </w:r>
+      </w:hyperlink>
     </w:p>
     <w:p>
       <w:pPr>
@@ -166,8 +210,19 @@
         </w:numPr>
       </w:pPr>
       <w:r>
-        <w:t xml:space="preserve">Official documents (Word): https://github.com/Samuelkaoma-eng/SKACE-TIME-DATA/tree/main/docs/deliverables</w:t>
-      </w:r>
+        <w:t xml:space="preserve">Official documents (Word):</w:t>
+      </w:r>
+      <w:r>
+        <w:t xml:space="preserve"> </w:t>
+      </w:r>
+      <w:hyperlink r:id="rId13">
+        <w:r>
+          <w:rPr>
+            <w:rStyle w:val="Hyperlink"/>
+          </w:rPr>
+          <w:t xml:space="preserve">https://github.com/Samuelkaoma-eng/SKACE-TIME-DATA/tree/main/docs/deliverables</w:t>
+        </w:r>
+      </w:hyperlink>
     </w:p>
     <w:p>
       <w:pPr>
@@ -178,11 +233,22 @@
         </w:numPr>
       </w:pPr>
       <w:r>
-        <w:t xml:space="preserve">Milestone tracker: https://github.com/Samuelkaoma-eng/SKACE-TIME-DATA/blob/main/docs/milestone_tracker.md</w:t>
-      </w:r>
+        <w:t xml:space="preserve">Milestone tracker:</w:t>
+      </w:r>
+      <w:r>
+        <w:t xml:space="preserve"> </w:t>
+      </w:r>
+      <w:hyperlink r:id="rId14">
+        <w:r>
+          <w:rPr>
+            <w:rStyle w:val="Hyperlink"/>
+          </w:rPr>
+          <w:t xml:space="preserve">https://github.com/Samuelkaoma-eng/SKACE-TIME-DATA/blob/main/docs/milestone_tracker.md</w:t>
+        </w:r>
+      </w:hyperlink>
     </w:p>
-    <w:bookmarkEnd w:id="9"/>
-    <w:bookmarkStart w:id="53" w:name="milestones-with-proof"/>
+    <w:bookmarkEnd w:id="15"/>
+    <w:bookmarkStart w:id="55" w:name="milestones-with-proof"/>
     <w:p>
       <w:pPr>
         <w:pStyle w:val="Heading1"/>
@@ -202,72 +268,101 @@
     <w:tbl>
       <w:tblPr>
         <w:tblStyle w:val="Table"/>
-        <w:tblW w:type="pct" w:w="5000"/>
-        <w:tblLayout w:type="fixed"/>
+        <w:tblW w:type="auto" w:w="0"/>
         <w:tblLook w:firstRow="1" w:lastRow="0" w:firstColumn="0" w:lastColumn="0" w:noHBand="0" w:noVBand="0" w:val="0020"/>
       </w:tblPr>
       <w:tblGrid>
-        <w:gridCol w:w="1584"/>
-        <w:gridCol w:w="1584"/>
-        <w:gridCol w:w="1584"/>
-        <w:gridCol w:w="1584"/>
-        <w:gridCol w:w="1584"/>
+        <w:gridCol w:w="1875"/>
+        <w:gridCol w:w="1497"/>
+        <w:gridCol w:w="1996"/>
+        <w:gridCol w:w="1996"/>
+        <w:gridCol w:w="1996"/>
       </w:tblGrid>
       <w:tr>
         <w:trPr>
           <w:tblHeader w:val="on"/>
         </w:trPr>
         <w:tc>
-          <w:tcPr/>
-          <w:p>
-            <w:pPr>
-              <w:pStyle w:val="Compact"/>
-            </w:pPr>
-            <w:r>
+          <w:tcPr>
+            <w:tcW w:type="dxa" w:w="1875"/>
+          </w:tcPr>
+          <w:p>
+            <w:pPr>
+              <w:pStyle w:val="Compact"/>
+              <w:jc w:val="left"/>
+            </w:pPr>
+            <w:r>
+              <w:rPr>
+                <w:sz w:val="21"/>
+              </w:rPr>
               <w:t xml:space="preserve">Milestone</w:t>
             </w:r>
           </w:p>
         </w:tc>
         <w:tc>
-          <w:tcPr/>
-          <w:p>
-            <w:pPr>
-              <w:pStyle w:val="Compact"/>
-            </w:pPr>
-            <w:r>
+          <w:tcPr>
+            <w:tcW w:type="dxa" w:w="1497"/>
+          </w:tcPr>
+          <w:p>
+            <w:pPr>
+              <w:pStyle w:val="Compact"/>
+              <w:jc w:val="left"/>
+            </w:pPr>
+            <w:r>
+              <w:rPr>
+                <w:sz w:val="21"/>
+              </w:rPr>
               <w:t xml:space="preserve">Due</w:t>
             </w:r>
           </w:p>
         </w:tc>
         <w:tc>
-          <w:tcPr/>
-          <w:p>
-            <w:pPr>
-              <w:pStyle w:val="Compact"/>
-            </w:pPr>
-            <w:r>
+          <w:tcPr>
+            <w:tcW w:type="dxa" w:w="1996"/>
+          </w:tcPr>
+          <w:p>
+            <w:pPr>
+              <w:pStyle w:val="Compact"/>
+              <w:jc w:val="left"/>
+            </w:pPr>
+            <w:r>
+              <w:rPr>
+                <w:sz w:val="21"/>
+              </w:rPr>
               <w:t xml:space="preserve">Tag</w:t>
             </w:r>
           </w:p>
         </w:tc>
         <w:tc>
-          <w:tcPr/>
-          <w:p>
-            <w:pPr>
-              <w:pStyle w:val="Compact"/>
-            </w:pPr>
-            <w:r>
+          <w:tcPr>
+            <w:tcW w:type="dxa" w:w="1996"/>
+          </w:tcPr>
+          <w:p>
+            <w:pPr>
+              <w:pStyle w:val="Compact"/>
+              <w:jc w:val="left"/>
+            </w:pPr>
+            <w:r>
+              <w:rPr>
+                <w:sz w:val="21"/>
+              </w:rPr>
               <w:t xml:space="preserve">Proof: commits</w:t>
             </w:r>
           </w:p>
         </w:tc>
         <w:tc>
-          <w:tcPr/>
-          <w:p>
-            <w:pPr>
-              <w:pStyle w:val="Compact"/>
-            </w:pPr>
-            <w:r>
+          <w:tcPr>
+            <w:tcW w:type="dxa" w:w="1996"/>
+          </w:tcPr>
+          <w:p>
+            <w:pPr>
+              <w:pStyle w:val="Compact"/>
+              <w:jc w:val="left"/>
+            </w:pPr>
+            <w:r>
+              <w:rPr>
+                <w:sz w:val="21"/>
+              </w:rPr>
               <w:t xml:space="preserve">Proof: files</w:t>
             </w:r>
           </w:p>
@@ -275,34 +370,49 @@
       </w:tr>
       <w:tr>
         <w:tc>
-          <w:tcPr/>
-          <w:p>
-            <w:pPr>
-              <w:pStyle w:val="Compact"/>
-            </w:pPr>
-            <w:r>
+          <w:tcPr>
+            <w:tcW w:type="dxa" w:w="1875"/>
+          </w:tcPr>
+          <w:p>
+            <w:pPr>
+              <w:pStyle w:val="Compact"/>
+              <w:jc w:val="left"/>
+            </w:pPr>
+            <w:r>
+              <w:rPr>
+                <w:sz w:val="21"/>
+              </w:rPr>
               <w:t xml:space="preserve">Proposal</w:t>
             </w:r>
           </w:p>
         </w:tc>
         <w:tc>
-          <w:tcPr/>
-          <w:p>
-            <w:pPr>
-              <w:pStyle w:val="Compact"/>
-            </w:pPr>
-            <w:r>
+          <w:tcPr>
+            <w:tcW w:type="dxa" w:w="1497"/>
+          </w:tcPr>
+          <w:p>
+            <w:pPr>
+              <w:pStyle w:val="Compact"/>
+              <w:jc w:val="left"/>
+            </w:pPr>
+            <w:r>
+              <w:rPr>
+                <w:sz w:val="21"/>
+              </w:rPr>
               <w:t xml:space="preserve">14/04/2026</w:t>
             </w:r>
           </w:p>
         </w:tc>
         <w:tc>
-          <w:tcPr/>
-          <w:p>
-            <w:pPr>
-              <w:pStyle w:val="Compact"/>
-            </w:pPr>
-            <w:hyperlink r:id="rId10">
+          <w:tcPr>
+            <w:tcW w:type="dxa" w:w="1996"/>
+          </w:tcPr>
+          <w:p>
+            <w:pPr>
+              <w:pStyle w:val="Compact"/>
+              <w:jc w:val="left"/>
+            </w:pPr>
+            <w:hyperlink r:id="rId16">
               <w:r>
                 <w:rPr>
                   <w:rStyle w:val="VerbatimChar"/>
@@ -313,12 +423,15 @@
           </w:p>
         </w:tc>
         <w:tc>
-          <w:tcPr/>
-          <w:p>
-            <w:pPr>
-              <w:pStyle w:val="Compact"/>
-            </w:pPr>
-            <w:hyperlink r:id="rId11">
+          <w:tcPr>
+            <w:tcW w:type="dxa" w:w="1996"/>
+          </w:tcPr>
+          <w:p>
+            <w:pPr>
+              <w:pStyle w:val="Compact"/>
+              <w:jc w:val="left"/>
+            </w:pPr>
+            <w:hyperlink r:id="rId17">
               <w:r>
                 <w:rPr>
                   <w:rStyle w:val="VerbatimChar"/>
@@ -329,27 +442,40 @@
           </w:p>
         </w:tc>
         <w:tc>
-          <w:tcPr/>
-          <w:p>
-            <w:pPr>
-              <w:pStyle w:val="Compact"/>
+          <w:tcPr>
+            <w:tcW w:type="dxa" w:w="1996"/>
+          </w:tcPr>
+          <w:p>
+            <w:pPr>
+              <w:pStyle w:val="Compact"/>
+              <w:jc w:val="left"/>
             </w:pPr>
             <w:r>
               <w:rPr>
                 <w:rStyle w:val="VerbatimChar"/>
+                <w:sz w:val="21"/>
               </w:rPr>
               <w:t xml:space="preserve">docs/deliverables/SAMUEL KAOMA 2022016530 V4.pdf</w:t>
             </w:r>
             <w:r>
-              <w:t xml:space="preserve"> </w:t>
-            </w:r>
-            <w:r>
+              <w:rPr>
+                <w:sz w:val="21"/>
+              </w:rPr>
+              <w:t xml:space="preserve"> </w:t>
+            </w:r>
+            <w:r>
+              <w:rPr>
+                <w:sz w:val="21"/>
+              </w:rPr>
               <w:t xml:space="preserve">(submitted 26 March 2026),</w:t>
             </w:r>
             <w:r>
-              <w:t xml:space="preserve"> </w:t>
-            </w:r>
-            <w:hyperlink r:id="rId12">
+              <w:rPr>
+                <w:sz w:val="21"/>
+              </w:rPr>
+              <w:t xml:space="preserve"> </w:t>
+            </w:r>
+            <w:hyperlink r:id="rId18">
               <w:r>
                 <w:rPr>
                   <w:rStyle w:val="VerbatimChar"/>
@@ -362,34 +488,49 @@
       </w:tr>
       <w:tr>
         <w:tc>
-          <w:tcPr/>
-          <w:p>
-            <w:pPr>
-              <w:pStyle w:val="Compact"/>
-            </w:pPr>
-            <w:r>
+          <w:tcPr>
+            <w:tcW w:type="dxa" w:w="1875"/>
+          </w:tcPr>
+          <w:p>
+            <w:pPr>
+              <w:pStyle w:val="Compact"/>
+              <w:jc w:val="left"/>
+            </w:pPr>
+            <w:r>
+              <w:rPr>
+                <w:sz w:val="21"/>
+              </w:rPr>
               <w:t xml:space="preserve">Prototype</w:t>
             </w:r>
           </w:p>
         </w:tc>
         <w:tc>
-          <w:tcPr/>
-          <w:p>
-            <w:pPr>
-              <w:pStyle w:val="Compact"/>
-            </w:pPr>
-            <w:r>
+          <w:tcPr>
+            <w:tcW w:type="dxa" w:w="1497"/>
+          </w:tcPr>
+          <w:p>
+            <w:pPr>
+              <w:pStyle w:val="Compact"/>
+              <w:jc w:val="left"/>
+            </w:pPr>
+            <w:r>
+              <w:rPr>
+                <w:sz w:val="21"/>
+              </w:rPr>
               <w:t xml:space="preserve">09/06/2026</w:t>
             </w:r>
           </w:p>
         </w:tc>
         <w:tc>
-          <w:tcPr/>
-          <w:p>
-            <w:pPr>
-              <w:pStyle w:val="Compact"/>
-            </w:pPr>
-            <w:hyperlink r:id="rId13">
+          <w:tcPr>
+            <w:tcW w:type="dxa" w:w="1996"/>
+          </w:tcPr>
+          <w:p>
+            <w:pPr>
+              <w:pStyle w:val="Compact"/>
+              <w:jc w:val="left"/>
+            </w:pPr>
+            <w:hyperlink r:id="rId19">
               <w:r>
                 <w:rPr>
                   <w:rStyle w:val="VerbatimChar"/>
@@ -400,12 +541,15 @@
           </w:p>
         </w:tc>
         <w:tc>
-          <w:tcPr/>
-          <w:p>
-            <w:pPr>
-              <w:pStyle w:val="Compact"/>
-            </w:pPr>
-            <w:hyperlink r:id="rId14">
+          <w:tcPr>
+            <w:tcW w:type="dxa" w:w="1996"/>
+          </w:tcPr>
+          <w:p>
+            <w:pPr>
+              <w:pStyle w:val="Compact"/>
+              <w:jc w:val="left"/>
+            </w:pPr>
+            <w:hyperlink r:id="rId20">
               <w:r>
                 <w:rPr>
                   <w:rStyle w:val="VerbatimChar"/>
@@ -414,12 +558,18 @@
               </w:r>
             </w:hyperlink>
             <w:r>
+              <w:rPr>
+                <w:sz w:val="21"/>
+              </w:rPr>
               <w:t xml:space="preserve">,</w:t>
             </w:r>
             <w:r>
-              <w:t xml:space="preserve"> </w:t>
-            </w:r>
-            <w:hyperlink r:id="rId15">
+              <w:rPr>
+                <w:sz w:val="21"/>
+              </w:rPr>
+              <w:t xml:space="preserve"> </w:t>
+            </w:r>
+            <w:hyperlink r:id="rId21">
               <w:r>
                 <w:rPr>
                   <w:rStyle w:val="VerbatimChar"/>
@@ -428,12 +578,18 @@
               </w:r>
             </w:hyperlink>
             <w:r>
+              <w:rPr>
+                <w:sz w:val="21"/>
+              </w:rPr>
               <w:t xml:space="preserve">,</w:t>
             </w:r>
             <w:r>
-              <w:t xml:space="preserve"> </w:t>
-            </w:r>
-            <w:hyperlink r:id="rId16">
+              <w:rPr>
+                <w:sz w:val="21"/>
+              </w:rPr>
+              <w:t xml:space="preserve"> </w:t>
+            </w:r>
+            <w:hyperlink r:id="rId22">
               <w:r>
                 <w:rPr>
                   <w:rStyle w:val="VerbatimChar"/>
@@ -444,12 +600,15 @@
           </w:p>
         </w:tc>
         <w:tc>
-          <w:tcPr/>
-          <w:p>
-            <w:pPr>
-              <w:pStyle w:val="Compact"/>
-            </w:pPr>
-            <w:hyperlink r:id="rId17">
+          <w:tcPr>
+            <w:tcW w:type="dxa" w:w="1996"/>
+          </w:tcPr>
+          <w:p>
+            <w:pPr>
+              <w:pStyle w:val="Compact"/>
+              <w:jc w:val="left"/>
+            </w:pPr>
+            <w:hyperlink r:id="rId11">
               <w:r>
                 <w:rPr>
                   <w:rStyle w:val="VerbatimChar"/>
@@ -458,12 +617,18 @@
               </w:r>
             </w:hyperlink>
             <w:r>
+              <w:rPr>
+                <w:sz w:val="21"/>
+              </w:rPr>
               <w:t xml:space="preserve">,</w:t>
             </w:r>
             <w:r>
-              <w:t xml:space="preserve"> </w:t>
-            </w:r>
-            <w:hyperlink r:id="rId18">
+              <w:rPr>
+                <w:sz w:val="21"/>
+              </w:rPr>
+              <w:t xml:space="preserve"> </w:t>
+            </w:r>
+            <w:hyperlink r:id="rId23">
               <w:r>
                 <w:rPr>
                   <w:rStyle w:val="VerbatimChar"/>
@@ -472,12 +637,18 @@
               </w:r>
             </w:hyperlink>
             <w:r>
+              <w:rPr>
+                <w:sz w:val="21"/>
+              </w:rPr>
               <w:t xml:space="preserve">,</w:t>
             </w:r>
             <w:r>
-              <w:t xml:space="preserve"> </w:t>
-            </w:r>
-            <w:hyperlink r:id="rId19">
+              <w:rPr>
+                <w:sz w:val="21"/>
+              </w:rPr>
+              <w:t xml:space="preserve"> </w:t>
+            </w:r>
+            <w:hyperlink r:id="rId24">
               <w:r>
                 <w:rPr>
                   <w:rStyle w:val="VerbatimChar"/>
@@ -490,34 +661,49 @@
       </w:tr>
       <w:tr>
         <w:tc>
-          <w:tcPr/>
-          <w:p>
-            <w:pPr>
-              <w:pStyle w:val="Compact"/>
-            </w:pPr>
-            <w:r>
+          <w:tcPr>
+            <w:tcW w:type="dxa" w:w="1875"/>
+          </w:tcPr>
+          <w:p>
+            <w:pPr>
+              <w:pStyle w:val="Compact"/>
+              <w:jc w:val="left"/>
+            </w:pPr>
+            <w:r>
+              <w:rPr>
+                <w:sz w:val="21"/>
+              </w:rPr>
               <w:t xml:space="preserve">Proposal and literature review</w:t>
             </w:r>
           </w:p>
         </w:tc>
         <w:tc>
-          <w:tcPr/>
-          <w:p>
-            <w:pPr>
-              <w:pStyle w:val="Compact"/>
-            </w:pPr>
-            <w:r>
+          <w:tcPr>
+            <w:tcW w:type="dxa" w:w="1497"/>
+          </w:tcPr>
+          <w:p>
+            <w:pPr>
+              <w:pStyle w:val="Compact"/>
+              <w:jc w:val="left"/>
+            </w:pPr>
+            <w:r>
+              <w:rPr>
+                <w:sz w:val="21"/>
+              </w:rPr>
               <w:t xml:space="preserve">19/07/2026</w:t>
             </w:r>
           </w:p>
         </w:tc>
         <w:tc>
-          <w:tcPr/>
-          <w:p>
-            <w:pPr>
-              <w:pStyle w:val="Compact"/>
-            </w:pPr>
-            <w:hyperlink r:id="rId10">
+          <w:tcPr>
+            <w:tcW w:type="dxa" w:w="1996"/>
+          </w:tcPr>
+          <w:p>
+            <w:pPr>
+              <w:pStyle w:val="Compact"/>
+              <w:jc w:val="left"/>
+            </w:pPr>
+            <w:hyperlink r:id="rId16">
               <w:r>
                 <w:rPr>
                   <w:rStyle w:val="VerbatimChar"/>
@@ -528,12 +714,15 @@
           </w:p>
         </w:tc>
         <w:tc>
-          <w:tcPr/>
-          <w:p>
-            <w:pPr>
-              <w:pStyle w:val="Compact"/>
-            </w:pPr>
-            <w:hyperlink r:id="rId11">
+          <w:tcPr>
+            <w:tcW w:type="dxa" w:w="1996"/>
+          </w:tcPr>
+          <w:p>
+            <w:pPr>
+              <w:pStyle w:val="Compact"/>
+              <w:jc w:val="left"/>
+            </w:pPr>
+            <w:hyperlink r:id="rId17">
               <w:r>
                 <w:rPr>
                   <w:rStyle w:val="VerbatimChar"/>
@@ -542,12 +731,18 @@
               </w:r>
             </w:hyperlink>
             <w:r>
+              <w:rPr>
+                <w:sz w:val="21"/>
+              </w:rPr>
               <w:t xml:space="preserve">,</w:t>
             </w:r>
             <w:r>
-              <w:t xml:space="preserve"> </w:t>
-            </w:r>
-            <w:hyperlink r:id="rId20">
+              <w:rPr>
+                <w:sz w:val="21"/>
+              </w:rPr>
+              <w:t xml:space="preserve"> </w:t>
+            </w:r>
+            <w:hyperlink r:id="rId25">
               <w:r>
                 <w:rPr>
                   <w:rStyle w:val="VerbatimChar"/>
@@ -558,12 +753,15 @@
           </w:p>
         </w:tc>
         <w:tc>
-          <w:tcPr/>
-          <w:p>
-            <w:pPr>
-              <w:pStyle w:val="Compact"/>
-            </w:pPr>
-            <w:hyperlink r:id="rId12">
+          <w:tcPr>
+            <w:tcW w:type="dxa" w:w="1996"/>
+          </w:tcPr>
+          <w:p>
+            <w:pPr>
+              <w:pStyle w:val="Compact"/>
+              <w:jc w:val="left"/>
+            </w:pPr>
+            <w:hyperlink r:id="rId18">
               <w:r>
                 <w:rPr>
                   <w:rStyle w:val="VerbatimChar"/>
@@ -572,15 +770,24 @@
               </w:r>
             </w:hyperlink>
             <w:r>
-              <w:t xml:space="preserve"> </w:t>
-            </w:r>
-            <w:r>
+              <w:rPr>
+                <w:sz w:val="21"/>
+              </w:rPr>
+              <w:t xml:space="preserve"> </w:t>
+            </w:r>
+            <w:r>
+              <w:rPr>
+                <w:sz w:val="21"/>
+              </w:rPr>
               <w:t xml:space="preserve">§2,</w:t>
             </w:r>
             <w:r>
-              <w:t xml:space="preserve"> </w:t>
-            </w:r>
-            <w:hyperlink r:id="rId21">
+              <w:rPr>
+                <w:sz w:val="21"/>
+              </w:rPr>
+              <w:t xml:space="preserve"> </w:t>
+            </w:r>
+            <w:hyperlink r:id="rId26">
               <w:r>
                 <w:rPr>
                   <w:rStyle w:val="VerbatimChar"/>
@@ -589,15 +796,24 @@
               </w:r>
             </w:hyperlink>
             <w:r>
-              <w:t xml:space="preserve"> </w:t>
-            </w:r>
-            <w:r>
+              <w:rPr>
+                <w:sz w:val="21"/>
+              </w:rPr>
+              <w:t xml:space="preserve"> </w:t>
+            </w:r>
+            <w:r>
+              <w:rPr>
+                <w:sz w:val="21"/>
+              </w:rPr>
               <w:t xml:space="preserve">§2,</w:t>
             </w:r>
             <w:r>
-              <w:t xml:space="preserve"> </w:t>
-            </w:r>
-            <w:hyperlink r:id="rId22">
+              <w:rPr>
+                <w:sz w:val="21"/>
+              </w:rPr>
+              <w:t xml:space="preserve"> </w:t>
+            </w:r>
+            <w:hyperlink r:id="rId27">
               <w:r>
                 <w:rPr>
                   <w:rStyle w:val="VerbatimChar"/>
@@ -610,34 +826,49 @@
       </w:tr>
       <w:tr>
         <w:tc>
-          <w:tcPr/>
-          <w:p>
-            <w:pPr>
-              <w:pStyle w:val="Compact"/>
-            </w:pPr>
-            <w:r>
+          <w:tcPr>
+            <w:tcW w:type="dxa" w:w="1875"/>
+          </w:tcPr>
+          <w:p>
+            <w:pPr>
+              <w:pStyle w:val="Compact"/>
+              <w:jc w:val="left"/>
+            </w:pPr>
+            <w:r>
+              <w:rPr>
+                <w:sz w:val="21"/>
+              </w:rPr>
               <w:t xml:space="preserve">Design and parsers</w:t>
             </w:r>
           </w:p>
         </w:tc>
         <w:tc>
-          <w:tcPr/>
-          <w:p>
-            <w:pPr>
-              <w:pStyle w:val="Compact"/>
-            </w:pPr>
-            <w:r>
+          <w:tcPr>
+            <w:tcW w:type="dxa" w:w="1497"/>
+          </w:tcPr>
+          <w:p>
+            <w:pPr>
+              <w:pStyle w:val="Compact"/>
+              <w:jc w:val="left"/>
+            </w:pPr>
+            <w:r>
+              <w:rPr>
+                <w:sz w:val="21"/>
+              </w:rPr>
               <w:t xml:space="preserve">29/07/2026</w:t>
             </w:r>
           </w:p>
         </w:tc>
         <w:tc>
-          <w:tcPr/>
-          <w:p>
-            <w:pPr>
-              <w:pStyle w:val="Compact"/>
-            </w:pPr>
-            <w:hyperlink r:id="rId13">
+          <w:tcPr>
+            <w:tcW w:type="dxa" w:w="1996"/>
+          </w:tcPr>
+          <w:p>
+            <w:pPr>
+              <w:pStyle w:val="Compact"/>
+              <w:jc w:val="left"/>
+            </w:pPr>
+            <w:hyperlink r:id="rId19">
               <w:r>
                 <w:rPr>
                   <w:rStyle w:val="VerbatimChar"/>
@@ -648,12 +879,15 @@
           </w:p>
         </w:tc>
         <w:tc>
-          <w:tcPr/>
-          <w:p>
-            <w:pPr>
-              <w:pStyle w:val="Compact"/>
-            </w:pPr>
-            <w:hyperlink r:id="rId14">
+          <w:tcPr>
+            <w:tcW w:type="dxa" w:w="1996"/>
+          </w:tcPr>
+          <w:p>
+            <w:pPr>
+              <w:pStyle w:val="Compact"/>
+              <w:jc w:val="left"/>
+            </w:pPr>
+            <w:hyperlink r:id="rId20">
               <w:r>
                 <w:rPr>
                   <w:rStyle w:val="VerbatimChar"/>
@@ -662,12 +896,18 @@
               </w:r>
             </w:hyperlink>
             <w:r>
+              <w:rPr>
+                <w:sz w:val="21"/>
+              </w:rPr>
               <w:t xml:space="preserve">,</w:t>
             </w:r>
             <w:r>
-              <w:t xml:space="preserve"> </w:t>
-            </w:r>
-            <w:hyperlink r:id="rId23">
+              <w:rPr>
+                <w:sz w:val="21"/>
+              </w:rPr>
+              <w:t xml:space="preserve"> </w:t>
+            </w:r>
+            <w:hyperlink r:id="rId28">
               <w:r>
                 <w:rPr>
                   <w:rStyle w:val="VerbatimChar"/>
@@ -676,12 +916,18 @@
               </w:r>
             </w:hyperlink>
             <w:r>
+              <w:rPr>
+                <w:sz w:val="21"/>
+              </w:rPr>
               <w:t xml:space="preserve">,</w:t>
             </w:r>
             <w:r>
-              <w:t xml:space="preserve"> </w:t>
-            </w:r>
-            <w:hyperlink r:id="rId16">
+              <w:rPr>
+                <w:sz w:val="21"/>
+              </w:rPr>
+              <w:t xml:space="preserve"> </w:t>
+            </w:r>
+            <w:hyperlink r:id="rId22">
               <w:r>
                 <w:rPr>
                   <w:rStyle w:val="VerbatimChar"/>
@@ -690,12 +936,18 @@
               </w:r>
             </w:hyperlink>
             <w:r>
+              <w:rPr>
+                <w:sz w:val="21"/>
+              </w:rPr>
               <w:t xml:space="preserve">,</w:t>
             </w:r>
             <w:r>
-              <w:t xml:space="preserve"> </w:t>
-            </w:r>
-            <w:hyperlink r:id="rId24">
+              <w:rPr>
+                <w:sz w:val="21"/>
+              </w:rPr>
+              <w:t xml:space="preserve"> </w:t>
+            </w:r>
+            <w:hyperlink r:id="rId29">
               <w:r>
                 <w:rPr>
                   <w:rStyle w:val="VerbatimChar"/>
@@ -706,12 +958,15 @@
           </w:p>
         </w:tc>
         <w:tc>
-          <w:tcPr/>
-          <w:p>
-            <w:pPr>
-              <w:pStyle w:val="Compact"/>
-            </w:pPr>
-            <w:hyperlink r:id="rId25">
+          <w:tcPr>
+            <w:tcW w:type="dxa" w:w="1996"/>
+          </w:tcPr>
+          <w:p>
+            <w:pPr>
+              <w:pStyle w:val="Compact"/>
+              <w:jc w:val="left"/>
+            </w:pPr>
+            <w:hyperlink r:id="rId30">
               <w:r>
                 <w:rPr>
                   <w:rStyle w:val="VerbatimChar"/>
@@ -720,12 +975,18 @@
               </w:r>
             </w:hyperlink>
             <w:r>
+              <w:rPr>
+                <w:sz w:val="21"/>
+              </w:rPr>
               <w:t xml:space="preserve">,</w:t>
             </w:r>
             <w:r>
-              <w:t xml:space="preserve"> </w:t>
-            </w:r>
-            <w:hyperlink r:id="rId26">
+              <w:rPr>
+                <w:sz w:val="21"/>
+              </w:rPr>
+              <w:t xml:space="preserve"> </w:t>
+            </w:r>
+            <w:hyperlink r:id="rId31">
               <w:r>
                 <w:rPr>
                   <w:rStyle w:val="VerbatimChar"/>
@@ -734,12 +995,18 @@
               </w:r>
             </w:hyperlink>
             <w:r>
+              <w:rPr>
+                <w:sz w:val="21"/>
+              </w:rPr>
               <w:t xml:space="preserve">,</w:t>
             </w:r>
             <w:r>
-              <w:t xml:space="preserve"> </w:t>
-            </w:r>
-            <w:hyperlink r:id="rId27">
+              <w:rPr>
+                <w:sz w:val="21"/>
+              </w:rPr>
+              <w:t xml:space="preserve"> </w:t>
+            </w:r>
+            <w:hyperlink r:id="rId32">
               <w:r>
                 <w:rPr>
                   <w:rStyle w:val="VerbatimChar"/>
@@ -752,34 +1019,49 @@
       </w:tr>
       <w:tr>
         <w:tc>
-          <w:tcPr/>
-          <w:p>
-            <w:pPr>
-              <w:pStyle w:val="Compact"/>
-            </w:pPr>
-            <w:r>
+          <w:tcPr>
+            <w:tcW w:type="dxa" w:w="1875"/>
+          </w:tcPr>
+          <w:p>
+            <w:pPr>
+              <w:pStyle w:val="Compact"/>
+              <w:jc w:val="left"/>
+            </w:pPr>
+            <w:r>
+              <w:rPr>
+                <w:sz w:val="21"/>
+              </w:rPr>
               <w:t xml:space="preserve">Feature extraction and anomaly detection</w:t>
             </w:r>
           </w:p>
         </w:tc>
         <w:tc>
-          <w:tcPr/>
-          <w:p>
-            <w:pPr>
-              <w:pStyle w:val="Compact"/>
-            </w:pPr>
-            <w:r>
+          <w:tcPr>
+            <w:tcW w:type="dxa" w:w="1497"/>
+          </w:tcPr>
+          <w:p>
+            <w:pPr>
+              <w:pStyle w:val="Compact"/>
+              <w:jc w:val="left"/>
+            </w:pPr>
+            <w:r>
+              <w:rPr>
+                <w:sz w:val="21"/>
+              </w:rPr>
               <w:t xml:space="preserve">17/08/2026</w:t>
             </w:r>
           </w:p>
         </w:tc>
         <w:tc>
-          <w:tcPr/>
-          <w:p>
-            <w:pPr>
-              <w:pStyle w:val="Compact"/>
-            </w:pPr>
-            <w:hyperlink r:id="rId28">
+          <w:tcPr>
+            <w:tcW w:type="dxa" w:w="1996"/>
+          </w:tcPr>
+          <w:p>
+            <w:pPr>
+              <w:pStyle w:val="Compact"/>
+              <w:jc w:val="left"/>
+            </w:pPr>
+            <w:hyperlink r:id="rId33">
               <w:r>
                 <w:rPr>
                   <w:rStyle w:val="VerbatimChar"/>
@@ -790,12 +1072,15 @@
           </w:p>
         </w:tc>
         <w:tc>
-          <w:tcPr/>
-          <w:p>
-            <w:pPr>
-              <w:pStyle w:val="Compact"/>
-            </w:pPr>
-            <w:hyperlink r:id="rId15">
+          <w:tcPr>
+            <w:tcW w:type="dxa" w:w="1996"/>
+          </w:tcPr>
+          <w:p>
+            <w:pPr>
+              <w:pStyle w:val="Compact"/>
+              <w:jc w:val="left"/>
+            </w:pPr>
+            <w:hyperlink r:id="rId21">
               <w:r>
                 <w:rPr>
                   <w:rStyle w:val="VerbatimChar"/>
@@ -804,12 +1089,18 @@
               </w:r>
             </w:hyperlink>
             <w:r>
+              <w:rPr>
+                <w:sz w:val="21"/>
+              </w:rPr>
               <w:t xml:space="preserve">,</w:t>
             </w:r>
             <w:r>
-              <w:t xml:space="preserve"> </w:t>
-            </w:r>
-            <w:hyperlink r:id="rId29">
+              <w:rPr>
+                <w:sz w:val="21"/>
+              </w:rPr>
+              <w:t xml:space="preserve"> </w:t>
+            </w:r>
+            <w:hyperlink r:id="rId34">
               <w:r>
                 <w:rPr>
                   <w:rStyle w:val="VerbatimChar"/>
@@ -818,12 +1109,18 @@
               </w:r>
             </w:hyperlink>
             <w:r>
+              <w:rPr>
+                <w:sz w:val="21"/>
+              </w:rPr>
               <w:t xml:space="preserve">,</w:t>
             </w:r>
             <w:r>
-              <w:t xml:space="preserve"> </w:t>
-            </w:r>
-            <w:hyperlink r:id="rId30">
+              <w:rPr>
+                <w:sz w:val="21"/>
+              </w:rPr>
+              <w:t xml:space="preserve"> </w:t>
+            </w:r>
+            <w:hyperlink r:id="rId35">
               <w:r>
                 <w:rPr>
                   <w:rStyle w:val="VerbatimChar"/>
@@ -832,12 +1129,18 @@
               </w:r>
             </w:hyperlink>
             <w:r>
+              <w:rPr>
+                <w:sz w:val="21"/>
+              </w:rPr>
               <w:t xml:space="preserve">,</w:t>
             </w:r>
             <w:r>
-              <w:t xml:space="preserve"> </w:t>
-            </w:r>
-            <w:hyperlink r:id="rId31">
+              <w:rPr>
+                <w:sz w:val="21"/>
+              </w:rPr>
+              <w:t xml:space="preserve"> </w:t>
+            </w:r>
+            <w:hyperlink r:id="rId36">
               <w:r>
                 <w:rPr>
                   <w:rStyle w:val="VerbatimChar"/>
@@ -848,12 +1151,15 @@
           </w:p>
         </w:tc>
         <w:tc>
-          <w:tcPr/>
-          <w:p>
-            <w:pPr>
-              <w:pStyle w:val="Compact"/>
-            </w:pPr>
-            <w:hyperlink r:id="rId32">
+          <w:tcPr>
+            <w:tcW w:type="dxa" w:w="1996"/>
+          </w:tcPr>
+          <w:p>
+            <w:pPr>
+              <w:pStyle w:val="Compact"/>
+              <w:jc w:val="left"/>
+            </w:pPr>
+            <w:hyperlink r:id="rId37">
               <w:r>
                 <w:rPr>
                   <w:rStyle w:val="VerbatimChar"/>
@@ -862,12 +1168,18 @@
               </w:r>
             </w:hyperlink>
             <w:r>
+              <w:rPr>
+                <w:sz w:val="21"/>
+              </w:rPr>
               <w:t xml:space="preserve">,</w:t>
             </w:r>
             <w:r>
-              <w:t xml:space="preserve"> </w:t>
-            </w:r>
-            <w:hyperlink r:id="rId33">
+              <w:rPr>
+                <w:sz w:val="21"/>
+              </w:rPr>
+              <w:t xml:space="preserve"> </w:t>
+            </w:r>
+            <w:hyperlink r:id="rId38">
               <w:r>
                 <w:rPr>
                   <w:rStyle w:val="VerbatimChar"/>
@@ -880,34 +1192,49 @@
       </w:tr>
       <w:tr>
         <w:tc>
-          <w:tcPr/>
-          <w:p>
-            <w:pPr>
-              <w:pStyle w:val="Compact"/>
-            </w:pPr>
-            <w:r>
+          <w:tcPr>
+            <w:tcW w:type="dxa" w:w="1875"/>
+          </w:tcPr>
+          <w:p>
+            <w:pPr>
+              <w:pStyle w:val="Compact"/>
+              <w:jc w:val="left"/>
+            </w:pPr>
+            <w:r>
+              <w:rPr>
+                <w:sz w:val="21"/>
+              </w:rPr>
               <w:t xml:space="preserve">Validation and documentation</w:t>
             </w:r>
           </w:p>
         </w:tc>
         <w:tc>
-          <w:tcPr/>
-          <w:p>
-            <w:pPr>
-              <w:pStyle w:val="Compact"/>
-            </w:pPr>
-            <w:r>
+          <w:tcPr>
+            <w:tcW w:type="dxa" w:w="1497"/>
+          </w:tcPr>
+          <w:p>
+            <w:pPr>
+              <w:pStyle w:val="Compact"/>
+              <w:jc w:val="left"/>
+            </w:pPr>
+            <w:r>
+              <w:rPr>
+                <w:sz w:val="21"/>
+              </w:rPr>
               <w:t xml:space="preserve">07/09/2026</w:t>
             </w:r>
           </w:p>
         </w:tc>
         <w:tc>
-          <w:tcPr/>
-          <w:p>
-            <w:pPr>
-              <w:pStyle w:val="Compact"/>
-            </w:pPr>
-            <w:hyperlink r:id="rId34">
+          <w:tcPr>
+            <w:tcW w:type="dxa" w:w="1996"/>
+          </w:tcPr>
+          <w:p>
+            <w:pPr>
+              <w:pStyle w:val="Compact"/>
+              <w:jc w:val="left"/>
+            </w:pPr>
+            <w:hyperlink r:id="rId39">
               <w:r>
                 <w:rPr>
                   <w:rStyle w:val="VerbatimChar"/>
@@ -918,12 +1245,15 @@
           </w:p>
         </w:tc>
         <w:tc>
-          <w:tcPr/>
-          <w:p>
-            <w:pPr>
-              <w:pStyle w:val="Compact"/>
-            </w:pPr>
-            <w:hyperlink r:id="rId35">
+          <w:tcPr>
+            <w:tcW w:type="dxa" w:w="1996"/>
+          </w:tcPr>
+          <w:p>
+            <w:pPr>
+              <w:pStyle w:val="Compact"/>
+              <w:jc w:val="left"/>
+            </w:pPr>
+            <w:hyperlink r:id="rId40">
               <w:r>
                 <w:rPr>
                   <w:rStyle w:val="VerbatimChar"/>
@@ -932,12 +1262,18 @@
               </w:r>
             </w:hyperlink>
             <w:r>
+              <w:rPr>
+                <w:sz w:val="21"/>
+              </w:rPr>
               <w:t xml:space="preserve">,</w:t>
             </w:r>
             <w:r>
-              <w:t xml:space="preserve"> </w:t>
-            </w:r>
-            <w:hyperlink r:id="rId36">
+              <w:rPr>
+                <w:sz w:val="21"/>
+              </w:rPr>
+              <w:t xml:space="preserve"> </w:t>
+            </w:r>
+            <w:hyperlink r:id="rId41">
               <w:r>
                 <w:rPr>
                   <w:rStyle w:val="VerbatimChar"/>
@@ -946,12 +1282,18 @@
               </w:r>
             </w:hyperlink>
             <w:r>
+              <w:rPr>
+                <w:sz w:val="21"/>
+              </w:rPr>
               <w:t xml:space="preserve">,</w:t>
             </w:r>
             <w:r>
-              <w:t xml:space="preserve"> </w:t>
-            </w:r>
-            <w:hyperlink r:id="rId37">
+              <w:rPr>
+                <w:sz w:val="21"/>
+              </w:rPr>
+              <w:t xml:space="preserve"> </w:t>
+            </w:r>
+            <w:hyperlink r:id="rId42">
               <w:r>
                 <w:rPr>
                   <w:rStyle w:val="VerbatimChar"/>
@@ -960,12 +1302,18 @@
               </w:r>
             </w:hyperlink>
             <w:r>
+              <w:rPr>
+                <w:sz w:val="21"/>
+              </w:rPr>
               <w:t xml:space="preserve">,</w:t>
             </w:r>
             <w:r>
-              <w:t xml:space="preserve"> </w:t>
-            </w:r>
-            <w:hyperlink r:id="rId38">
+              <w:rPr>
+                <w:sz w:val="21"/>
+              </w:rPr>
+              <w:t xml:space="preserve"> </w:t>
+            </w:r>
+            <w:hyperlink r:id="rId43">
               <w:r>
                 <w:rPr>
                   <w:rStyle w:val="VerbatimChar"/>
@@ -976,12 +1324,15 @@
           </w:p>
         </w:tc>
         <w:tc>
-          <w:tcPr/>
-          <w:p>
-            <w:pPr>
-              <w:pStyle w:val="Compact"/>
-            </w:pPr>
-            <w:hyperlink r:id="rId39">
+          <w:tcPr>
+            <w:tcW w:type="dxa" w:w="1996"/>
+          </w:tcPr>
+          <w:p>
+            <w:pPr>
+              <w:pStyle w:val="Compact"/>
+              <w:jc w:val="left"/>
+            </w:pPr>
+            <w:hyperlink r:id="rId44">
               <w:r>
                 <w:rPr>
                   <w:rStyle w:val="VerbatimChar"/>
@@ -990,12 +1341,18 @@
               </w:r>
             </w:hyperlink>
             <w:r>
+              <w:rPr>
+                <w:sz w:val="21"/>
+              </w:rPr>
               <w:t xml:space="preserve">,</w:t>
             </w:r>
             <w:r>
-              <w:t xml:space="preserve"> </w:t>
-            </w:r>
-            <w:hyperlink r:id="rId40">
+              <w:rPr>
+                <w:sz w:val="21"/>
+              </w:rPr>
+              <w:t xml:space="preserve"> </w:t>
+            </w:r>
+            <w:hyperlink r:id="rId45">
               <w:r>
                 <w:rPr>
                   <w:rStyle w:val="VerbatimChar"/>
@@ -1004,12 +1361,18 @@
               </w:r>
             </w:hyperlink>
             <w:r>
+              <w:rPr>
+                <w:sz w:val="21"/>
+              </w:rPr>
               <w:t xml:space="preserve">,</w:t>
             </w:r>
             <w:r>
-              <w:t xml:space="preserve"> </w:t>
-            </w:r>
-            <w:hyperlink r:id="rId41">
+              <w:rPr>
+                <w:sz w:val="21"/>
+              </w:rPr>
+              <w:t xml:space="preserve"> </w:t>
+            </w:r>
+            <w:hyperlink r:id="rId12">
               <w:r>
                 <w:rPr>
                   <w:rStyle w:val="VerbatimChar"/>
@@ -1022,34 +1385,49 @@
       </w:tr>
       <w:tr>
         <w:tc>
-          <w:tcPr/>
-          <w:p>
-            <w:pPr>
-              <w:pStyle w:val="Compact"/>
-            </w:pPr>
-            <w:r>
+          <w:tcPr>
+            <w:tcW w:type="dxa" w:w="1875"/>
+          </w:tcPr>
+          <w:p>
+            <w:pPr>
+              <w:pStyle w:val="Compact"/>
+              <w:jc w:val="left"/>
+            </w:pPr>
+            <w:r>
+              <w:rPr>
+                <w:sz w:val="21"/>
+              </w:rPr>
               <w:t xml:space="preserve">Full report draft (ready for system submission)</w:t>
             </w:r>
           </w:p>
         </w:tc>
         <w:tc>
-          <w:tcPr/>
-          <w:p>
-            <w:pPr>
-              <w:pStyle w:val="Compact"/>
-            </w:pPr>
-            <w:r>
+          <w:tcPr>
+            <w:tcW w:type="dxa" w:w="1497"/>
+          </w:tcPr>
+          <w:p>
+            <w:pPr>
+              <w:pStyle w:val="Compact"/>
+              <w:jc w:val="left"/>
+            </w:pPr>
+            <w:r>
+              <w:rPr>
+                <w:sz w:val="21"/>
+              </w:rPr>
               <w:t xml:space="preserve">15/09/2026</w:t>
             </w:r>
           </w:p>
         </w:tc>
         <w:tc>
-          <w:tcPr/>
-          <w:p>
-            <w:pPr>
-              <w:pStyle w:val="Compact"/>
-            </w:pPr>
-            <w:hyperlink r:id="rId42">
+          <w:tcPr>
+            <w:tcW w:type="dxa" w:w="1996"/>
+          </w:tcPr>
+          <w:p>
+            <w:pPr>
+              <w:pStyle w:val="Compact"/>
+              <w:jc w:val="left"/>
+            </w:pPr>
+            <w:hyperlink r:id="rId46">
               <w:r>
                 <w:rPr>
                   <w:rStyle w:val="VerbatimChar"/>
@@ -1060,12 +1438,15 @@
           </w:p>
         </w:tc>
         <w:tc>
-          <w:tcPr/>
-          <w:p>
-            <w:pPr>
-              <w:pStyle w:val="Compact"/>
-            </w:pPr>
-            <w:hyperlink r:id="rId43">
+          <w:tcPr>
+            <w:tcW w:type="dxa" w:w="1996"/>
+          </w:tcPr>
+          <w:p>
+            <w:pPr>
+              <w:pStyle w:val="Compact"/>
+              <w:jc w:val="left"/>
+            </w:pPr>
+            <w:hyperlink r:id="rId47">
               <w:r>
                 <w:rPr>
                   <w:rStyle w:val="VerbatimChar"/>
@@ -1074,12 +1455,18 @@
               </w:r>
             </w:hyperlink>
             <w:r>
+              <w:rPr>
+                <w:sz w:val="21"/>
+              </w:rPr>
               <w:t xml:space="preserve">,</w:t>
             </w:r>
             <w:r>
-              <w:t xml:space="preserve"> </w:t>
-            </w:r>
-            <w:hyperlink r:id="rId44">
+              <w:rPr>
+                <w:sz w:val="21"/>
+              </w:rPr>
+              <w:t xml:space="preserve"> </w:t>
+            </w:r>
+            <w:hyperlink r:id="rId48">
               <w:r>
                 <w:rPr>
                   <w:rStyle w:val="VerbatimChar"/>
@@ -1088,12 +1475,18 @@
               </w:r>
             </w:hyperlink>
             <w:r>
+              <w:rPr>
+                <w:sz w:val="21"/>
+              </w:rPr>
               <w:t xml:space="preserve">,</w:t>
             </w:r>
             <w:r>
-              <w:t xml:space="preserve"> </w:t>
-            </w:r>
-            <w:hyperlink r:id="rId45">
+              <w:rPr>
+                <w:sz w:val="21"/>
+              </w:rPr>
+              <w:t xml:space="preserve"> </w:t>
+            </w:r>
+            <w:hyperlink r:id="rId49">
               <w:r>
                 <w:rPr>
                   <w:rStyle w:val="VerbatimChar"/>
@@ -1102,12 +1495,18 @@
               </w:r>
             </w:hyperlink>
             <w:r>
+              <w:rPr>
+                <w:sz w:val="21"/>
+              </w:rPr>
               <w:t xml:space="preserve">,</w:t>
             </w:r>
             <w:r>
-              <w:t xml:space="preserve"> </w:t>
-            </w:r>
-            <w:hyperlink r:id="rId46">
+              <w:rPr>
+                <w:sz w:val="21"/>
+              </w:rPr>
+              <w:t xml:space="preserve"> </w:t>
+            </w:r>
+            <w:hyperlink r:id="rId50">
               <w:r>
                 <w:rPr>
                   <w:rStyle w:val="VerbatimChar"/>
@@ -1118,12 +1517,15 @@
           </w:p>
         </w:tc>
         <w:tc>
-          <w:tcPr/>
-          <w:p>
-            <w:pPr>
-              <w:pStyle w:val="Compact"/>
-            </w:pPr>
-            <w:hyperlink r:id="rId21">
+          <w:tcPr>
+            <w:tcW w:type="dxa" w:w="1996"/>
+          </w:tcPr>
+          <w:p>
+            <w:pPr>
+              <w:pStyle w:val="Compact"/>
+              <w:jc w:val="left"/>
+            </w:pPr>
+            <w:hyperlink r:id="rId26">
               <w:r>
                 <w:rPr>
                   <w:rStyle w:val="VerbatimChar"/>
@@ -1132,12 +1534,18 @@
               </w:r>
             </w:hyperlink>
             <w:r>
+              <w:rPr>
+                <w:sz w:val="21"/>
+              </w:rPr>
               <w:t xml:space="preserve">,</w:t>
             </w:r>
             <w:r>
-              <w:t xml:space="preserve"> </w:t>
-            </w:r>
-            <w:hyperlink r:id="rId47">
+              <w:rPr>
+                <w:sz w:val="21"/>
+              </w:rPr>
+              <w:t xml:space="preserve"> </w:t>
+            </w:r>
+            <w:hyperlink r:id="rId51">
               <w:r>
                 <w:rPr>
                   <w:rStyle w:val="VerbatimChar"/>
@@ -1150,50 +1558,68 @@
       </w:tr>
       <w:tr>
         <w:tc>
-          <w:tcPr/>
-          <w:p>
-            <w:pPr>
-              <w:pStyle w:val="Compact"/>
-            </w:pPr>
-            <w:r>
+          <w:tcPr>
+            <w:tcW w:type="dxa" w:w="1875"/>
+          </w:tcPr>
+          <w:p>
+            <w:pPr>
+              <w:pStyle w:val="Compact"/>
+              <w:jc w:val="left"/>
+            </w:pPr>
+            <w:r>
+              <w:rPr>
+                <w:sz w:val="21"/>
+              </w:rPr>
               <w:t xml:space="preserve">Final report and submission</w:t>
             </w:r>
           </w:p>
         </w:tc>
         <w:tc>
-          <w:tcPr/>
-          <w:p>
-            <w:pPr>
-              <w:pStyle w:val="Compact"/>
-            </w:pPr>
-            <w:r>
-              <w:t xml:space="preserve">29/09/2026</w:t>
-            </w:r>
-          </w:p>
-        </w:tc>
-        <w:tc>
-          <w:tcPr/>
-          <w:p>
-            <w:pPr>
-              <w:pStyle w:val="Compact"/>
-            </w:pPr>
-            <w:hyperlink r:id="rId42">
-              <w:r>
-                <w:rPr>
-                  <w:rStyle w:val="VerbatimChar"/>
-                </w:rPr>
-                <w:t xml:space="preserve">v-submission-package</w:t>
-              </w:r>
-            </w:hyperlink>
-          </w:p>
-        </w:tc>
-        <w:tc>
-          <w:tcPr/>
-          <w:p>
-            <w:pPr>
-              <w:pStyle w:val="Compact"/>
-            </w:pPr>
-            <w:hyperlink r:id="rId43">
+          <w:tcPr>
+            <w:tcW w:type="dxa" w:w="1497"/>
+          </w:tcPr>
+          <w:p>
+            <w:pPr>
+              <w:pStyle w:val="Compact"/>
+              <w:jc w:val="left"/>
+            </w:pPr>
+            <w:r>
+              <w:rPr>
+                <w:sz w:val="21"/>
+              </w:rPr>
+              <w:t xml:space="preserve">23/09/2026</w:t>
+            </w:r>
+          </w:p>
+        </w:tc>
+        <w:tc>
+          <w:tcPr>
+            <w:tcW w:type="dxa" w:w="1996"/>
+          </w:tcPr>
+          <w:p>
+            <w:pPr>
+              <w:pStyle w:val="Compact"/>
+              <w:jc w:val="left"/>
+            </w:pPr>
+            <w:hyperlink r:id="rId46">
+              <w:r>
+                <w:rPr>
+                  <w:rStyle w:val="VerbatimChar"/>
+                </w:rPr>
+                <w:t xml:space="preserve">v-resubmission</w:t>
+              </w:r>
+            </w:hyperlink>
+          </w:p>
+        </w:tc>
+        <w:tc>
+          <w:tcPr>
+            <w:tcW w:type="dxa" w:w="1996"/>
+          </w:tcPr>
+          <w:p>
+            <w:pPr>
+              <w:pStyle w:val="Compact"/>
+              <w:jc w:val="left"/>
+            </w:pPr>
+            <w:hyperlink r:id="rId47">
               <w:r>
                 <w:rPr>
                   <w:rStyle w:val="VerbatimChar"/>
@@ -1202,12 +1628,18 @@
               </w:r>
             </w:hyperlink>
             <w:r>
+              <w:rPr>
+                <w:sz w:val="21"/>
+              </w:rPr>
               <w:t xml:space="preserve">,</w:t>
             </w:r>
             <w:r>
-              <w:t xml:space="preserve"> </w:t>
-            </w:r>
-            <w:hyperlink r:id="rId44">
+              <w:rPr>
+                <w:sz w:val="21"/>
+              </w:rPr>
+              <w:t xml:space="preserve"> </w:t>
+            </w:r>
+            <w:hyperlink r:id="rId48">
               <w:r>
                 <w:rPr>
                   <w:rStyle w:val="VerbatimChar"/>
@@ -1216,12 +1648,18 @@
               </w:r>
             </w:hyperlink>
             <w:r>
+              <w:rPr>
+                <w:sz w:val="21"/>
+              </w:rPr>
               <w:t xml:space="preserve">,</w:t>
             </w:r>
             <w:r>
-              <w:t xml:space="preserve"> </w:t>
-            </w:r>
-            <w:hyperlink r:id="rId48">
+              <w:rPr>
+                <w:sz w:val="21"/>
+              </w:rPr>
+              <w:t xml:space="preserve"> </w:t>
+            </w:r>
+            <w:hyperlink r:id="rId52">
               <w:r>
                 <w:rPr>
                   <w:rStyle w:val="VerbatimChar"/>
@@ -1230,12 +1668,18 @@
               </w:r>
             </w:hyperlink>
             <w:r>
+              <w:rPr>
+                <w:sz w:val="21"/>
+              </w:rPr>
               <w:t xml:space="preserve">,</w:t>
             </w:r>
             <w:r>
-              <w:t xml:space="preserve"> </w:t>
-            </w:r>
-            <w:hyperlink r:id="rId49">
+              <w:rPr>
+                <w:sz w:val="21"/>
+              </w:rPr>
+              <w:t xml:space="preserve"> </w:t>
+            </w:r>
+            <w:hyperlink r:id="rId53">
               <w:r>
                 <w:rPr>
                   <w:rStyle w:val="VerbatimChar"/>
@@ -1246,12 +1690,15 @@
           </w:p>
         </w:tc>
         <w:tc>
-          <w:tcPr/>
-          <w:p>
-            <w:pPr>
-              <w:pStyle w:val="Compact"/>
-            </w:pPr>
-            <w:hyperlink r:id="rId21">
+          <w:tcPr>
+            <w:tcW w:type="dxa" w:w="1996"/>
+          </w:tcPr>
+          <w:p>
+            <w:pPr>
+              <w:pStyle w:val="Compact"/>
+              <w:jc w:val="left"/>
+            </w:pPr>
+            <w:hyperlink r:id="rId26">
               <w:r>
                 <w:rPr>
                   <w:rStyle w:val="VerbatimChar"/>
@@ -1260,12 +1707,18 @@
               </w:r>
             </w:hyperlink>
             <w:r>
+              <w:rPr>
+                <w:sz w:val="21"/>
+              </w:rPr>
               <w:t xml:space="preserve">,</w:t>
             </w:r>
             <w:r>
-              <w:t xml:space="preserve"> </w:t>
-            </w:r>
-            <w:hyperlink r:id="rId50">
+              <w:rPr>
+                <w:sz w:val="21"/>
+              </w:rPr>
+              <w:t xml:space="preserve"> </w:t>
+            </w:r>
+            <w:hyperlink r:id="rId13">
               <w:r>
                 <w:rPr>
                   <w:rStyle w:val="VerbatimChar"/>
@@ -1278,34 +1731,49 @@
       </w:tr>
       <w:tr>
         <w:tc>
-          <w:tcPr/>
-          <w:p>
-            <w:pPr>
-              <w:pStyle w:val="Compact"/>
-            </w:pPr>
-            <w:r>
+          <w:tcPr>
+            <w:tcW w:type="dxa" w:w="1875"/>
+          </w:tcPr>
+          <w:p>
+            <w:pPr>
+              <w:pStyle w:val="Compact"/>
+              <w:jc w:val="left"/>
+            </w:pPr>
+            <w:r>
+              <w:rPr>
+                <w:sz w:val="21"/>
+              </w:rPr>
               <w:t xml:space="preserve">Final Submission</w:t>
             </w:r>
           </w:p>
         </w:tc>
         <w:tc>
-          <w:tcPr/>
-          <w:p>
-            <w:pPr>
-              <w:pStyle w:val="Compact"/>
-            </w:pPr>
-            <w:r>
+          <w:tcPr>
+            <w:tcW w:type="dxa" w:w="1497"/>
+          </w:tcPr>
+          <w:p>
+            <w:pPr>
+              <w:pStyle w:val="Compact"/>
+              <w:jc w:val="left"/>
+            </w:pPr>
+            <w:r>
+              <w:rPr>
+                <w:sz w:val="21"/>
+              </w:rPr>
               <w:t xml:space="preserve">29/09/2026</w:t>
             </w:r>
           </w:p>
         </w:tc>
         <w:tc>
-          <w:tcPr/>
-          <w:p>
-            <w:pPr>
-              <w:pStyle w:val="Compact"/>
-            </w:pPr>
-            <w:hyperlink r:id="rId42">
+          <w:tcPr>
+            <w:tcW w:type="dxa" w:w="1996"/>
+          </w:tcPr>
+          <w:p>
+            <w:pPr>
+              <w:pStyle w:val="Compact"/>
+              <w:jc w:val="left"/>
+            </w:pPr>
+            <w:hyperlink r:id="rId46">
               <w:r>
                 <w:rPr>
                   <w:rStyle w:val="VerbatimChar"/>
@@ -1316,12 +1784,15 @@
           </w:p>
         </w:tc>
         <w:tc>
-          <w:tcPr/>
-          <w:p>
-            <w:pPr>
-              <w:pStyle w:val="Compact"/>
-            </w:pPr>
-            <w:hyperlink r:id="rId44">
+          <w:tcPr>
+            <w:tcW w:type="dxa" w:w="1996"/>
+          </w:tcPr>
+          <w:p>
+            <w:pPr>
+              <w:pStyle w:val="Compact"/>
+              <w:jc w:val="left"/>
+            </w:pPr>
+            <w:hyperlink r:id="rId48">
               <w:r>
                 <w:rPr>
                   <w:rStyle w:val="VerbatimChar"/>
@@ -1330,12 +1801,18 @@
               </w:r>
             </w:hyperlink>
             <w:r>
+              <w:rPr>
+                <w:sz w:val="21"/>
+              </w:rPr>
               <w:t xml:space="preserve">,</w:t>
             </w:r>
             <w:r>
-              <w:t xml:space="preserve"> </w:t>
-            </w:r>
-            <w:hyperlink r:id="rId51">
+              <w:rPr>
+                <w:sz w:val="21"/>
+              </w:rPr>
+              <w:t xml:space="preserve"> </w:t>
+            </w:r>
+            <w:hyperlink r:id="rId54">
               <w:r>
                 <w:rPr>
                   <w:rStyle w:val="VerbatimChar"/>
@@ -1346,12 +1823,15 @@
           </w:p>
         </w:tc>
         <w:tc>
-          <w:tcPr/>
-          <w:p>
-            <w:pPr>
-              <w:pStyle w:val="Compact"/>
-            </w:pPr>
-            <w:hyperlink r:id="rId50">
+          <w:tcPr>
+            <w:tcW w:type="dxa" w:w="1996"/>
+          </w:tcPr>
+          <w:p>
+            <w:pPr>
+              <w:pStyle w:val="Compact"/>
+              <w:jc w:val="left"/>
+            </w:pPr>
+            <w:hyperlink r:id="rId13">
               <w:r>
                 <w:rPr>
                   <w:rStyle w:val="VerbatimChar"/>
@@ -1360,12 +1840,18 @@
               </w:r>
             </w:hyperlink>
             <w:r>
+              <w:rPr>
+                <w:sz w:val="21"/>
+              </w:rPr>
               <w:t xml:space="preserve">,</w:t>
             </w:r>
             <w:r>
-              <w:t xml:space="preserve"> </w:t>
-            </w:r>
-            <w:hyperlink r:id="rId52">
+              <w:rPr>
+                <w:sz w:val="21"/>
+              </w:rPr>
+              <w:t xml:space="preserve"> </w:t>
+            </w:r>
+            <w:hyperlink r:id="rId14">
               <w:r>
                 <w:rPr>
                   <w:rStyle w:val="VerbatimChar"/>
@@ -1377,8 +1863,8 @@
         </w:tc>
       </w:tr>
     </w:tbl>
-    <w:bookmarkEnd w:id="53"/>
-    <w:bookmarkStart w:id="55" w:name="what-each-tag-points-at"/>
+    <w:bookmarkEnd w:id="55"/>
+    <w:bookmarkStart w:id="60" w:name="what-each-tag-points-at"/>
     <w:p>
       <w:pPr>
         <w:pStyle w:val="Heading1"/>
@@ -1392,7 +1878,7 @@
         <w:pStyle w:val="FirstParagraph"/>
       </w:pPr>
       <w:r>
-        <w:t xml:space="preserve">Tags are annotated and each one marks the commit at which that milestone’s work</w:t>
+        <w:t xml:space="preserve">Tags are annotated and each one marks the commit at which that milestone's work</w:t>
       </w:r>
       <w:r>
         <w:t xml:space="preserve"> </w:t>
@@ -1403,32 +1889,39 @@
       <w:r>
         <w:t xml:space="preserve"> </w:t>
       </w:r>
-      <w:r>
-        <w:t xml:space="preserve">https://github.com/Samuelkaoma-eng/SKACE-TIME-DATA/tags</w:t>
-      </w:r>
+      <w:hyperlink r:id="rId56">
+        <w:r>
+          <w:rPr>
+            <w:rStyle w:val="Hyperlink"/>
+          </w:rPr>
+          <w:t xml:space="preserve">https://github.com/Samuelkaoma-eng/SKACE-TIME-DATA/tags</w:t>
+        </w:r>
+      </w:hyperlink>
     </w:p>
     <w:tbl>
       <w:tblPr>
         <w:tblStyle w:val="Table"/>
-        <w:tblW w:type="pct" w:w="5000"/>
-        <w:tblLayout w:type="fixed"/>
+        <w:tblW w:type="auto" w:w="0"/>
         <w:tblLook w:firstRow="1" w:lastRow="0" w:firstColumn="0" w:lastColumn="0" w:noHBand="0" w:noVBand="0" w:val="0020"/>
       </w:tblPr>
       <w:tblGrid>
-        <w:gridCol w:w="1980"/>
-        <w:gridCol w:w="1980"/>
-        <w:gridCol w:w="1980"/>
-        <w:gridCol w:w="1980"/>
+        <w:gridCol w:w="2080"/>
+        <w:gridCol w:w="1170"/>
+        <w:gridCol w:w="1560"/>
+        <w:gridCol w:w="4550"/>
       </w:tblGrid>
       <w:tr>
         <w:trPr>
           <w:tblHeader w:val="on"/>
         </w:trPr>
         <w:tc>
-          <w:tcPr/>
-          <w:p>
-            <w:pPr>
-              <w:pStyle w:val="Compact"/>
+          <w:tcPr>
+            <w:tcW w:type="dxa" w:w="2080"/>
+          </w:tcPr>
+          <w:p>
+            <w:pPr>
+              <w:pStyle w:val="Compact"/>
+              <w:jc w:val="left"/>
             </w:pPr>
             <w:r>
               <w:t xml:space="preserve">Tag</w:t>
@@ -1436,10 +1929,13 @@
           </w:p>
         </w:tc>
         <w:tc>
-          <w:tcPr/>
-          <w:p>
-            <w:pPr>
-              <w:pStyle w:val="Compact"/>
+          <w:tcPr>
+            <w:tcW w:type="dxa" w:w="1170"/>
+          </w:tcPr>
+          <w:p>
+            <w:pPr>
+              <w:pStyle w:val="Compact"/>
+              <w:jc w:val="left"/>
             </w:pPr>
             <w:r>
               <w:t xml:space="preserve">Commit</w:t>
@@ -1447,10 +1943,13 @@
           </w:p>
         </w:tc>
         <w:tc>
-          <w:tcPr/>
-          <w:p>
-            <w:pPr>
-              <w:pStyle w:val="Compact"/>
+          <w:tcPr>
+            <w:tcW w:type="dxa" w:w="1560"/>
+          </w:tcPr>
+          <w:p>
+            <w:pPr>
+              <w:pStyle w:val="Compact"/>
+              <w:jc w:val="left"/>
             </w:pPr>
             <w:r>
               <w:t xml:space="preserve">Date</w:t>
@@ -1458,10 +1957,13 @@
           </w:p>
         </w:tc>
         <w:tc>
-          <w:tcPr/>
-          <w:p>
-            <w:pPr>
-              <w:pStyle w:val="Compact"/>
+          <w:tcPr>
+            <w:tcW w:type="dxa" w:w="4550"/>
+          </w:tcPr>
+          <w:p>
+            <w:pPr>
+              <w:pStyle w:val="Compact"/>
+              <w:jc w:val="left"/>
             </w:pPr>
             <w:r>
               <w:t xml:space="preserve">What is verifiably present at that commit</w:t>
@@ -1471,12 +1973,15 @@
       </w:tr>
       <w:tr>
         <w:tc>
-          <w:tcPr/>
-          <w:p>
-            <w:pPr>
-              <w:pStyle w:val="Compact"/>
-            </w:pPr>
-            <w:hyperlink r:id="rId10">
+          <w:tcPr>
+            <w:tcW w:type="dxa" w:w="2080"/>
+          </w:tcPr>
+          <w:p>
+            <w:pPr>
+              <w:pStyle w:val="Compact"/>
+              <w:jc w:val="left"/>
+            </w:pPr>
+            <w:hyperlink r:id="rId16">
               <w:r>
                 <w:rPr>
                   <w:rStyle w:val="VerbatimChar"/>
@@ -1487,12 +1992,15 @@
           </w:p>
         </w:tc>
         <w:tc>
-          <w:tcPr/>
-          <w:p>
-            <w:pPr>
-              <w:pStyle w:val="Compact"/>
-            </w:pPr>
-            <w:hyperlink r:id="rId11">
+          <w:tcPr>
+            <w:tcW w:type="dxa" w:w="1170"/>
+          </w:tcPr>
+          <w:p>
+            <w:pPr>
+              <w:pStyle w:val="Compact"/>
+              <w:jc w:val="left"/>
+            </w:pPr>
+            <w:hyperlink r:id="rId17">
               <w:r>
                 <w:rPr>
                   <w:rStyle w:val="VerbatimChar"/>
@@ -1503,10 +2011,13 @@
           </w:p>
         </w:tc>
         <w:tc>
-          <w:tcPr/>
-          <w:p>
-            <w:pPr>
-              <w:pStyle w:val="Compact"/>
+          <w:tcPr>
+            <w:tcW w:type="dxa" w:w="1560"/>
+          </w:tcPr>
+          <w:p>
+            <w:pPr>
+              <w:pStyle w:val="Compact"/>
+              <w:jc w:val="left"/>
             </w:pPr>
             <w:r>
               <w:t xml:space="preserve">04/04/2026</w:t>
@@ -1514,10 +2025,13 @@
           </w:p>
         </w:tc>
         <w:tc>
-          <w:tcPr/>
-          <w:p>
-            <w:pPr>
-              <w:pStyle w:val="Compact"/>
+          <w:tcPr>
+            <w:tcW w:type="dxa" w:w="4550"/>
+          </w:tcPr>
+          <w:p>
+            <w:pPr>
+              <w:pStyle w:val="Compact"/>
+              <w:jc w:val="left"/>
             </w:pPr>
             <w:r>
               <w:t xml:space="preserve">Submitted proposal PDF, its Word source, the revised proposal text, and the 40-feature catalogue in</w:t>
@@ -1536,12 +2050,15 @@
       </w:tr>
       <w:tr>
         <w:tc>
-          <w:tcPr/>
-          <w:p>
-            <w:pPr>
-              <w:pStyle w:val="Compact"/>
-            </w:pPr>
-            <w:hyperlink r:id="rId13">
+          <w:tcPr>
+            <w:tcW w:type="dxa" w:w="2080"/>
+          </w:tcPr>
+          <w:p>
+            <w:pPr>
+              <w:pStyle w:val="Compact"/>
+              <w:jc w:val="left"/>
+            </w:pPr>
+            <w:hyperlink r:id="rId19">
               <w:r>
                 <w:rPr>
                   <w:rStyle w:val="VerbatimChar"/>
@@ -1552,12 +2069,15 @@
           </w:p>
         </w:tc>
         <w:tc>
-          <w:tcPr/>
-          <w:p>
-            <w:pPr>
-              <w:pStyle w:val="Compact"/>
-            </w:pPr>
-            <w:hyperlink r:id="rId16">
+          <w:tcPr>
+            <w:tcW w:type="dxa" w:w="1170"/>
+          </w:tcPr>
+          <w:p>
+            <w:pPr>
+              <w:pStyle w:val="Compact"/>
+              <w:jc w:val="left"/>
+            </w:pPr>
+            <w:hyperlink r:id="rId22">
               <w:r>
                 <w:rPr>
                   <w:rStyle w:val="VerbatimChar"/>
@@ -1568,10 +2088,13 @@
           </w:p>
         </w:tc>
         <w:tc>
-          <w:tcPr/>
-          <w:p>
-            <w:pPr>
-              <w:pStyle w:val="Compact"/>
+          <w:tcPr>
+            <w:tcW w:type="dxa" w:w="1560"/>
+          </w:tcPr>
+          <w:p>
+            <w:pPr>
+              <w:pStyle w:val="Compact"/>
+              <w:jc w:val="left"/>
             </w:pPr>
             <w:r>
               <w:t xml:space="preserve">11/04/2026</w:t>
@@ -1579,10 +2102,13 @@
           </w:p>
         </w:tc>
         <w:tc>
-          <w:tcPr/>
-          <w:p>
-            <w:pPr>
-              <w:pStyle w:val="Compact"/>
+          <w:tcPr>
+            <w:tcW w:type="dxa" w:w="4550"/>
+          </w:tcPr>
+          <w:p>
+            <w:pPr>
+              <w:pStyle w:val="Compact"/>
+              <w:jc w:val="left"/>
             </w:pPr>
             <w:r>
               <w:rPr>
@@ -1625,12 +2151,15 @@
       </w:tr>
       <w:tr>
         <w:tc>
-          <w:tcPr/>
-          <w:p>
-            <w:pPr>
-              <w:pStyle w:val="Compact"/>
-            </w:pPr>
-            <w:hyperlink r:id="rId28">
+          <w:tcPr>
+            <w:tcW w:type="dxa" w:w="2080"/>
+          </w:tcPr>
+          <w:p>
+            <w:pPr>
+              <w:pStyle w:val="Compact"/>
+              <w:jc w:val="left"/>
+            </w:pPr>
+            <w:hyperlink r:id="rId33">
               <w:r>
                 <w:rPr>
                   <w:rStyle w:val="VerbatimChar"/>
@@ -1641,12 +2170,15 @@
           </w:p>
         </w:tc>
         <w:tc>
-          <w:tcPr/>
-          <w:p>
-            <w:pPr>
-              <w:pStyle w:val="Compact"/>
-            </w:pPr>
-            <w:hyperlink r:id="rId31">
+          <w:tcPr>
+            <w:tcW w:type="dxa" w:w="1170"/>
+          </w:tcPr>
+          <w:p>
+            <w:pPr>
+              <w:pStyle w:val="Compact"/>
+              <w:jc w:val="left"/>
+            </w:pPr>
+            <w:hyperlink r:id="rId36">
               <w:r>
                 <w:rPr>
                   <w:rStyle w:val="VerbatimChar"/>
@@ -1657,10 +2189,13 @@
           </w:p>
         </w:tc>
         <w:tc>
-          <w:tcPr/>
-          <w:p>
-            <w:pPr>
-              <w:pStyle w:val="Compact"/>
+          <w:tcPr>
+            <w:tcW w:type="dxa" w:w="1560"/>
+          </w:tcPr>
+          <w:p>
+            <w:pPr>
+              <w:pStyle w:val="Compact"/>
+              <w:jc w:val="left"/>
             </w:pPr>
             <w:r>
               <w:t xml:space="preserve">06/07/2026</w:t>
@@ -1668,10 +2203,13 @@
           </w:p>
         </w:tc>
         <w:tc>
-          <w:tcPr/>
-          <w:p>
-            <w:pPr>
-              <w:pStyle w:val="Compact"/>
+          <w:tcPr>
+            <w:tcW w:type="dxa" w:w="4550"/>
+          </w:tcPr>
+          <w:p>
+            <w:pPr>
+              <w:pStyle w:val="Compact"/>
+              <w:jc w:val="left"/>
             </w:pPr>
             <w:r>
               <w:t xml:space="preserve">All four feature modules covering the 40 catalogued features, and the anomaly detector with generator-specific tuning removed</w:t>
@@ -1681,12 +2219,15 @@
       </w:tr>
       <w:tr>
         <w:tc>
-          <w:tcPr/>
-          <w:p>
-            <w:pPr>
-              <w:pStyle w:val="Compact"/>
-            </w:pPr>
-            <w:hyperlink r:id="rId34">
+          <w:tcPr>
+            <w:tcW w:type="dxa" w:w="2080"/>
+          </w:tcPr>
+          <w:p>
+            <w:pPr>
+              <w:pStyle w:val="Compact"/>
+              <w:jc w:val="left"/>
+            </w:pPr>
+            <w:hyperlink r:id="rId39">
               <w:r>
                 <w:rPr>
                   <w:rStyle w:val="VerbatimChar"/>
@@ -1697,12 +2238,15 @@
           </w:p>
         </w:tc>
         <w:tc>
-          <w:tcPr/>
-          <w:p>
-            <w:pPr>
-              <w:pStyle w:val="Compact"/>
-            </w:pPr>
-            <w:hyperlink r:id="rId54">
+          <w:tcPr>
+            <w:tcW w:type="dxa" w:w="1170"/>
+          </w:tcPr>
+          <w:p>
+            <w:pPr>
+              <w:pStyle w:val="Compact"/>
+              <w:jc w:val="left"/>
+            </w:pPr>
+            <w:hyperlink r:id="rId57">
               <w:r>
                 <w:rPr>
                   <w:rStyle w:val="VerbatimChar"/>
@@ -1713,10 +2257,13 @@
           </w:p>
         </w:tc>
         <w:tc>
-          <w:tcPr/>
-          <w:p>
-            <w:pPr>
-              <w:pStyle w:val="Compact"/>
+          <w:tcPr>
+            <w:tcW w:type="dxa" w:w="1560"/>
+          </w:tcPr>
+          <w:p>
+            <w:pPr>
+              <w:pStyle w:val="Compact"/>
+              <w:jc w:val="left"/>
             </w:pPr>
             <w:r>
               <w:t xml:space="preserve">25/08/2026</w:t>
@@ -1724,10 +2271,13 @@
           </w:p>
         </w:tc>
         <w:tc>
-          <w:tcPr/>
-          <w:p>
-            <w:pPr>
-              <w:pStyle w:val="Compact"/>
+          <w:tcPr>
+            <w:tcW w:type="dxa" w:w="4550"/>
+          </w:tcPr>
+          <w:p>
+            <w:pPr>
+              <w:pStyle w:val="Compact"/>
+              <w:jc w:val="left"/>
             </w:pPr>
             <w:r>
               <w:t xml:space="preserve">Validation report carrying the evidence set out for the 7 September milestone: validated tag, test command and output, feature coverage across all four families, metrics by anomaly type and by platform format with confusion counts, both baselines, effect sizes, and the class-imbalance check. Diagnostic on the fabricated false negatives in</w:t>
@@ -1746,12 +2296,15 @@
       </w:tr>
       <w:tr>
         <w:tc>
-          <w:tcPr/>
-          <w:p>
-            <w:pPr>
-              <w:pStyle w:val="Compact"/>
-            </w:pPr>
-            <w:hyperlink r:id="rId42">
+          <w:tcPr>
+            <w:tcW w:type="dxa" w:w="2080"/>
+          </w:tcPr>
+          <w:p>
+            <w:pPr>
+              <w:pStyle w:val="Compact"/>
+              <w:jc w:val="left"/>
+            </w:pPr>
+            <w:hyperlink r:id="rId46">
               <w:r>
                 <w:rPr>
                   <w:rStyle w:val="VerbatimChar"/>
@@ -1762,12 +2315,15 @@
           </w:p>
         </w:tc>
         <w:tc>
-          <w:tcPr/>
-          <w:p>
-            <w:pPr>
-              <w:pStyle w:val="Compact"/>
-            </w:pPr>
-            <w:hyperlink r:id="rId46">
+          <w:tcPr>
+            <w:tcW w:type="dxa" w:w="1170"/>
+          </w:tcPr>
+          <w:p>
+            <w:pPr>
+              <w:pStyle w:val="Compact"/>
+              <w:jc w:val="left"/>
+            </w:pPr>
+            <w:hyperlink r:id="rId50">
               <w:r>
                 <w:rPr>
                   <w:rStyle w:val="VerbatimChar"/>
@@ -1778,10 +2334,13 @@
           </w:p>
         </w:tc>
         <w:tc>
-          <w:tcPr/>
-          <w:p>
-            <w:pPr>
-              <w:pStyle w:val="Compact"/>
+          <w:tcPr>
+            <w:tcW w:type="dxa" w:w="1560"/>
+          </w:tcPr>
+          <w:p>
+            <w:pPr>
+              <w:pStyle w:val="Compact"/>
+              <w:jc w:val="left"/>
             </w:pPr>
             <w:r>
               <w:t xml:space="preserve">02/09/2026</w:t>
@@ -1789,13 +2348,84 @@
           </w:p>
         </w:tc>
         <w:tc>
-          <w:tcPr/>
-          <w:p>
-            <w:pPr>
-              <w:pStyle w:val="Compact"/>
+          <w:tcPr>
+            <w:tcW w:type="dxa" w:w="4550"/>
+          </w:tcPr>
+          <w:p>
+            <w:pPr>
+              <w:pStyle w:val="Compact"/>
+              <w:jc w:val="left"/>
             </w:pPr>
             <w:r>
               <w:t xml:space="preserve">Final report draft, all Word deliverables on a single document style with cover pages on the report, validation report and format guide, the presentation, the tracker, this index, the AI usage log, release metadata, and the completed validation report</w:t>
+            </w:r>
+          </w:p>
+        </w:tc>
+      </w:tr>
+      <w:tr>
+        <w:tc>
+          <w:tcPr>
+            <w:tcW w:type="dxa" w:w="2080"/>
+          </w:tcPr>
+          <w:p>
+            <w:pPr>
+              <w:pStyle w:val="Compact"/>
+              <w:jc w:val="left"/>
+            </w:pPr>
+            <w:hyperlink r:id="rId58">
+              <w:r>
+                <w:rPr>
+                  <w:rStyle w:val="VerbatimChar"/>
+                </w:rPr>
+                <w:t xml:space="preserve">v-resubmission</w:t>
+              </w:r>
+            </w:hyperlink>
+          </w:p>
+        </w:tc>
+        <w:tc>
+          <w:tcPr>
+            <w:tcW w:type="dxa" w:w="1170"/>
+          </w:tcPr>
+          <w:p>
+            <w:pPr>
+              <w:pStyle w:val="Compact"/>
+              <w:jc w:val="left"/>
+            </w:pPr>
+            <w:hyperlink r:id="rId59">
+              <w:r>
+                <w:rPr>
+                  <w:rStyle w:val="VerbatimChar"/>
+                </w:rPr>
+                <w:t xml:space="preserve">a432441</w:t>
+              </w:r>
+            </w:hyperlink>
+          </w:p>
+        </w:tc>
+        <w:tc>
+          <w:tcPr>
+            <w:tcW w:type="dxa" w:w="1560"/>
+          </w:tcPr>
+          <w:p>
+            <w:pPr>
+              <w:pStyle w:val="Compact"/>
+              <w:jc w:val="left"/>
+            </w:pPr>
+            <w:r>
+              <w:t xml:space="preserve">16/09/2026</w:t>
+            </w:r>
+          </w:p>
+        </w:tc>
+        <w:tc>
+          <w:tcPr>
+            <w:tcW w:type="dxa" w:w="4550"/>
+          </w:tcPr>
+          <w:p>
+            <w:pPr>
+              <w:pStyle w:val="Compact"/>
+              <w:jc w:val="left"/>
+            </w:pPr>
+            <w:r>
+              <w:t xml:space="preserve">Report revised against the supervisor review: literature review rebuilt from verified sources, reference verification record (Appendix E), feature-to-source map (Appendix F), baselines under stress, platform parity on matched histories, measured memory, native ODK audit log support, and every script Appendix D names. 43 tests passing.</w:t>
             </w:r>
           </w:p>
         </w:tc>
@@ -1841,38 +2471,17 @@
         <w:pStyle w:val="BodyText"/>
       </w:pPr>
       <w:r>
-        <w:t xml:space="preserve">Two entries in the system,</w:t>
+        <w:t xml:space="preserve">Two entries in the system, "Final report and submission" and "Final Submission", share the</w:t>
       </w:r>
       <w:r>
         <w:t xml:space="preserve"> </w:t>
       </w:r>
       <w:r>
-        <w:t xml:space="preserve">“Final report and submission”</w:t>
-      </w:r>
-      <w:r>
-        <w:t xml:space="preserve"> </w:t>
-      </w:r>
-      <w:r>
-        <w:t xml:space="preserve">and</w:t>
-      </w:r>
-      <w:r>
-        <w:t xml:space="preserve"> </w:t>
-      </w:r>
-      <w:r>
-        <w:t xml:space="preserve">“Final Submission”</w:t>
-      </w:r>
-      <w:r>
-        <w:t xml:space="preserve">, share the</w:t>
-      </w:r>
-      <w:r>
-        <w:t xml:space="preserve"> </w:t>
-      </w:r>
-      <w:r>
         <w:t xml:space="preserve">29/09/2026 date and appear to be duplicates; this is queried with the supervisor.</w:t>
       </w:r>
     </w:p>
-    <w:bookmarkEnd w:id="55"/>
-    <w:bookmarkStart w:id="68" w:name="X343555567a2f7f017c0602652a29739aa6e8b64"/>
+    <w:bookmarkEnd w:id="60"/>
+    <w:bookmarkStart w:id="74" w:name="X343555567a2f7f017c0602652a29739aa6e8b64"/>
     <w:p>
       <w:pPr>
         <w:pStyle w:val="Heading1"/>
@@ -1884,23 +2493,25 @@
     <w:tbl>
       <w:tblPr>
         <w:tblStyle w:val="Table"/>
-        <w:tblW w:type="pct" w:w="5000"/>
-        <w:tblLayout w:type="fixed"/>
+        <w:tblW w:type="auto" w:w="0"/>
         <w:tblLook w:firstRow="1" w:lastRow="0" w:firstColumn="0" w:lastColumn="0" w:noHBand="0" w:noVBand="0" w:val="0020"/>
       </w:tblPr>
       <w:tblGrid>
-        <w:gridCol w:w="3960"/>
-        <w:gridCol w:w="3960"/>
+        <w:gridCol w:w="2080"/>
+        <w:gridCol w:w="7280"/>
       </w:tblGrid>
       <w:tr>
         <w:trPr>
           <w:tblHeader w:val="on"/>
         </w:trPr>
         <w:tc>
-          <w:tcPr/>
-          <w:p>
-            <w:pPr>
-              <w:pStyle w:val="Compact"/>
+          <w:tcPr>
+            <w:tcW w:type="dxa" w:w="2080"/>
+          </w:tcPr>
+          <w:p>
+            <w:pPr>
+              <w:pStyle w:val="Compact"/>
+              <w:jc w:val="left"/>
             </w:pPr>
             <w:r>
               <w:t xml:space="preserve">Deliverable</w:t>
@@ -1908,10 +2519,13 @@
           </w:p>
         </w:tc>
         <w:tc>
-          <w:tcPr/>
-          <w:p>
-            <w:pPr>
-              <w:pStyle w:val="Compact"/>
+          <w:tcPr>
+            <w:tcW w:type="dxa" w:w="7280"/>
+          </w:tcPr>
+          <w:p>
+            <w:pPr>
+              <w:pStyle w:val="Compact"/>
+              <w:jc w:val="left"/>
             </w:pPr>
             <w:r>
               <w:t xml:space="preserve">Location</w:t>
@@ -1921,10 +2535,13 @@
       </w:tr>
       <w:tr>
         <w:tc>
-          <w:tcPr/>
-          <w:p>
-            <w:pPr>
-              <w:pStyle w:val="Compact"/>
+          <w:tcPr>
+            <w:tcW w:type="dxa" w:w="2080"/>
+          </w:tcPr>
+          <w:p>
+            <w:pPr>
+              <w:pStyle w:val="Compact"/>
+              <w:jc w:val="left"/>
             </w:pPr>
             <w:r>
               <w:t xml:space="preserve">Python feature library (40 features)</w:t>
@@ -1932,12 +2549,15 @@
           </w:p>
         </w:tc>
         <w:tc>
-          <w:tcPr/>
-          <w:p>
-            <w:pPr>
-              <w:pStyle w:val="Compact"/>
-            </w:pPr>
-            <w:hyperlink r:id="rId32">
+          <w:tcPr>
+            <w:tcW w:type="dxa" w:w="7280"/>
+          </w:tcPr>
+          <w:p>
+            <w:pPr>
+              <w:pStyle w:val="Compact"/>
+              <w:jc w:val="left"/>
+            </w:pPr>
+            <w:hyperlink r:id="rId37">
               <w:r>
                 <w:rPr>
                   <w:rStyle w:val="VerbatimChar"/>
@@ -1951,7 +2571,7 @@
             <w:r>
               <w:t xml:space="preserve"> </w:t>
             </w:r>
-            <w:hyperlink r:id="rId22">
+            <w:hyperlink r:id="rId27">
               <w:r>
                 <w:rPr>
                   <w:rStyle w:val="VerbatimChar"/>
@@ -1965,7 +2585,7 @@
             <w:r>
               <w:t xml:space="preserve"> </w:t>
             </w:r>
-            <w:hyperlink r:id="rId56">
+            <w:hyperlink r:id="rId61">
               <w:r>
                 <w:rPr>
                   <w:rStyle w:val="VerbatimChar"/>
@@ -1978,10 +2598,13 @@
       </w:tr>
       <w:tr>
         <w:tc>
-          <w:tcPr/>
-          <w:p>
-            <w:pPr>
-              <w:pStyle w:val="Compact"/>
+          <w:tcPr>
+            <w:tcW w:type="dxa" w:w="2080"/>
+          </w:tcPr>
+          <w:p>
+            <w:pPr>
+              <w:pStyle w:val="Compact"/>
+              <w:jc w:val="left"/>
             </w:pPr>
             <w:r>
               <w:t xml:space="preserve">Paradata format guide</w:t>
@@ -1989,12 +2612,15 @@
           </w:p>
         </w:tc>
         <w:tc>
-          <w:tcPr/>
-          <w:p>
-            <w:pPr>
-              <w:pStyle w:val="Compact"/>
-            </w:pPr>
-            <w:hyperlink r:id="rId57">
+          <w:tcPr>
+            <w:tcW w:type="dxa" w:w="7280"/>
+          </w:tcPr>
+          <w:p>
+            <w:pPr>
+              <w:pStyle w:val="Compact"/>
+              <w:jc w:val="left"/>
+            </w:pPr>
+            <w:hyperlink r:id="rId62">
               <w:r>
                 <w:rPr>
                   <w:rStyle w:val="VerbatimChar"/>
@@ -2008,7 +2634,7 @@
             <w:r>
               <w:t xml:space="preserve"> </w:t>
             </w:r>
-            <w:hyperlink r:id="rId58">
+            <w:hyperlink r:id="rId63">
               <w:r>
                 <w:rPr>
                   <w:rStyle w:val="Hyperlink"/>
@@ -2021,10 +2647,13 @@
       </w:tr>
       <w:tr>
         <w:tc>
-          <w:tcPr/>
-          <w:p>
-            <w:pPr>
-              <w:pStyle w:val="Compact"/>
+          <w:tcPr>
+            <w:tcW w:type="dxa" w:w="2080"/>
+          </w:tcPr>
+          <w:p>
+            <w:pPr>
+              <w:pStyle w:val="Compact"/>
+              <w:jc w:val="left"/>
             </w:pPr>
             <w:r>
               <w:t xml:space="preserve">Synthetic validation datasets</w:t>
@@ -2032,12 +2661,15 @@
           </w:p>
         </w:tc>
         <w:tc>
-          <w:tcPr/>
-          <w:p>
-            <w:pPr>
-              <w:pStyle w:val="Compact"/>
-            </w:pPr>
-            <w:hyperlink r:id="rId59">
+          <w:tcPr>
+            <w:tcW w:type="dxa" w:w="7280"/>
+          </w:tcPr>
+          <w:p>
+            <w:pPr>
+              <w:pStyle w:val="Compact"/>
+              <w:jc w:val="left"/>
+            </w:pPr>
+            <w:hyperlink r:id="rId64">
               <w:r>
                 <w:rPr>
                   <w:rStyle w:val="VerbatimChar"/>
@@ -2096,7 +2728,7 @@
             <w:r>
               <w:t xml:space="preserve"> </w:t>
             </w:r>
-            <w:hyperlink r:id="rId60">
+            <w:hyperlink r:id="rId65">
               <w:r>
                 <w:rPr>
                   <w:rStyle w:val="VerbatimChar"/>
@@ -2109,10 +2741,13 @@
       </w:tr>
       <w:tr>
         <w:tc>
-          <w:tcPr/>
-          <w:p>
-            <w:pPr>
-              <w:pStyle w:val="Compact"/>
+          <w:tcPr>
+            <w:tcW w:type="dxa" w:w="2080"/>
+          </w:tcPr>
+          <w:p>
+            <w:pPr>
+              <w:pStyle w:val="Compact"/>
+              <w:jc w:val="left"/>
             </w:pPr>
             <w:r>
               <w:t xml:space="preserve">Validation report</w:t>
@@ -2120,12 +2755,15 @@
           </w:p>
         </w:tc>
         <w:tc>
-          <w:tcPr/>
-          <w:p>
-            <w:pPr>
-              <w:pStyle w:val="Compact"/>
-            </w:pPr>
-            <w:hyperlink r:id="rId40">
+          <w:tcPr>
+            <w:tcW w:type="dxa" w:w="7280"/>
+          </w:tcPr>
+          <w:p>
+            <w:pPr>
+              <w:pStyle w:val="Compact"/>
+              <w:jc w:val="left"/>
+            </w:pPr>
+            <w:hyperlink r:id="rId45">
               <w:r>
                 <w:rPr>
                   <w:rStyle w:val="VerbatimChar"/>
@@ -2139,7 +2777,7 @@
             <w:r>
               <w:t xml:space="preserve"> </w:t>
             </w:r>
-            <w:hyperlink r:id="rId61">
+            <w:hyperlink r:id="rId66">
               <w:r>
                 <w:rPr>
                   <w:rStyle w:val="Hyperlink"/>
@@ -2152,10 +2790,13 @@
       </w:tr>
       <w:tr>
         <w:tc>
-          <w:tcPr/>
-          <w:p>
-            <w:pPr>
-              <w:pStyle w:val="Compact"/>
+          <w:tcPr>
+            <w:tcW w:type="dxa" w:w="2080"/>
+          </w:tcPr>
+          <w:p>
+            <w:pPr>
+              <w:pStyle w:val="Compact"/>
+              <w:jc w:val="left"/>
             </w:pPr>
             <w:r>
               <w:t xml:space="preserve">Final paper</w:t>
@@ -2163,12 +2804,15 @@
           </w:p>
         </w:tc>
         <w:tc>
-          <w:tcPr/>
-          <w:p>
-            <w:pPr>
-              <w:pStyle w:val="Compact"/>
-            </w:pPr>
-            <w:hyperlink r:id="rId21">
+          <w:tcPr>
+            <w:tcW w:type="dxa" w:w="7280"/>
+          </w:tcPr>
+          <w:p>
+            <w:pPr>
+              <w:pStyle w:val="Compact"/>
+              <w:jc w:val="left"/>
+            </w:pPr>
+            <w:hyperlink r:id="rId26">
               <w:r>
                 <w:rPr>
                   <w:rStyle w:val="VerbatimChar"/>
@@ -2182,7 +2826,7 @@
             <w:r>
               <w:t xml:space="preserve"> </w:t>
             </w:r>
-            <w:hyperlink r:id="rId47">
+            <w:hyperlink r:id="rId51">
               <w:r>
                 <w:rPr>
                   <w:rStyle w:val="Hyperlink"/>
@@ -2190,15 +2834,21 @@
                 <w:t xml:space="preserve">SAMUEL KAOMA 2022016530 Final Report.docx</w:t>
               </w:r>
             </w:hyperlink>
+            <w:r>
+              <w:t xml:space="preserve">. Carries front matter, three figures and Appendices A to D: AI usage disclosure, per-run confusion counts, full feature validity results and reproduction commands</w:t>
+            </w:r>
           </w:p>
         </w:tc>
       </w:tr>
       <w:tr>
         <w:tc>
-          <w:tcPr/>
-          <w:p>
-            <w:pPr>
-              <w:pStyle w:val="Compact"/>
+          <w:tcPr>
+            <w:tcW w:type="dxa" w:w="2080"/>
+          </w:tcPr>
+          <w:p>
+            <w:pPr>
+              <w:pStyle w:val="Compact"/>
+              <w:jc w:val="left"/>
             </w:pPr>
             <w:r>
               <w:t xml:space="preserve">Structured output dataset and visualisations</w:t>
@@ -2206,17 +2856,34 @@
           </w:p>
         </w:tc>
         <w:tc>
-          <w:tcPr/>
-          <w:p>
-            <w:pPr>
-              <w:pStyle w:val="Compact"/>
-            </w:pPr>
-            <w:hyperlink r:id="rId62">
+          <w:tcPr>
+            <w:tcW w:type="dxa" w:w="7280"/>
+          </w:tcPr>
+          <w:p>
+            <w:pPr>
+              <w:pStyle w:val="Compact"/>
+              <w:jc w:val="left"/>
+            </w:pPr>
+            <w:hyperlink r:id="rId67">
               <w:r>
                 <w:rPr>
                   <w:rStyle w:val="VerbatimChar"/>
                 </w:rPr>
                 <w:t xml:space="preserve">output/</w:t>
+              </w:r>
+            </w:hyperlink>
+            <w:r>
+              <w:t xml:space="preserve">, report figures in</w:t>
+            </w:r>
+            <w:r>
+              <w:t xml:space="preserve"> </w:t>
+            </w:r>
+            <w:hyperlink r:id="rId68">
+              <w:r>
+                <w:rPr>
+                  <w:rStyle w:val="VerbatimChar"/>
+                </w:rPr>
+                <w:t xml:space="preserve">report/figures/</w:t>
               </w:r>
             </w:hyperlink>
           </w:p>
@@ -2224,10 +2891,13 @@
       </w:tr>
       <w:tr>
         <w:tc>
-          <w:tcPr/>
-          <w:p>
-            <w:pPr>
-              <w:pStyle w:val="Compact"/>
+          <w:tcPr>
+            <w:tcW w:type="dxa" w:w="2080"/>
+          </w:tcPr>
+          <w:p>
+            <w:pPr>
+              <w:pStyle w:val="Compact"/>
+              <w:jc w:val="left"/>
             </w:pPr>
             <w:r>
               <w:t xml:space="preserve">AI Usage Log (section 9.4)</w:t>
@@ -2235,12 +2905,45 @@
           </w:p>
         </w:tc>
         <w:tc>
-          <w:tcPr/>
-          <w:p>
-            <w:pPr>
-              <w:pStyle w:val="Compact"/>
-            </w:pPr>
-            <w:hyperlink r:id="rId63">
+          <w:tcPr>
+            <w:tcW w:type="dxa" w:w="7280"/>
+          </w:tcPr>
+          <w:p>
+            <w:pPr>
+              <w:pStyle w:val="Compact"/>
+              <w:jc w:val="left"/>
+            </w:pPr>
+            <w:r>
+              <w:rPr>
+                <w:b/>
+                <w:bCs/>
+              </w:rPr>
+              <w:t xml:space="preserve">Appendix A</w:t>
+            </w:r>
+            <w:r>
+              <w:t xml:space="preserve"> </w:t>
+            </w:r>
+            <w:r>
+              <w:t xml:space="preserve">of</w:t>
+            </w:r>
+            <w:r>
+              <w:t xml:space="preserve"> </w:t>
+            </w:r>
+            <w:hyperlink r:id="rId26">
+              <w:r>
+                <w:rPr>
+                  <w:rStyle w:val="VerbatimChar"/>
+                </w:rPr>
+                <w:t xml:space="preserve">report/final_academic_report.md</w:t>
+              </w:r>
+            </w:hyperlink>
+            <w:r>
+              <w:t xml:space="preserve">; repository copy</w:t>
+            </w:r>
+            <w:r>
+              <w:t xml:space="preserve"> </w:t>
+            </w:r>
+            <w:hyperlink r:id="rId69">
               <w:r>
                 <w:rPr>
                   <w:rStyle w:val="VerbatimChar"/>
@@ -2249,12 +2952,12 @@
               </w:r>
             </w:hyperlink>
             <w:r>
-              <w:t xml:space="preserve">,</w:t>
-            </w:r>
-            <w:r>
-              <w:t xml:space="preserve"> </w:t>
-            </w:r>
-            <w:hyperlink r:id="rId64">
+              <w:t xml:space="preserve">, standalone</w:t>
+            </w:r>
+            <w:r>
+              <w:t xml:space="preserve"> </w:t>
+            </w:r>
+            <w:hyperlink r:id="rId70">
               <w:r>
                 <w:rPr>
                   <w:rStyle w:val="Hyperlink"/>
@@ -2267,10 +2970,13 @@
       </w:tr>
       <w:tr>
         <w:tc>
-          <w:tcPr/>
-          <w:p>
-            <w:pPr>
-              <w:pStyle w:val="Compact"/>
+          <w:tcPr>
+            <w:tcW w:type="dxa" w:w="2080"/>
+          </w:tcPr>
+          <w:p>
+            <w:pPr>
+              <w:pStyle w:val="Compact"/>
+              <w:jc w:val="left"/>
             </w:pPr>
             <w:r>
               <w:t xml:space="preserve">Release metadata</w:t>
@@ -2278,12 +2984,15 @@
           </w:p>
         </w:tc>
         <w:tc>
-          <w:tcPr/>
-          <w:p>
-            <w:pPr>
-              <w:pStyle w:val="Compact"/>
-            </w:pPr>
-            <w:hyperlink r:id="rId65">
+          <w:tcPr>
+            <w:tcW w:type="dxa" w:w="7280"/>
+          </w:tcPr>
+          <w:p>
+            <w:pPr>
+              <w:pStyle w:val="Compact"/>
+              <w:jc w:val="left"/>
+            </w:pPr>
+            <w:hyperlink r:id="rId71">
               <w:r>
                 <w:rPr>
                   <w:rStyle w:val="VerbatimChar"/>
@@ -2297,7 +3006,7 @@
             <w:r>
               <w:t xml:space="preserve"> </w:t>
             </w:r>
-            <w:hyperlink r:id="rId66">
+            <w:hyperlink r:id="rId72">
               <w:r>
                 <w:rPr>
                   <w:rStyle w:val="VerbatimChar"/>
@@ -2311,7 +3020,7 @@
             <w:r>
               <w:t xml:space="preserve"> </w:t>
             </w:r>
-            <w:hyperlink r:id="rId67">
+            <w:hyperlink r:id="rId73">
               <w:r>
                 <w:rPr>
                   <w:rStyle w:val="VerbatimChar"/>
@@ -2323,8 +3032,8 @@
         </w:tc>
       </w:tr>
     </w:tbl>
-    <w:bookmarkEnd w:id="68"/>
-    <w:bookmarkStart w:id="69" w:name="key-commits-what-each-one-proves"/>
+    <w:bookmarkEnd w:id="74"/>
+    <w:bookmarkStart w:id="75" w:name="key-commits-what-each-one-proves"/>
     <w:p>
       <w:pPr>
         <w:pStyle w:val="Heading1"/>
@@ -2336,23 +3045,25 @@
     <w:tbl>
       <w:tblPr>
         <w:tblStyle w:val="Table"/>
-        <w:tblW w:type="pct" w:w="5000"/>
-        <w:tblLayout w:type="fixed"/>
+        <w:tblW w:type="auto" w:w="0"/>
         <w:tblLook w:firstRow="1" w:lastRow="0" w:firstColumn="0" w:lastColumn="0" w:noHBand="0" w:noVBand="0" w:val="0020"/>
       </w:tblPr>
       <w:tblGrid>
-        <w:gridCol w:w="3960"/>
-        <w:gridCol w:w="3960"/>
+        <w:gridCol w:w="1170"/>
+        <w:gridCol w:w="8190"/>
       </w:tblGrid>
       <w:tr>
         <w:trPr>
           <w:tblHeader w:val="on"/>
         </w:trPr>
         <w:tc>
-          <w:tcPr/>
-          <w:p>
-            <w:pPr>
-              <w:pStyle w:val="Compact"/>
+          <w:tcPr>
+            <w:tcW w:type="dxa" w:w="1170"/>
+          </w:tcPr>
+          <w:p>
+            <w:pPr>
+              <w:pStyle w:val="Compact"/>
+              <w:jc w:val="left"/>
             </w:pPr>
             <w:r>
               <w:t xml:space="preserve">Commit</w:t>
@@ -2360,10 +3071,13 @@
           </w:p>
         </w:tc>
         <w:tc>
-          <w:tcPr/>
-          <w:p>
-            <w:pPr>
-              <w:pStyle w:val="Compact"/>
+          <w:tcPr>
+            <w:tcW w:type="dxa" w:w="8190"/>
+          </w:tcPr>
+          <w:p>
+            <w:pPr>
+              <w:pStyle w:val="Compact"/>
+              <w:jc w:val="left"/>
             </w:pPr>
             <w:r>
               <w:t xml:space="preserve">Proves</w:t>
@@ -2373,12 +3087,15 @@
       </w:tr>
       <w:tr>
         <w:tc>
-          <w:tcPr/>
-          <w:p>
-            <w:pPr>
-              <w:pStyle w:val="Compact"/>
-            </w:pPr>
-            <w:hyperlink r:id="rId14">
+          <w:tcPr>
+            <w:tcW w:type="dxa" w:w="1170"/>
+          </w:tcPr>
+          <w:p>
+            <w:pPr>
+              <w:pStyle w:val="Compact"/>
+              <w:jc w:val="left"/>
+            </w:pPr>
+            <w:hyperlink r:id="rId20">
               <w:r>
                 <w:rPr>
                   <w:rStyle w:val="VerbatimChar"/>
@@ -2389,10 +3106,13 @@
           </w:p>
         </w:tc>
         <w:tc>
-          <w:tcPr/>
-          <w:p>
-            <w:pPr>
-              <w:pStyle w:val="Compact"/>
+          <w:tcPr>
+            <w:tcW w:type="dxa" w:w="8190"/>
+          </w:tcPr>
+          <w:p>
+            <w:pPr>
+              <w:pStyle w:val="Compact"/>
+              <w:jc w:val="left"/>
             </w:pPr>
             <w:r>
               <w:t xml:space="preserve">Modular parsers and pipeline controller built</w:t>
@@ -2402,12 +3122,15 @@
       </w:tr>
       <w:tr>
         <w:tc>
-          <w:tcPr/>
-          <w:p>
-            <w:pPr>
-              <w:pStyle w:val="Compact"/>
-            </w:pPr>
-            <w:hyperlink r:id="rId23">
+          <w:tcPr>
+            <w:tcW w:type="dxa" w:w="1170"/>
+          </w:tcPr>
+          <w:p>
+            <w:pPr>
+              <w:pStyle w:val="Compact"/>
+              <w:jc w:val="left"/>
+            </w:pPr>
+            <w:hyperlink r:id="rId28">
               <w:r>
                 <w:rPr>
                   <w:rStyle w:val="VerbatimChar"/>
@@ -2418,10 +3141,13 @@
           </w:p>
         </w:tc>
         <w:tc>
-          <w:tcPr/>
-          <w:p>
-            <w:pPr>
-              <w:pStyle w:val="Compact"/>
+          <w:tcPr>
+            <w:tcW w:type="dxa" w:w="8190"/>
+          </w:tcPr>
+          <w:p>
+            <w:pPr>
+              <w:pStyle w:val="Compact"/>
+              <w:jc w:val="left"/>
             </w:pPr>
             <w:r>
               <w:t xml:space="preserve">Hybrid file handling: both platforms in one export</w:t>
@@ -2431,12 +3157,15 @@
       </w:tr>
       <w:tr>
         <w:tc>
-          <w:tcPr/>
-          <w:p>
-            <w:pPr>
-              <w:pStyle w:val="Compact"/>
-            </w:pPr>
-            <w:hyperlink r:id="rId15">
+          <w:tcPr>
+            <w:tcW w:type="dxa" w:w="1170"/>
+          </w:tcPr>
+          <w:p>
+            <w:pPr>
+              <w:pStyle w:val="Compact"/>
+              <w:jc w:val="left"/>
+            </w:pPr>
+            <w:hyperlink r:id="rId21">
               <w:r>
                 <w:rPr>
                   <w:rStyle w:val="VerbatimChar"/>
@@ -2447,10 +3176,13 @@
           </w:p>
         </w:tc>
         <w:tc>
-          <w:tcPr/>
-          <w:p>
-            <w:pPr>
-              <w:pStyle w:val="Compact"/>
+          <w:tcPr>
+            <w:tcW w:type="dxa" w:w="8190"/>
+          </w:tcPr>
+          <w:p>
+            <w:pPr>
+              <w:pStyle w:val="Compact"/>
+              <w:jc w:val="left"/>
             </w:pPr>
             <w:r>
               <w:t xml:space="preserve">Full 40-feature extraction with taxonomy alignment</w:t>
@@ -2460,12 +3192,15 @@
       </w:tr>
       <w:tr>
         <w:tc>
-          <w:tcPr/>
-          <w:p>
-            <w:pPr>
-              <w:pStyle w:val="Compact"/>
-            </w:pPr>
-            <w:hyperlink r:id="rId29">
+          <w:tcPr>
+            <w:tcW w:type="dxa" w:w="1170"/>
+          </w:tcPr>
+          <w:p>
+            <w:pPr>
+              <w:pStyle w:val="Compact"/>
+              <w:jc w:val="left"/>
+            </w:pPr>
+            <w:hyperlink r:id="rId34">
               <w:r>
                 <w:rPr>
                   <w:rStyle w:val="VerbatimChar"/>
@@ -2476,10 +3211,13 @@
           </w:p>
         </w:tc>
         <w:tc>
-          <w:tcPr/>
-          <w:p>
-            <w:pPr>
-              <w:pStyle w:val="Compact"/>
+          <w:tcPr>
+            <w:tcW w:type="dxa" w:w="8190"/>
+          </w:tcPr>
+          <w:p>
+            <w:pPr>
+              <w:pStyle w:val="Compact"/>
+              <w:jc w:val="left"/>
             </w:pPr>
             <w:r>
               <w:t xml:space="preserve">Granular question-level and section-level exports</w:t>
@@ -2489,12 +3227,15 @@
       </w:tr>
       <w:tr>
         <w:tc>
-          <w:tcPr/>
-          <w:p>
-            <w:pPr>
-              <w:pStyle w:val="Compact"/>
-            </w:pPr>
-            <w:hyperlink r:id="rId31">
+          <w:tcPr>
+            <w:tcW w:type="dxa" w:w="1170"/>
+          </w:tcPr>
+          <w:p>
+            <w:pPr>
+              <w:pStyle w:val="Compact"/>
+              <w:jc w:val="left"/>
+            </w:pPr>
+            <w:hyperlink r:id="rId36">
               <w:r>
                 <w:rPr>
                   <w:rStyle w:val="VerbatimChar"/>
@@ -2505,10 +3246,13 @@
           </w:p>
         </w:tc>
         <w:tc>
-          <w:tcPr/>
-          <w:p>
-            <w:pPr>
-              <w:pStyle w:val="Compact"/>
+          <w:tcPr>
+            <w:tcW w:type="dxa" w:w="8190"/>
+          </w:tcPr>
+          <w:p>
+            <w:pPr>
+              <w:pStyle w:val="Compact"/>
+              <w:jc w:val="left"/>
             </w:pPr>
             <w:r>
               <w:t xml:space="preserve">Generator realism upgrade, detector de-tuning, held-out robustness round</w:t>
@@ -2518,12 +3262,15 @@
       </w:tr>
       <w:tr>
         <w:tc>
-          <w:tcPr/>
-          <w:p>
-            <w:pPr>
-              <w:pStyle w:val="Compact"/>
-            </w:pPr>
-            <w:hyperlink r:id="rId43">
+          <w:tcPr>
+            <w:tcW w:type="dxa" w:w="1170"/>
+          </w:tcPr>
+          <w:p>
+            <w:pPr>
+              <w:pStyle w:val="Compact"/>
+              <w:jc w:val="left"/>
+            </w:pPr>
+            <w:hyperlink r:id="rId47">
               <w:r>
                 <w:rPr>
                   <w:rStyle w:val="VerbatimChar"/>
@@ -2534,10 +3281,13 @@
           </w:p>
         </w:tc>
         <w:tc>
-          <w:tcPr/>
-          <w:p>
-            <w:pPr>
-              <w:pStyle w:val="Compact"/>
+          <w:tcPr>
+            <w:tcW w:type="dxa" w:w="8190"/>
+          </w:tcPr>
+          <w:p>
+            <w:pPr>
+              <w:pStyle w:val="Compact"/>
+              <w:jc w:val="left"/>
             </w:pPr>
             <w:r>
               <w:t xml:space="preserve">Final report with Harvard referencing and validation results</w:t>
@@ -2547,12 +3297,15 @@
       </w:tr>
       <w:tr>
         <w:tc>
-          <w:tcPr/>
-          <w:p>
-            <w:pPr>
-              <w:pStyle w:val="Compact"/>
-            </w:pPr>
-            <w:hyperlink r:id="rId24">
+          <w:tcPr>
+            <w:tcW w:type="dxa" w:w="1170"/>
+          </w:tcPr>
+          <w:p>
+            <w:pPr>
+              <w:pStyle w:val="Compact"/>
+              <w:jc w:val="left"/>
+            </w:pPr>
+            <w:hyperlink r:id="rId29">
               <w:r>
                 <w:rPr>
                   <w:rStyle w:val="VerbatimChar"/>
@@ -2563,10 +3316,13 @@
           </w:p>
         </w:tc>
         <w:tc>
-          <w:tcPr/>
-          <w:p>
-            <w:pPr>
-              <w:pStyle w:val="Compact"/>
+          <w:tcPr>
+            <w:tcW w:type="dxa" w:w="8190"/>
+          </w:tcPr>
+          <w:p>
+            <w:pPr>
+              <w:pStyle w:val="Compact"/>
+              <w:jc w:val="left"/>
             </w:pPr>
             <w:r>
               <w:t xml:space="preserve">Clean-environment fixes: pandas 3 timestamps and the Q-01 feature</w:t>
@@ -2576,12 +3332,15 @@
       </w:tr>
       <w:tr>
         <w:tc>
-          <w:tcPr/>
-          <w:p>
-            <w:pPr>
-              <w:pStyle w:val="Compact"/>
-            </w:pPr>
-            <w:hyperlink r:id="rId38">
+          <w:tcPr>
+            <w:tcW w:type="dxa" w:w="1170"/>
+          </w:tcPr>
+          <w:p>
+            <w:pPr>
+              <w:pStyle w:val="Compact"/>
+              <w:jc w:val="left"/>
+            </w:pPr>
+            <w:hyperlink r:id="rId43">
               <w:r>
                 <w:rPr>
                   <w:rStyle w:val="VerbatimChar"/>
@@ -2592,10 +3351,13 @@
           </w:p>
         </w:tc>
         <w:tc>
-          <w:tcPr/>
-          <w:p>
-            <w:pPr>
-              <w:pStyle w:val="Compact"/>
+          <w:tcPr>
+            <w:tcW w:type="dxa" w:w="8190"/>
+          </w:tcPr>
+          <w:p>
+            <w:pPr>
+              <w:pStyle w:val="Compact"/>
+              <w:jc w:val="left"/>
             </w:pPr>
             <w:r>
               <w:t xml:space="preserve">Outputs and notebook regenerated from the clean run</w:t>
@@ -2605,12 +3367,15 @@
       </w:tr>
       <w:tr>
         <w:tc>
-          <w:tcPr/>
-          <w:p>
-            <w:pPr>
-              <w:pStyle w:val="Compact"/>
-            </w:pPr>
-            <w:hyperlink r:id="rId44">
+          <w:tcPr>
+            <w:tcW w:type="dxa" w:w="1170"/>
+          </w:tcPr>
+          <w:p>
+            <w:pPr>
+              <w:pStyle w:val="Compact"/>
+              <w:jc w:val="left"/>
+            </w:pPr>
+            <w:hyperlink r:id="rId48">
               <w:r>
                 <w:rPr>
                   <w:rStyle w:val="VerbatimChar"/>
@@ -2621,10 +3386,13 @@
           </w:p>
         </w:tc>
         <w:tc>
-          <w:tcPr/>
-          <w:p>
-            <w:pPr>
-              <w:pStyle w:val="Compact"/>
+          <w:tcPr>
+            <w:tcW w:type="dxa" w:w="8190"/>
+          </w:tcPr>
+          <w:p>
+            <w:pPr>
+              <w:pStyle w:val="Compact"/>
+              <w:jc w:val="left"/>
             </w:pPr>
             <w:r>
               <w:t xml:space="preserve">Word deliverables and presentation rebuilt from the reconciled sources</w:t>
@@ -2634,12 +3402,15 @@
       </w:tr>
       <w:tr>
         <w:tc>
-          <w:tcPr/>
-          <w:p>
-            <w:pPr>
-              <w:pStyle w:val="Compact"/>
-            </w:pPr>
-            <w:hyperlink r:id="rId49">
+          <w:tcPr>
+            <w:tcW w:type="dxa" w:w="1170"/>
+          </w:tcPr>
+          <w:p>
+            <w:pPr>
+              <w:pStyle w:val="Compact"/>
+              <w:jc w:val="left"/>
+            </w:pPr>
+            <w:hyperlink r:id="rId53">
               <w:r>
                 <w:rPr>
                   <w:rStyle w:val="VerbatimChar"/>
@@ -2650,10 +3421,13 @@
           </w:p>
         </w:tc>
         <w:tc>
-          <w:tcPr/>
-          <w:p>
-            <w:pPr>
-              <w:pStyle w:val="Compact"/>
+          <w:tcPr>
+            <w:tcW w:type="dxa" w:w="8190"/>
+          </w:tcPr>
+          <w:p>
+            <w:pPr>
+              <w:pStyle w:val="Compact"/>
+              <w:jc w:val="left"/>
             </w:pPr>
             <w:r>
               <w:t xml:space="preserve">Presentation architecture diagram (latest state)</w:t>
@@ -2663,12 +3437,15 @@
       </w:tr>
       <w:tr>
         <w:tc>
-          <w:tcPr/>
-          <w:p>
-            <w:pPr>
-              <w:pStyle w:val="Compact"/>
-            </w:pPr>
-            <w:hyperlink r:id="rId45">
+          <w:tcPr>
+            <w:tcW w:type="dxa" w:w="1170"/>
+          </w:tcPr>
+          <w:p>
+            <w:pPr>
+              <w:pStyle w:val="Compact"/>
+              <w:jc w:val="left"/>
+            </w:pPr>
+            <w:hyperlink r:id="rId49">
               <w:r>
                 <w:rPr>
                   <w:rStyle w:val="VerbatimChar"/>
@@ -2679,10 +3456,13 @@
           </w:p>
         </w:tc>
         <w:tc>
-          <w:tcPr/>
-          <w:p>
-            <w:pPr>
-              <w:pStyle w:val="Compact"/>
+          <w:tcPr>
+            <w:tcW w:type="dxa" w:w="8190"/>
+          </w:tcPr>
+          <w:p>
+            <w:pPr>
+              <w:pStyle w:val="Compact"/>
+              <w:jc w:val="left"/>
             </w:pPr>
             <w:r>
               <w:t xml:space="preserve">Milestone tags retargeted to</w:t>
@@ -2711,7 +3491,7 @@
         <w:t xml:space="preserve">Links resolve for anyone with access to the repository. To confirm a single point live, open the commits page and read the message and changed files for the hash named above.</w:t>
       </w:r>
     </w:p>
-    <w:bookmarkEnd w:id="69"/>
+    <w:bookmarkEnd w:id="75"/>
     <w:sectPr>
       <w:footnotePr>
         <w:numRestart w:val="eachSect"/>
@@ -3497,6 +4277,11 @@
     <w:qFormat/>
     <w:tblPr>
       <w:tblInd w:type="dxa" w:w="0"/>
+      <w:tblBorders>
+        <w:top w:val="single" w:sz="8" w:space="0" w:color="auto"/>
+        <w:bottom w:val="single" w:sz="8" w:space="0" w:color="auto"/>
+        <w:insideH w:val="single" w:sz="2" w:space="0" w:color="BFBFBF"/>
+      </w:tblBorders>
       <w:tblCellMar>
         <w:top w:type="dxa" w:w="0"/>
         <w:left w:type="dxa" w:w="108"/>
@@ -3507,7 +4292,7 @@
     <w:tblStylePr w:type="firstRow">
       <w:tcPr>
         <w:tcBorders>
-          <w:bottom w:val="single"/>
+          <w:bottom w:val="single" w:sz="8" w:space="0" w:color="auto"/>
         </w:tcBorders>
         <w:vAlign w:val="bottom"/>
       </w:tcPr>
@@ -3612,7 +4397,7 @@
       <w:color w:themeColor="accent1" w:themeShade="BF" w:val="365F91"/>
     </w:rPr>
   </w:style>
-  <w:style w:type="paragraph" w:customStyle="1" w:styleId="SourceCode">
+  <w:style w:customStyle="1" w:styleId="SourceCode" w:type="paragraph">
     <w:name w:val="Source Code"/>
     <w:basedOn w:val="Normal"/>
     <w:link w:val="VerbatimChar"/>
@@ -3620,7 +4405,7 @@
       <w:wordWrap w:val="off"/>
     </w:pPr>
   </w:style>
-  <w:style w:type="character" w:customStyle="1" w:styleId="KeywordTok">
+  <w:style w:customStyle="1" w:styleId="KeywordTok" w:type="character">
     <w:name w:val="KeywordTok"/>
     <w:basedOn w:val="VerbatimChar"/>
     <w:rPr>
@@ -3628,77 +4413,77 @@
       <w:color w:val="007020"/>
     </w:rPr>
   </w:style>
-  <w:style w:type="character" w:customStyle="1" w:styleId="DataTypeTok">
+  <w:style w:customStyle="1" w:styleId="DataTypeTok" w:type="character">
     <w:name w:val="DataTypeTok"/>
     <w:basedOn w:val="VerbatimChar"/>
     <w:rPr>
       <w:color w:val="902000"/>
     </w:rPr>
   </w:style>
-  <w:style w:type="character" w:customStyle="1" w:styleId="DecValTok">
+  <w:style w:customStyle="1" w:styleId="DecValTok" w:type="character">
     <w:name w:val="DecValTok"/>
     <w:basedOn w:val="VerbatimChar"/>
     <w:rPr>
       <w:color w:val="40a070"/>
     </w:rPr>
   </w:style>
-  <w:style w:type="character" w:customStyle="1" w:styleId="BaseNTok">
+  <w:style w:customStyle="1" w:styleId="BaseNTok" w:type="character">
     <w:name w:val="BaseNTok"/>
     <w:basedOn w:val="VerbatimChar"/>
     <w:rPr>
       <w:color w:val="40a070"/>
     </w:rPr>
   </w:style>
-  <w:style w:type="character" w:customStyle="1" w:styleId="FloatTok">
+  <w:style w:customStyle="1" w:styleId="FloatTok" w:type="character">
     <w:name w:val="FloatTok"/>
     <w:basedOn w:val="VerbatimChar"/>
     <w:rPr>
       <w:color w:val="40a070"/>
     </w:rPr>
   </w:style>
-  <w:style w:type="character" w:customStyle="1" w:styleId="ConstantTok">
+  <w:style w:customStyle="1" w:styleId="ConstantTok" w:type="character">
     <w:name w:val="ConstantTok"/>
     <w:basedOn w:val="VerbatimChar"/>
     <w:rPr>
       <w:color w:val="880000"/>
     </w:rPr>
   </w:style>
-  <w:style w:type="character" w:customStyle="1" w:styleId="CharTok">
+  <w:style w:customStyle="1" w:styleId="CharTok" w:type="character">
     <w:name w:val="CharTok"/>
     <w:basedOn w:val="VerbatimChar"/>
     <w:rPr>
       <w:color w:val="4070a0"/>
     </w:rPr>
   </w:style>
-  <w:style w:type="character" w:customStyle="1" w:styleId="SpecialCharTok">
+  <w:style w:customStyle="1" w:styleId="SpecialCharTok" w:type="character">
     <w:name w:val="SpecialCharTok"/>
     <w:basedOn w:val="VerbatimChar"/>
     <w:rPr>
       <w:color w:val="4070a0"/>
     </w:rPr>
   </w:style>
-  <w:style w:type="character" w:customStyle="1" w:styleId="StringTok">
+  <w:style w:customStyle="1" w:styleId="StringTok" w:type="character">
     <w:name w:val="StringTok"/>
     <w:basedOn w:val="VerbatimChar"/>
     <w:rPr>
       <w:color w:val="4070a0"/>
     </w:rPr>
   </w:style>
-  <w:style w:type="character" w:customStyle="1" w:styleId="VerbatimStringTok">
+  <w:style w:customStyle="1" w:styleId="VerbatimStringTok" w:type="character">
     <w:name w:val="VerbatimStringTok"/>
     <w:basedOn w:val="VerbatimChar"/>
     <w:rPr>
       <w:color w:val="4070a0"/>
     </w:rPr>
   </w:style>
-  <w:style w:type="character" w:customStyle="1" w:styleId="SpecialStringTok">
+  <w:style w:customStyle="1" w:styleId="SpecialStringTok" w:type="character">
     <w:name w:val="SpecialStringTok"/>
     <w:basedOn w:val="VerbatimChar"/>
     <w:rPr>
       <w:color w:val="bb6688"/>
     </w:rPr>
   </w:style>
-  <w:style w:type="character" w:customStyle="1" w:styleId="ImportTok">
+  <w:style w:customStyle="1" w:styleId="ImportTok" w:type="character">
     <w:name w:val="ImportTok"/>
     <w:basedOn w:val="VerbatimChar"/>
     <w:rPr>
@@ -3706,7 +4491,7 @@
       <w:color w:val="008000"/>
     </w:rPr>
   </w:style>
-  <w:style w:type="character" w:customStyle="1" w:styleId="CommentTok">
+  <w:style w:customStyle="1" w:styleId="CommentTok" w:type="character">
     <w:name w:val="CommentTok"/>
     <w:basedOn w:val="VerbatimChar"/>
     <w:rPr>
@@ -3714,7 +4499,7 @@
       <w:color w:val="60a0b0"/>
     </w:rPr>
   </w:style>
-  <w:style w:type="character" w:customStyle="1" w:styleId="DocumentationTok">
+  <w:style w:customStyle="1" w:styleId="DocumentationTok" w:type="character">
     <w:name w:val="DocumentationTok"/>
     <w:basedOn w:val="VerbatimChar"/>
     <w:rPr>
@@ -3722,7 +4507,7 @@
       <w:color w:val="ba2121"/>
     </w:rPr>
   </w:style>
-  <w:style w:type="character" w:customStyle="1" w:styleId="AnnotationTok">
+  <w:style w:customStyle="1" w:styleId="AnnotationTok" w:type="character">
     <w:name w:val="AnnotationTok"/>
     <w:basedOn w:val="VerbatimChar"/>
     <w:rPr>
@@ -3731,7 +4516,7 @@
       <w:color w:val="60a0b0"/>
     </w:rPr>
   </w:style>
-  <w:style w:type="character" w:customStyle="1" w:styleId="CommentVarTok">
+  <w:style w:customStyle="1" w:styleId="CommentVarTok" w:type="character">
     <w:name w:val="CommentVarTok"/>
     <w:basedOn w:val="VerbatimChar"/>
     <w:rPr>
@@ -3740,28 +4525,28 @@
       <w:color w:val="60a0b0"/>
     </w:rPr>
   </w:style>
-  <w:style w:type="character" w:customStyle="1" w:styleId="OtherTok">
+  <w:style w:customStyle="1" w:styleId="OtherTok" w:type="character">
     <w:name w:val="OtherTok"/>
     <w:basedOn w:val="VerbatimChar"/>
     <w:rPr>
       <w:color w:val="007020"/>
     </w:rPr>
   </w:style>
-  <w:style w:type="character" w:customStyle="1" w:styleId="FunctionTok">
+  <w:style w:customStyle="1" w:styleId="FunctionTok" w:type="character">
     <w:name w:val="FunctionTok"/>
     <w:basedOn w:val="VerbatimChar"/>
     <w:rPr>
       <w:color w:val="06287e"/>
     </w:rPr>
   </w:style>
-  <w:style w:type="character" w:customStyle="1" w:styleId="VariableTok">
+  <w:style w:customStyle="1" w:styleId="VariableTok" w:type="character">
     <w:name w:val="VariableTok"/>
     <w:basedOn w:val="VerbatimChar"/>
     <w:rPr>
       <w:color w:val="19177c"/>
     </w:rPr>
   </w:style>
-  <w:style w:type="character" w:customStyle="1" w:styleId="ControlFlowTok">
+  <w:style w:customStyle="1" w:styleId="ControlFlowTok" w:type="character">
     <w:name w:val="ControlFlowTok"/>
     <w:basedOn w:val="VerbatimChar"/>
     <w:rPr>
@@ -3769,45 +4554,45 @@
       <w:color w:val="007020"/>
     </w:rPr>
   </w:style>
-  <w:style w:type="character" w:customStyle="1" w:styleId="OperatorTok">
+  <w:style w:customStyle="1" w:styleId="OperatorTok" w:type="character">
     <w:name w:val="OperatorTok"/>
     <w:basedOn w:val="VerbatimChar"/>
     <w:rPr>
       <w:color w:val="666666"/>
     </w:rPr>
   </w:style>
-  <w:style w:type="character" w:customStyle="1" w:styleId="BuiltInTok">
+  <w:style w:customStyle="1" w:styleId="BuiltInTok" w:type="character">
     <w:name w:val="BuiltInTok"/>
     <w:basedOn w:val="VerbatimChar"/>
     <w:rPr>
       <w:color w:val="008000"/>
     </w:rPr>
   </w:style>
-  <w:style w:type="character" w:customStyle="1" w:styleId="ExtensionTok">
+  <w:style w:customStyle="1" w:styleId="ExtensionTok" w:type="character">
     <w:name w:val="ExtensionTok"/>
     <w:basedOn w:val="VerbatimChar"/>
     <w:rPr/>
   </w:style>
-  <w:style w:type="character" w:customStyle="1" w:styleId="PreprocessorTok">
+  <w:style w:customStyle="1" w:styleId="PreprocessorTok" w:type="character">
     <w:name w:val="PreprocessorTok"/>
     <w:basedOn w:val="VerbatimChar"/>
     <w:rPr>
       <w:color w:val="bc7a00"/>
     </w:rPr>
   </w:style>
-  <w:style w:type="character" w:customStyle="1" w:styleId="AttributeTok">
+  <w:style w:customStyle="1" w:styleId="AttributeTok" w:type="character">
     <w:name w:val="AttributeTok"/>
     <w:basedOn w:val="VerbatimChar"/>
     <w:rPr>
       <w:color w:val="7d9029"/>
     </w:rPr>
   </w:style>
-  <w:style w:type="character" w:customStyle="1" w:styleId="RegionMarkerTok">
+  <w:style w:customStyle="1" w:styleId="RegionMarkerTok" w:type="character">
     <w:name w:val="RegionMarkerTok"/>
     <w:basedOn w:val="VerbatimChar"/>
     <w:rPr/>
   </w:style>
-  <w:style w:type="character" w:customStyle="1" w:styleId="InformationTok">
+  <w:style w:customStyle="1" w:styleId="InformationTok" w:type="character">
     <w:name w:val="InformationTok"/>
     <w:basedOn w:val="VerbatimChar"/>
     <w:rPr>
@@ -3816,7 +4601,7 @@
       <w:color w:val="60a0b0"/>
     </w:rPr>
   </w:style>
-  <w:style w:type="character" w:customStyle="1" w:styleId="WarningTok">
+  <w:style w:customStyle="1" w:styleId="WarningTok" w:type="character">
     <w:name w:val="WarningTok"/>
     <w:basedOn w:val="VerbatimChar"/>
     <w:rPr>
@@ -3825,7 +4610,7 @@
       <w:color w:val="60a0b0"/>
     </w:rPr>
   </w:style>
-  <w:style w:type="character" w:customStyle="1" w:styleId="AlertTok">
+  <w:style w:customStyle="1" w:styleId="AlertTok" w:type="character">
     <w:name w:val="AlertTok"/>
     <w:basedOn w:val="VerbatimChar"/>
     <w:rPr>
@@ -3833,7 +4618,7 @@
       <w:color w:val="ff0000"/>
     </w:rPr>
   </w:style>
-  <w:style w:type="character" w:customStyle="1" w:styleId="ErrorTok">
+  <w:style w:customStyle="1" w:styleId="ErrorTok" w:type="character">
     <w:name w:val="ErrorTok"/>
     <w:basedOn w:val="VerbatimChar"/>
     <w:rPr>
@@ -3841,7 +4626,7 @@
       <w:color w:val="ff0000"/>
     </w:rPr>
   </w:style>
-  <w:style w:type="character" w:customStyle="1" w:styleId="NormalTok">
+  <w:style w:customStyle="1" w:styleId="NormalTok" w:type="character">
     <w:name w:val="NormalTok"/>
     <w:basedOn w:val="VerbatimChar"/>
     <w:rPr/>

--- a/docs/deliverables/Evidence_Index.docx
+++ b/docs/deliverables/Evidence_Index.docx
@@ -2396,7 +2396,7 @@
                 <w:rPr>
                   <w:rStyle w:val="VerbatimChar"/>
                 </w:rPr>
-                <w:t xml:space="preserve">a432441</w:t>
+                <w:t xml:space="preserve">4f62574</w:t>
               </w:r>
             </w:hyperlink>
           </w:p>

--- a/docs/deliverables/Evidence_Index.docx
+++ b/docs/deliverables/Evidence_Index.docx
@@ -1864,7 +1864,7 @@
       </w:tr>
     </w:tbl>
     <w:bookmarkEnd w:id="55"/>
-    <w:bookmarkStart w:id="60" w:name="what-each-tag-points-at"/>
+    <w:bookmarkStart w:id="59" w:name="what-each-tag-points-at"/>
     <w:p>
       <w:pPr>
         <w:pStyle w:val="Heading1"/>
@@ -1906,9 +1906,9 @@
       </w:tblPr>
       <w:tblGrid>
         <w:gridCol w:w="2080"/>
-        <w:gridCol w:w="1170"/>
+        <w:gridCol w:w="2080"/>
         <w:gridCol w:w="1560"/>
-        <w:gridCol w:w="4550"/>
+        <w:gridCol w:w="3640"/>
       </w:tblGrid>
       <w:tr>
         <w:trPr>
@@ -1930,7 +1930,7 @@
         </w:tc>
         <w:tc>
           <w:tcPr>
-            <w:tcW w:type="dxa" w:w="1170"/>
+            <w:tcW w:type="dxa" w:w="2080"/>
           </w:tcPr>
           <w:p>
             <w:pPr>
@@ -1958,7 +1958,7 @@
         </w:tc>
         <w:tc>
           <w:tcPr>
-            <w:tcW w:type="dxa" w:w="4550"/>
+            <w:tcW w:type="dxa" w:w="3640"/>
           </w:tcPr>
           <w:p>
             <w:pPr>
@@ -1993,7 +1993,7 @@
         </w:tc>
         <w:tc>
           <w:tcPr>
-            <w:tcW w:type="dxa" w:w="1170"/>
+            <w:tcW w:type="dxa" w:w="2080"/>
           </w:tcPr>
           <w:p>
             <w:pPr>
@@ -2026,7 +2026,7 @@
         </w:tc>
         <w:tc>
           <w:tcPr>
-            <w:tcW w:type="dxa" w:w="4550"/>
+            <w:tcW w:type="dxa" w:w="3640"/>
           </w:tcPr>
           <w:p>
             <w:pPr>
@@ -2070,7 +2070,7 @@
         </w:tc>
         <w:tc>
           <w:tcPr>
-            <w:tcW w:type="dxa" w:w="1170"/>
+            <w:tcW w:type="dxa" w:w="2080"/>
           </w:tcPr>
           <w:p>
             <w:pPr>
@@ -2103,7 +2103,7 @@
         </w:tc>
         <w:tc>
           <w:tcPr>
-            <w:tcW w:type="dxa" w:w="4550"/>
+            <w:tcW w:type="dxa" w:w="3640"/>
           </w:tcPr>
           <w:p>
             <w:pPr>
@@ -2171,7 +2171,7 @@
         </w:tc>
         <w:tc>
           <w:tcPr>
-            <w:tcW w:type="dxa" w:w="1170"/>
+            <w:tcW w:type="dxa" w:w="2080"/>
           </w:tcPr>
           <w:p>
             <w:pPr>
@@ -2204,7 +2204,7 @@
         </w:tc>
         <w:tc>
           <w:tcPr>
-            <w:tcW w:type="dxa" w:w="4550"/>
+            <w:tcW w:type="dxa" w:w="3640"/>
           </w:tcPr>
           <w:p>
             <w:pPr>
@@ -2239,7 +2239,7 @@
         </w:tc>
         <w:tc>
           <w:tcPr>
-            <w:tcW w:type="dxa" w:w="1170"/>
+            <w:tcW w:type="dxa" w:w="2080"/>
           </w:tcPr>
           <w:p>
             <w:pPr>
@@ -2272,7 +2272,7 @@
         </w:tc>
         <w:tc>
           <w:tcPr>
-            <w:tcW w:type="dxa" w:w="4550"/>
+            <w:tcW w:type="dxa" w:w="3640"/>
           </w:tcPr>
           <w:p>
             <w:pPr>
@@ -2316,7 +2316,7 @@
         </w:tc>
         <w:tc>
           <w:tcPr>
-            <w:tcW w:type="dxa" w:w="1170"/>
+            <w:tcW w:type="dxa" w:w="2080"/>
           </w:tcPr>
           <w:p>
             <w:pPr>
@@ -2349,7 +2349,7 @@
         </w:tc>
         <w:tc>
           <w:tcPr>
-            <w:tcW w:type="dxa" w:w="4550"/>
+            <w:tcW w:type="dxa" w:w="3640"/>
           </w:tcPr>
           <w:p>
             <w:pPr>
@@ -2384,21 +2384,25 @@
         </w:tc>
         <w:tc>
           <w:tcPr>
-            <w:tcW w:type="dxa" w:w="1170"/>
-          </w:tcPr>
-          <w:p>
-            <w:pPr>
-              <w:pStyle w:val="Compact"/>
-              <w:jc w:val="left"/>
-            </w:pPr>
-            <w:hyperlink r:id="rId59">
-              <w:r>
-                <w:rPr>
-                  <w:rStyle w:val="VerbatimChar"/>
-                </w:rPr>
-                <w:t xml:space="preserve">4f62574</w:t>
-              </w:r>
-            </w:hyperlink>
+            <w:tcW w:type="dxa" w:w="2080"/>
+          </w:tcPr>
+          <w:p>
+            <w:pPr>
+              <w:pStyle w:val="Compact"/>
+              <w:jc w:val="left"/>
+            </w:pPr>
+            <w:r>
+              <w:t xml:space="preserve">the tagged commit, resolved by</w:t>
+            </w:r>
+            <w:r>
+              <w:t xml:space="preserve"> </w:t>
+            </w:r>
+            <w:r>
+              <w:rPr>
+                <w:rStyle w:val="VerbatimChar"/>
+              </w:rPr>
+              <w:t xml:space="preserve">git rev-parse v-resubmission</w:t>
+            </w:r>
           </w:p>
         </w:tc>
         <w:tc>
@@ -2417,7 +2421,7 @@
         </w:tc>
         <w:tc>
           <w:tcPr>
-            <w:tcW w:type="dxa" w:w="4550"/>
+            <w:tcW w:type="dxa" w:w="3640"/>
           </w:tcPr>
           <w:p>
             <w:pPr>
@@ -2480,8 +2484,8 @@
         <w:t xml:space="preserve">29/09/2026 date and appear to be duplicates; this is queried with the supervisor.</w:t>
       </w:r>
     </w:p>
-    <w:bookmarkEnd w:id="60"/>
-    <w:bookmarkStart w:id="74" w:name="X343555567a2f7f017c0602652a29739aa6e8b64"/>
+    <w:bookmarkEnd w:id="59"/>
+    <w:bookmarkStart w:id="73" w:name="X343555567a2f7f017c0602652a29739aa6e8b64"/>
     <w:p>
       <w:pPr>
         <w:pStyle w:val="Heading1"/>
@@ -2585,7 +2589,7 @@
             <w:r>
               <w:t xml:space="preserve"> </w:t>
             </w:r>
-            <w:hyperlink r:id="rId61">
+            <w:hyperlink r:id="rId60">
               <w:r>
                 <w:rPr>
                   <w:rStyle w:val="VerbatimChar"/>
@@ -2620,21 +2624,21 @@
               <w:pStyle w:val="Compact"/>
               <w:jc w:val="left"/>
             </w:pPr>
+            <w:hyperlink r:id="rId61">
+              <w:r>
+                <w:rPr>
+                  <w:rStyle w:val="VerbatimChar"/>
+                </w:rPr>
+                <w:t xml:space="preserve">docs/paradata_format_guide.md</w:t>
+              </w:r>
+            </w:hyperlink>
+            <w:r>
+              <w:t xml:space="preserve">,</w:t>
+            </w:r>
+            <w:r>
+              <w:t xml:space="preserve"> </w:t>
+            </w:r>
             <w:hyperlink r:id="rId62">
-              <w:r>
-                <w:rPr>
-                  <w:rStyle w:val="VerbatimChar"/>
-                </w:rPr>
-                <w:t xml:space="preserve">docs/paradata_format_guide.md</w:t>
-              </w:r>
-            </w:hyperlink>
-            <w:r>
-              <w:t xml:space="preserve">,</w:t>
-            </w:r>
-            <w:r>
-              <w:t xml:space="preserve"> </w:t>
-            </w:r>
-            <w:hyperlink r:id="rId63">
               <w:r>
                 <w:rPr>
                   <w:rStyle w:val="Hyperlink"/>
@@ -2669,66 +2673,66 @@
               <w:pStyle w:val="Compact"/>
               <w:jc w:val="left"/>
             </w:pPr>
+            <w:hyperlink r:id="rId63">
+              <w:r>
+                <w:rPr>
+                  <w:rStyle w:val="VerbatimChar"/>
+                </w:rPr>
+                <w:t xml:space="preserve">data/synthetic_datasets/</w:t>
+              </w:r>
+            </w:hyperlink>
+            <w:r>
+              <w:t xml:space="preserve"> </w:t>
+            </w:r>
+            <w:r>
+              <w:t xml:space="preserve">(</w:t>
+            </w:r>
+            <w:r>
+              <w:rPr>
+                <w:rStyle w:val="VerbatimChar"/>
+              </w:rPr>
+              <w:t xml:space="preserve">n500</w:t>
+            </w:r>
+            <w:r>
+              <w:t xml:space="preserve"> </w:t>
+            </w:r>
+            <w:r>
+              <w:t xml:space="preserve">and</w:t>
+            </w:r>
+            <w:r>
+              <w:t xml:space="preserve"> </w:t>
+            </w:r>
+            <w:r>
+              <w:rPr>
+                <w:rStyle w:val="VerbatimChar"/>
+              </w:rPr>
+              <w:t xml:space="preserve">n2000</w:t>
+            </w:r>
+            <w:r>
+              <w:t xml:space="preserve"> </w:t>
+            </w:r>
+            <w:r>
+              <w:t xml:space="preserve">tracked;</w:t>
+            </w:r>
+            <w:r>
+              <w:t xml:space="preserve"> </w:t>
+            </w:r>
+            <w:r>
+              <w:rPr>
+                <w:rStyle w:val="VerbatimChar"/>
+              </w:rPr>
+              <w:t xml:space="preserve">n10000</w:t>
+            </w:r>
+            <w:r>
+              <w:t xml:space="preserve"> </w:t>
+            </w:r>
+            <w:r>
+              <w:t xml:space="preserve">regenerated from the README command),</w:t>
+            </w:r>
+            <w:r>
+              <w:t xml:space="preserve"> </w:t>
+            </w:r>
             <w:hyperlink r:id="rId64">
-              <w:r>
-                <w:rPr>
-                  <w:rStyle w:val="VerbatimChar"/>
-                </w:rPr>
-                <w:t xml:space="preserve">data/synthetic_datasets/</w:t>
-              </w:r>
-            </w:hyperlink>
-            <w:r>
-              <w:t xml:space="preserve"> </w:t>
-            </w:r>
-            <w:r>
-              <w:t xml:space="preserve">(</w:t>
-            </w:r>
-            <w:r>
-              <w:rPr>
-                <w:rStyle w:val="VerbatimChar"/>
-              </w:rPr>
-              <w:t xml:space="preserve">n500</w:t>
-            </w:r>
-            <w:r>
-              <w:t xml:space="preserve"> </w:t>
-            </w:r>
-            <w:r>
-              <w:t xml:space="preserve">and</w:t>
-            </w:r>
-            <w:r>
-              <w:t xml:space="preserve"> </w:t>
-            </w:r>
-            <w:r>
-              <w:rPr>
-                <w:rStyle w:val="VerbatimChar"/>
-              </w:rPr>
-              <w:t xml:space="preserve">n2000</w:t>
-            </w:r>
-            <w:r>
-              <w:t xml:space="preserve"> </w:t>
-            </w:r>
-            <w:r>
-              <w:t xml:space="preserve">tracked;</w:t>
-            </w:r>
-            <w:r>
-              <w:t xml:space="preserve"> </w:t>
-            </w:r>
-            <w:r>
-              <w:rPr>
-                <w:rStyle w:val="VerbatimChar"/>
-              </w:rPr>
-              <w:t xml:space="preserve">n10000</w:t>
-            </w:r>
-            <w:r>
-              <w:t xml:space="preserve"> </w:t>
-            </w:r>
-            <w:r>
-              <w:t xml:space="preserve">regenerated from the README command),</w:t>
-            </w:r>
-            <w:r>
-              <w:t xml:space="preserve"> </w:t>
-            </w:r>
-            <w:hyperlink r:id="rId65">
               <w:r>
                 <w:rPr>
                   <w:rStyle w:val="VerbatimChar"/>
@@ -2777,7 +2781,7 @@
             <w:r>
               <w:t xml:space="preserve"> </w:t>
             </w:r>
-            <w:hyperlink r:id="rId66">
+            <w:hyperlink r:id="rId65">
               <w:r>
                 <w:rPr>
                   <w:rStyle w:val="Hyperlink"/>
@@ -2864,21 +2868,21 @@
               <w:pStyle w:val="Compact"/>
               <w:jc w:val="left"/>
             </w:pPr>
+            <w:hyperlink r:id="rId66">
+              <w:r>
+                <w:rPr>
+                  <w:rStyle w:val="VerbatimChar"/>
+                </w:rPr>
+                <w:t xml:space="preserve">output/</w:t>
+              </w:r>
+            </w:hyperlink>
+            <w:r>
+              <w:t xml:space="preserve">, report figures in</w:t>
+            </w:r>
+            <w:r>
+              <w:t xml:space="preserve"> </w:t>
+            </w:r>
             <w:hyperlink r:id="rId67">
-              <w:r>
-                <w:rPr>
-                  <w:rStyle w:val="VerbatimChar"/>
-                </w:rPr>
-                <w:t xml:space="preserve">output/</w:t>
-              </w:r>
-            </w:hyperlink>
-            <w:r>
-              <w:t xml:space="preserve">, report figures in</w:t>
-            </w:r>
-            <w:r>
-              <w:t xml:space="preserve"> </w:t>
-            </w:r>
-            <w:hyperlink r:id="rId68">
               <w:r>
                 <w:rPr>
                   <w:rStyle w:val="VerbatimChar"/>
@@ -2943,21 +2947,21 @@
             <w:r>
               <w:t xml:space="preserve"> </w:t>
             </w:r>
+            <w:hyperlink r:id="rId68">
+              <w:r>
+                <w:rPr>
+                  <w:rStyle w:val="VerbatimChar"/>
+                </w:rPr>
+                <w:t xml:space="preserve">docs/ai_usage_log.md</w:t>
+              </w:r>
+            </w:hyperlink>
+            <w:r>
+              <w:t xml:space="preserve">, standalone</w:t>
+            </w:r>
+            <w:r>
+              <w:t xml:space="preserve"> </w:t>
+            </w:r>
             <w:hyperlink r:id="rId69">
-              <w:r>
-                <w:rPr>
-                  <w:rStyle w:val="VerbatimChar"/>
-                </w:rPr>
-                <w:t xml:space="preserve">docs/ai_usage_log.md</w:t>
-              </w:r>
-            </w:hyperlink>
-            <w:r>
-              <w:t xml:space="preserve">, standalone</w:t>
-            </w:r>
-            <w:r>
-              <w:t xml:space="preserve"> </w:t>
-            </w:r>
-            <w:hyperlink r:id="rId70">
               <w:r>
                 <w:rPr>
                   <w:rStyle w:val="Hyperlink"/>
@@ -2992,12 +2996,26 @@
               <w:pStyle w:val="Compact"/>
               <w:jc w:val="left"/>
             </w:pPr>
+            <w:hyperlink r:id="rId70">
+              <w:r>
+                <w:rPr>
+                  <w:rStyle w:val="VerbatimChar"/>
+                </w:rPr>
+                <w:t xml:space="preserve">LICENSE</w:t>
+              </w:r>
+            </w:hyperlink>
+            <w:r>
+              <w:t xml:space="preserve">,</w:t>
+            </w:r>
+            <w:r>
+              <w:t xml:space="preserve"> </w:t>
+            </w:r>
             <w:hyperlink r:id="rId71">
               <w:r>
                 <w:rPr>
                   <w:rStyle w:val="VerbatimChar"/>
                 </w:rPr>
-                <w:t xml:space="preserve">LICENSE</w:t>
+                <w:t xml:space="preserve">CITATION.cff</w:t>
               </w:r>
             </w:hyperlink>
             <w:r>
@@ -3007,20 +3025,6 @@
               <w:t xml:space="preserve"> </w:t>
             </w:r>
             <w:hyperlink r:id="rId72">
-              <w:r>
-                <w:rPr>
-                  <w:rStyle w:val="VerbatimChar"/>
-                </w:rPr>
-                <w:t xml:space="preserve">CITATION.cff</w:t>
-              </w:r>
-            </w:hyperlink>
-            <w:r>
-              <w:t xml:space="preserve">,</w:t>
-            </w:r>
-            <w:r>
-              <w:t xml:space="preserve"> </w:t>
-            </w:r>
-            <w:hyperlink r:id="rId73">
               <w:r>
                 <w:rPr>
                   <w:rStyle w:val="VerbatimChar"/>
@@ -3032,8 +3036,8 @@
         </w:tc>
       </w:tr>
     </w:tbl>
-    <w:bookmarkEnd w:id="74"/>
-    <w:bookmarkStart w:id="75" w:name="key-commits-what-each-one-proves"/>
+    <w:bookmarkEnd w:id="73"/>
+    <w:bookmarkStart w:id="74" w:name="key-commits-what-each-one-proves"/>
     <w:p>
       <w:pPr>
         <w:pStyle w:val="Heading1"/>
@@ -3491,7 +3495,7 @@
         <w:t xml:space="preserve">Links resolve for anyone with access to the repository. To confirm a single point live, open the commits page and read the message and changed files for the hash named above.</w:t>
       </w:r>
     </w:p>
-    <w:bookmarkEnd w:id="75"/>
+    <w:bookmarkEnd w:id="74"/>
     <w:sectPr>
       <w:footnotePr>
         <w:numRestart w:val="eachSect"/>

--- a/docs/deliverables/Evidence_Index.docx
+++ b/docs/deliverables/Evidence_Index.docx
@@ -248,7 +248,7 @@
       </w:hyperlink>
     </w:p>
     <w:bookmarkEnd w:id="15"/>
-    <w:bookmarkStart w:id="55" w:name="milestones-with-proof"/>
+    <w:bookmarkStart w:id="57" w:name="milestones-with-proof"/>
     <w:p>
       <w:pPr>
         <w:pStyle w:val="Heading1"/>
@@ -272,11 +272,11 @@
         <w:tblLook w:firstRow="1" w:lastRow="0" w:firstColumn="0" w:lastColumn="0" w:noHBand="0" w:noVBand="0" w:val="0020"/>
       </w:tblPr>
       <w:tblGrid>
-        <w:gridCol w:w="1875"/>
-        <w:gridCol w:w="1497"/>
-        <w:gridCol w:w="1996"/>
-        <w:gridCol w:w="1996"/>
-        <w:gridCol w:w="1996"/>
+        <w:gridCol w:w="1850"/>
+        <w:gridCol w:w="1477"/>
+        <w:gridCol w:w="2093"/>
+        <w:gridCol w:w="1970"/>
+        <w:gridCol w:w="1970"/>
       </w:tblGrid>
       <w:tr>
         <w:trPr>
@@ -284,16 +284,16 @@
         </w:trPr>
         <w:tc>
           <w:tcPr>
-            <w:tcW w:type="dxa" w:w="1875"/>
-          </w:tcPr>
-          <w:p>
-            <w:pPr>
-              <w:pStyle w:val="Compact"/>
-              <w:jc w:val="left"/>
-            </w:pPr>
-            <w:r>
-              <w:rPr>
-                <w:sz w:val="21"/>
+            <w:tcW w:type="dxa" w:w="1850"/>
+          </w:tcPr>
+          <w:p>
+            <w:pPr>
+              <w:pStyle w:val="Compact"/>
+              <w:jc w:val="left"/>
+            </w:pPr>
+            <w:r>
+              <w:rPr>
+                <w:sz w:val="20"/>
               </w:rPr>
               <w:t xml:space="preserve">Milestone</w:t>
             </w:r>
@@ -301,16 +301,16 @@
         </w:tc>
         <w:tc>
           <w:tcPr>
-            <w:tcW w:type="dxa" w:w="1497"/>
-          </w:tcPr>
-          <w:p>
-            <w:pPr>
-              <w:pStyle w:val="Compact"/>
-              <w:jc w:val="left"/>
-            </w:pPr>
-            <w:r>
-              <w:rPr>
-                <w:sz w:val="21"/>
+            <w:tcW w:type="dxa" w:w="1477"/>
+          </w:tcPr>
+          <w:p>
+            <w:pPr>
+              <w:pStyle w:val="Compact"/>
+              <w:jc w:val="left"/>
+            </w:pPr>
+            <w:r>
+              <w:rPr>
+                <w:sz w:val="20"/>
               </w:rPr>
               <w:t xml:space="preserve">Due</w:t>
             </w:r>
@@ -318,16 +318,16 @@
         </w:tc>
         <w:tc>
           <w:tcPr>
-            <w:tcW w:type="dxa" w:w="1996"/>
-          </w:tcPr>
-          <w:p>
-            <w:pPr>
-              <w:pStyle w:val="Compact"/>
-              <w:jc w:val="left"/>
-            </w:pPr>
-            <w:r>
-              <w:rPr>
-                <w:sz w:val="21"/>
+            <w:tcW w:type="dxa" w:w="2093"/>
+          </w:tcPr>
+          <w:p>
+            <w:pPr>
+              <w:pStyle w:val="Compact"/>
+              <w:jc w:val="left"/>
+            </w:pPr>
+            <w:r>
+              <w:rPr>
+                <w:sz w:val="20"/>
               </w:rPr>
               <w:t xml:space="preserve">Tag</w:t>
             </w:r>
@@ -335,16 +335,16 @@
         </w:tc>
         <w:tc>
           <w:tcPr>
-            <w:tcW w:type="dxa" w:w="1996"/>
-          </w:tcPr>
-          <w:p>
-            <w:pPr>
-              <w:pStyle w:val="Compact"/>
-              <w:jc w:val="left"/>
-            </w:pPr>
-            <w:r>
-              <w:rPr>
-                <w:sz w:val="21"/>
+            <w:tcW w:type="dxa" w:w="1970"/>
+          </w:tcPr>
+          <w:p>
+            <w:pPr>
+              <w:pStyle w:val="Compact"/>
+              <w:jc w:val="left"/>
+            </w:pPr>
+            <w:r>
+              <w:rPr>
+                <w:sz w:val="20"/>
               </w:rPr>
               <w:t xml:space="preserve">Proof: commits</w:t>
             </w:r>
@@ -352,16 +352,16 @@
         </w:tc>
         <w:tc>
           <w:tcPr>
-            <w:tcW w:type="dxa" w:w="1996"/>
-          </w:tcPr>
-          <w:p>
-            <w:pPr>
-              <w:pStyle w:val="Compact"/>
-              <w:jc w:val="left"/>
-            </w:pPr>
-            <w:r>
-              <w:rPr>
-                <w:sz w:val="21"/>
+            <w:tcW w:type="dxa" w:w="1970"/>
+          </w:tcPr>
+          <w:p>
+            <w:pPr>
+              <w:pStyle w:val="Compact"/>
+              <w:jc w:val="left"/>
+            </w:pPr>
+            <w:r>
+              <w:rPr>
+                <w:sz w:val="20"/>
               </w:rPr>
               <w:t xml:space="preserve">Proof: files</w:t>
             </w:r>
@@ -371,16 +371,16 @@
       <w:tr>
         <w:tc>
           <w:tcPr>
-            <w:tcW w:type="dxa" w:w="1875"/>
-          </w:tcPr>
-          <w:p>
-            <w:pPr>
-              <w:pStyle w:val="Compact"/>
-              <w:jc w:val="left"/>
-            </w:pPr>
-            <w:r>
-              <w:rPr>
-                <w:sz w:val="21"/>
+            <w:tcW w:type="dxa" w:w="1850"/>
+          </w:tcPr>
+          <w:p>
+            <w:pPr>
+              <w:pStyle w:val="Compact"/>
+              <w:jc w:val="left"/>
+            </w:pPr>
+            <w:r>
+              <w:rPr>
+                <w:sz w:val="20"/>
               </w:rPr>
               <w:t xml:space="preserve">Proposal</w:t>
             </w:r>
@@ -388,16 +388,16 @@
         </w:tc>
         <w:tc>
           <w:tcPr>
-            <w:tcW w:type="dxa" w:w="1497"/>
-          </w:tcPr>
-          <w:p>
-            <w:pPr>
-              <w:pStyle w:val="Compact"/>
-              <w:jc w:val="left"/>
-            </w:pPr>
-            <w:r>
-              <w:rPr>
-                <w:sz w:val="21"/>
+            <w:tcW w:type="dxa" w:w="1477"/>
+          </w:tcPr>
+          <w:p>
+            <w:pPr>
+              <w:pStyle w:val="Compact"/>
+              <w:jc w:val="left"/>
+            </w:pPr>
+            <w:r>
+              <w:rPr>
+                <w:sz w:val="20"/>
               </w:rPr>
               <w:t xml:space="preserve">14/04/2026</w:t>
             </w:r>
@@ -405,7 +405,7 @@
         </w:tc>
         <w:tc>
           <w:tcPr>
-            <w:tcW w:type="dxa" w:w="1996"/>
+            <w:tcW w:type="dxa" w:w="2093"/>
           </w:tcPr>
           <w:p>
             <w:pPr>
@@ -424,7 +424,7 @@
         </w:tc>
         <w:tc>
           <w:tcPr>
-            <w:tcW w:type="dxa" w:w="1996"/>
+            <w:tcW w:type="dxa" w:w="1970"/>
           </w:tcPr>
           <w:p>
             <w:pPr>
@@ -443,7 +443,7 @@
         </w:tc>
         <w:tc>
           <w:tcPr>
-            <w:tcW w:type="dxa" w:w="1996"/>
+            <w:tcW w:type="dxa" w:w="1970"/>
           </w:tcPr>
           <w:p>
             <w:pPr>
@@ -453,25 +453,25 @@
             <w:r>
               <w:rPr>
                 <w:rStyle w:val="VerbatimChar"/>
-                <w:sz w:val="21"/>
+                <w:sz w:val="20"/>
               </w:rPr>
               <w:t xml:space="preserve">docs/deliverables/SAMUEL KAOMA 2022016530 V4.pdf</w:t>
             </w:r>
             <w:r>
               <w:rPr>
-                <w:sz w:val="21"/>
-              </w:rPr>
-              <w:t xml:space="preserve"> </w:t>
-            </w:r>
-            <w:r>
-              <w:rPr>
-                <w:sz w:val="21"/>
+                <w:sz w:val="20"/>
+              </w:rPr>
+              <w:t xml:space="preserve"> </w:t>
+            </w:r>
+            <w:r>
+              <w:rPr>
+                <w:sz w:val="20"/>
               </w:rPr>
               <w:t xml:space="preserve">(submitted 26 March 2026),</w:t>
             </w:r>
             <w:r>
               <w:rPr>
-                <w:sz w:val="21"/>
+                <w:sz w:val="20"/>
               </w:rPr>
               <w:t xml:space="preserve"> </w:t>
             </w:r>
@@ -489,16 +489,16 @@
       <w:tr>
         <w:tc>
           <w:tcPr>
-            <w:tcW w:type="dxa" w:w="1875"/>
-          </w:tcPr>
-          <w:p>
-            <w:pPr>
-              <w:pStyle w:val="Compact"/>
-              <w:jc w:val="left"/>
-            </w:pPr>
-            <w:r>
-              <w:rPr>
-                <w:sz w:val="21"/>
+            <w:tcW w:type="dxa" w:w="1850"/>
+          </w:tcPr>
+          <w:p>
+            <w:pPr>
+              <w:pStyle w:val="Compact"/>
+              <w:jc w:val="left"/>
+            </w:pPr>
+            <w:r>
+              <w:rPr>
+                <w:sz w:val="20"/>
               </w:rPr>
               <w:t xml:space="preserve">Prototype</w:t>
             </w:r>
@@ -506,16 +506,16 @@
         </w:tc>
         <w:tc>
           <w:tcPr>
-            <w:tcW w:type="dxa" w:w="1497"/>
-          </w:tcPr>
-          <w:p>
-            <w:pPr>
-              <w:pStyle w:val="Compact"/>
-              <w:jc w:val="left"/>
-            </w:pPr>
-            <w:r>
-              <w:rPr>
-                <w:sz w:val="21"/>
+            <w:tcW w:type="dxa" w:w="1477"/>
+          </w:tcPr>
+          <w:p>
+            <w:pPr>
+              <w:pStyle w:val="Compact"/>
+              <w:jc w:val="left"/>
+            </w:pPr>
+            <w:r>
+              <w:rPr>
+                <w:sz w:val="20"/>
               </w:rPr>
               <w:t xml:space="preserve">09/06/2026</w:t>
             </w:r>
@@ -523,7 +523,7 @@
         </w:tc>
         <w:tc>
           <w:tcPr>
-            <w:tcW w:type="dxa" w:w="1996"/>
+            <w:tcW w:type="dxa" w:w="2093"/>
           </w:tcPr>
           <w:p>
             <w:pPr>
@@ -542,7 +542,7 @@
         </w:tc>
         <w:tc>
           <w:tcPr>
-            <w:tcW w:type="dxa" w:w="1996"/>
+            <w:tcW w:type="dxa" w:w="1970"/>
           </w:tcPr>
           <w:p>
             <w:pPr>
@@ -559,13 +559,13 @@
             </w:hyperlink>
             <w:r>
               <w:rPr>
-                <w:sz w:val="21"/>
+                <w:sz w:val="20"/>
               </w:rPr>
               <w:t xml:space="preserve">,</w:t>
             </w:r>
             <w:r>
               <w:rPr>
-                <w:sz w:val="21"/>
+                <w:sz w:val="20"/>
               </w:rPr>
               <w:t xml:space="preserve"> </w:t>
             </w:r>
@@ -579,13 +579,13 @@
             </w:hyperlink>
             <w:r>
               <w:rPr>
-                <w:sz w:val="21"/>
+                <w:sz w:val="20"/>
               </w:rPr>
               <w:t xml:space="preserve">,</w:t>
             </w:r>
             <w:r>
               <w:rPr>
-                <w:sz w:val="21"/>
+                <w:sz w:val="20"/>
               </w:rPr>
               <w:t xml:space="preserve"> </w:t>
             </w:r>
@@ -601,7 +601,7 @@
         </w:tc>
         <w:tc>
           <w:tcPr>
-            <w:tcW w:type="dxa" w:w="1996"/>
+            <w:tcW w:type="dxa" w:w="1970"/>
           </w:tcPr>
           <w:p>
             <w:pPr>
@@ -618,13 +618,13 @@
             </w:hyperlink>
             <w:r>
               <w:rPr>
-                <w:sz w:val="21"/>
+                <w:sz w:val="20"/>
               </w:rPr>
               <w:t xml:space="preserve">,</w:t>
             </w:r>
             <w:r>
               <w:rPr>
-                <w:sz w:val="21"/>
+                <w:sz w:val="20"/>
               </w:rPr>
               <w:t xml:space="preserve"> </w:t>
             </w:r>
@@ -638,13 +638,13 @@
             </w:hyperlink>
             <w:r>
               <w:rPr>
-                <w:sz w:val="21"/>
+                <w:sz w:val="20"/>
               </w:rPr>
               <w:t xml:space="preserve">,</w:t>
             </w:r>
             <w:r>
               <w:rPr>
-                <w:sz w:val="21"/>
+                <w:sz w:val="20"/>
               </w:rPr>
               <w:t xml:space="preserve"> </w:t>
             </w:r>
@@ -662,16 +662,16 @@
       <w:tr>
         <w:tc>
           <w:tcPr>
-            <w:tcW w:type="dxa" w:w="1875"/>
-          </w:tcPr>
-          <w:p>
-            <w:pPr>
-              <w:pStyle w:val="Compact"/>
-              <w:jc w:val="left"/>
-            </w:pPr>
-            <w:r>
-              <w:rPr>
-                <w:sz w:val="21"/>
+            <w:tcW w:type="dxa" w:w="1850"/>
+          </w:tcPr>
+          <w:p>
+            <w:pPr>
+              <w:pStyle w:val="Compact"/>
+              <w:jc w:val="left"/>
+            </w:pPr>
+            <w:r>
+              <w:rPr>
+                <w:sz w:val="20"/>
               </w:rPr>
               <w:t xml:space="preserve">Proposal and literature review</w:t>
             </w:r>
@@ -679,16 +679,16 @@
         </w:tc>
         <w:tc>
           <w:tcPr>
-            <w:tcW w:type="dxa" w:w="1497"/>
-          </w:tcPr>
-          <w:p>
-            <w:pPr>
-              <w:pStyle w:val="Compact"/>
-              <w:jc w:val="left"/>
-            </w:pPr>
-            <w:r>
-              <w:rPr>
-                <w:sz w:val="21"/>
+            <w:tcW w:type="dxa" w:w="1477"/>
+          </w:tcPr>
+          <w:p>
+            <w:pPr>
+              <w:pStyle w:val="Compact"/>
+              <w:jc w:val="left"/>
+            </w:pPr>
+            <w:r>
+              <w:rPr>
+                <w:sz w:val="20"/>
               </w:rPr>
               <w:t xml:space="preserve">19/07/2026</w:t>
             </w:r>
@@ -696,7 +696,7 @@
         </w:tc>
         <w:tc>
           <w:tcPr>
-            <w:tcW w:type="dxa" w:w="1996"/>
+            <w:tcW w:type="dxa" w:w="2093"/>
           </w:tcPr>
           <w:p>
             <w:pPr>
@@ -715,7 +715,7 @@
         </w:tc>
         <w:tc>
           <w:tcPr>
-            <w:tcW w:type="dxa" w:w="1996"/>
+            <w:tcW w:type="dxa" w:w="1970"/>
           </w:tcPr>
           <w:p>
             <w:pPr>
@@ -732,13 +732,13 @@
             </w:hyperlink>
             <w:r>
               <w:rPr>
-                <w:sz w:val="21"/>
+                <w:sz w:val="20"/>
               </w:rPr>
               <w:t xml:space="preserve">,</w:t>
             </w:r>
             <w:r>
               <w:rPr>
-                <w:sz w:val="21"/>
+                <w:sz w:val="20"/>
               </w:rPr>
               <w:t xml:space="preserve"> </w:t>
             </w:r>
@@ -754,7 +754,7 @@
         </w:tc>
         <w:tc>
           <w:tcPr>
-            <w:tcW w:type="dxa" w:w="1996"/>
+            <w:tcW w:type="dxa" w:w="1970"/>
           </w:tcPr>
           <w:p>
             <w:pPr>
@@ -771,19 +771,19 @@
             </w:hyperlink>
             <w:r>
               <w:rPr>
-                <w:sz w:val="21"/>
-              </w:rPr>
-              <w:t xml:space="preserve"> </w:t>
-            </w:r>
-            <w:r>
-              <w:rPr>
-                <w:sz w:val="21"/>
-              </w:rPr>
-              <w:t xml:space="preserve">§2,</w:t>
-            </w:r>
-            <w:r>
-              <w:rPr>
-                <w:sz w:val="21"/>
+                <w:sz w:val="20"/>
+              </w:rPr>
+              <w:t xml:space="preserve"> </w:t>
+            </w:r>
+            <w:r>
+              <w:rPr>
+                <w:sz w:val="20"/>
+              </w:rPr>
+              <w:t xml:space="preserve">section 2,</w:t>
+            </w:r>
+            <w:r>
+              <w:rPr>
+                <w:sz w:val="20"/>
               </w:rPr>
               <w:t xml:space="preserve"> </w:t>
             </w:r>
@@ -797,19 +797,19 @@
             </w:hyperlink>
             <w:r>
               <w:rPr>
-                <w:sz w:val="21"/>
-              </w:rPr>
-              <w:t xml:space="preserve"> </w:t>
-            </w:r>
-            <w:r>
-              <w:rPr>
-                <w:sz w:val="21"/>
-              </w:rPr>
-              <w:t xml:space="preserve">§2,</w:t>
-            </w:r>
-            <w:r>
-              <w:rPr>
-                <w:sz w:val="21"/>
+                <w:sz w:val="20"/>
+              </w:rPr>
+              <w:t xml:space="preserve"> </w:t>
+            </w:r>
+            <w:r>
+              <w:rPr>
+                <w:sz w:val="20"/>
+              </w:rPr>
+              <w:t xml:space="preserve">section 2,</w:t>
+            </w:r>
+            <w:r>
+              <w:rPr>
+                <w:sz w:val="20"/>
               </w:rPr>
               <w:t xml:space="preserve"> </w:t>
             </w:r>
@@ -827,16 +827,16 @@
       <w:tr>
         <w:tc>
           <w:tcPr>
-            <w:tcW w:type="dxa" w:w="1875"/>
-          </w:tcPr>
-          <w:p>
-            <w:pPr>
-              <w:pStyle w:val="Compact"/>
-              <w:jc w:val="left"/>
-            </w:pPr>
-            <w:r>
-              <w:rPr>
-                <w:sz w:val="21"/>
+            <w:tcW w:type="dxa" w:w="1850"/>
+          </w:tcPr>
+          <w:p>
+            <w:pPr>
+              <w:pStyle w:val="Compact"/>
+              <w:jc w:val="left"/>
+            </w:pPr>
+            <w:r>
+              <w:rPr>
+                <w:sz w:val="20"/>
               </w:rPr>
               <w:t xml:space="preserve">Design and parsers</w:t>
             </w:r>
@@ -844,16 +844,16 @@
         </w:tc>
         <w:tc>
           <w:tcPr>
-            <w:tcW w:type="dxa" w:w="1497"/>
-          </w:tcPr>
-          <w:p>
-            <w:pPr>
-              <w:pStyle w:val="Compact"/>
-              <w:jc w:val="left"/>
-            </w:pPr>
-            <w:r>
-              <w:rPr>
-                <w:sz w:val="21"/>
+            <w:tcW w:type="dxa" w:w="1477"/>
+          </w:tcPr>
+          <w:p>
+            <w:pPr>
+              <w:pStyle w:val="Compact"/>
+              <w:jc w:val="left"/>
+            </w:pPr>
+            <w:r>
+              <w:rPr>
+                <w:sz w:val="20"/>
               </w:rPr>
               <w:t xml:space="preserve">29/07/2026</w:t>
             </w:r>
@@ -861,7 +861,7 @@
         </w:tc>
         <w:tc>
           <w:tcPr>
-            <w:tcW w:type="dxa" w:w="1996"/>
+            <w:tcW w:type="dxa" w:w="2093"/>
           </w:tcPr>
           <w:p>
             <w:pPr>
@@ -880,7 +880,7 @@
         </w:tc>
         <w:tc>
           <w:tcPr>
-            <w:tcW w:type="dxa" w:w="1996"/>
+            <w:tcW w:type="dxa" w:w="1970"/>
           </w:tcPr>
           <w:p>
             <w:pPr>
@@ -897,13 +897,13 @@
             </w:hyperlink>
             <w:r>
               <w:rPr>
-                <w:sz w:val="21"/>
+                <w:sz w:val="20"/>
               </w:rPr>
               <w:t xml:space="preserve">,</w:t>
             </w:r>
             <w:r>
               <w:rPr>
-                <w:sz w:val="21"/>
+                <w:sz w:val="20"/>
               </w:rPr>
               <w:t xml:space="preserve"> </w:t>
             </w:r>
@@ -917,13 +917,13 @@
             </w:hyperlink>
             <w:r>
               <w:rPr>
-                <w:sz w:val="21"/>
+                <w:sz w:val="20"/>
               </w:rPr>
               <w:t xml:space="preserve">,</w:t>
             </w:r>
             <w:r>
               <w:rPr>
-                <w:sz w:val="21"/>
+                <w:sz w:val="20"/>
               </w:rPr>
               <w:t xml:space="preserve"> </w:t>
             </w:r>
@@ -937,13 +937,13 @@
             </w:hyperlink>
             <w:r>
               <w:rPr>
-                <w:sz w:val="21"/>
+                <w:sz w:val="20"/>
               </w:rPr>
               <w:t xml:space="preserve">,</w:t>
             </w:r>
             <w:r>
               <w:rPr>
-                <w:sz w:val="21"/>
+                <w:sz w:val="20"/>
               </w:rPr>
               <w:t xml:space="preserve"> </w:t>
             </w:r>
@@ -959,7 +959,7 @@
         </w:tc>
         <w:tc>
           <w:tcPr>
-            <w:tcW w:type="dxa" w:w="1996"/>
+            <w:tcW w:type="dxa" w:w="1970"/>
           </w:tcPr>
           <w:p>
             <w:pPr>
@@ -976,13 +976,13 @@
             </w:hyperlink>
             <w:r>
               <w:rPr>
-                <w:sz w:val="21"/>
+                <w:sz w:val="20"/>
               </w:rPr>
               <w:t xml:space="preserve">,</w:t>
             </w:r>
             <w:r>
               <w:rPr>
-                <w:sz w:val="21"/>
+                <w:sz w:val="20"/>
               </w:rPr>
               <w:t xml:space="preserve"> </w:t>
             </w:r>
@@ -996,13 +996,13 @@
             </w:hyperlink>
             <w:r>
               <w:rPr>
-                <w:sz w:val="21"/>
+                <w:sz w:val="20"/>
               </w:rPr>
               <w:t xml:space="preserve">,</w:t>
             </w:r>
             <w:r>
               <w:rPr>
-                <w:sz w:val="21"/>
+                <w:sz w:val="20"/>
               </w:rPr>
               <w:t xml:space="preserve"> </w:t>
             </w:r>
@@ -1020,16 +1020,16 @@
       <w:tr>
         <w:tc>
           <w:tcPr>
-            <w:tcW w:type="dxa" w:w="1875"/>
-          </w:tcPr>
-          <w:p>
-            <w:pPr>
-              <w:pStyle w:val="Compact"/>
-              <w:jc w:val="left"/>
-            </w:pPr>
-            <w:r>
-              <w:rPr>
-                <w:sz w:val="21"/>
+            <w:tcW w:type="dxa" w:w="1850"/>
+          </w:tcPr>
+          <w:p>
+            <w:pPr>
+              <w:pStyle w:val="Compact"/>
+              <w:jc w:val="left"/>
+            </w:pPr>
+            <w:r>
+              <w:rPr>
+                <w:sz w:val="20"/>
               </w:rPr>
               <w:t xml:space="preserve">Feature extraction and anomaly detection</w:t>
             </w:r>
@@ -1037,16 +1037,16 @@
         </w:tc>
         <w:tc>
           <w:tcPr>
-            <w:tcW w:type="dxa" w:w="1497"/>
-          </w:tcPr>
-          <w:p>
-            <w:pPr>
-              <w:pStyle w:val="Compact"/>
-              <w:jc w:val="left"/>
-            </w:pPr>
-            <w:r>
-              <w:rPr>
-                <w:sz w:val="21"/>
+            <w:tcW w:type="dxa" w:w="1477"/>
+          </w:tcPr>
+          <w:p>
+            <w:pPr>
+              <w:pStyle w:val="Compact"/>
+              <w:jc w:val="left"/>
+            </w:pPr>
+            <w:r>
+              <w:rPr>
+                <w:sz w:val="20"/>
               </w:rPr>
               <w:t xml:space="preserve">17/08/2026</w:t>
             </w:r>
@@ -1054,7 +1054,7 @@
         </w:tc>
         <w:tc>
           <w:tcPr>
-            <w:tcW w:type="dxa" w:w="1996"/>
+            <w:tcW w:type="dxa" w:w="2093"/>
           </w:tcPr>
           <w:p>
             <w:pPr>
@@ -1073,7 +1073,7 @@
         </w:tc>
         <w:tc>
           <w:tcPr>
-            <w:tcW w:type="dxa" w:w="1996"/>
+            <w:tcW w:type="dxa" w:w="1970"/>
           </w:tcPr>
           <w:p>
             <w:pPr>
@@ -1090,13 +1090,13 @@
             </w:hyperlink>
             <w:r>
               <w:rPr>
-                <w:sz w:val="21"/>
+                <w:sz w:val="20"/>
               </w:rPr>
               <w:t xml:space="preserve">,</w:t>
             </w:r>
             <w:r>
               <w:rPr>
-                <w:sz w:val="21"/>
+                <w:sz w:val="20"/>
               </w:rPr>
               <w:t xml:space="preserve"> </w:t>
             </w:r>
@@ -1110,13 +1110,13 @@
             </w:hyperlink>
             <w:r>
               <w:rPr>
-                <w:sz w:val="21"/>
+                <w:sz w:val="20"/>
               </w:rPr>
               <w:t xml:space="preserve">,</w:t>
             </w:r>
             <w:r>
               <w:rPr>
-                <w:sz w:val="21"/>
+                <w:sz w:val="20"/>
               </w:rPr>
               <w:t xml:space="preserve"> </w:t>
             </w:r>
@@ -1130,13 +1130,13 @@
             </w:hyperlink>
             <w:r>
               <w:rPr>
-                <w:sz w:val="21"/>
+                <w:sz w:val="20"/>
               </w:rPr>
               <w:t xml:space="preserve">,</w:t>
             </w:r>
             <w:r>
               <w:rPr>
-                <w:sz w:val="21"/>
+                <w:sz w:val="20"/>
               </w:rPr>
               <w:t xml:space="preserve"> </w:t>
             </w:r>
@@ -1152,7 +1152,7 @@
         </w:tc>
         <w:tc>
           <w:tcPr>
-            <w:tcW w:type="dxa" w:w="1996"/>
+            <w:tcW w:type="dxa" w:w="1970"/>
           </w:tcPr>
           <w:p>
             <w:pPr>
@@ -1169,13 +1169,13 @@
             </w:hyperlink>
             <w:r>
               <w:rPr>
-                <w:sz w:val="21"/>
+                <w:sz w:val="20"/>
               </w:rPr>
               <w:t xml:space="preserve">,</w:t>
             </w:r>
             <w:r>
               <w:rPr>
-                <w:sz w:val="21"/>
+                <w:sz w:val="20"/>
               </w:rPr>
               <w:t xml:space="preserve"> </w:t>
             </w:r>
@@ -1193,16 +1193,16 @@
       <w:tr>
         <w:tc>
           <w:tcPr>
-            <w:tcW w:type="dxa" w:w="1875"/>
-          </w:tcPr>
-          <w:p>
-            <w:pPr>
-              <w:pStyle w:val="Compact"/>
-              <w:jc w:val="left"/>
-            </w:pPr>
-            <w:r>
-              <w:rPr>
-                <w:sz w:val="21"/>
+            <w:tcW w:type="dxa" w:w="1850"/>
+          </w:tcPr>
+          <w:p>
+            <w:pPr>
+              <w:pStyle w:val="Compact"/>
+              <w:jc w:val="left"/>
+            </w:pPr>
+            <w:r>
+              <w:rPr>
+                <w:sz w:val="20"/>
               </w:rPr>
               <w:t xml:space="preserve">Validation and documentation</w:t>
             </w:r>
@@ -1210,16 +1210,16 @@
         </w:tc>
         <w:tc>
           <w:tcPr>
-            <w:tcW w:type="dxa" w:w="1497"/>
-          </w:tcPr>
-          <w:p>
-            <w:pPr>
-              <w:pStyle w:val="Compact"/>
-              <w:jc w:val="left"/>
-            </w:pPr>
-            <w:r>
-              <w:rPr>
-                <w:sz w:val="21"/>
+            <w:tcW w:type="dxa" w:w="1477"/>
+          </w:tcPr>
+          <w:p>
+            <w:pPr>
+              <w:pStyle w:val="Compact"/>
+              <w:jc w:val="left"/>
+            </w:pPr>
+            <w:r>
+              <w:rPr>
+                <w:sz w:val="20"/>
               </w:rPr>
               <w:t xml:space="preserve">07/09/2026</w:t>
             </w:r>
@@ -1227,7 +1227,7 @@
         </w:tc>
         <w:tc>
           <w:tcPr>
-            <w:tcW w:type="dxa" w:w="1996"/>
+            <w:tcW w:type="dxa" w:w="2093"/>
           </w:tcPr>
           <w:p>
             <w:pPr>
@@ -1246,7 +1246,7 @@
         </w:tc>
         <w:tc>
           <w:tcPr>
-            <w:tcW w:type="dxa" w:w="1996"/>
+            <w:tcW w:type="dxa" w:w="1970"/>
           </w:tcPr>
           <w:p>
             <w:pPr>
@@ -1263,13 +1263,13 @@
             </w:hyperlink>
             <w:r>
               <w:rPr>
-                <w:sz w:val="21"/>
+                <w:sz w:val="20"/>
               </w:rPr>
               <w:t xml:space="preserve">,</w:t>
             </w:r>
             <w:r>
               <w:rPr>
-                <w:sz w:val="21"/>
+                <w:sz w:val="20"/>
               </w:rPr>
               <w:t xml:space="preserve"> </w:t>
             </w:r>
@@ -1283,13 +1283,13 @@
             </w:hyperlink>
             <w:r>
               <w:rPr>
-                <w:sz w:val="21"/>
+                <w:sz w:val="20"/>
               </w:rPr>
               <w:t xml:space="preserve">,</w:t>
             </w:r>
             <w:r>
               <w:rPr>
-                <w:sz w:val="21"/>
+                <w:sz w:val="20"/>
               </w:rPr>
               <w:t xml:space="preserve"> </w:t>
             </w:r>
@@ -1303,13 +1303,13 @@
             </w:hyperlink>
             <w:r>
               <w:rPr>
-                <w:sz w:val="21"/>
+                <w:sz w:val="20"/>
               </w:rPr>
               <w:t xml:space="preserve">,</w:t>
             </w:r>
             <w:r>
               <w:rPr>
-                <w:sz w:val="21"/>
+                <w:sz w:val="20"/>
               </w:rPr>
               <w:t xml:space="preserve"> </w:t>
             </w:r>
@@ -1325,7 +1325,7 @@
         </w:tc>
         <w:tc>
           <w:tcPr>
-            <w:tcW w:type="dxa" w:w="1996"/>
+            <w:tcW w:type="dxa" w:w="1970"/>
           </w:tcPr>
           <w:p>
             <w:pPr>
@@ -1342,13 +1342,13 @@
             </w:hyperlink>
             <w:r>
               <w:rPr>
-                <w:sz w:val="21"/>
+                <w:sz w:val="20"/>
               </w:rPr>
               <w:t xml:space="preserve">,</w:t>
             </w:r>
             <w:r>
               <w:rPr>
-                <w:sz w:val="21"/>
+                <w:sz w:val="20"/>
               </w:rPr>
               <w:t xml:space="preserve"> </w:t>
             </w:r>
@@ -1362,13 +1362,13 @@
             </w:hyperlink>
             <w:r>
               <w:rPr>
-                <w:sz w:val="21"/>
+                <w:sz w:val="20"/>
               </w:rPr>
               <w:t xml:space="preserve">,</w:t>
             </w:r>
             <w:r>
               <w:rPr>
-                <w:sz w:val="21"/>
+                <w:sz w:val="20"/>
               </w:rPr>
               <w:t xml:space="preserve"> </w:t>
             </w:r>
@@ -1386,16 +1386,16 @@
       <w:tr>
         <w:tc>
           <w:tcPr>
-            <w:tcW w:type="dxa" w:w="1875"/>
-          </w:tcPr>
-          <w:p>
-            <w:pPr>
-              <w:pStyle w:val="Compact"/>
-              <w:jc w:val="left"/>
-            </w:pPr>
-            <w:r>
-              <w:rPr>
-                <w:sz w:val="21"/>
+            <w:tcW w:type="dxa" w:w="1850"/>
+          </w:tcPr>
+          <w:p>
+            <w:pPr>
+              <w:pStyle w:val="Compact"/>
+              <w:jc w:val="left"/>
+            </w:pPr>
+            <w:r>
+              <w:rPr>
+                <w:sz w:val="20"/>
               </w:rPr>
               <w:t xml:space="preserve">Full report draft (ready for system submission)</w:t>
             </w:r>
@@ -1403,16 +1403,16 @@
         </w:tc>
         <w:tc>
           <w:tcPr>
-            <w:tcW w:type="dxa" w:w="1497"/>
-          </w:tcPr>
-          <w:p>
-            <w:pPr>
-              <w:pStyle w:val="Compact"/>
-              <w:jc w:val="left"/>
-            </w:pPr>
-            <w:r>
-              <w:rPr>
-                <w:sz w:val="21"/>
+            <w:tcW w:type="dxa" w:w="1477"/>
+          </w:tcPr>
+          <w:p>
+            <w:pPr>
+              <w:pStyle w:val="Compact"/>
+              <w:jc w:val="left"/>
+            </w:pPr>
+            <w:r>
+              <w:rPr>
+                <w:sz w:val="20"/>
               </w:rPr>
               <w:t xml:space="preserve">15/09/2026</w:t>
             </w:r>
@@ -1420,7 +1420,7 @@
         </w:tc>
         <w:tc>
           <w:tcPr>
-            <w:tcW w:type="dxa" w:w="1996"/>
+            <w:tcW w:type="dxa" w:w="2093"/>
           </w:tcPr>
           <w:p>
             <w:pPr>
@@ -1439,7 +1439,7 @@
         </w:tc>
         <w:tc>
           <w:tcPr>
-            <w:tcW w:type="dxa" w:w="1996"/>
+            <w:tcW w:type="dxa" w:w="1970"/>
           </w:tcPr>
           <w:p>
             <w:pPr>
@@ -1456,13 +1456,13 @@
             </w:hyperlink>
             <w:r>
               <w:rPr>
-                <w:sz w:val="21"/>
+                <w:sz w:val="20"/>
               </w:rPr>
               <w:t xml:space="preserve">,</w:t>
             </w:r>
             <w:r>
               <w:rPr>
-                <w:sz w:val="21"/>
+                <w:sz w:val="20"/>
               </w:rPr>
               <w:t xml:space="preserve"> </w:t>
             </w:r>
@@ -1476,13 +1476,13 @@
             </w:hyperlink>
             <w:r>
               <w:rPr>
-                <w:sz w:val="21"/>
+                <w:sz w:val="20"/>
               </w:rPr>
               <w:t xml:space="preserve">,</w:t>
             </w:r>
             <w:r>
               <w:rPr>
-                <w:sz w:val="21"/>
+                <w:sz w:val="20"/>
               </w:rPr>
               <w:t xml:space="preserve"> </w:t>
             </w:r>
@@ -1496,13 +1496,13 @@
             </w:hyperlink>
             <w:r>
               <w:rPr>
-                <w:sz w:val="21"/>
+                <w:sz w:val="20"/>
               </w:rPr>
               <w:t xml:space="preserve">,</w:t>
             </w:r>
             <w:r>
               <w:rPr>
-                <w:sz w:val="21"/>
+                <w:sz w:val="20"/>
               </w:rPr>
               <w:t xml:space="preserve"> </w:t>
             </w:r>
@@ -1518,7 +1518,7 @@
         </w:tc>
         <w:tc>
           <w:tcPr>
-            <w:tcW w:type="dxa" w:w="1996"/>
+            <w:tcW w:type="dxa" w:w="1970"/>
           </w:tcPr>
           <w:p>
             <w:pPr>
@@ -1535,13 +1535,13 @@
             </w:hyperlink>
             <w:r>
               <w:rPr>
-                <w:sz w:val="21"/>
+                <w:sz w:val="20"/>
               </w:rPr>
               <w:t xml:space="preserve">,</w:t>
             </w:r>
             <w:r>
               <w:rPr>
-                <w:sz w:val="21"/>
+                <w:sz w:val="20"/>
               </w:rPr>
               <w:t xml:space="preserve"> </w:t>
             </w:r>
@@ -1559,16 +1559,16 @@
       <w:tr>
         <w:tc>
           <w:tcPr>
-            <w:tcW w:type="dxa" w:w="1875"/>
-          </w:tcPr>
-          <w:p>
-            <w:pPr>
-              <w:pStyle w:val="Compact"/>
-              <w:jc w:val="left"/>
-            </w:pPr>
-            <w:r>
-              <w:rPr>
-                <w:sz w:val="21"/>
+            <w:tcW w:type="dxa" w:w="1850"/>
+          </w:tcPr>
+          <w:p>
+            <w:pPr>
+              <w:pStyle w:val="Compact"/>
+              <w:jc w:val="left"/>
+            </w:pPr>
+            <w:r>
+              <w:rPr>
+                <w:sz w:val="20"/>
               </w:rPr>
               <w:t xml:space="preserve">Final report and submission</w:t>
             </w:r>
@@ -1576,16 +1576,16 @@
         </w:tc>
         <w:tc>
           <w:tcPr>
-            <w:tcW w:type="dxa" w:w="1497"/>
-          </w:tcPr>
-          <w:p>
-            <w:pPr>
-              <w:pStyle w:val="Compact"/>
-              <w:jc w:val="left"/>
-            </w:pPr>
-            <w:r>
-              <w:rPr>
-                <w:sz w:val="21"/>
+            <w:tcW w:type="dxa" w:w="1477"/>
+          </w:tcPr>
+          <w:p>
+            <w:pPr>
+              <w:pStyle w:val="Compact"/>
+              <w:jc w:val="left"/>
+            </w:pPr>
+            <w:r>
+              <w:rPr>
+                <w:sz w:val="20"/>
               </w:rPr>
               <w:t xml:space="preserve">23/09/2026</w:t>
             </w:r>
@@ -1593,14 +1593,14 @@
         </w:tc>
         <w:tc>
           <w:tcPr>
-            <w:tcW w:type="dxa" w:w="1996"/>
-          </w:tcPr>
-          <w:p>
-            <w:pPr>
-              <w:pStyle w:val="Compact"/>
-              <w:jc w:val="left"/>
-            </w:pPr>
-            <w:hyperlink r:id="rId46">
+            <w:tcW w:type="dxa" w:w="2093"/>
+          </w:tcPr>
+          <w:p>
+            <w:pPr>
+              <w:pStyle w:val="Compact"/>
+              <w:jc w:val="left"/>
+            </w:pPr>
+            <w:hyperlink r:id="rId52">
               <w:r>
                 <w:rPr>
                   <w:rStyle w:val="VerbatimChar"/>
@@ -1612,7 +1612,7 @@
         </w:tc>
         <w:tc>
           <w:tcPr>
-            <w:tcW w:type="dxa" w:w="1996"/>
+            <w:tcW w:type="dxa" w:w="1970"/>
           </w:tcPr>
           <w:p>
             <w:pPr>
@@ -1629,13 +1629,13 @@
             </w:hyperlink>
             <w:r>
               <w:rPr>
-                <w:sz w:val="21"/>
+                <w:sz w:val="20"/>
               </w:rPr>
               <w:t xml:space="preserve">,</w:t>
             </w:r>
             <w:r>
               <w:rPr>
-                <w:sz w:val="21"/>
+                <w:sz w:val="20"/>
               </w:rPr>
               <w:t xml:space="preserve"> </w:t>
             </w:r>
@@ -1649,17 +1649,17 @@
             </w:hyperlink>
             <w:r>
               <w:rPr>
-                <w:sz w:val="21"/>
+                <w:sz w:val="20"/>
               </w:rPr>
               <w:t xml:space="preserve">,</w:t>
             </w:r>
             <w:r>
               <w:rPr>
-                <w:sz w:val="21"/>
-              </w:rPr>
-              <w:t xml:space="preserve"> </w:t>
-            </w:r>
-            <w:hyperlink r:id="rId52">
+                <w:sz w:val="20"/>
+              </w:rPr>
+              <w:t xml:space="preserve"> </w:t>
+            </w:r>
+            <w:hyperlink r:id="rId53">
               <w:r>
                 <w:rPr>
                   <w:rStyle w:val="VerbatimChar"/>
@@ -1669,17 +1669,17 @@
             </w:hyperlink>
             <w:r>
               <w:rPr>
-                <w:sz w:val="21"/>
+                <w:sz w:val="20"/>
               </w:rPr>
               <w:t xml:space="preserve">,</w:t>
             </w:r>
             <w:r>
               <w:rPr>
-                <w:sz w:val="21"/>
-              </w:rPr>
-              <w:t xml:space="preserve"> </w:t>
-            </w:r>
-            <w:hyperlink r:id="rId53">
+                <w:sz w:val="20"/>
+              </w:rPr>
+              <w:t xml:space="preserve"> </w:t>
+            </w:r>
+            <w:hyperlink r:id="rId54">
               <w:r>
                 <w:rPr>
                   <w:rStyle w:val="VerbatimChar"/>
@@ -1691,7 +1691,7 @@
         </w:tc>
         <w:tc>
           <w:tcPr>
-            <w:tcW w:type="dxa" w:w="1996"/>
+            <w:tcW w:type="dxa" w:w="1970"/>
           </w:tcPr>
           <w:p>
             <w:pPr>
@@ -1708,13 +1708,13 @@
             </w:hyperlink>
             <w:r>
               <w:rPr>
-                <w:sz w:val="21"/>
+                <w:sz w:val="20"/>
               </w:rPr>
               <w:t xml:space="preserve">,</w:t>
             </w:r>
             <w:r>
               <w:rPr>
-                <w:sz w:val="21"/>
+                <w:sz w:val="20"/>
               </w:rPr>
               <w:t xml:space="preserve"> </w:t>
             </w:r>
@@ -1732,16 +1732,16 @@
       <w:tr>
         <w:tc>
           <w:tcPr>
-            <w:tcW w:type="dxa" w:w="1875"/>
-          </w:tcPr>
-          <w:p>
-            <w:pPr>
-              <w:pStyle w:val="Compact"/>
-              <w:jc w:val="left"/>
-            </w:pPr>
-            <w:r>
-              <w:rPr>
-                <w:sz w:val="21"/>
+            <w:tcW w:type="dxa" w:w="1850"/>
+          </w:tcPr>
+          <w:p>
+            <w:pPr>
+              <w:pStyle w:val="Compact"/>
+              <w:jc w:val="left"/>
+            </w:pPr>
+            <w:r>
+              <w:rPr>
+                <w:sz w:val="20"/>
               </w:rPr>
               <w:t xml:space="preserve">Final Submission</w:t>
             </w:r>
@@ -1749,16 +1749,16 @@
         </w:tc>
         <w:tc>
           <w:tcPr>
-            <w:tcW w:type="dxa" w:w="1497"/>
-          </w:tcPr>
-          <w:p>
-            <w:pPr>
-              <w:pStyle w:val="Compact"/>
-              <w:jc w:val="left"/>
-            </w:pPr>
-            <w:r>
-              <w:rPr>
-                <w:sz w:val="21"/>
+            <w:tcW w:type="dxa" w:w="1477"/>
+          </w:tcPr>
+          <w:p>
+            <w:pPr>
+              <w:pStyle w:val="Compact"/>
+              <w:jc w:val="left"/>
+            </w:pPr>
+            <w:r>
+              <w:rPr>
+                <w:sz w:val="20"/>
               </w:rPr>
               <w:t xml:space="preserve">29/09/2026</w:t>
             </w:r>
@@ -1766,26 +1766,26 @@
         </w:tc>
         <w:tc>
           <w:tcPr>
-            <w:tcW w:type="dxa" w:w="1996"/>
-          </w:tcPr>
-          <w:p>
-            <w:pPr>
-              <w:pStyle w:val="Compact"/>
-              <w:jc w:val="left"/>
-            </w:pPr>
-            <w:hyperlink r:id="rId46">
-              <w:r>
-                <w:rPr>
-                  <w:rStyle w:val="VerbatimChar"/>
-                </w:rPr>
-                <w:t xml:space="preserve">v-submission-package</w:t>
-              </w:r>
-            </w:hyperlink>
-          </w:p>
-        </w:tc>
-        <w:tc>
-          <w:tcPr>
-            <w:tcW w:type="dxa" w:w="1996"/>
+            <w:tcW w:type="dxa" w:w="2093"/>
+          </w:tcPr>
+          <w:p>
+            <w:pPr>
+              <w:pStyle w:val="Compact"/>
+              <w:jc w:val="left"/>
+            </w:pPr>
+            <w:hyperlink r:id="rId55">
+              <w:r>
+                <w:rPr>
+                  <w:rStyle w:val="VerbatimChar"/>
+                </w:rPr>
+                <w:t xml:space="preserve">v-final-release</w:t>
+              </w:r>
+            </w:hyperlink>
+          </w:p>
+        </w:tc>
+        <w:tc>
+          <w:tcPr>
+            <w:tcW w:type="dxa" w:w="1970"/>
           </w:tcPr>
           <w:p>
             <w:pPr>
@@ -1802,17 +1802,17 @@
             </w:hyperlink>
             <w:r>
               <w:rPr>
-                <w:sz w:val="21"/>
+                <w:sz w:val="20"/>
               </w:rPr>
               <w:t xml:space="preserve">,</w:t>
             </w:r>
             <w:r>
               <w:rPr>
-                <w:sz w:val="21"/>
-              </w:rPr>
-              <w:t xml:space="preserve"> </w:t>
-            </w:r>
-            <w:hyperlink r:id="rId54">
+                <w:sz w:val="20"/>
+              </w:rPr>
+              <w:t xml:space="preserve"> </w:t>
+            </w:r>
+            <w:hyperlink r:id="rId56">
               <w:r>
                 <w:rPr>
                   <w:rStyle w:val="VerbatimChar"/>
@@ -1824,7 +1824,7 @@
         </w:tc>
         <w:tc>
           <w:tcPr>
-            <w:tcW w:type="dxa" w:w="1996"/>
+            <w:tcW w:type="dxa" w:w="1970"/>
           </w:tcPr>
           <w:p>
             <w:pPr>
@@ -1841,13 +1841,13 @@
             </w:hyperlink>
             <w:r>
               <w:rPr>
-                <w:sz w:val="21"/>
+                <w:sz w:val="20"/>
               </w:rPr>
               <w:t xml:space="preserve">,</w:t>
             </w:r>
             <w:r>
               <w:rPr>
-                <w:sz w:val="21"/>
+                <w:sz w:val="20"/>
               </w:rPr>
               <w:t xml:space="preserve"> </w:t>
             </w:r>
@@ -1863,8 +1863,8 @@
         </w:tc>
       </w:tr>
     </w:tbl>
-    <w:bookmarkEnd w:id="55"/>
-    <w:bookmarkStart w:id="59" w:name="what-each-tag-points-at"/>
+    <w:bookmarkEnd w:id="57"/>
+    <w:bookmarkStart w:id="60" w:name="what-each-tag-points-at"/>
     <w:p>
       <w:pPr>
         <w:pStyle w:val="Heading1"/>
@@ -1884,12 +1884,12 @@
         <w:t xml:space="preserve"> </w:t>
       </w:r>
       <w:r>
-        <w:t xml:space="preserve">was actually complete, not merely started. All five are listed at</w:t>
+        <w:t xml:space="preserve">was actually complete, not merely started. All of them are listed at</w:t>
       </w:r>
       <w:r>
         <w:t xml:space="preserve"> </w:t>
       </w:r>
-      <w:hyperlink r:id="rId56">
+      <w:hyperlink r:id="rId58">
         <w:r>
           <w:rPr>
             <w:rStyle w:val="Hyperlink"/>
@@ -1905,10 +1905,10 @@
         <w:tblLook w:firstRow="1" w:lastRow="0" w:firstColumn="0" w:lastColumn="0" w:noHBand="0" w:noVBand="0" w:val="0020"/>
       </w:tblPr>
       <w:tblGrid>
-        <w:gridCol w:w="2080"/>
-        <w:gridCol w:w="2080"/>
+        <w:gridCol w:w="2210"/>
+        <w:gridCol w:w="2210"/>
         <w:gridCol w:w="1560"/>
-        <w:gridCol w:w="3640"/>
+        <w:gridCol w:w="3380"/>
       </w:tblGrid>
       <w:tr>
         <w:trPr>
@@ -1916,7 +1916,7 @@
         </w:trPr>
         <w:tc>
           <w:tcPr>
-            <w:tcW w:type="dxa" w:w="2080"/>
+            <w:tcW w:type="dxa" w:w="2210"/>
           </w:tcPr>
           <w:p>
             <w:pPr>
@@ -1930,7 +1930,7 @@
         </w:tc>
         <w:tc>
           <w:tcPr>
-            <w:tcW w:type="dxa" w:w="2080"/>
+            <w:tcW w:type="dxa" w:w="2210"/>
           </w:tcPr>
           <w:p>
             <w:pPr>
@@ -1958,7 +1958,7 @@
         </w:tc>
         <w:tc>
           <w:tcPr>
-            <w:tcW w:type="dxa" w:w="3640"/>
+            <w:tcW w:type="dxa" w:w="3380"/>
           </w:tcPr>
           <w:p>
             <w:pPr>
@@ -1974,7 +1974,7 @@
       <w:tr>
         <w:tc>
           <w:tcPr>
-            <w:tcW w:type="dxa" w:w="2080"/>
+            <w:tcW w:type="dxa" w:w="2210"/>
           </w:tcPr>
           <w:p>
             <w:pPr>
@@ -1993,7 +1993,7 @@
         </w:tc>
         <w:tc>
           <w:tcPr>
-            <w:tcW w:type="dxa" w:w="2080"/>
+            <w:tcW w:type="dxa" w:w="2210"/>
           </w:tcPr>
           <w:p>
             <w:pPr>
@@ -2026,7 +2026,7 @@
         </w:tc>
         <w:tc>
           <w:tcPr>
-            <w:tcW w:type="dxa" w:w="3640"/>
+            <w:tcW w:type="dxa" w:w="3380"/>
           </w:tcPr>
           <w:p>
             <w:pPr>
@@ -2051,7 +2051,7 @@
       <w:tr>
         <w:tc>
           <w:tcPr>
-            <w:tcW w:type="dxa" w:w="2080"/>
+            <w:tcW w:type="dxa" w:w="2210"/>
           </w:tcPr>
           <w:p>
             <w:pPr>
@@ -2070,7 +2070,7 @@
         </w:tc>
         <w:tc>
           <w:tcPr>
-            <w:tcW w:type="dxa" w:w="2080"/>
+            <w:tcW w:type="dxa" w:w="2210"/>
           </w:tcPr>
           <w:p>
             <w:pPr>
@@ -2103,7 +2103,7 @@
         </w:tc>
         <w:tc>
           <w:tcPr>
-            <w:tcW w:type="dxa" w:w="3640"/>
+            <w:tcW w:type="dxa" w:w="3380"/>
           </w:tcPr>
           <w:p>
             <w:pPr>
@@ -2152,7 +2152,7 @@
       <w:tr>
         <w:tc>
           <w:tcPr>
-            <w:tcW w:type="dxa" w:w="2080"/>
+            <w:tcW w:type="dxa" w:w="2210"/>
           </w:tcPr>
           <w:p>
             <w:pPr>
@@ -2171,7 +2171,7 @@
         </w:tc>
         <w:tc>
           <w:tcPr>
-            <w:tcW w:type="dxa" w:w="2080"/>
+            <w:tcW w:type="dxa" w:w="2210"/>
           </w:tcPr>
           <w:p>
             <w:pPr>
@@ -2204,7 +2204,7 @@
         </w:tc>
         <w:tc>
           <w:tcPr>
-            <w:tcW w:type="dxa" w:w="3640"/>
+            <w:tcW w:type="dxa" w:w="3380"/>
           </w:tcPr>
           <w:p>
             <w:pPr>
@@ -2220,7 +2220,7 @@
       <w:tr>
         <w:tc>
           <w:tcPr>
-            <w:tcW w:type="dxa" w:w="2080"/>
+            <w:tcW w:type="dxa" w:w="2210"/>
           </w:tcPr>
           <w:p>
             <w:pPr>
@@ -2239,14 +2239,14 @@
         </w:tc>
         <w:tc>
           <w:tcPr>
-            <w:tcW w:type="dxa" w:w="2080"/>
-          </w:tcPr>
-          <w:p>
-            <w:pPr>
-              <w:pStyle w:val="Compact"/>
-              <w:jc w:val="left"/>
-            </w:pPr>
-            <w:hyperlink r:id="rId57">
+            <w:tcW w:type="dxa" w:w="2210"/>
+          </w:tcPr>
+          <w:p>
+            <w:pPr>
+              <w:pStyle w:val="Compact"/>
+              <w:jc w:val="left"/>
+            </w:pPr>
+            <w:hyperlink r:id="rId59">
               <w:r>
                 <w:rPr>
                   <w:rStyle w:val="VerbatimChar"/>
@@ -2272,7 +2272,7 @@
         </w:tc>
         <w:tc>
           <w:tcPr>
-            <w:tcW w:type="dxa" w:w="3640"/>
+            <w:tcW w:type="dxa" w:w="3380"/>
           </w:tcPr>
           <w:p>
             <w:pPr>
@@ -2297,7 +2297,7 @@
       <w:tr>
         <w:tc>
           <w:tcPr>
-            <w:tcW w:type="dxa" w:w="2080"/>
+            <w:tcW w:type="dxa" w:w="2210"/>
           </w:tcPr>
           <w:p>
             <w:pPr>
@@ -2316,7 +2316,7 @@
         </w:tc>
         <w:tc>
           <w:tcPr>
-            <w:tcW w:type="dxa" w:w="2080"/>
+            <w:tcW w:type="dxa" w:w="2210"/>
           </w:tcPr>
           <w:p>
             <w:pPr>
@@ -2349,7 +2349,7 @@
         </w:tc>
         <w:tc>
           <w:tcPr>
-            <w:tcW w:type="dxa" w:w="3640"/>
+            <w:tcW w:type="dxa" w:w="3380"/>
           </w:tcPr>
           <w:p>
             <w:pPr>
@@ -2365,14 +2365,14 @@
       <w:tr>
         <w:tc>
           <w:tcPr>
-            <w:tcW w:type="dxa" w:w="2080"/>
-          </w:tcPr>
-          <w:p>
-            <w:pPr>
-              <w:pStyle w:val="Compact"/>
-              <w:jc w:val="left"/>
-            </w:pPr>
-            <w:hyperlink r:id="rId58">
+            <w:tcW w:type="dxa" w:w="2210"/>
+          </w:tcPr>
+          <w:p>
+            <w:pPr>
+              <w:pStyle w:val="Compact"/>
+              <w:jc w:val="left"/>
+            </w:pPr>
+            <w:hyperlink r:id="rId52">
               <w:r>
                 <w:rPr>
                   <w:rStyle w:val="VerbatimChar"/>
@@ -2384,7 +2384,7 @@
         </w:tc>
         <w:tc>
           <w:tcPr>
-            <w:tcW w:type="dxa" w:w="2080"/>
+            <w:tcW w:type="dxa" w:w="2210"/>
           </w:tcPr>
           <w:p>
             <w:pPr>
@@ -2421,7 +2421,7 @@
         </w:tc>
         <w:tc>
           <w:tcPr>
-            <w:tcW w:type="dxa" w:w="3640"/>
+            <w:tcW w:type="dxa" w:w="3380"/>
           </w:tcPr>
           <w:p>
             <w:pPr>
@@ -2430,6 +2430,108 @@
             </w:pPr>
             <w:r>
               <w:t xml:space="preserve">Report revised against the supervisor review: literature review rebuilt from verified sources, reference verification record (Appendix E), feature-to-source map (Appendix F), baselines under stress, platform parity on matched histories, measured memory, native ODK audit log support, and every script Appendix D names. 43 tests passing.</w:t>
+            </w:r>
+          </w:p>
+        </w:tc>
+      </w:tr>
+      <w:tr>
+        <w:tc>
+          <w:tcPr>
+            <w:tcW w:type="dxa" w:w="2210"/>
+          </w:tcPr>
+          <w:p>
+            <w:pPr>
+              <w:pStyle w:val="Compact"/>
+              <w:jc w:val="left"/>
+            </w:pPr>
+            <w:hyperlink r:id="rId55">
+              <w:r>
+                <w:rPr>
+                  <w:rStyle w:val="VerbatimChar"/>
+                </w:rPr>
+                <w:t xml:space="preserve">v-final-release</w:t>
+              </w:r>
+            </w:hyperlink>
+          </w:p>
+        </w:tc>
+        <w:tc>
+          <w:tcPr>
+            <w:tcW w:type="dxa" w:w="2210"/>
+          </w:tcPr>
+          <w:p>
+            <w:pPr>
+              <w:pStyle w:val="Compact"/>
+              <w:jc w:val="left"/>
+            </w:pPr>
+            <w:r>
+              <w:t xml:space="preserve">the tagged commit, resolved by</w:t>
+            </w:r>
+            <w:r>
+              <w:t xml:space="preserve"> </w:t>
+            </w:r>
+            <w:r>
+              <w:rPr>
+                <w:rStyle w:val="VerbatimChar"/>
+              </w:rPr>
+              <w:t xml:space="preserve">git rev-parse v-final-release</w:t>
+            </w:r>
+          </w:p>
+        </w:tc>
+        <w:tc>
+          <w:tcPr>
+            <w:tcW w:type="dxa" w:w="1560"/>
+          </w:tcPr>
+          <w:p>
+            <w:pPr>
+              <w:pStyle w:val="Compact"/>
+              <w:jc w:val="left"/>
+            </w:pPr>
+            <w:r>
+              <w:t xml:space="preserve">22/09/2026</w:t>
+            </w:r>
+          </w:p>
+        </w:tc>
+        <w:tc>
+          <w:tcPr>
+            <w:tcW w:type="dxa" w:w="3380"/>
+          </w:tcPr>
+          <w:p>
+            <w:pPr>
+              <w:pStyle w:val="Compact"/>
+              <w:jc w:val="left"/>
+            </w:pPr>
+            <w:r>
+              <w:t xml:space="preserve">Final release:</w:t>
+            </w:r>
+            <w:r>
+              <w:t xml:space="preserve"> </w:t>
+            </w:r>
+            <w:r>
+              <w:rPr>
+                <w:rStyle w:val="VerbatimChar"/>
+              </w:rPr>
+              <w:t xml:space="preserve">requirements-validated.txt</w:t>
+            </w:r>
+            <w:r>
+              <w:t xml:space="preserve"> </w:t>
+            </w:r>
+            <w:r>
+              <w:t xml:space="preserve">pins the two packages Appendix D.11 needs, so the whole of Appendix D runs from a clean environment; the prevalence envelope measured to ninety percent (report section 6.4, Table 5a, Figure 3, Appendix D.15) and stated as a limitation in section 8; the entropy fence carried onto</w:t>
+            </w:r>
+            <w:r>
+              <w:t xml:space="preserve"> </w:t>
+            </w:r>
+            <w:r>
+              <w:rPr>
+                <w:rStyle w:val="VerbatimChar"/>
+              </w:rPr>
+              <w:t xml:space="preserve">main</w:t>
+            </w:r>
+            <w:r>
+              <w:t xml:space="preserve"> </w:t>
+            </w:r>
+            <w:r>
+              <w:t xml:space="preserve">as an option that is off by default, with its design note. 44 tests passing.</w:t>
             </w:r>
           </w:p>
         </w:tc>
@@ -2452,7 +2554,7 @@
         <w:t xml:space="preserve">main</w:t>
       </w:r>
       <w:r>
-        <w:t xml:space="preserve">. These replace the old tag targets on the unrelated</w:t>
+        <w:t xml:space="preserve">. These replace the old tag targets on the unrelated history of the retired branch</w:t>
       </w:r>
       <w:r>
         <w:t xml:space="preserve"> </w:t>
@@ -2464,10 +2566,19 @@
         <w:t xml:space="preserve">fix/entropy-threshold-relative</w:t>
       </w:r>
       <w:r>
+        <w:t xml:space="preserve">, which is preserved under the tag</w:t>
+      </w:r>
+      <w:r>
         <w:t xml:space="preserve"> </w:t>
       </w:r>
       <w:r>
-        <w:t xml:space="preserve">history.</w:t>
+        <w:rPr>
+          <w:rStyle w:val="VerbatimChar"/>
+        </w:rPr>
+        <w:t xml:space="preserve">archive/entropy-fence</w:t>
+      </w:r>
+      <w:r>
+        <w:t xml:space="preserve">.</w:t>
       </w:r>
     </w:p>
     <w:p>
@@ -2484,8 +2595,8 @@
         <w:t xml:space="preserve">29/09/2026 date and appear to be duplicates; this is queried with the supervisor.</w:t>
       </w:r>
     </w:p>
-    <w:bookmarkEnd w:id="59"/>
-    <w:bookmarkStart w:id="73" w:name="X343555567a2f7f017c0602652a29739aa6e8b64"/>
+    <w:bookmarkEnd w:id="60"/>
+    <w:bookmarkStart w:id="74" w:name="X343555567a2f7f017c0602652a29739aa6e8b64"/>
     <w:p>
       <w:pPr>
         <w:pStyle w:val="Heading1"/>
@@ -2589,7 +2700,7 @@
             <w:r>
               <w:t xml:space="preserve"> </w:t>
             </w:r>
-            <w:hyperlink r:id="rId60">
+            <w:hyperlink r:id="rId61">
               <w:r>
                 <w:rPr>
                   <w:rStyle w:val="VerbatimChar"/>
@@ -2624,7 +2735,7 @@
               <w:pStyle w:val="Compact"/>
               <w:jc w:val="left"/>
             </w:pPr>
-            <w:hyperlink r:id="rId61">
+            <w:hyperlink r:id="rId62">
               <w:r>
                 <w:rPr>
                   <w:rStyle w:val="VerbatimChar"/>
@@ -2638,7 +2749,7 @@
             <w:r>
               <w:t xml:space="preserve"> </w:t>
             </w:r>
-            <w:hyperlink r:id="rId62">
+            <w:hyperlink r:id="rId63">
               <w:r>
                 <w:rPr>
                   <w:rStyle w:val="Hyperlink"/>
@@ -2673,7 +2784,7 @@
               <w:pStyle w:val="Compact"/>
               <w:jc w:val="left"/>
             </w:pPr>
-            <w:hyperlink r:id="rId63">
+            <w:hyperlink r:id="rId64">
               <w:r>
                 <w:rPr>
                   <w:rStyle w:val="VerbatimChar"/>
@@ -2732,7 +2843,7 @@
             <w:r>
               <w:t xml:space="preserve"> </w:t>
             </w:r>
-            <w:hyperlink r:id="rId64">
+            <w:hyperlink r:id="rId65">
               <w:r>
                 <w:rPr>
                   <w:rStyle w:val="VerbatimChar"/>
@@ -2781,7 +2892,7 @@
             <w:r>
               <w:t xml:space="preserve"> </w:t>
             </w:r>
-            <w:hyperlink r:id="rId65">
+            <w:hyperlink r:id="rId66">
               <w:r>
                 <w:rPr>
                   <w:rStyle w:val="Hyperlink"/>
@@ -2868,7 +2979,7 @@
               <w:pStyle w:val="Compact"/>
               <w:jc w:val="left"/>
             </w:pPr>
-            <w:hyperlink r:id="rId66">
+            <w:hyperlink r:id="rId67">
               <w:r>
                 <w:rPr>
                   <w:rStyle w:val="VerbatimChar"/>
@@ -2882,7 +2993,7 @@
             <w:r>
               <w:t xml:space="preserve"> </w:t>
             </w:r>
-            <w:hyperlink r:id="rId67">
+            <w:hyperlink r:id="rId68">
               <w:r>
                 <w:rPr>
                   <w:rStyle w:val="VerbatimChar"/>
@@ -2947,7 +3058,7 @@
             <w:r>
               <w:t xml:space="preserve"> </w:t>
             </w:r>
-            <w:hyperlink r:id="rId68">
+            <w:hyperlink r:id="rId69">
               <w:r>
                 <w:rPr>
                   <w:rStyle w:val="VerbatimChar"/>
@@ -2961,7 +3072,7 @@
             <w:r>
               <w:t xml:space="preserve"> </w:t>
             </w:r>
-            <w:hyperlink r:id="rId69">
+            <w:hyperlink r:id="rId70">
               <w:r>
                 <w:rPr>
                   <w:rStyle w:val="Hyperlink"/>
@@ -2996,7 +3107,7 @@
               <w:pStyle w:val="Compact"/>
               <w:jc w:val="left"/>
             </w:pPr>
-            <w:hyperlink r:id="rId70">
+            <w:hyperlink r:id="rId71">
               <w:r>
                 <w:rPr>
                   <w:rStyle w:val="VerbatimChar"/>
@@ -3010,7 +3121,7 @@
             <w:r>
               <w:t xml:space="preserve"> </w:t>
             </w:r>
-            <w:hyperlink r:id="rId71">
+            <w:hyperlink r:id="rId72">
               <w:r>
                 <w:rPr>
                   <w:rStyle w:val="VerbatimChar"/>
@@ -3024,7 +3135,7 @@
             <w:r>
               <w:t xml:space="preserve"> </w:t>
             </w:r>
-            <w:hyperlink r:id="rId72">
+            <w:hyperlink r:id="rId73">
               <w:r>
                 <w:rPr>
                   <w:rStyle w:val="VerbatimChar"/>
@@ -3036,8 +3147,8 @@
         </w:tc>
       </w:tr>
     </w:tbl>
-    <w:bookmarkEnd w:id="73"/>
-    <w:bookmarkStart w:id="74" w:name="key-commits-what-each-one-proves"/>
+    <w:bookmarkEnd w:id="74"/>
+    <w:bookmarkStart w:id="75" w:name="key-commits-what-each-one-proves"/>
     <w:p>
       <w:pPr>
         <w:pStyle w:val="Heading1"/>
@@ -3414,7 +3525,7 @@
               <w:pStyle w:val="Compact"/>
               <w:jc w:val="left"/>
             </w:pPr>
-            <w:hyperlink r:id="rId53">
+            <w:hyperlink r:id="rId54">
               <w:r>
                 <w:rPr>
                   <w:rStyle w:val="VerbatimChar"/>
@@ -3495,7 +3606,7 @@
         <w:t xml:space="preserve">Links resolve for anyone with access to the repository. To confirm a single point live, open the commits page and read the message and changed files for the hash named above.</w:t>
       </w:r>
     </w:p>
-    <w:bookmarkEnd w:id="74"/>
+    <w:bookmarkEnd w:id="75"/>
     <w:sectPr>
       <w:footnotePr>
         <w:numRestart w:val="eachSect"/>

--- a/docs/deliverables/Evidence_Index.docx
+++ b/docs/deliverables/Evidence_Index.docx
@@ -248,7 +248,7 @@
       </w:hyperlink>
     </w:p>
     <w:bookmarkEnd w:id="15"/>
-    <w:bookmarkStart w:id="57" w:name="milestones-with-proof"/>
+    <w:bookmarkStart w:id="62" w:name="milestones-with-proof"/>
     <w:p>
       <w:pPr>
         <w:pStyle w:val="Heading1"/>
@@ -272,11 +272,11 @@
         <w:tblLook w:firstRow="1" w:lastRow="0" w:firstColumn="0" w:lastColumn="0" w:noHBand="0" w:noVBand="0" w:val="0020"/>
       </w:tblPr>
       <w:tblGrid>
-        <w:gridCol w:w="1850"/>
-        <w:gridCol w:w="1477"/>
-        <w:gridCol w:w="2093"/>
-        <w:gridCol w:w="1970"/>
-        <w:gridCol w:w="1970"/>
+        <w:gridCol w:w="1783"/>
+        <w:gridCol w:w="1425"/>
+        <w:gridCol w:w="2018"/>
+        <w:gridCol w:w="1900"/>
+        <w:gridCol w:w="1900"/>
       </w:tblGrid>
       <w:tr>
         <w:trPr>
@@ -284,7 +284,7 @@
         </w:trPr>
         <w:tc>
           <w:tcPr>
-            <w:tcW w:type="dxa" w:w="1850"/>
+            <w:tcW w:type="dxa" w:w="1783"/>
           </w:tcPr>
           <w:p>
             <w:pPr>
@@ -301,7 +301,7 @@
         </w:tc>
         <w:tc>
           <w:tcPr>
-            <w:tcW w:type="dxa" w:w="1477"/>
+            <w:tcW w:type="dxa" w:w="1425"/>
           </w:tcPr>
           <w:p>
             <w:pPr>
@@ -318,7 +318,7 @@
         </w:tc>
         <w:tc>
           <w:tcPr>
-            <w:tcW w:type="dxa" w:w="2093"/>
+            <w:tcW w:type="dxa" w:w="2018"/>
           </w:tcPr>
           <w:p>
             <w:pPr>
@@ -335,7 +335,7 @@
         </w:tc>
         <w:tc>
           <w:tcPr>
-            <w:tcW w:type="dxa" w:w="1970"/>
+            <w:tcW w:type="dxa" w:w="1900"/>
           </w:tcPr>
           <w:p>
             <w:pPr>
@@ -352,7 +352,7 @@
         </w:tc>
         <w:tc>
           <w:tcPr>
-            <w:tcW w:type="dxa" w:w="1970"/>
+            <w:tcW w:type="dxa" w:w="1900"/>
           </w:tcPr>
           <w:p>
             <w:pPr>
@@ -371,7 +371,7 @@
       <w:tr>
         <w:tc>
           <w:tcPr>
-            <w:tcW w:type="dxa" w:w="1850"/>
+            <w:tcW w:type="dxa" w:w="1783"/>
           </w:tcPr>
           <w:p>
             <w:pPr>
@@ -388,7 +388,7 @@
         </w:tc>
         <w:tc>
           <w:tcPr>
-            <w:tcW w:type="dxa" w:w="1477"/>
+            <w:tcW w:type="dxa" w:w="1425"/>
           </w:tcPr>
           <w:p>
             <w:pPr>
@@ -405,7 +405,7 @@
         </w:tc>
         <w:tc>
           <w:tcPr>
-            <w:tcW w:type="dxa" w:w="2093"/>
+            <w:tcW w:type="dxa" w:w="2018"/>
           </w:tcPr>
           <w:p>
             <w:pPr>
@@ -424,7 +424,7 @@
         </w:tc>
         <w:tc>
           <w:tcPr>
-            <w:tcW w:type="dxa" w:w="1970"/>
+            <w:tcW w:type="dxa" w:w="1900"/>
           </w:tcPr>
           <w:p>
             <w:pPr>
@@ -443,7 +443,7 @@
         </w:tc>
         <w:tc>
           <w:tcPr>
-            <w:tcW w:type="dxa" w:w="1970"/>
+            <w:tcW w:type="dxa" w:w="1900"/>
           </w:tcPr>
           <w:p>
             <w:pPr>
@@ -489,7 +489,7 @@
       <w:tr>
         <w:tc>
           <w:tcPr>
-            <w:tcW w:type="dxa" w:w="1850"/>
+            <w:tcW w:type="dxa" w:w="1783"/>
           </w:tcPr>
           <w:p>
             <w:pPr>
@@ -506,7 +506,7 @@
         </w:tc>
         <w:tc>
           <w:tcPr>
-            <w:tcW w:type="dxa" w:w="1477"/>
+            <w:tcW w:type="dxa" w:w="1425"/>
           </w:tcPr>
           <w:p>
             <w:pPr>
@@ -523,7 +523,7 @@
         </w:tc>
         <w:tc>
           <w:tcPr>
-            <w:tcW w:type="dxa" w:w="2093"/>
+            <w:tcW w:type="dxa" w:w="2018"/>
           </w:tcPr>
           <w:p>
             <w:pPr>
@@ -542,7 +542,7 @@
         </w:tc>
         <w:tc>
           <w:tcPr>
-            <w:tcW w:type="dxa" w:w="1970"/>
+            <w:tcW w:type="dxa" w:w="1900"/>
           </w:tcPr>
           <w:p>
             <w:pPr>
@@ -601,7 +601,7 @@
         </w:tc>
         <w:tc>
           <w:tcPr>
-            <w:tcW w:type="dxa" w:w="1970"/>
+            <w:tcW w:type="dxa" w:w="1900"/>
           </w:tcPr>
           <w:p>
             <w:pPr>
@@ -662,7 +662,7 @@
       <w:tr>
         <w:tc>
           <w:tcPr>
-            <w:tcW w:type="dxa" w:w="1850"/>
+            <w:tcW w:type="dxa" w:w="1783"/>
           </w:tcPr>
           <w:p>
             <w:pPr>
@@ -679,7 +679,7 @@
         </w:tc>
         <w:tc>
           <w:tcPr>
-            <w:tcW w:type="dxa" w:w="1477"/>
+            <w:tcW w:type="dxa" w:w="1425"/>
           </w:tcPr>
           <w:p>
             <w:pPr>
@@ -696,7 +696,7 @@
         </w:tc>
         <w:tc>
           <w:tcPr>
-            <w:tcW w:type="dxa" w:w="2093"/>
+            <w:tcW w:type="dxa" w:w="2018"/>
           </w:tcPr>
           <w:p>
             <w:pPr>
@@ -715,7 +715,7 @@
         </w:tc>
         <w:tc>
           <w:tcPr>
-            <w:tcW w:type="dxa" w:w="1970"/>
+            <w:tcW w:type="dxa" w:w="1900"/>
           </w:tcPr>
           <w:p>
             <w:pPr>
@@ -754,7 +754,7 @@
         </w:tc>
         <w:tc>
           <w:tcPr>
-            <w:tcW w:type="dxa" w:w="1970"/>
+            <w:tcW w:type="dxa" w:w="1900"/>
           </w:tcPr>
           <w:p>
             <w:pPr>
@@ -827,7 +827,7 @@
       <w:tr>
         <w:tc>
           <w:tcPr>
-            <w:tcW w:type="dxa" w:w="1850"/>
+            <w:tcW w:type="dxa" w:w="1783"/>
           </w:tcPr>
           <w:p>
             <w:pPr>
@@ -844,7 +844,7 @@
         </w:tc>
         <w:tc>
           <w:tcPr>
-            <w:tcW w:type="dxa" w:w="1477"/>
+            <w:tcW w:type="dxa" w:w="1425"/>
           </w:tcPr>
           <w:p>
             <w:pPr>
@@ -861,7 +861,7 @@
         </w:tc>
         <w:tc>
           <w:tcPr>
-            <w:tcW w:type="dxa" w:w="2093"/>
+            <w:tcW w:type="dxa" w:w="2018"/>
           </w:tcPr>
           <w:p>
             <w:pPr>
@@ -880,7 +880,7 @@
         </w:tc>
         <w:tc>
           <w:tcPr>
-            <w:tcW w:type="dxa" w:w="1970"/>
+            <w:tcW w:type="dxa" w:w="1900"/>
           </w:tcPr>
           <w:p>
             <w:pPr>
@@ -959,7 +959,7 @@
         </w:tc>
         <w:tc>
           <w:tcPr>
-            <w:tcW w:type="dxa" w:w="1970"/>
+            <w:tcW w:type="dxa" w:w="1900"/>
           </w:tcPr>
           <w:p>
             <w:pPr>
@@ -1020,7 +1020,7 @@
       <w:tr>
         <w:tc>
           <w:tcPr>
-            <w:tcW w:type="dxa" w:w="1850"/>
+            <w:tcW w:type="dxa" w:w="1783"/>
           </w:tcPr>
           <w:p>
             <w:pPr>
@@ -1037,7 +1037,7 @@
         </w:tc>
         <w:tc>
           <w:tcPr>
-            <w:tcW w:type="dxa" w:w="1477"/>
+            <w:tcW w:type="dxa" w:w="1425"/>
           </w:tcPr>
           <w:p>
             <w:pPr>
@@ -1054,7 +1054,7 @@
         </w:tc>
         <w:tc>
           <w:tcPr>
-            <w:tcW w:type="dxa" w:w="2093"/>
+            <w:tcW w:type="dxa" w:w="2018"/>
           </w:tcPr>
           <w:p>
             <w:pPr>
@@ -1073,7 +1073,7 @@
         </w:tc>
         <w:tc>
           <w:tcPr>
-            <w:tcW w:type="dxa" w:w="1970"/>
+            <w:tcW w:type="dxa" w:w="1900"/>
           </w:tcPr>
           <w:p>
             <w:pPr>
@@ -1152,7 +1152,7 @@
         </w:tc>
         <w:tc>
           <w:tcPr>
-            <w:tcW w:type="dxa" w:w="1970"/>
+            <w:tcW w:type="dxa" w:w="1900"/>
           </w:tcPr>
           <w:p>
             <w:pPr>
@@ -1193,7 +1193,7 @@
       <w:tr>
         <w:tc>
           <w:tcPr>
-            <w:tcW w:type="dxa" w:w="1850"/>
+            <w:tcW w:type="dxa" w:w="1783"/>
           </w:tcPr>
           <w:p>
             <w:pPr>
@@ -1210,7 +1210,7 @@
         </w:tc>
         <w:tc>
           <w:tcPr>
-            <w:tcW w:type="dxa" w:w="1477"/>
+            <w:tcW w:type="dxa" w:w="1425"/>
           </w:tcPr>
           <w:p>
             <w:pPr>
@@ -1227,7 +1227,7 @@
         </w:tc>
         <w:tc>
           <w:tcPr>
-            <w:tcW w:type="dxa" w:w="2093"/>
+            <w:tcW w:type="dxa" w:w="2018"/>
           </w:tcPr>
           <w:p>
             <w:pPr>
@@ -1246,7 +1246,7 @@
         </w:tc>
         <w:tc>
           <w:tcPr>
-            <w:tcW w:type="dxa" w:w="1970"/>
+            <w:tcW w:type="dxa" w:w="1900"/>
           </w:tcPr>
           <w:p>
             <w:pPr>
@@ -1325,7 +1325,7 @@
         </w:tc>
         <w:tc>
           <w:tcPr>
-            <w:tcW w:type="dxa" w:w="1970"/>
+            <w:tcW w:type="dxa" w:w="1900"/>
           </w:tcPr>
           <w:p>
             <w:pPr>
@@ -1386,7 +1386,7 @@
       <w:tr>
         <w:tc>
           <w:tcPr>
-            <w:tcW w:type="dxa" w:w="1850"/>
+            <w:tcW w:type="dxa" w:w="1783"/>
           </w:tcPr>
           <w:p>
             <w:pPr>
@@ -1403,7 +1403,7 @@
         </w:tc>
         <w:tc>
           <w:tcPr>
-            <w:tcW w:type="dxa" w:w="1477"/>
+            <w:tcW w:type="dxa" w:w="1425"/>
           </w:tcPr>
           <w:p>
             <w:pPr>
@@ -1420,7 +1420,7 @@
         </w:tc>
         <w:tc>
           <w:tcPr>
-            <w:tcW w:type="dxa" w:w="2093"/>
+            <w:tcW w:type="dxa" w:w="2018"/>
           </w:tcPr>
           <w:p>
             <w:pPr>
@@ -1439,7 +1439,7 @@
         </w:tc>
         <w:tc>
           <w:tcPr>
-            <w:tcW w:type="dxa" w:w="1970"/>
+            <w:tcW w:type="dxa" w:w="1900"/>
           </w:tcPr>
           <w:p>
             <w:pPr>
@@ -1518,7 +1518,7 @@
         </w:tc>
         <w:tc>
           <w:tcPr>
-            <w:tcW w:type="dxa" w:w="1970"/>
+            <w:tcW w:type="dxa" w:w="1900"/>
           </w:tcPr>
           <w:p>
             <w:pPr>
@@ -1559,7 +1559,7 @@
       <w:tr>
         <w:tc>
           <w:tcPr>
-            <w:tcW w:type="dxa" w:w="1850"/>
+            <w:tcW w:type="dxa" w:w="1783"/>
           </w:tcPr>
           <w:p>
             <w:pPr>
@@ -1576,7 +1576,7 @@
         </w:tc>
         <w:tc>
           <w:tcPr>
-            <w:tcW w:type="dxa" w:w="1477"/>
+            <w:tcW w:type="dxa" w:w="1425"/>
           </w:tcPr>
           <w:p>
             <w:pPr>
@@ -1593,7 +1593,7 @@
         </w:tc>
         <w:tc>
           <w:tcPr>
-            <w:tcW w:type="dxa" w:w="2093"/>
+            <w:tcW w:type="dxa" w:w="2018"/>
           </w:tcPr>
           <w:p>
             <w:pPr>
@@ -1612,19 +1612,19 @@
         </w:tc>
         <w:tc>
           <w:tcPr>
-            <w:tcW w:type="dxa" w:w="1970"/>
-          </w:tcPr>
-          <w:p>
-            <w:pPr>
-              <w:pStyle w:val="Compact"/>
-              <w:jc w:val="left"/>
-            </w:pPr>
-            <w:hyperlink r:id="rId47">
-              <w:r>
-                <w:rPr>
-                  <w:rStyle w:val="VerbatimChar"/>
-                </w:rPr>
-                <w:t xml:space="preserve">afdfb32</w:t>
+            <w:tcW w:type="dxa" w:w="1900"/>
+          </w:tcPr>
+          <w:p>
+            <w:pPr>
+              <w:pStyle w:val="Compact"/>
+              <w:jc w:val="left"/>
+            </w:pPr>
+            <w:hyperlink r:id="rId53">
+              <w:r>
+                <w:rPr>
+                  <w:rStyle w:val="VerbatimChar"/>
+                </w:rPr>
+                <w:t xml:space="preserve">a432441</w:t>
               </w:r>
             </w:hyperlink>
             <w:r>
@@ -1639,12 +1639,12 @@
               </w:rPr>
               <w:t xml:space="preserve"> </w:t>
             </w:r>
-            <w:hyperlink r:id="rId48">
-              <w:r>
-                <w:rPr>
-                  <w:rStyle w:val="VerbatimChar"/>
-                </w:rPr>
-                <w:t xml:space="preserve">e4dfaee</w:t>
+            <w:hyperlink r:id="rId54">
+              <w:r>
+                <w:rPr>
+                  <w:rStyle w:val="VerbatimChar"/>
+                </w:rPr>
+                <w:t xml:space="preserve">53ceeb8</w:t>
               </w:r>
             </w:hyperlink>
             <w:r>
@@ -1659,12 +1659,12 @@
               </w:rPr>
               <w:t xml:space="preserve"> </w:t>
             </w:r>
-            <w:hyperlink r:id="rId53">
-              <w:r>
-                <w:rPr>
-                  <w:rStyle w:val="VerbatimChar"/>
-                </w:rPr>
-                <w:t xml:space="preserve">68c8418</w:t>
+            <w:hyperlink r:id="rId55">
+              <w:r>
+                <w:rPr>
+                  <w:rStyle w:val="VerbatimChar"/>
+                </w:rPr>
+                <w:t xml:space="preserve">fa35766</w:t>
               </w:r>
             </w:hyperlink>
             <w:r>
@@ -1679,19 +1679,19 @@
               </w:rPr>
               <w:t xml:space="preserve"> </w:t>
             </w:r>
-            <w:hyperlink r:id="rId54">
-              <w:r>
-                <w:rPr>
-                  <w:rStyle w:val="VerbatimChar"/>
-                </w:rPr>
-                <w:t xml:space="preserve">10e3999</w:t>
-              </w:r>
-            </w:hyperlink>
-          </w:p>
-        </w:tc>
-        <w:tc>
-          <w:tcPr>
-            <w:tcW w:type="dxa" w:w="1970"/>
+            <w:hyperlink r:id="rId56">
+              <w:r>
+                <w:rPr>
+                  <w:rStyle w:val="VerbatimChar"/>
+                </w:rPr>
+                <w:t xml:space="preserve">4f62574</w:t>
+              </w:r>
+            </w:hyperlink>
+          </w:p>
+        </w:tc>
+        <w:tc>
+          <w:tcPr>
+            <w:tcW w:type="dxa" w:w="1900"/>
           </w:tcPr>
           <w:p>
             <w:pPr>
@@ -1732,7 +1732,7 @@
       <w:tr>
         <w:tc>
           <w:tcPr>
-            <w:tcW w:type="dxa" w:w="1850"/>
+            <w:tcW w:type="dxa" w:w="1783"/>
           </w:tcPr>
           <w:p>
             <w:pPr>
@@ -1749,7 +1749,7 @@
         </w:tc>
         <w:tc>
           <w:tcPr>
-            <w:tcW w:type="dxa" w:w="1477"/>
+            <w:tcW w:type="dxa" w:w="1425"/>
           </w:tcPr>
           <w:p>
             <w:pPr>
@@ -1766,14 +1766,14 @@
         </w:tc>
         <w:tc>
           <w:tcPr>
-            <w:tcW w:type="dxa" w:w="2093"/>
-          </w:tcPr>
-          <w:p>
-            <w:pPr>
-              <w:pStyle w:val="Compact"/>
-              <w:jc w:val="left"/>
-            </w:pPr>
-            <w:hyperlink r:id="rId55">
+            <w:tcW w:type="dxa" w:w="2018"/>
+          </w:tcPr>
+          <w:p>
+            <w:pPr>
+              <w:pStyle w:val="Compact"/>
+              <w:jc w:val="left"/>
+            </w:pPr>
+            <w:hyperlink r:id="rId57">
               <w:r>
                 <w:rPr>
                   <w:rStyle w:val="VerbatimChar"/>
@@ -1785,19 +1785,19 @@
         </w:tc>
         <w:tc>
           <w:tcPr>
-            <w:tcW w:type="dxa" w:w="1970"/>
-          </w:tcPr>
-          <w:p>
-            <w:pPr>
-              <w:pStyle w:val="Compact"/>
-              <w:jc w:val="left"/>
-            </w:pPr>
-            <w:hyperlink r:id="rId48">
-              <w:r>
-                <w:rPr>
-                  <w:rStyle w:val="VerbatimChar"/>
-                </w:rPr>
-                <w:t xml:space="preserve">e4dfaee</w:t>
+            <w:tcW w:type="dxa" w:w="1900"/>
+          </w:tcPr>
+          <w:p>
+            <w:pPr>
+              <w:pStyle w:val="Compact"/>
+              <w:jc w:val="left"/>
+            </w:pPr>
+            <w:hyperlink r:id="rId58">
+              <w:r>
+                <w:rPr>
+                  <w:rStyle w:val="VerbatimChar"/>
+                </w:rPr>
+                <w:t xml:space="preserve">c71fbb6</w:t>
               </w:r>
             </w:hyperlink>
             <w:r>
@@ -1812,19 +1812,59 @@
               </w:rPr>
               <w:t xml:space="preserve"> </w:t>
             </w:r>
-            <w:hyperlink r:id="rId56">
-              <w:r>
-                <w:rPr>
-                  <w:rStyle w:val="VerbatimChar"/>
-                </w:rPr>
-                <w:t xml:space="preserve">583ef94</w:t>
-              </w:r>
-            </w:hyperlink>
-          </w:p>
-        </w:tc>
-        <w:tc>
-          <w:tcPr>
-            <w:tcW w:type="dxa" w:w="1970"/>
+            <w:hyperlink r:id="rId59">
+              <w:r>
+                <w:rPr>
+                  <w:rStyle w:val="VerbatimChar"/>
+                </w:rPr>
+                <w:t xml:space="preserve">349e715</w:t>
+              </w:r>
+            </w:hyperlink>
+            <w:r>
+              <w:rPr>
+                <w:sz w:val="20"/>
+              </w:rPr>
+              <w:t xml:space="preserve">,</w:t>
+            </w:r>
+            <w:r>
+              <w:rPr>
+                <w:sz w:val="20"/>
+              </w:rPr>
+              <w:t xml:space="preserve"> </w:t>
+            </w:r>
+            <w:hyperlink r:id="rId60">
+              <w:r>
+                <w:rPr>
+                  <w:rStyle w:val="VerbatimChar"/>
+                </w:rPr>
+                <w:t xml:space="preserve">e7d4fbb</w:t>
+              </w:r>
+            </w:hyperlink>
+            <w:r>
+              <w:rPr>
+                <w:sz w:val="20"/>
+              </w:rPr>
+              <w:t xml:space="preserve">,</w:t>
+            </w:r>
+            <w:r>
+              <w:rPr>
+                <w:sz w:val="20"/>
+              </w:rPr>
+              <w:t xml:space="preserve"> </w:t>
+            </w:r>
+            <w:hyperlink r:id="rId61">
+              <w:r>
+                <w:rPr>
+                  <w:rStyle w:val="VerbatimChar"/>
+                </w:rPr>
+                <w:t xml:space="preserve">39cdcc9</w:t>
+              </w:r>
+            </w:hyperlink>
+          </w:p>
+        </w:tc>
+        <w:tc>
+          <w:tcPr>
+            <w:tcW w:type="dxa" w:w="1900"/>
           </w:tcPr>
           <w:p>
             <w:pPr>
@@ -1863,8 +1903,8 @@
         </w:tc>
       </w:tr>
     </w:tbl>
-    <w:bookmarkEnd w:id="57"/>
-    <w:bookmarkStart w:id="60" w:name="what-each-tag-points-at"/>
+    <w:bookmarkEnd w:id="62"/>
+    <w:bookmarkStart w:id="65" w:name="what-each-tag-points-at"/>
     <w:p>
       <w:pPr>
         <w:pStyle w:val="Heading1"/>
@@ -1889,7 +1929,7 @@
       <w:r>
         <w:t xml:space="preserve"> </w:t>
       </w:r>
-      <w:hyperlink r:id="rId58">
+      <w:hyperlink r:id="rId63">
         <w:r>
           <w:rPr>
             <w:rStyle w:val="Hyperlink"/>
@@ -1908,7 +1948,7 @@
         <w:gridCol w:w="2210"/>
         <w:gridCol w:w="2210"/>
         <w:gridCol w:w="1560"/>
-        <w:gridCol w:w="3380"/>
+        <w:gridCol w:w="3046"/>
       </w:tblGrid>
       <w:tr>
         <w:trPr>
@@ -1958,7 +1998,7 @@
         </w:tc>
         <w:tc>
           <w:tcPr>
-            <w:tcW w:type="dxa" w:w="3380"/>
+            <w:tcW w:type="dxa" w:w="3046"/>
           </w:tcPr>
           <w:p>
             <w:pPr>
@@ -2026,7 +2066,7 @@
         </w:tc>
         <w:tc>
           <w:tcPr>
-            <w:tcW w:type="dxa" w:w="3380"/>
+            <w:tcW w:type="dxa" w:w="3046"/>
           </w:tcPr>
           <w:p>
             <w:pPr>
@@ -2103,7 +2143,7 @@
         </w:tc>
         <w:tc>
           <w:tcPr>
-            <w:tcW w:type="dxa" w:w="3380"/>
+            <w:tcW w:type="dxa" w:w="3046"/>
           </w:tcPr>
           <w:p>
             <w:pPr>
@@ -2204,7 +2244,7 @@
         </w:tc>
         <w:tc>
           <w:tcPr>
-            <w:tcW w:type="dxa" w:w="3380"/>
+            <w:tcW w:type="dxa" w:w="3046"/>
           </w:tcPr>
           <w:p>
             <w:pPr>
@@ -2246,7 +2286,7 @@
               <w:pStyle w:val="Compact"/>
               <w:jc w:val="left"/>
             </w:pPr>
-            <w:hyperlink r:id="rId59">
+            <w:hyperlink r:id="rId64">
               <w:r>
                 <w:rPr>
                   <w:rStyle w:val="VerbatimChar"/>
@@ -2272,7 +2312,7 @@
         </w:tc>
         <w:tc>
           <w:tcPr>
-            <w:tcW w:type="dxa" w:w="3380"/>
+            <w:tcW w:type="dxa" w:w="3046"/>
           </w:tcPr>
           <w:p>
             <w:pPr>
@@ -2349,7 +2389,7 @@
         </w:tc>
         <w:tc>
           <w:tcPr>
-            <w:tcW w:type="dxa" w:w="3380"/>
+            <w:tcW w:type="dxa" w:w="3046"/>
           </w:tcPr>
           <w:p>
             <w:pPr>
@@ -2421,7 +2461,7 @@
         </w:tc>
         <w:tc>
           <w:tcPr>
-            <w:tcW w:type="dxa" w:w="3380"/>
+            <w:tcW w:type="dxa" w:w="3046"/>
           </w:tcPr>
           <w:p>
             <w:pPr>
@@ -2444,7 +2484,7 @@
               <w:pStyle w:val="Compact"/>
               <w:jc w:val="left"/>
             </w:pPr>
-            <w:hyperlink r:id="rId55">
+            <w:hyperlink r:id="rId57">
               <w:r>
                 <w:rPr>
                   <w:rStyle w:val="VerbatimChar"/>
@@ -2493,7 +2533,7 @@
         </w:tc>
         <w:tc>
           <w:tcPr>
-            <w:tcW w:type="dxa" w:w="3380"/>
+            <w:tcW w:type="dxa" w:w="3046"/>
           </w:tcPr>
           <w:p>
             <w:pPr>
@@ -2595,8 +2635,8 @@
         <w:t xml:space="preserve">29/09/2026 date and appear to be duplicates; this is queried with the supervisor.</w:t>
       </w:r>
     </w:p>
-    <w:bookmarkEnd w:id="60"/>
-    <w:bookmarkStart w:id="74" w:name="X343555567a2f7f017c0602652a29739aa6e8b64"/>
+    <w:bookmarkEnd w:id="65"/>
+    <w:bookmarkStart w:id="79" w:name="X343555567a2f7f017c0602652a29739aa6e8b64"/>
     <w:p>
       <w:pPr>
         <w:pStyle w:val="Heading1"/>
@@ -2613,7 +2653,7 @@
       </w:tblPr>
       <w:tblGrid>
         <w:gridCol w:w="2080"/>
-        <w:gridCol w:w="7280"/>
+        <w:gridCol w:w="6946"/>
       </w:tblGrid>
       <w:tr>
         <w:trPr>
@@ -2635,7 +2675,7 @@
         </w:tc>
         <w:tc>
           <w:tcPr>
-            <w:tcW w:type="dxa" w:w="7280"/>
+            <w:tcW w:type="dxa" w:w="6946"/>
           </w:tcPr>
           <w:p>
             <w:pPr>
@@ -2665,7 +2705,7 @@
         </w:tc>
         <w:tc>
           <w:tcPr>
-            <w:tcW w:type="dxa" w:w="7280"/>
+            <w:tcW w:type="dxa" w:w="6946"/>
           </w:tcPr>
           <w:p>
             <w:pPr>
@@ -2700,7 +2740,7 @@
             <w:r>
               <w:t xml:space="preserve"> </w:t>
             </w:r>
-            <w:hyperlink r:id="rId61">
+            <w:hyperlink r:id="rId66">
               <w:r>
                 <w:rPr>
                   <w:rStyle w:val="VerbatimChar"/>
@@ -2728,14 +2768,14 @@
         </w:tc>
         <w:tc>
           <w:tcPr>
-            <w:tcW w:type="dxa" w:w="7280"/>
-          </w:tcPr>
-          <w:p>
-            <w:pPr>
-              <w:pStyle w:val="Compact"/>
-              <w:jc w:val="left"/>
-            </w:pPr>
-            <w:hyperlink r:id="rId62">
+            <w:tcW w:type="dxa" w:w="6946"/>
+          </w:tcPr>
+          <w:p>
+            <w:pPr>
+              <w:pStyle w:val="Compact"/>
+              <w:jc w:val="left"/>
+            </w:pPr>
+            <w:hyperlink r:id="rId67">
               <w:r>
                 <w:rPr>
                   <w:rStyle w:val="VerbatimChar"/>
@@ -2749,7 +2789,7 @@
             <w:r>
               <w:t xml:space="preserve"> </w:t>
             </w:r>
-            <w:hyperlink r:id="rId63">
+            <w:hyperlink r:id="rId68">
               <w:r>
                 <w:rPr>
                   <w:rStyle w:val="Hyperlink"/>
@@ -2777,14 +2817,14 @@
         </w:tc>
         <w:tc>
           <w:tcPr>
-            <w:tcW w:type="dxa" w:w="7280"/>
-          </w:tcPr>
-          <w:p>
-            <w:pPr>
-              <w:pStyle w:val="Compact"/>
-              <w:jc w:val="left"/>
-            </w:pPr>
-            <w:hyperlink r:id="rId64">
+            <w:tcW w:type="dxa" w:w="6946"/>
+          </w:tcPr>
+          <w:p>
+            <w:pPr>
+              <w:pStyle w:val="Compact"/>
+              <w:jc w:val="left"/>
+            </w:pPr>
+            <w:hyperlink r:id="rId69">
               <w:r>
                 <w:rPr>
                   <w:rStyle w:val="VerbatimChar"/>
@@ -2843,7 +2883,7 @@
             <w:r>
               <w:t xml:space="preserve"> </w:t>
             </w:r>
-            <w:hyperlink r:id="rId65">
+            <w:hyperlink r:id="rId70">
               <w:r>
                 <w:rPr>
                   <w:rStyle w:val="VerbatimChar"/>
@@ -2871,7 +2911,7 @@
         </w:tc>
         <w:tc>
           <w:tcPr>
-            <w:tcW w:type="dxa" w:w="7280"/>
+            <w:tcW w:type="dxa" w:w="6946"/>
           </w:tcPr>
           <w:p>
             <w:pPr>
@@ -2892,7 +2932,7 @@
             <w:r>
               <w:t xml:space="preserve"> </w:t>
             </w:r>
-            <w:hyperlink r:id="rId66">
+            <w:hyperlink r:id="rId71">
               <w:r>
                 <w:rPr>
                   <w:rStyle w:val="Hyperlink"/>
@@ -2920,7 +2960,7 @@
         </w:tc>
         <w:tc>
           <w:tcPr>
-            <w:tcW w:type="dxa" w:w="7280"/>
+            <w:tcW w:type="dxa" w:w="6946"/>
           </w:tcPr>
           <w:p>
             <w:pPr>
@@ -2972,14 +3012,14 @@
         </w:tc>
         <w:tc>
           <w:tcPr>
-            <w:tcW w:type="dxa" w:w="7280"/>
-          </w:tcPr>
-          <w:p>
-            <w:pPr>
-              <w:pStyle w:val="Compact"/>
-              <w:jc w:val="left"/>
-            </w:pPr>
-            <w:hyperlink r:id="rId67">
+            <w:tcW w:type="dxa" w:w="6946"/>
+          </w:tcPr>
+          <w:p>
+            <w:pPr>
+              <w:pStyle w:val="Compact"/>
+              <w:jc w:val="left"/>
+            </w:pPr>
+            <w:hyperlink r:id="rId72">
               <w:r>
                 <w:rPr>
                   <w:rStyle w:val="VerbatimChar"/>
@@ -2993,7 +3033,7 @@
             <w:r>
               <w:t xml:space="preserve"> </w:t>
             </w:r>
-            <w:hyperlink r:id="rId68">
+            <w:hyperlink r:id="rId73">
               <w:r>
                 <w:rPr>
                   <w:rStyle w:val="VerbatimChar"/>
@@ -3021,7 +3061,7 @@
         </w:tc>
         <w:tc>
           <w:tcPr>
-            <w:tcW w:type="dxa" w:w="7280"/>
+            <w:tcW w:type="dxa" w:w="6946"/>
           </w:tcPr>
           <w:p>
             <w:pPr>
@@ -3058,7 +3098,7 @@
             <w:r>
               <w:t xml:space="preserve"> </w:t>
             </w:r>
-            <w:hyperlink r:id="rId69">
+            <w:hyperlink r:id="rId74">
               <w:r>
                 <w:rPr>
                   <w:rStyle w:val="VerbatimChar"/>
@@ -3072,7 +3112,7 @@
             <w:r>
               <w:t xml:space="preserve"> </w:t>
             </w:r>
-            <w:hyperlink r:id="rId70">
+            <w:hyperlink r:id="rId75">
               <w:r>
                 <w:rPr>
                   <w:rStyle w:val="Hyperlink"/>
@@ -3100,14 +3140,14 @@
         </w:tc>
         <w:tc>
           <w:tcPr>
-            <w:tcW w:type="dxa" w:w="7280"/>
-          </w:tcPr>
-          <w:p>
-            <w:pPr>
-              <w:pStyle w:val="Compact"/>
-              <w:jc w:val="left"/>
-            </w:pPr>
-            <w:hyperlink r:id="rId71">
+            <w:tcW w:type="dxa" w:w="6946"/>
+          </w:tcPr>
+          <w:p>
+            <w:pPr>
+              <w:pStyle w:val="Compact"/>
+              <w:jc w:val="left"/>
+            </w:pPr>
+            <w:hyperlink r:id="rId76">
               <w:r>
                 <w:rPr>
                   <w:rStyle w:val="VerbatimChar"/>
@@ -3121,7 +3161,7 @@
             <w:r>
               <w:t xml:space="preserve"> </w:t>
             </w:r>
-            <w:hyperlink r:id="rId72">
+            <w:hyperlink r:id="rId77">
               <w:r>
                 <w:rPr>
                   <w:rStyle w:val="VerbatimChar"/>
@@ -3135,7 +3175,7 @@
             <w:r>
               <w:t xml:space="preserve"> </w:t>
             </w:r>
-            <w:hyperlink r:id="rId73">
+            <w:hyperlink r:id="rId78">
               <w:r>
                 <w:rPr>
                   <w:rStyle w:val="VerbatimChar"/>
@@ -3147,8 +3187,8 @@
         </w:tc>
       </w:tr>
     </w:tbl>
-    <w:bookmarkEnd w:id="74"/>
-    <w:bookmarkStart w:id="75" w:name="key-commits-what-each-one-proves"/>
+    <w:bookmarkEnd w:id="79"/>
+    <w:bookmarkStart w:id="81" w:name="key-commits-what-each-one-proves"/>
     <w:p>
       <w:pPr>
         <w:pStyle w:val="Heading1"/>
@@ -3165,7 +3205,7 @@
       </w:tblPr>
       <w:tblGrid>
         <w:gridCol w:w="1170"/>
-        <w:gridCol w:w="8190"/>
+        <w:gridCol w:w="7856"/>
       </w:tblGrid>
       <w:tr>
         <w:trPr>
@@ -3187,7 +3227,7 @@
         </w:tc>
         <w:tc>
           <w:tcPr>
-            <w:tcW w:type="dxa" w:w="8190"/>
+            <w:tcW w:type="dxa" w:w="7856"/>
           </w:tcPr>
           <w:p>
             <w:pPr>
@@ -3222,7 +3262,7 @@
         </w:tc>
         <w:tc>
           <w:tcPr>
-            <w:tcW w:type="dxa" w:w="8190"/>
+            <w:tcW w:type="dxa" w:w="7856"/>
           </w:tcPr>
           <w:p>
             <w:pPr>
@@ -3257,7 +3297,7 @@
         </w:tc>
         <w:tc>
           <w:tcPr>
-            <w:tcW w:type="dxa" w:w="8190"/>
+            <w:tcW w:type="dxa" w:w="7856"/>
           </w:tcPr>
           <w:p>
             <w:pPr>
@@ -3292,7 +3332,7 @@
         </w:tc>
         <w:tc>
           <w:tcPr>
-            <w:tcW w:type="dxa" w:w="8190"/>
+            <w:tcW w:type="dxa" w:w="7856"/>
           </w:tcPr>
           <w:p>
             <w:pPr>
@@ -3327,7 +3367,7 @@
         </w:tc>
         <w:tc>
           <w:tcPr>
-            <w:tcW w:type="dxa" w:w="8190"/>
+            <w:tcW w:type="dxa" w:w="7856"/>
           </w:tcPr>
           <w:p>
             <w:pPr>
@@ -3362,7 +3402,7 @@
         </w:tc>
         <w:tc>
           <w:tcPr>
-            <w:tcW w:type="dxa" w:w="8190"/>
+            <w:tcW w:type="dxa" w:w="7856"/>
           </w:tcPr>
           <w:p>
             <w:pPr>
@@ -3397,7 +3437,7 @@
         </w:tc>
         <w:tc>
           <w:tcPr>
-            <w:tcW w:type="dxa" w:w="8190"/>
+            <w:tcW w:type="dxa" w:w="7856"/>
           </w:tcPr>
           <w:p>
             <w:pPr>
@@ -3432,7 +3472,7 @@
         </w:tc>
         <w:tc>
           <w:tcPr>
-            <w:tcW w:type="dxa" w:w="8190"/>
+            <w:tcW w:type="dxa" w:w="7856"/>
           </w:tcPr>
           <w:p>
             <w:pPr>
@@ -3467,7 +3507,7 @@
         </w:tc>
         <w:tc>
           <w:tcPr>
-            <w:tcW w:type="dxa" w:w="8190"/>
+            <w:tcW w:type="dxa" w:w="7856"/>
           </w:tcPr>
           <w:p>
             <w:pPr>
@@ -3502,7 +3542,7 @@
         </w:tc>
         <w:tc>
           <w:tcPr>
-            <w:tcW w:type="dxa" w:w="8190"/>
+            <w:tcW w:type="dxa" w:w="7856"/>
           </w:tcPr>
           <w:p>
             <w:pPr>
@@ -3525,7 +3565,7 @@
               <w:pStyle w:val="Compact"/>
               <w:jc w:val="left"/>
             </w:pPr>
-            <w:hyperlink r:id="rId54">
+            <w:hyperlink r:id="rId80">
               <w:r>
                 <w:rPr>
                   <w:rStyle w:val="VerbatimChar"/>
@@ -3537,7 +3577,7 @@
         </w:tc>
         <w:tc>
           <w:tcPr>
-            <w:tcW w:type="dxa" w:w="8190"/>
+            <w:tcW w:type="dxa" w:w="7856"/>
           </w:tcPr>
           <w:p>
             <w:pPr>
@@ -3572,7 +3612,7 @@
         </w:tc>
         <w:tc>
           <w:tcPr>
-            <w:tcW w:type="dxa" w:w="8190"/>
+            <w:tcW w:type="dxa" w:w="7856"/>
           </w:tcPr>
           <w:p>
             <w:pPr>
@@ -3593,6 +3633,334 @@
             </w:r>
             <w:r>
               <w:t xml:space="preserve">, deliverable status refreshed, and release metadata added</w:t>
+            </w:r>
+          </w:p>
+        </w:tc>
+      </w:tr>
+      <w:tr>
+        <w:tc>
+          <w:tcPr>
+            <w:tcW w:type="dxa" w:w="1170"/>
+          </w:tcPr>
+          <w:p>
+            <w:pPr>
+              <w:pStyle w:val="Compact"/>
+              <w:jc w:val="left"/>
+            </w:pPr>
+            <w:hyperlink r:id="rId53">
+              <w:r>
+                <w:rPr>
+                  <w:rStyle w:val="VerbatimChar"/>
+                </w:rPr>
+                <w:t xml:space="preserve">a432441</w:t>
+              </w:r>
+            </w:hyperlink>
+          </w:p>
+        </w:tc>
+        <w:tc>
+          <w:tcPr>
+            <w:tcW w:type="dxa" w:w="7856"/>
+          </w:tcPr>
+          <w:p>
+            <w:pPr>
+              <w:pStyle w:val="Compact"/>
+              <w:jc w:val="left"/>
+            </w:pPr>
+            <w:r>
+              <w:t xml:space="preserve">Literature review rebuilt from verified sources, with Appendices E and F</w:t>
+            </w:r>
+          </w:p>
+        </w:tc>
+      </w:tr>
+      <w:tr>
+        <w:tc>
+          <w:tcPr>
+            <w:tcW w:type="dxa" w:w="1170"/>
+          </w:tcPr>
+          <w:p>
+            <w:pPr>
+              <w:pStyle w:val="Compact"/>
+              <w:jc w:val="left"/>
+            </w:pPr>
+            <w:hyperlink r:id="rId54">
+              <w:r>
+                <w:rPr>
+                  <w:rStyle w:val="VerbatimChar"/>
+                </w:rPr>
+                <w:t xml:space="preserve">53ceeb8</w:t>
+              </w:r>
+            </w:hyperlink>
+          </w:p>
+        </w:tc>
+        <w:tc>
+          <w:tcPr>
+            <w:tcW w:type="dxa" w:w="7856"/>
+          </w:tcPr>
+          <w:p>
+            <w:pPr>
+              <w:pStyle w:val="Compact"/>
+              <w:jc w:val="left"/>
+            </w:pPr>
+            <w:r>
+              <w:t xml:space="preserve">Baselines under stress, platform parity on matched histories, and measured memory</w:t>
+            </w:r>
+          </w:p>
+        </w:tc>
+      </w:tr>
+      <w:tr>
+        <w:tc>
+          <w:tcPr>
+            <w:tcW w:type="dxa" w:w="1170"/>
+          </w:tcPr>
+          <w:p>
+            <w:pPr>
+              <w:pStyle w:val="Compact"/>
+              <w:jc w:val="left"/>
+            </w:pPr>
+            <w:hyperlink r:id="rId55">
+              <w:r>
+                <w:rPr>
+                  <w:rStyle w:val="VerbatimChar"/>
+                </w:rPr>
+                <w:t xml:space="preserve">fa35766</w:t>
+              </w:r>
+            </w:hyperlink>
+          </w:p>
+        </w:tc>
+        <w:tc>
+          <w:tcPr>
+            <w:tcW w:type="dxa" w:w="7856"/>
+          </w:tcPr>
+          <w:p>
+            <w:pPr>
+              <w:pStyle w:val="Compact"/>
+              <w:jc w:val="left"/>
+            </w:pPr>
+            <w:r>
+              <w:t xml:space="preserve">ODK's documented native audit log detected and parsed</w:t>
+            </w:r>
+          </w:p>
+        </w:tc>
+      </w:tr>
+      <w:tr>
+        <w:tc>
+          <w:tcPr>
+            <w:tcW w:type="dxa" w:w="1170"/>
+          </w:tcPr>
+          <w:p>
+            <w:pPr>
+              <w:pStyle w:val="Compact"/>
+              <w:jc w:val="left"/>
+            </w:pPr>
+            <w:hyperlink r:id="rId56">
+              <w:r>
+                <w:rPr>
+                  <w:rStyle w:val="VerbatimChar"/>
+                </w:rPr>
+                <w:t xml:space="preserve">4f62574</w:t>
+              </w:r>
+            </w:hyperlink>
+          </w:p>
+        </w:tc>
+        <w:tc>
+          <w:tcPr>
+            <w:tcW w:type="dxa" w:w="7856"/>
+          </w:tcPr>
+          <w:p>
+            <w:pPr>
+              <w:pStyle w:val="Compact"/>
+              <w:jc w:val="left"/>
+            </w:pPr>
+            <w:r>
+              <w:t xml:space="preserve">Word and PDF deliverables rebuilt with measured page numbers for the resubmission</w:t>
+            </w:r>
+          </w:p>
+        </w:tc>
+      </w:tr>
+      <w:tr>
+        <w:tc>
+          <w:tcPr>
+            <w:tcW w:type="dxa" w:w="1170"/>
+          </w:tcPr>
+          <w:p>
+            <w:pPr>
+              <w:pStyle w:val="Compact"/>
+              <w:jc w:val="left"/>
+            </w:pPr>
+            <w:hyperlink r:id="rId58">
+              <w:r>
+                <w:rPr>
+                  <w:rStyle w:val="VerbatimChar"/>
+                </w:rPr>
+                <w:t xml:space="preserve">c71fbb6</w:t>
+              </w:r>
+            </w:hyperlink>
+          </w:p>
+        </w:tc>
+        <w:tc>
+          <w:tcPr>
+            <w:tcW w:type="dxa" w:w="7856"/>
+          </w:tcPr>
+          <w:p>
+            <w:pPr>
+              <w:pStyle w:val="Compact"/>
+              <w:jc w:val="left"/>
+            </w:pPr>
+            <w:r>
+              <w:rPr>
+                <w:rStyle w:val="VerbatimChar"/>
+              </w:rPr>
+              <w:t xml:space="preserve">python-docx</w:t>
+            </w:r>
+            <w:r>
+              <w:t xml:space="preserve"> </w:t>
+            </w:r>
+            <w:r>
+              <w:t xml:space="preserve">and</w:t>
+            </w:r>
+            <w:r>
+              <w:t xml:space="preserve"> </w:t>
+            </w:r>
+            <w:r>
+              <w:rPr>
+                <w:rStyle w:val="VerbatimChar"/>
+              </w:rPr>
+              <w:t xml:space="preserve">pdfplumber</w:t>
+            </w:r>
+            <w:r>
+              <w:t xml:space="preserve"> </w:t>
+            </w:r>
+            <w:r>
+              <w:t xml:space="preserve">pinned, so all of Appendix D runs from a clean environment</w:t>
+            </w:r>
+          </w:p>
+        </w:tc>
+      </w:tr>
+      <w:tr>
+        <w:tc>
+          <w:tcPr>
+            <w:tcW w:type="dxa" w:w="1170"/>
+          </w:tcPr>
+          <w:p>
+            <w:pPr>
+              <w:pStyle w:val="Compact"/>
+              <w:jc w:val="left"/>
+            </w:pPr>
+            <w:hyperlink r:id="rId59">
+              <w:r>
+                <w:rPr>
+                  <w:rStyle w:val="VerbatimChar"/>
+                </w:rPr>
+                <w:t xml:space="preserve">349e715</w:t>
+              </w:r>
+            </w:hyperlink>
+          </w:p>
+        </w:tc>
+        <w:tc>
+          <w:tcPr>
+            <w:tcW w:type="dxa" w:w="7856"/>
+          </w:tcPr>
+          <w:p>
+            <w:pPr>
+              <w:pStyle w:val="Compact"/>
+              <w:jc w:val="left"/>
+            </w:pPr>
+            <w:r>
+              <w:t xml:space="preserve">Entropy fence on</w:t>
+            </w:r>
+            <w:r>
+              <w:t xml:space="preserve"> </w:t>
+            </w:r>
+            <w:r>
+              <w:rPr>
+                <w:rStyle w:val="VerbatimChar"/>
+              </w:rPr>
+              <w:t xml:space="preserve">main</w:t>
+            </w:r>
+            <w:r>
+              <w:t xml:space="preserve"> </w:t>
+            </w:r>
+            <w:r>
+              <w:t xml:space="preserve">as an option that is off by default</w:t>
+            </w:r>
+          </w:p>
+        </w:tc>
+      </w:tr>
+      <w:tr>
+        <w:tc>
+          <w:tcPr>
+            <w:tcW w:type="dxa" w:w="1170"/>
+          </w:tcPr>
+          <w:p>
+            <w:pPr>
+              <w:pStyle w:val="Compact"/>
+              <w:jc w:val="left"/>
+            </w:pPr>
+            <w:hyperlink r:id="rId60">
+              <w:r>
+                <w:rPr>
+                  <w:rStyle w:val="VerbatimChar"/>
+                </w:rPr>
+                <w:t xml:space="preserve">e7d4fbb</w:t>
+              </w:r>
+            </w:hyperlink>
+          </w:p>
+        </w:tc>
+        <w:tc>
+          <w:tcPr>
+            <w:tcW w:type="dxa" w:w="7856"/>
+          </w:tcPr>
+          <w:p>
+            <w:pPr>
+              <w:pStyle w:val="Compact"/>
+              <w:jc w:val="left"/>
+            </w:pPr>
+            <w:r>
+              <w:t xml:space="preserve">Prevalence envelope measured to ninety percent</w:t>
+            </w:r>
+          </w:p>
+        </w:tc>
+      </w:tr>
+      <w:tr>
+        <w:tc>
+          <w:tcPr>
+            <w:tcW w:type="dxa" w:w="1170"/>
+          </w:tcPr>
+          <w:p>
+            <w:pPr>
+              <w:pStyle w:val="Compact"/>
+              <w:jc w:val="left"/>
+            </w:pPr>
+            <w:hyperlink r:id="rId61">
+              <w:r>
+                <w:rPr>
+                  <w:rStyle w:val="VerbatimChar"/>
+                </w:rPr>
+                <w:t xml:space="preserve">39cdcc9</w:t>
+              </w:r>
+            </w:hyperlink>
+          </w:p>
+        </w:tc>
+        <w:tc>
+          <w:tcPr>
+            <w:tcW w:type="dxa" w:w="7856"/>
+          </w:tcPr>
+          <w:p>
+            <w:pPr>
+              <w:pStyle w:val="Compact"/>
+              <w:jc w:val="left"/>
+            </w:pPr>
+            <w:r>
+              <w:t xml:space="preserve">Envelope stated as a limitation and every reference rechecked; the commit tagged</w:t>
+            </w:r>
+            <w:r>
+              <w:t xml:space="preserve"> </w:t>
+            </w:r>
+            <w:r>
+              <w:rPr>
+                <w:rStyle w:val="VerbatimChar"/>
+              </w:rPr>
+              <w:t xml:space="preserve">v-final-release</w:t>
             </w:r>
           </w:p>
         </w:tc>
@@ -3606,11 +3974,12 @@
         <w:t xml:space="preserve">Links resolve for anyone with access to the repository. To confirm a single point live, open the commits page and read the message and changed files for the hash named above.</w:t>
       </w:r>
     </w:p>
-    <w:bookmarkEnd w:id="75"/>
+    <w:bookmarkEnd w:id="81"/>
     <w:sectPr>
       <w:footnotePr>
         <w:numRestart w:val="eachSect"/>
       </w:footnotePr>
+      <w:pgSz w:w="11906" w:h="16838"/>
     </w:sectPr>
   </w:body>
 </w:document>
